--- a/docs/ВКр магистр/13.04...2026_ИЭФ_ЭМС-271_Горбачева_С_З.docx
+++ b/docs/ВКр магистр/13.04...2026_ИЭФ_ЭМС-271_Горбачева_С_З.docx
@@ -691,7 +691,58 @@
                 <w:sz w:val="14"/>
                 <w:lang w:eastAsia="ru-RU"/>
               </w:rPr>
-              <w:t xml:space="preserve">        (ФИО)                                   (подпись)</w:t>
+              <w:t xml:space="preserve">        (</w:t>
+            </w:r>
+            <w:proofErr w:type="gramStart"/>
+            <w:r>
+              <w:rPr>
+                <w:rFonts w:ascii="Times New Roman" w:eastAsia="Times New Roman" w:hAnsi="Times New Roman" w:cs="Times New Roman"/>
+                <w:b/>
+                <w:sz w:val="14"/>
+                <w:lang w:eastAsia="ru-RU"/>
+              </w:rPr>
+              <w:t xml:space="preserve">ФИО)   </w:t>
+            </w:r>
+            <w:proofErr w:type="gramEnd"/>
+            <w:r>
+              <w:rPr>
+                <w:rFonts w:ascii="Times New Roman" w:eastAsia="Times New Roman" w:hAnsi="Times New Roman" w:cs="Times New Roman"/>
+                <w:b/>
+                <w:sz w:val="14"/>
+                <w:lang w:eastAsia="ru-RU"/>
+              </w:rPr>
+              <w:t xml:space="preserve">                             </w:t>
+            </w:r>
+            <w:proofErr w:type="gramStart"/>
+            <w:r>
+              <w:rPr>
+                <w:rFonts w:ascii="Times New Roman" w:eastAsia="Times New Roman" w:hAnsi="Times New Roman" w:cs="Times New Roman"/>
+                <w:b/>
+                <w:sz w:val="14"/>
+                <w:lang w:eastAsia="ru-RU"/>
+              </w:rPr>
+              <w:t xml:space="preserve">   (</w:t>
+            </w:r>
+            <w:proofErr w:type="spellStart"/>
+            <w:proofErr w:type="gramEnd"/>
+            <w:r>
+              <w:rPr>
+                <w:rFonts w:ascii="Times New Roman" w:eastAsia="Times New Roman" w:hAnsi="Times New Roman" w:cs="Times New Roman"/>
+                <w:b/>
+                <w:sz w:val="14"/>
+                <w:lang w:eastAsia="ru-RU"/>
+              </w:rPr>
+              <w:t>подпись</w:t>
+            </w:r>
+            <w:proofErr w:type="spellEnd"/>
+            <w:r>
+              <w:rPr>
+                <w:rFonts w:ascii="Times New Roman" w:eastAsia="Times New Roman" w:hAnsi="Times New Roman" w:cs="Times New Roman"/>
+                <w:b/>
+                <w:sz w:val="14"/>
+                <w:lang w:eastAsia="ru-RU"/>
+              </w:rPr>
+              <w:t>)</w:t>
             </w:r>
           </w:p>
           <w:p>
@@ -987,7 +1038,58 @@
                 <w:sz w:val="14"/>
                 <w:lang w:eastAsia="ru-RU"/>
               </w:rPr>
-              <w:t xml:space="preserve">        (ФИО)                                   (подпись)</w:t>
+              <w:t xml:space="preserve">        (</w:t>
+            </w:r>
+            <w:proofErr w:type="gramStart"/>
+            <w:r>
+              <w:rPr>
+                <w:rFonts w:ascii="Times New Roman" w:eastAsia="Times New Roman" w:hAnsi="Times New Roman" w:cs="Times New Roman"/>
+                <w:b/>
+                <w:sz w:val="14"/>
+                <w:lang w:eastAsia="ru-RU"/>
+              </w:rPr>
+              <w:t xml:space="preserve">ФИО)   </w:t>
+            </w:r>
+            <w:proofErr w:type="gramEnd"/>
+            <w:r>
+              <w:rPr>
+                <w:rFonts w:ascii="Times New Roman" w:eastAsia="Times New Roman" w:hAnsi="Times New Roman" w:cs="Times New Roman"/>
+                <w:b/>
+                <w:sz w:val="14"/>
+                <w:lang w:eastAsia="ru-RU"/>
+              </w:rPr>
+              <w:t xml:space="preserve">                             </w:t>
+            </w:r>
+            <w:proofErr w:type="gramStart"/>
+            <w:r>
+              <w:rPr>
+                <w:rFonts w:ascii="Times New Roman" w:eastAsia="Times New Roman" w:hAnsi="Times New Roman" w:cs="Times New Roman"/>
+                <w:b/>
+                <w:sz w:val="14"/>
+                <w:lang w:eastAsia="ru-RU"/>
+              </w:rPr>
+              <w:t xml:space="preserve">   (</w:t>
+            </w:r>
+            <w:proofErr w:type="spellStart"/>
+            <w:proofErr w:type="gramEnd"/>
+            <w:r>
+              <w:rPr>
+                <w:rFonts w:ascii="Times New Roman" w:eastAsia="Times New Roman" w:hAnsi="Times New Roman" w:cs="Times New Roman"/>
+                <w:b/>
+                <w:sz w:val="14"/>
+                <w:lang w:eastAsia="ru-RU"/>
+              </w:rPr>
+              <w:t>подпись</w:t>
+            </w:r>
+            <w:proofErr w:type="spellEnd"/>
+            <w:r>
+              <w:rPr>
+                <w:rFonts w:ascii="Times New Roman" w:eastAsia="Times New Roman" w:hAnsi="Times New Roman" w:cs="Times New Roman"/>
+                <w:b/>
+                <w:sz w:val="14"/>
+                <w:lang w:eastAsia="ru-RU"/>
+              </w:rPr>
+              <w:t>)</w:t>
             </w:r>
           </w:p>
           <w:p>
@@ -1167,29 +1269,7 @@
           <w:szCs w:val="48"/>
           <w:lang w:eastAsia="ru-RU"/>
         </w:rPr>
-        <w:t>МАГИСТЕРСКАЯ</w:t>
-      </w:r>
-      <w:r>
-        <w:rPr>
-          <w:rFonts w:ascii="Times New Roman" w:eastAsia="Times New Roman" w:hAnsi="Times New Roman" w:cs="Times New Roman"/>
-          <w:b/>
-          <w:bCs/>
-          <w:sz w:val="48"/>
-          <w:szCs w:val="48"/>
-          <w:lang w:eastAsia="ru-RU"/>
-        </w:rPr>
-        <w:t xml:space="preserve"> </w:t>
-      </w:r>
-      <w:r>
-        <w:rPr>
-          <w:rFonts w:ascii="Times New Roman" w:eastAsia="Times New Roman" w:hAnsi="Times New Roman" w:cs="Times New Roman"/>
-          <w:b/>
-          <w:bCs/>
-          <w:sz w:val="48"/>
-          <w:szCs w:val="48"/>
-          <w:lang w:eastAsia="ru-RU"/>
-        </w:rPr>
-        <w:t>ДИССЕРТАЦИЯ</w:t>
+        <w:t>МАГИСТЕРСКАЯ ДИССЕРТАЦИЯ</w:t>
       </w:r>
     </w:p>
     <w:tbl>
@@ -1576,6 +1656,7 @@
                 <w:lang w:val="ru-RU"/>
               </w:rPr>
             </w:pPr>
+            <w:proofErr w:type="spellStart"/>
             <w:r>
               <w:rPr>
                 <w:rFonts w:ascii="Times New Roman" w:hAnsi="Times New Roman" w:cs="Times New Roman"/>
@@ -1585,6 +1666,7 @@
               </w:rPr>
               <w:t>Обучающийся</w:t>
             </w:r>
+            <w:proofErr w:type="spellEnd"/>
           </w:p>
         </w:tc>
         <w:tc>
@@ -1673,7 +1755,27 @@
                 <w:sz w:val="24"/>
                 <w:szCs w:val="24"/>
               </w:rPr>
-              <w:t>(Горбачева С.З)</w:t>
+              <w:t>(</w:t>
+            </w:r>
+            <w:proofErr w:type="spellStart"/>
+            <w:r>
+              <w:rPr>
+                <w:rFonts w:ascii="Times New Roman" w:hAnsi="Times New Roman" w:cs="Times New Roman"/>
+                <w:b/>
+                <w:sz w:val="24"/>
+                <w:szCs w:val="24"/>
+              </w:rPr>
+              <w:t>Горбачева</w:t>
+            </w:r>
+            <w:proofErr w:type="spellEnd"/>
+            <w:r>
+              <w:rPr>
+                <w:rFonts w:ascii="Times New Roman" w:hAnsi="Times New Roman" w:cs="Times New Roman"/>
+                <w:b/>
+                <w:sz w:val="24"/>
+                <w:szCs w:val="24"/>
+              </w:rPr>
+              <w:t xml:space="preserve"> С.З)</w:t>
             </w:r>
           </w:p>
         </w:tc>
@@ -1697,6 +1799,7 @@
                 <w:szCs w:val="24"/>
               </w:rPr>
             </w:pPr>
+            <w:proofErr w:type="spellStart"/>
             <w:r>
               <w:rPr>
                 <w:rFonts w:ascii="Times New Roman" w:hAnsi="Times New Roman" w:cs="Times New Roman"/>
@@ -1704,8 +1807,29 @@
                 <w:sz w:val="24"/>
                 <w:szCs w:val="24"/>
               </w:rPr>
-              <w:t>Научный руководитель</w:t>
-            </w:r>
+              <w:t>Научный</w:t>
+            </w:r>
+            <w:proofErr w:type="spellEnd"/>
+            <w:r>
+              <w:rPr>
+                <w:rFonts w:ascii="Times New Roman" w:hAnsi="Times New Roman" w:cs="Times New Roman"/>
+                <w:b/>
+                <w:sz w:val="24"/>
+                <w:szCs w:val="24"/>
+              </w:rPr>
+              <w:t xml:space="preserve"> </w:t>
+            </w:r>
+            <w:proofErr w:type="spellStart"/>
+            <w:r>
+              <w:rPr>
+                <w:rFonts w:ascii="Times New Roman" w:hAnsi="Times New Roman" w:cs="Times New Roman"/>
+                <w:b/>
+                <w:sz w:val="24"/>
+                <w:szCs w:val="24"/>
+              </w:rPr>
+              <w:t>руководитель</w:t>
+            </w:r>
+            <w:proofErr w:type="spellEnd"/>
           </w:p>
         </w:tc>
         <w:tc>
@@ -1735,7 +1859,29 @@
                 <w:sz w:val="24"/>
                 <w:szCs w:val="24"/>
               </w:rPr>
-              <w:t xml:space="preserve">(Медникова О.В.)  </w:t>
+              <w:t>(</w:t>
+            </w:r>
+            <w:proofErr w:type="spellStart"/>
+            <w:r>
+              <w:rPr>
+                <w:rFonts w:ascii="Times New Roman" w:hAnsi="Times New Roman" w:cs="Times New Roman"/>
+                <w:b/>
+                <w:kern w:val="2"/>
+                <w:sz w:val="24"/>
+                <w:szCs w:val="24"/>
+              </w:rPr>
+              <w:t>Медникова</w:t>
+            </w:r>
+            <w:proofErr w:type="spellEnd"/>
+            <w:r>
+              <w:rPr>
+                <w:rFonts w:ascii="Times New Roman" w:hAnsi="Times New Roman" w:cs="Times New Roman"/>
+                <w:b/>
+                <w:kern w:val="2"/>
+                <w:sz w:val="24"/>
+                <w:szCs w:val="24"/>
+              </w:rPr>
+              <w:t xml:space="preserve"> О.В.)  </w:t>
             </w:r>
           </w:p>
         </w:tc>
@@ -1839,9 +1985,10 @@
     <w:sdt>
       <w:sdtPr>
         <w:rPr>
-          <w:rFonts w:eastAsiaTheme="minorHAnsi"/>
+          <w:rFonts w:asciiTheme="minorHAnsi" w:eastAsiaTheme="minorHAnsi" w:hAnsiTheme="minorHAnsi" w:cstheme="minorBidi"/>
           <w:b w:val="0"/>
           <w:bCs w:val="0"/>
+          <w:sz w:val="22"/>
           <w:szCs w:val="28"/>
           <w:lang w:eastAsia="en-US"/>
         </w:rPr>
@@ -1851,12 +1998,6 @@
           <w:docPartUnique/>
         </w:docPartObj>
       </w:sdtPr>
-      <w:sdtEndPr>
-        <w:rPr>
-          <w:rFonts w:asciiTheme="minorHAnsi" w:hAnsiTheme="minorHAnsi" w:cstheme="minorBidi"/>
-          <w:sz w:val="22"/>
-        </w:rPr>
-      </w:sdtEndPr>
       <w:sdtContent>
         <w:p>
           <w:pPr>
@@ -5057,19 +5198,35 @@
         <w:t xml:space="preserve">» </w:t>
       </w:r>
       <w:r>
-        <w:t>был впервые введён американским психиатром Г. Фр</w:t>
+        <w:t xml:space="preserve">был впервые введён американским психиатром Г. </w:t>
+      </w:r>
+      <w:proofErr w:type="spellStart"/>
+      <w:r>
+        <w:t>Фр</w:t>
       </w:r>
       <w:r>
         <w:t>о</w:t>
       </w:r>
       <w:r>
-        <w:t>йденбергером в 1974 году. Исследователь использовал данное понятие для описания состояния эмоционального и физического истощения, которое он наблюдал у сотрудников альтернативных медицинских учреждений — волонтёров и социальных работников, длительное время оказывавших помощь людям в кризисных ситуациях. Фр</w:t>
+        <w:t>йденбергером</w:t>
+      </w:r>
+      <w:proofErr w:type="spellEnd"/>
+      <w:r>
+        <w:t xml:space="preserve"> в 1974 году. Исследователь использовал данное понятие для описания состояния эмоционального и физического истощения, которое он наблюдал у сотрудников альтернативных медицинских учреждений — волонтёров и социальных работников, длительное время оказывавших помощь людям в кризисных ситуациях. </w:t>
+      </w:r>
+      <w:proofErr w:type="spellStart"/>
+      <w:r>
+        <w:t>Фр</w:t>
       </w:r>
       <w:r>
         <w:t>о</w:t>
       </w:r>
       <w:r>
-        <w:t>йденбергер определил выгорание как «</w:t>
+        <w:t>йденбергер</w:t>
+      </w:r>
+      <w:proofErr w:type="spellEnd"/>
+      <w:r>
+        <w:t xml:space="preserve"> определил выгорание как «</w:t>
       </w:r>
       <w:r>
         <w:t>угасание мотивации или стимула, особенно когда преданность делу не приводит к желаемым результатам</w:t>
@@ -5086,25 +5243,46 @@
         <w:pStyle w:val="11"/>
       </w:pPr>
       <w:r>
-        <w:t>Параллельно с Фр</w:t>
+        <w:t xml:space="preserve">Параллельно с </w:t>
+      </w:r>
+      <w:proofErr w:type="spellStart"/>
+      <w:r>
+        <w:t>Фр</w:t>
       </w:r>
       <w:r>
         <w:t>о</w:t>
       </w:r>
       <w:r>
-        <w:t xml:space="preserve">йденбергером значительный вклад в </w:t>
+        <w:t>йденбергером</w:t>
+      </w:r>
+      <w:proofErr w:type="spellEnd"/>
+      <w:r>
+        <w:t xml:space="preserve"> значительный вклад в </w:t>
       </w:r>
       <w:r>
         <w:t xml:space="preserve">описание </w:t>
       </w:r>
       <w:r>
-        <w:t xml:space="preserve">выгорания внесла К. Маслач, которая в конце 1970-х годов </w:t>
+        <w:t xml:space="preserve">выгорания внесла К. </w:t>
+      </w:r>
+      <w:proofErr w:type="spellStart"/>
+      <w:r>
+        <w:t>Маслач</w:t>
+      </w:r>
+      <w:proofErr w:type="spellEnd"/>
+      <w:r>
+        <w:t xml:space="preserve">, которая в конце 1970-х годов </w:t>
       </w:r>
       <w:r>
         <w:t xml:space="preserve">совместно с </w:t>
       </w:r>
-      <w:r>
-        <w:t xml:space="preserve">С. Джексон разработала трёхкомпонентную модель, ставшую впоследствии наиболее влиятельной в данной области. Согласно </w:t>
+      <w:proofErr w:type="spellStart"/>
+      <w:r>
+        <w:t>С</w:t>
+      </w:r>
+      <w:proofErr w:type="spellEnd"/>
+      <w:r>
+        <w:t xml:space="preserve">. Джексон разработала трёхкомпонентную модель, ставшую впоследствии наиболее влиятельной в данной области. Согласно </w:t>
       </w:r>
       <w:r>
         <w:t>данной модели,</w:t>
@@ -5556,6 +5734,7 @@
       <w:r>
         <w:t> </w:t>
       </w:r>
+      <w:proofErr w:type="spellStart"/>
       <w:r>
         <w:rPr>
           <w:i/>
@@ -5563,6 +5742,7 @@
         </w:rPr>
         <w:t>резистенция</w:t>
       </w:r>
+      <w:proofErr w:type="spellEnd"/>
       <w:r>
         <w:t xml:space="preserve"> (сопротивление) </w:t>
       </w:r>
@@ -5733,7 +5913,23 @@
         <w:pStyle w:val="11"/>
       </w:pPr>
       <w:r>
-        <w:t xml:space="preserve">Наиболее широко используемым инструментом диагностики выгорания в мировой практике является опросник выгорания К. Маслач (MBI), разработанный К. Маслач и С. Джексон в 1981 году. Данная методика базируется на трёхкомпонентной модели выгорания и позволяет оценить выраженность эмоционального истощения, деперсонализации и редукции персональных достижений. Опросник существует в нескольких версиях, адаптированных для различных профессиональных групп: </w:t>
+        <w:t xml:space="preserve">Наиболее широко используемым инструментом диагностики выгорания в мировой практике является опросник выгорания К. </w:t>
+      </w:r>
+      <w:proofErr w:type="spellStart"/>
+      <w:r>
+        <w:t>Маслач</w:t>
+      </w:r>
+      <w:proofErr w:type="spellEnd"/>
+      <w:r>
+        <w:t xml:space="preserve"> (MBI), разработанный К. </w:t>
+      </w:r>
+      <w:proofErr w:type="spellStart"/>
+      <w:r>
+        <w:t>Маслач</w:t>
+      </w:r>
+      <w:proofErr w:type="spellEnd"/>
+      <w:r>
+        <w:t xml:space="preserve"> и С. Джексон в 1981 году. Данная методика базируется на трёхкомпонентной модели выгорания и позволяет оценить выраженность эмоционального истощения, деперсонализации и редукции персональных достижений. Опросник существует в нескольких версиях, адаптированных для различных профессиональных групп: </w:t>
       </w:r>
     </w:p>
     <w:p>
@@ -5813,10 +6009,7 @@
         <w:pStyle w:val="11"/>
       </w:pPr>
       <w:r>
-        <w:t>- </w:t>
-      </w:r>
-      <w:r>
-        <w:t>в</w:t>
+        <w:t>- в</w:t>
       </w:r>
       <w:r>
         <w:t>ысокая валидность и надёжность MBI, подтверждённая многочисленными исследованиями, обусловили его статус «золотого стандарта» в диагностике выгорания.</w:t>
@@ -5827,7 +6020,15 @@
         <w:pStyle w:val="11"/>
       </w:pPr>
       <w:r>
-        <w:t xml:space="preserve">Альтернативным инструментом выступает Ольденбургский опросник выгорания (OLBI), разработанный Е. Демерути и коллегами. В отличие от MBI, данная методика </w:t>
+        <w:t xml:space="preserve">Альтернативным инструментом выступает Ольденбургский опросник выгорания (OLBI), разработанный Е. </w:t>
+      </w:r>
+      <w:proofErr w:type="spellStart"/>
+      <w:r>
+        <w:t>Демерути</w:t>
+      </w:r>
+      <w:proofErr w:type="spellEnd"/>
+      <w:r>
+        <w:t xml:space="preserve"> и коллегами. В отличие от MBI, данная методика </w:t>
       </w:r>
       <w:r>
         <w:t>предназначен</w:t>
@@ -5871,7 +6072,15 @@
         <w:pStyle w:val="11"/>
       </w:pPr>
       <w:r>
-        <w:t xml:space="preserve">В последние годы растёт интерес к Шкале оценки выгорания (BAT), разработанной В. Шауфели и коллегами на основе обновлённой концепции выгорания. BAT измеряет четыре основных симптома (истощение, психическую дистанцированность, когнитивные и эмоциональные нарушения) и два вторичных (психологические и психосоматические жалобы), что обеспечивает более </w:t>
+        <w:t xml:space="preserve">В последние годы растёт интерес к Шкале оценки выгорания (BAT), разработанной В. </w:t>
+      </w:r>
+      <w:proofErr w:type="spellStart"/>
+      <w:r>
+        <w:t>Шауфели</w:t>
+      </w:r>
+      <w:proofErr w:type="spellEnd"/>
+      <w:r>
+        <w:t xml:space="preserve"> и коллегами на основе обновлённой концепции выгорания. BAT измеряет четыре основных симптома (истощение, психическую дистанцированность, когнитивные и эмоциональные нарушения) и два вторичных (психологические и психосоматические жалобы), что обеспечивает более </w:t>
       </w:r>
       <w:r>
         <w:t>разграниченную</w:t>
@@ -5911,7 +6120,15 @@
         <w:pStyle w:val="11"/>
       </w:pPr>
       <w:r>
-        <w:t> В российской психологической практике широкое распространение получила методика диагностики уровня эмоционального выгорания В.В. Бойко, основанная на авторской концепции выгорания как механизма психологической защиты. Опросник включает 84 вопроса и позволяет оценить сформированность трёх фаз выгорания (напряжение, резистенция, истощение), а также выраженность двенадцати симптомов, входящих в структуру каждой фазы. К преимуществам методики относится её детальность и возможность качественного анализа профиля выгорания, что позволяет определить не только общий уровень синдрома, но и специфику его проявления у конкретного индивида</w:t>
+        <w:t xml:space="preserve"> В российской психологической практике широкое распространение получила методика диагностики уровня эмоционального выгорания В.В. Бойко, основанная на авторской концепции выгорания как механизма психологической защиты. Опросник включает 84 вопроса и позволяет оценить сформированность трёх фаз выгорания (напряжение, </w:t>
+      </w:r>
+      <w:proofErr w:type="spellStart"/>
+      <w:r>
+        <w:t>резистенция</w:t>
+      </w:r>
+      <w:proofErr w:type="spellEnd"/>
+      <w:r>
+        <w:t>, истощение), а также выраженность двенадцати симптомов, входящих в структуру каждой фазы. К преимуществам методики относится её детальность и возможность качественного анализа профиля выгорания, что позволяет определить не только общий уровень синдрома, но и специфику его проявления у конкретного индивида</w:t>
       </w:r>
       <w:r>
         <w:t>.</w:t>
@@ -6028,8 +6245,17 @@
           <w:i/>
           <w:iCs/>
         </w:rPr>
-        <w:t>Полисомнография и актиграфия</w:t>
-      </w:r>
+        <w:t xml:space="preserve">Полисомнография и </w:t>
+      </w:r>
+      <w:proofErr w:type="spellStart"/>
+      <w:r>
+        <w:rPr>
+          <w:i/>
+          <w:iCs/>
+        </w:rPr>
+        <w:t>актиграфия</w:t>
+      </w:r>
+      <w:proofErr w:type="spellEnd"/>
       <w:r>
         <w:t> используются для объективной оценки качества сна, нарушения которого являются ранним признаком развивающегося выгорания. Фиксируются такие параметры, как латентность засыпания, количество пробуждений, структура сна.</w:t>
       </w:r>
@@ -7600,7 +7826,25 @@
                 <w:sz w:val="28"/>
                 <w:szCs w:val="28"/>
               </w:rPr>
-              <w:t>Быстрорастущее направление через официальный сайт компании, мобильное приложение и другие цифровые платформы. Через этот канал активно продаются стандартизированные продукты, такие как е-осаго, полисы страхования имущества, путешествий и другие онлайн-полисы.</w:t>
+              <w:t>Быстрорастущее направление через официальный сайт компании, мобильное приложение и другие цифровые платформы. Через этот канал активно продаются стандартизированные продукты, такие как е-</w:t>
+            </w:r>
+            <w:proofErr w:type="spellStart"/>
+            <w:r>
+              <w:rPr>
+                <w:rFonts w:ascii="Times New Roman" w:hAnsi="Times New Roman" w:cs="Times New Roman"/>
+                <w:sz w:val="28"/>
+                <w:szCs w:val="28"/>
+              </w:rPr>
+              <w:t>осаго</w:t>
+            </w:r>
+            <w:proofErr w:type="spellEnd"/>
+            <w:r>
+              <w:rPr>
+                <w:rFonts w:ascii="Times New Roman" w:hAnsi="Times New Roman" w:cs="Times New Roman"/>
+                <w:sz w:val="28"/>
+                <w:szCs w:val="28"/>
+              </w:rPr>
+              <w:t>, полисы страхования имущества, путешествий и другие онлайн-полисы.</w:t>
             </w:r>
           </w:p>
         </w:tc>
@@ -7944,7 +8188,13 @@
         <w:pStyle w:val="11"/>
       </w:pPr>
       <w:r>
-        <w:t>Компания исторически обладает одной из самых разветвлённых филиальных сетей среди страховых компаний России: количество точек продаж насчитывает более 1,5 тыс. офисов, расположенных в каждом регионе по всей территории страны. А в штате предприятия трудится более 50 тыс. специалистов в области страхования и профильных агентов. Такая разветвлённая сеть позволяет компании обслуживать клиентов даже в отдалённых населённых пунктах, что является одним из ключевых конкурентных преимуществ.</w:t>
+        <w:t xml:space="preserve">Компания исторически обладает одной из самых разветвлённых филиальных сетей среди страховых компаний России: количество точек продаж насчитывает более 1,5 тыс. офисов, расположенных в каждом регионе по всей территории страны. А в штате предприятия трудится более </w:t>
+      </w:r>
+      <w:r>
+        <w:t>4</w:t>
+      </w:r>
+      <w:r>
+        <w:t>0 тыс. специалистов в области страхования и профильных агентов. Такая разветвлённая сеть позволяет компании обслуживать клиентов даже в отдалённых населённых пунктах, что является одним из ключевых конкурентных преимуществ.</w:t>
       </w:r>
     </w:p>
     <w:p>
@@ -9064,13 +9314,23 @@
         </w:rPr>
         <w:t xml:space="preserve"> 7 место по объему собранных страховых премий в сегменте </w:t>
       </w:r>
+      <w:proofErr w:type="spellStart"/>
       <w:r>
         <w:rPr>
           <w:rFonts w:ascii="Times New Roman" w:eastAsia="Times New Roman" w:hAnsi="Times New Roman" w:cs="Times New Roman"/>
           <w:sz w:val="28"/>
           <w:szCs w:val="28"/>
         </w:rPr>
-        <w:t>non-life, и её доля составила 5,1%</w:t>
+        <w:t>non-life</w:t>
+      </w:r>
+      <w:proofErr w:type="spellEnd"/>
+      <w:r>
+        <w:rPr>
+          <w:rFonts w:ascii="Times New Roman" w:eastAsia="Times New Roman" w:hAnsi="Times New Roman" w:cs="Times New Roman"/>
+          <w:sz w:val="28"/>
+          <w:szCs w:val="28"/>
+        </w:rPr>
+        <w:t>, и её доля составила 5,1%</w:t>
       </w:r>
       <w:r>
         <w:rPr>
@@ -9211,7 +9471,15 @@
         <w:t xml:space="preserve">– </w:t>
       </w:r>
       <w:r>
-        <w:t xml:space="preserve">таких как опросник Маслач (MBI), методика диагностики профессионального выгорания В. В. Бойко или </w:t>
+        <w:t xml:space="preserve">таких как опросник </w:t>
+      </w:r>
+      <w:proofErr w:type="spellStart"/>
+      <w:r>
+        <w:t>Маслач</w:t>
+      </w:r>
+      <w:proofErr w:type="spellEnd"/>
+      <w:r>
+        <w:t xml:space="preserve"> (MBI), методика диагностики профессионального выгорания В. В. Бойко или </w:t>
       </w:r>
       <w:r>
         <w:t>других возможных тестах</w:t>
@@ -9966,7 +10234,25 @@
           <w:sz w:val="28"/>
           <w:szCs w:val="28"/>
         </w:rPr>
-        <w:t>такие как опросник Маслач (MBI) или методика В. В. Бойко</w:t>
+        <w:t xml:space="preserve">такие как опросник </w:t>
+      </w:r>
+      <w:proofErr w:type="spellStart"/>
+      <w:r>
+        <w:rPr>
+          <w:rFonts w:ascii="Times New Roman" w:eastAsia="Times New Roman" w:hAnsi="Times New Roman" w:cs="Times New Roman"/>
+          <w:sz w:val="28"/>
+          <w:szCs w:val="28"/>
+        </w:rPr>
+        <w:t>Маслач</w:t>
+      </w:r>
+      <w:proofErr w:type="spellEnd"/>
+      <w:r>
+        <w:rPr>
+          <w:rFonts w:ascii="Times New Roman" w:eastAsia="Times New Roman" w:hAnsi="Times New Roman" w:cs="Times New Roman"/>
+          <w:sz w:val="28"/>
+          <w:szCs w:val="28"/>
+        </w:rPr>
+        <w:t xml:space="preserve"> (MBI) или методика В. В. Бойко</w:t>
       </w:r>
       <w:r>
         <w:rPr>
@@ -11481,9 +11767,14 @@
         <w:t xml:space="preserve">2.2.1. </w:t>
       </w:r>
       <w:r>
-        <w:t>Выбор платформы контейнеризации и оркестрации</w:t>
+        <w:t xml:space="preserve">Выбор платформы контейнеризации и </w:t>
+      </w:r>
+      <w:proofErr w:type="spellStart"/>
+      <w:r>
+        <w:t>оркестрации</w:t>
       </w:r>
       <w:bookmarkEnd w:id="12"/>
+      <w:proofErr w:type="spellEnd"/>
     </w:p>
     <w:p/>
     <w:p>
@@ -11496,9 +11787,11 @@
       <w:r>
         <w:t xml:space="preserve"> </w:t>
       </w:r>
+      <w:proofErr w:type="spellStart"/>
       <w:r>
         <w:t>Docker</w:t>
       </w:r>
+      <w:proofErr w:type="spellEnd"/>
       <w:r>
         <w:t xml:space="preserve"> </w:t>
       </w:r>
@@ -11511,19 +11804,56 @@
         <w:pStyle w:val="ac"/>
       </w:pPr>
       <w:r>
-        <w:t>Для управления многоконтейнерным приложением используется</w:t>
+        <w:t xml:space="preserve">Для управления </w:t>
+      </w:r>
+      <w:proofErr w:type="spellStart"/>
+      <w:r>
+        <w:t>многоконтейнерным</w:t>
+      </w:r>
+      <w:proofErr w:type="spellEnd"/>
+      <w:r>
+        <w:t xml:space="preserve"> приложением используется</w:t>
       </w:r>
       <w:r>
         <w:t xml:space="preserve"> </w:t>
       </w:r>
-      <w:r>
-        <w:t xml:space="preserve">Docker Compose, позволяющий описать конфигурацию всех сервисов (в едином файле и управлять их жизненным циклом. </w:t>
+      <w:proofErr w:type="spellStart"/>
+      <w:r>
+        <w:t>Docker</w:t>
+      </w:r>
+      <w:proofErr w:type="spellEnd"/>
+      <w:r>
+        <w:t xml:space="preserve"> </w:t>
+      </w:r>
+      <w:proofErr w:type="spellStart"/>
+      <w:r>
+        <w:t>Compose</w:t>
+      </w:r>
+      <w:proofErr w:type="spellEnd"/>
+      <w:r>
+        <w:t xml:space="preserve">, позволяющий описать конфигурацию всех сервисов (в едином файле и управлять их жизненным циклом. </w:t>
       </w:r>
       <w:r>
         <w:t>В</w:t>
       </w:r>
       <w:r>
-        <w:t xml:space="preserve"> перспективе при необходимости горизонтального масштабирования возможен переход на Kubernetes для оркестрации.</w:t>
+        <w:t xml:space="preserve"> перспективе при необходимости горизонтального масштабирования возможен переход на </w:t>
+      </w:r>
+      <w:proofErr w:type="spellStart"/>
+      <w:r>
+        <w:t>Kubernetes</w:t>
+      </w:r>
+      <w:proofErr w:type="spellEnd"/>
+      <w:r>
+        <w:t xml:space="preserve"> для </w:t>
+      </w:r>
+      <w:proofErr w:type="spellStart"/>
+      <w:r>
+        <w:t>оркестрации</w:t>
+      </w:r>
+      <w:proofErr w:type="spellEnd"/>
+      <w:r>
+        <w:t>.</w:t>
       </w:r>
     </w:p>
     <w:p>
@@ -11681,6 +12011,7 @@
                 <w:szCs w:val="28"/>
               </w:rPr>
             </w:pPr>
+            <w:proofErr w:type="spellStart"/>
             <w:r>
               <w:rPr>
                 <w:rFonts w:ascii="Times New Roman" w:hAnsi="Times New Roman" w:cs="Times New Roman"/>
@@ -11689,6 +12020,7 @@
               </w:rPr>
               <w:t>python-telegram-bot</w:t>
             </w:r>
+            <w:proofErr w:type="spellEnd"/>
           </w:p>
         </w:tc>
         <w:tc>
@@ -11704,6 +12036,7 @@
                 <w:szCs w:val="28"/>
               </w:rPr>
             </w:pPr>
+            <w:proofErr w:type="spellStart"/>
             <w:r>
               <w:rPr>
                 <w:rFonts w:ascii="Times New Roman" w:hAnsi="Times New Roman" w:cs="Times New Roman"/>
@@ -11712,6 +12045,7 @@
               </w:rPr>
               <w:t>aiogram</w:t>
             </w:r>
+            <w:proofErr w:type="spellEnd"/>
           </w:p>
         </w:tc>
         <w:tc>
@@ -11727,13 +12061,41 @@
                 <w:szCs w:val="28"/>
               </w:rPr>
             </w:pPr>
-            <w:r>
-              <w:rPr>
-                <w:rFonts w:ascii="Times New Roman" w:hAnsi="Times New Roman" w:cs="Times New Roman"/>
-                <w:sz w:val="28"/>
-                <w:szCs w:val="28"/>
-              </w:rPr>
-              <w:t>pyTelegramBotAPI (telebot)</w:t>
+            <w:proofErr w:type="spellStart"/>
+            <w:r>
+              <w:rPr>
+                <w:rFonts w:ascii="Times New Roman" w:hAnsi="Times New Roman" w:cs="Times New Roman"/>
+                <w:sz w:val="28"/>
+                <w:szCs w:val="28"/>
+              </w:rPr>
+              <w:t>pyTelegramBotAPI</w:t>
+            </w:r>
+            <w:proofErr w:type="spellEnd"/>
+            <w:r>
+              <w:rPr>
+                <w:rFonts w:ascii="Times New Roman" w:hAnsi="Times New Roman" w:cs="Times New Roman"/>
+                <w:sz w:val="28"/>
+                <w:szCs w:val="28"/>
+              </w:rPr>
+              <w:t xml:space="preserve"> (</w:t>
+            </w:r>
+            <w:proofErr w:type="spellStart"/>
+            <w:r>
+              <w:rPr>
+                <w:rFonts w:ascii="Times New Roman" w:hAnsi="Times New Roman" w:cs="Times New Roman"/>
+                <w:sz w:val="28"/>
+                <w:szCs w:val="28"/>
+              </w:rPr>
+              <w:t>telebot</w:t>
+            </w:r>
+            <w:proofErr w:type="spellEnd"/>
+            <w:r>
+              <w:rPr>
+                <w:rFonts w:ascii="Times New Roman" w:hAnsi="Times New Roman" w:cs="Times New Roman"/>
+                <w:sz w:val="28"/>
+                <w:szCs w:val="28"/>
+              </w:rPr>
+              <w:t>)</w:t>
             </w:r>
           </w:p>
         </w:tc>
@@ -11804,8 +12166,36 @@
                 <w:sz w:val="28"/>
                 <w:szCs w:val="28"/>
               </w:rPr>
-              <w:t>Поддержка sync и async</w:t>
-            </w:r>
+              <w:t xml:space="preserve">Поддержка </w:t>
+            </w:r>
+            <w:proofErr w:type="spellStart"/>
+            <w:r>
+              <w:rPr>
+                <w:rFonts w:ascii="Times New Roman" w:hAnsi="Times New Roman" w:cs="Times New Roman"/>
+                <w:sz w:val="28"/>
+                <w:szCs w:val="28"/>
+              </w:rPr>
+              <w:t>sync</w:t>
+            </w:r>
+            <w:proofErr w:type="spellEnd"/>
+            <w:r>
+              <w:rPr>
+                <w:rFonts w:ascii="Times New Roman" w:hAnsi="Times New Roman" w:cs="Times New Roman"/>
+                <w:sz w:val="28"/>
+                <w:szCs w:val="28"/>
+              </w:rPr>
+              <w:t xml:space="preserve"> и </w:t>
+            </w:r>
+            <w:proofErr w:type="spellStart"/>
+            <w:r>
+              <w:rPr>
+                <w:rFonts w:ascii="Times New Roman" w:hAnsi="Times New Roman" w:cs="Times New Roman"/>
+                <w:sz w:val="28"/>
+                <w:szCs w:val="28"/>
+              </w:rPr>
+              <w:t>async</w:t>
+            </w:r>
+            <w:proofErr w:type="spellEnd"/>
           </w:p>
         </w:tc>
         <w:tc>
@@ -11827,7 +12217,25 @@
                 <w:sz w:val="28"/>
                 <w:szCs w:val="28"/>
               </w:rPr>
-              <w:t>Асинхронный (asyncio)</w:t>
+              <w:t>Асинхронный (</w:t>
+            </w:r>
+            <w:proofErr w:type="spellStart"/>
+            <w:r>
+              <w:rPr>
+                <w:rFonts w:ascii="Times New Roman" w:hAnsi="Times New Roman" w:cs="Times New Roman"/>
+                <w:sz w:val="28"/>
+                <w:szCs w:val="28"/>
+              </w:rPr>
+              <w:t>asyncio</w:t>
+            </w:r>
+            <w:proofErr w:type="spellEnd"/>
+            <w:r>
+              <w:rPr>
+                <w:rFonts w:ascii="Times New Roman" w:hAnsi="Times New Roman" w:cs="Times New Roman"/>
+                <w:sz w:val="28"/>
+                <w:szCs w:val="28"/>
+              </w:rPr>
+              <w:t>)</w:t>
             </w:r>
           </w:p>
         </w:tc>
@@ -11898,7 +12306,25 @@
                 <w:sz w:val="28"/>
                 <w:szCs w:val="28"/>
               </w:rPr>
-              <w:t>Актуальность Telegram Bot API</w:t>
+              <w:t xml:space="preserve">Актуальность Telegram </w:t>
+            </w:r>
+            <w:proofErr w:type="spellStart"/>
+            <w:r>
+              <w:rPr>
+                <w:rFonts w:ascii="Times New Roman" w:hAnsi="Times New Roman" w:cs="Times New Roman"/>
+                <w:sz w:val="28"/>
+                <w:szCs w:val="28"/>
+              </w:rPr>
+              <w:t>Bot</w:t>
+            </w:r>
+            <w:proofErr w:type="spellEnd"/>
+            <w:r>
+              <w:rPr>
+                <w:rFonts w:ascii="Times New Roman" w:hAnsi="Times New Roman" w:cs="Times New Roman"/>
+                <w:sz w:val="28"/>
+                <w:szCs w:val="28"/>
+              </w:rPr>
+              <w:t xml:space="preserve"> API</w:t>
             </w:r>
           </w:p>
         </w:tc>
@@ -12477,13 +12903,23 @@
                 <w:szCs w:val="28"/>
               </w:rPr>
             </w:pPr>
-            <w:r>
-              <w:rPr>
-                <w:rFonts w:ascii="Times New Roman" w:hAnsi="Times New Roman" w:cs="Times New Roman"/>
-                <w:sz w:val="28"/>
-                <w:szCs w:val="28"/>
-              </w:rPr>
-              <w:t>Middleware и фильтры</w:t>
+            <w:proofErr w:type="spellStart"/>
+            <w:r>
+              <w:rPr>
+                <w:rFonts w:ascii="Times New Roman" w:hAnsi="Times New Roman" w:cs="Times New Roman"/>
+                <w:sz w:val="28"/>
+                <w:szCs w:val="28"/>
+              </w:rPr>
+              <w:t>Middleware</w:t>
+            </w:r>
+            <w:proofErr w:type="spellEnd"/>
+            <w:r>
+              <w:rPr>
+                <w:rFonts w:ascii="Times New Roman" w:hAnsi="Times New Roman" w:cs="Times New Roman"/>
+                <w:sz w:val="28"/>
+                <w:szCs w:val="28"/>
+              </w:rPr>
+              <w:t xml:space="preserve"> и фильтры</w:t>
             </w:r>
           </w:p>
         </w:tc>
@@ -12577,8 +13013,13 @@
       <w:r>
         <w:t xml:space="preserve"> </w:t>
       </w:r>
-      <w:r>
-        <w:t xml:space="preserve">python-telegram-bot — </w:t>
+      <w:proofErr w:type="spellStart"/>
+      <w:r>
+        <w:t>python-telegram-bot</w:t>
+      </w:r>
+      <w:proofErr w:type="spellEnd"/>
+      <w:r>
+        <w:t xml:space="preserve"> — </w:t>
       </w:r>
       <w:r>
         <w:t xml:space="preserve">зарекомендовавшая себя </w:t>
@@ -12739,6 +13180,7 @@
                 <w:szCs w:val="28"/>
               </w:rPr>
             </w:pPr>
+            <w:proofErr w:type="spellStart"/>
             <w:r>
               <w:rPr>
                 <w:rFonts w:ascii="Times New Roman" w:hAnsi="Times New Roman" w:cs="Times New Roman"/>
@@ -12747,6 +13189,7 @@
               </w:rPr>
               <w:t>PostgreSQL</w:t>
             </w:r>
+            <w:proofErr w:type="spellEnd"/>
           </w:p>
         </w:tc>
         <w:tc>
@@ -12785,6 +13228,7 @@
                 <w:szCs w:val="28"/>
               </w:rPr>
             </w:pPr>
+            <w:proofErr w:type="spellStart"/>
             <w:r>
               <w:rPr>
                 <w:rFonts w:ascii="Times New Roman" w:hAnsi="Times New Roman" w:cs="Times New Roman"/>
@@ -12793,6 +13237,7 @@
               </w:rPr>
               <w:t>MongoDB</w:t>
             </w:r>
+            <w:proofErr w:type="spellEnd"/>
           </w:p>
         </w:tc>
         <w:tc>
@@ -12808,6 +13253,7 @@
                 <w:szCs w:val="28"/>
               </w:rPr>
             </w:pPr>
+            <w:proofErr w:type="spellStart"/>
             <w:r>
               <w:rPr>
                 <w:rFonts w:ascii="Times New Roman" w:hAnsi="Times New Roman" w:cs="Times New Roman"/>
@@ -12816,6 +13262,7 @@
               </w:rPr>
               <w:t>SQLite</w:t>
             </w:r>
+            <w:proofErr w:type="spellEnd"/>
           </w:p>
         </w:tc>
         <w:tc>
@@ -12831,6 +13278,7 @@
                 <w:szCs w:val="28"/>
               </w:rPr>
             </w:pPr>
+            <w:proofErr w:type="spellStart"/>
             <w:r>
               <w:rPr>
                 <w:rFonts w:ascii="Times New Roman" w:hAnsi="Times New Roman" w:cs="Times New Roman"/>
@@ -12839,6 +13287,7 @@
               </w:rPr>
               <w:t>Redis</w:t>
             </w:r>
+            <w:proofErr w:type="spellEnd"/>
           </w:p>
         </w:tc>
       </w:tr>
@@ -12905,13 +13354,23 @@
                 <w:szCs w:val="28"/>
               </w:rPr>
             </w:pPr>
-            <w:r>
-              <w:rPr>
-                <w:rFonts w:ascii="Times New Roman" w:hAnsi="Times New Roman" w:cs="Times New Roman"/>
-                <w:sz w:val="28"/>
-                <w:szCs w:val="28"/>
-              </w:rPr>
-              <w:t>Реляцион-ная</w:t>
+            <w:proofErr w:type="spellStart"/>
+            <w:r>
+              <w:rPr>
+                <w:rFonts w:ascii="Times New Roman" w:hAnsi="Times New Roman" w:cs="Times New Roman"/>
+                <w:sz w:val="28"/>
+                <w:szCs w:val="28"/>
+              </w:rPr>
+              <w:t>Реляцион</w:t>
+            </w:r>
+            <w:proofErr w:type="spellEnd"/>
+            <w:r>
+              <w:rPr>
+                <w:rFonts w:ascii="Times New Roman" w:hAnsi="Times New Roman" w:cs="Times New Roman"/>
+                <w:sz w:val="28"/>
+                <w:szCs w:val="28"/>
+              </w:rPr>
+              <w:t>-ная</w:t>
             </w:r>
           </w:p>
         </w:tc>
@@ -13692,13 +14151,34 @@
         <w:t xml:space="preserve">Основной СУБД </w:t>
       </w:r>
       <w:r>
-        <w:t>выбрана PostgreSQL</w:t>
-      </w:r>
+        <w:t xml:space="preserve">выбрана </w:t>
+      </w:r>
+      <w:proofErr w:type="spellStart"/>
+      <w:r>
+        <w:t>PostgreSQL</w:t>
+      </w:r>
+      <w:proofErr w:type="spellEnd"/>
       <w:r>
         <w:t xml:space="preserve"> </w:t>
       </w:r>
       <w:r>
-        <w:t>благодаря оптимальному сочетанию характеристик: надежность, производительность, поддержка сложных запросов, наличие типа JSONB для гибкого хранения результатов анализа, развитая экосистема и инструменты администрирования. PostgreSQL хорошо подходит для развертывания в Docker и широко используется в корпоративной среде.</w:t>
+        <w:t xml:space="preserve">благодаря оптимальному сочетанию характеристик: надежность, производительность, поддержка сложных запросов, наличие типа JSONB для гибкого хранения результатов анализа, развитая экосистема и инструменты администрирования. </w:t>
+      </w:r>
+      <w:proofErr w:type="spellStart"/>
+      <w:r>
+        <w:t>PostgreSQL</w:t>
+      </w:r>
+      <w:proofErr w:type="spellEnd"/>
+      <w:r>
+        <w:t xml:space="preserve"> хорошо подходит для развертывания в </w:t>
+      </w:r>
+      <w:proofErr w:type="spellStart"/>
+      <w:r>
+        <w:t>Docker</w:t>
+      </w:r>
+      <w:proofErr w:type="spellEnd"/>
+      <w:r>
+        <w:t xml:space="preserve"> и широко используется в корпоративной среде.</w:t>
       </w:r>
     </w:p>
     <w:p/>
@@ -13785,7 +14265,15 @@
         <w:t xml:space="preserve"> и</w:t>
       </w:r>
       <w:r>
-        <w:t xml:space="preserve"> множеством предобученных моделей</w:t>
+        <w:t xml:space="preserve"> множеством </w:t>
+      </w:r>
+      <w:proofErr w:type="spellStart"/>
+      <w:r>
+        <w:t>предобученных</w:t>
+      </w:r>
+      <w:proofErr w:type="spellEnd"/>
+      <w:r>
+        <w:t xml:space="preserve"> моделей</w:t>
       </w:r>
       <w:r>
         <w:t xml:space="preserve"> (табл.7)</w:t>
@@ -13892,6 +14380,7 @@
                 <w:szCs w:val="28"/>
               </w:rPr>
             </w:pPr>
+            <w:proofErr w:type="spellStart"/>
             <w:r>
               <w:rPr>
                 <w:rFonts w:ascii="Times New Roman" w:hAnsi="Times New Roman" w:cs="Times New Roman"/>
@@ -13900,6 +14389,7 @@
               </w:rPr>
               <w:t>PyTorch</w:t>
             </w:r>
+            <w:proofErr w:type="spellEnd"/>
           </w:p>
         </w:tc>
         <w:tc>
@@ -13915,6 +14405,7 @@
                 <w:szCs w:val="28"/>
               </w:rPr>
             </w:pPr>
+            <w:proofErr w:type="spellStart"/>
             <w:r>
               <w:rPr>
                 <w:rFonts w:ascii="Times New Roman" w:hAnsi="Times New Roman" w:cs="Times New Roman"/>
@@ -13923,6 +14414,7 @@
               </w:rPr>
               <w:t>TensorFlow</w:t>
             </w:r>
+            <w:proofErr w:type="spellEnd"/>
           </w:p>
         </w:tc>
         <w:tc>
@@ -13938,6 +14430,7 @@
                 <w:szCs w:val="28"/>
               </w:rPr>
             </w:pPr>
+            <w:proofErr w:type="spellStart"/>
             <w:r>
               <w:rPr>
                 <w:rFonts w:ascii="Times New Roman" w:hAnsi="Times New Roman" w:cs="Times New Roman"/>
@@ -13946,6 +14439,7 @@
               </w:rPr>
               <w:t>Scikit-learn</w:t>
             </w:r>
+            <w:proofErr w:type="spellEnd"/>
           </w:p>
         </w:tc>
       </w:tr>
@@ -14376,7 +14870,25 @@
                 <w:sz w:val="28"/>
                 <w:szCs w:val="28"/>
               </w:rPr>
-              <w:t>Превосходная (HuggingFace)</w:t>
+              <w:t>Превосходная (</w:t>
+            </w:r>
+            <w:proofErr w:type="spellStart"/>
+            <w:r>
+              <w:rPr>
+                <w:rFonts w:ascii="Times New Roman" w:hAnsi="Times New Roman" w:cs="Times New Roman"/>
+                <w:sz w:val="28"/>
+                <w:szCs w:val="28"/>
+              </w:rPr>
+              <w:t>HuggingFace</w:t>
+            </w:r>
+            <w:proofErr w:type="spellEnd"/>
+            <w:r>
+              <w:rPr>
+                <w:rFonts w:ascii="Times New Roman" w:hAnsi="Times New Roman" w:cs="Times New Roman"/>
+                <w:sz w:val="28"/>
+                <w:szCs w:val="28"/>
+              </w:rPr>
+              <w:t>)</w:t>
             </w:r>
           </w:p>
         </w:tc>
@@ -14873,7 +15385,25 @@
                 <w:sz w:val="28"/>
                 <w:szCs w:val="28"/>
               </w:rPr>
-              <w:t>Хорошее (TorchServe, ONNX)</w:t>
+              <w:t>Хорошее (</w:t>
+            </w:r>
+            <w:proofErr w:type="spellStart"/>
+            <w:r>
+              <w:rPr>
+                <w:rFonts w:ascii="Times New Roman" w:hAnsi="Times New Roman" w:cs="Times New Roman"/>
+                <w:sz w:val="28"/>
+                <w:szCs w:val="28"/>
+              </w:rPr>
+              <w:t>TorchServe</w:t>
+            </w:r>
+            <w:proofErr w:type="spellEnd"/>
+            <w:r>
+              <w:rPr>
+                <w:rFonts w:ascii="Times New Roman" w:hAnsi="Times New Roman" w:cs="Times New Roman"/>
+                <w:sz w:val="28"/>
+                <w:szCs w:val="28"/>
+              </w:rPr>
+              <w:t>, ONNX)</w:t>
             </w:r>
           </w:p>
         </w:tc>
@@ -14896,7 +15426,25 @@
                 <w:sz w:val="28"/>
                 <w:szCs w:val="28"/>
               </w:rPr>
-              <w:t>Отличное (TF Serving)</w:t>
+              <w:t xml:space="preserve">Отличное (TF </w:t>
+            </w:r>
+            <w:proofErr w:type="spellStart"/>
+            <w:r>
+              <w:rPr>
+                <w:rFonts w:ascii="Times New Roman" w:hAnsi="Times New Roman" w:cs="Times New Roman"/>
+                <w:sz w:val="28"/>
+                <w:szCs w:val="28"/>
+              </w:rPr>
+              <w:t>Serving</w:t>
+            </w:r>
+            <w:proofErr w:type="spellEnd"/>
+            <w:r>
+              <w:rPr>
+                <w:rFonts w:ascii="Times New Roman" w:hAnsi="Times New Roman" w:cs="Times New Roman"/>
+                <w:sz w:val="28"/>
+                <w:szCs w:val="28"/>
+              </w:rPr>
+              <w:t>)</w:t>
             </w:r>
           </w:p>
         </w:tc>
@@ -14967,7 +15515,25 @@
                 <w:sz w:val="28"/>
                 <w:szCs w:val="28"/>
               </w:rPr>
-              <w:t>Доступность предобученных моделей</w:t>
+              <w:t xml:space="preserve">Доступность </w:t>
+            </w:r>
+            <w:proofErr w:type="spellStart"/>
+            <w:r>
+              <w:rPr>
+                <w:rFonts w:ascii="Times New Roman" w:hAnsi="Times New Roman" w:cs="Times New Roman"/>
+                <w:sz w:val="28"/>
+                <w:szCs w:val="28"/>
+              </w:rPr>
+              <w:t>предобученных</w:t>
+            </w:r>
+            <w:proofErr w:type="spellEnd"/>
+            <w:r>
+              <w:rPr>
+                <w:rFonts w:ascii="Times New Roman" w:hAnsi="Times New Roman" w:cs="Times New Roman"/>
+                <w:sz w:val="28"/>
+                <w:szCs w:val="28"/>
+              </w:rPr>
+              <w:t xml:space="preserve"> моделей</w:t>
             </w:r>
           </w:p>
         </w:tc>
@@ -14990,7 +15556,43 @@
                 <w:sz w:val="28"/>
                 <w:szCs w:val="28"/>
               </w:rPr>
-              <w:t>Обширная (HuggingFace Hub)</w:t>
+              <w:t>Обширная (</w:t>
+            </w:r>
+            <w:proofErr w:type="spellStart"/>
+            <w:r>
+              <w:rPr>
+                <w:rFonts w:ascii="Times New Roman" w:hAnsi="Times New Roman" w:cs="Times New Roman"/>
+                <w:sz w:val="28"/>
+                <w:szCs w:val="28"/>
+              </w:rPr>
+              <w:t>HuggingFace</w:t>
+            </w:r>
+            <w:proofErr w:type="spellEnd"/>
+            <w:r>
+              <w:rPr>
+                <w:rFonts w:ascii="Times New Roman" w:hAnsi="Times New Roman" w:cs="Times New Roman"/>
+                <w:sz w:val="28"/>
+                <w:szCs w:val="28"/>
+              </w:rPr>
+              <w:t xml:space="preserve"> </w:t>
+            </w:r>
+            <w:proofErr w:type="spellStart"/>
+            <w:r>
+              <w:rPr>
+                <w:rFonts w:ascii="Times New Roman" w:hAnsi="Times New Roman" w:cs="Times New Roman"/>
+                <w:sz w:val="28"/>
+                <w:szCs w:val="28"/>
+              </w:rPr>
+              <w:t>Hub</w:t>
+            </w:r>
+            <w:proofErr w:type="spellEnd"/>
+            <w:r>
+              <w:rPr>
+                <w:rFonts w:ascii="Times New Roman" w:hAnsi="Times New Roman" w:cs="Times New Roman"/>
+                <w:sz w:val="28"/>
+                <w:szCs w:val="28"/>
+              </w:rPr>
+              <w:t>)</w:t>
             </w:r>
           </w:p>
         </w:tc>
@@ -15172,9 +15774,11 @@
       <w:r>
         <w:t xml:space="preserve"> </w:t>
       </w:r>
+      <w:proofErr w:type="spellStart"/>
       <w:r>
         <w:t>PyTorch</w:t>
       </w:r>
+      <w:proofErr w:type="spellEnd"/>
       <w:r>
         <w:t xml:space="preserve"> </w:t>
       </w:r>
@@ -15184,8 +15788,45 @@
       <w:r>
         <w:t xml:space="preserve"> </w:t>
       </w:r>
-      <w:r>
-        <w:t>Transformers от HuggingFace. PyTorch доминирует в исследовательском сообществе NLP и предоставляет наиболее удобный интерфейс для работы с современными языковыми моделями. Библиотека Transformers предоставляет унифицированный доступ к тысячам предобученных моделей, включая русскоязычные варианты, что критично для данного проекта.</w:t>
+      <w:proofErr w:type="spellStart"/>
+      <w:r>
+        <w:t>Transformers</w:t>
+      </w:r>
+      <w:proofErr w:type="spellEnd"/>
+      <w:r>
+        <w:t xml:space="preserve"> от </w:t>
+      </w:r>
+      <w:proofErr w:type="spellStart"/>
+      <w:r>
+        <w:t>HuggingFace</w:t>
+      </w:r>
+      <w:proofErr w:type="spellEnd"/>
+      <w:r>
+        <w:t xml:space="preserve">. </w:t>
+      </w:r>
+      <w:proofErr w:type="spellStart"/>
+      <w:r>
+        <w:t>PyTorch</w:t>
+      </w:r>
+      <w:proofErr w:type="spellEnd"/>
+      <w:r>
+        <w:t xml:space="preserve"> доминирует в исследовательском сообществе NLP и предоставляет наиболее удобный интерфейс для работы с современными языковыми моделями. Библиотека </w:t>
+      </w:r>
+      <w:proofErr w:type="spellStart"/>
+      <w:r>
+        <w:t>Transformers</w:t>
+      </w:r>
+      <w:proofErr w:type="spellEnd"/>
+      <w:r>
+        <w:t xml:space="preserve"> предоставляет унифицированный доступ к тысячам </w:t>
+      </w:r>
+      <w:proofErr w:type="spellStart"/>
+      <w:r>
+        <w:t>предобученных</w:t>
+      </w:r>
+      <w:proofErr w:type="spellEnd"/>
+      <w:r>
+        <w:t xml:space="preserve"> моделей, включая русскоязычные варианты, что критично для данного проекта.</w:t>
       </w:r>
     </w:p>
     <w:p>
@@ -15203,7 +15844,15 @@
         <w:t xml:space="preserve">2.2.5. </w:t>
       </w:r>
       <w:r>
-        <w:t>Выбор предобученной языковой модели</w:t>
+        <w:t xml:space="preserve">Выбор </w:t>
+      </w:r>
+      <w:proofErr w:type="spellStart"/>
+      <w:r>
+        <w:t>предобученной</w:t>
+      </w:r>
+      <w:proofErr w:type="spellEnd"/>
+      <w:r>
+        <w:t xml:space="preserve"> языковой модели</w:t>
       </w:r>
       <w:bookmarkEnd w:id="16"/>
     </w:p>
@@ -15217,7 +15866,15 @@
         <w:pStyle w:val="11"/>
       </w:pPr>
       <w:r>
-        <w:t>Ключевым компонентом системы является модель обработки естественного языка, способная анализировать русскоязычные тексты. Использование предобученных моделей с последующим дообучением на специфической задаче является стандартной практикой, позволяющей достичь высокого качества при ограниченных вычислительных ресурсах</w:t>
+        <w:t xml:space="preserve">Ключевым компонентом системы является модель обработки естественного языка, способная анализировать русскоязычные тексты. Использование </w:t>
+      </w:r>
+      <w:proofErr w:type="spellStart"/>
+      <w:r>
+        <w:t>предобученных</w:t>
+      </w:r>
+      <w:proofErr w:type="spellEnd"/>
+      <w:r>
+        <w:t xml:space="preserve"> моделей с последующим дообучением на специфической задаче является стандартной практикой, позволяющей достичь высокого качества при ограниченных вычислительных ресурсах</w:t>
       </w:r>
       <w:r>
         <w:t xml:space="preserve"> (табл.8)</w:t>
@@ -15255,7 +15912,15 @@
         <w:t>8 –</w:t>
       </w:r>
       <w:r>
-        <w:t xml:space="preserve"> Сравнение предобученных русскоязычных языковых моделей</w:t>
+        <w:t xml:space="preserve"> Сравнение </w:t>
+      </w:r>
+      <w:proofErr w:type="spellStart"/>
+      <w:r>
+        <w:t>предобученных</w:t>
+      </w:r>
+      <w:proofErr w:type="spellEnd"/>
+      <w:r>
+        <w:t xml:space="preserve"> русскоязычных языковых моделей</w:t>
       </w:r>
     </w:p>
     <w:tbl>
@@ -15337,6 +16002,7 @@
                 <w:szCs w:val="28"/>
               </w:rPr>
             </w:pPr>
+            <w:proofErr w:type="spellStart"/>
             <w:r>
               <w:rPr>
                 <w:rFonts w:ascii="Times New Roman" w:hAnsi="Times New Roman" w:cs="Times New Roman"/>
@@ -15345,6 +16011,7 @@
               </w:rPr>
               <w:t>RuBERT</w:t>
             </w:r>
+            <w:proofErr w:type="spellEnd"/>
           </w:p>
         </w:tc>
         <w:tc>
@@ -15360,13 +16027,41 @@
                 <w:szCs w:val="28"/>
               </w:rPr>
             </w:pPr>
-            <w:r>
-              <w:rPr>
-                <w:rFonts w:ascii="Times New Roman" w:hAnsi="Times New Roman" w:cs="Times New Roman"/>
-                <w:sz w:val="28"/>
-                <w:szCs w:val="28"/>
-              </w:rPr>
-              <w:t>ruBERT-base (SberBank AI)</w:t>
+            <w:proofErr w:type="spellStart"/>
+            <w:r>
+              <w:rPr>
+                <w:rFonts w:ascii="Times New Roman" w:hAnsi="Times New Roman" w:cs="Times New Roman"/>
+                <w:sz w:val="28"/>
+                <w:szCs w:val="28"/>
+              </w:rPr>
+              <w:t>ruBERT-base</w:t>
+            </w:r>
+            <w:proofErr w:type="spellEnd"/>
+            <w:r>
+              <w:rPr>
+                <w:rFonts w:ascii="Times New Roman" w:hAnsi="Times New Roman" w:cs="Times New Roman"/>
+                <w:sz w:val="28"/>
+                <w:szCs w:val="28"/>
+              </w:rPr>
+              <w:t xml:space="preserve"> (</w:t>
+            </w:r>
+            <w:proofErr w:type="spellStart"/>
+            <w:r>
+              <w:rPr>
+                <w:rFonts w:ascii="Times New Roman" w:hAnsi="Times New Roman" w:cs="Times New Roman"/>
+                <w:sz w:val="28"/>
+                <w:szCs w:val="28"/>
+              </w:rPr>
+              <w:t>SberBank</w:t>
+            </w:r>
+            <w:proofErr w:type="spellEnd"/>
+            <w:r>
+              <w:rPr>
+                <w:rFonts w:ascii="Times New Roman" w:hAnsi="Times New Roman" w:cs="Times New Roman"/>
+                <w:sz w:val="28"/>
+                <w:szCs w:val="28"/>
+              </w:rPr>
+              <w:t xml:space="preserve"> AI)</w:t>
             </w:r>
           </w:p>
         </w:tc>
@@ -15389,7 +16084,25 @@
                 <w:sz w:val="28"/>
                 <w:szCs w:val="28"/>
               </w:rPr>
-              <w:t>ruGPT-3 (Sber)</w:t>
+              <w:t>ruGPT-3 (</w:t>
+            </w:r>
+            <w:proofErr w:type="spellStart"/>
+            <w:r>
+              <w:rPr>
+                <w:rFonts w:ascii="Times New Roman" w:hAnsi="Times New Roman" w:cs="Times New Roman"/>
+                <w:sz w:val="28"/>
+                <w:szCs w:val="28"/>
+              </w:rPr>
+              <w:t>Sber</w:t>
+            </w:r>
+            <w:proofErr w:type="spellEnd"/>
+            <w:r>
+              <w:rPr>
+                <w:rFonts w:ascii="Times New Roman" w:hAnsi="Times New Roman" w:cs="Times New Roman"/>
+                <w:sz w:val="28"/>
+                <w:szCs w:val="28"/>
+              </w:rPr>
+              <w:t>)</w:t>
             </w:r>
           </w:p>
         </w:tc>
@@ -15406,6 +16119,7 @@
                 <w:szCs w:val="28"/>
               </w:rPr>
             </w:pPr>
+            <w:proofErr w:type="spellStart"/>
             <w:r>
               <w:rPr>
                 <w:rFonts w:ascii="Times New Roman" w:hAnsi="Times New Roman" w:cs="Times New Roman"/>
@@ -15414,6 +16128,7 @@
               </w:rPr>
               <w:t>ruRoBERTa</w:t>
             </w:r>
+            <w:proofErr w:type="spellEnd"/>
           </w:p>
         </w:tc>
         <w:tc>
@@ -15429,13 +16144,41 @@
                 <w:szCs w:val="28"/>
               </w:rPr>
             </w:pPr>
-            <w:r>
-              <w:rPr>
-                <w:rFonts w:ascii="Times New Roman" w:hAnsi="Times New Roman" w:cs="Times New Roman"/>
-                <w:sz w:val="28"/>
-                <w:szCs w:val="28"/>
-              </w:rPr>
-              <w:t>LaBSE (multilingual)</w:t>
+            <w:proofErr w:type="spellStart"/>
+            <w:r>
+              <w:rPr>
+                <w:rFonts w:ascii="Times New Roman" w:hAnsi="Times New Roman" w:cs="Times New Roman"/>
+                <w:sz w:val="28"/>
+                <w:szCs w:val="28"/>
+              </w:rPr>
+              <w:t>LaBSE</w:t>
+            </w:r>
+            <w:proofErr w:type="spellEnd"/>
+            <w:r>
+              <w:rPr>
+                <w:rFonts w:ascii="Times New Roman" w:hAnsi="Times New Roman" w:cs="Times New Roman"/>
+                <w:sz w:val="28"/>
+                <w:szCs w:val="28"/>
+              </w:rPr>
+              <w:t xml:space="preserve"> (</w:t>
+            </w:r>
+            <w:proofErr w:type="spellStart"/>
+            <w:r>
+              <w:rPr>
+                <w:rFonts w:ascii="Times New Roman" w:hAnsi="Times New Roman" w:cs="Times New Roman"/>
+                <w:sz w:val="28"/>
+                <w:szCs w:val="28"/>
+              </w:rPr>
+              <w:t>multilingual</w:t>
+            </w:r>
+            <w:proofErr w:type="spellEnd"/>
+            <w:r>
+              <w:rPr>
+                <w:rFonts w:ascii="Times New Roman" w:hAnsi="Times New Roman" w:cs="Times New Roman"/>
+                <w:sz w:val="28"/>
+                <w:szCs w:val="28"/>
+              </w:rPr>
+              <w:t>)</w:t>
             </w:r>
           </w:p>
         </w:tc>
@@ -15452,14 +16195,34 @@
                 <w:szCs w:val="28"/>
               </w:rPr>
             </w:pPr>
-            <w:r>
-              <w:rPr>
-                <w:rFonts w:ascii="Times New Roman" w:hAnsi="Times New Roman" w:cs="Times New Roman"/>
-                <w:sz w:val="28"/>
-                <w:szCs w:val="28"/>
-              </w:rPr>
-              <w:t>Conversational RuBERT</w:t>
-            </w:r>
+            <w:proofErr w:type="spellStart"/>
+            <w:r>
+              <w:rPr>
+                <w:rFonts w:ascii="Times New Roman" w:hAnsi="Times New Roman" w:cs="Times New Roman"/>
+                <w:sz w:val="28"/>
+                <w:szCs w:val="28"/>
+              </w:rPr>
+              <w:t>Conversational</w:t>
+            </w:r>
+            <w:proofErr w:type="spellEnd"/>
+            <w:r>
+              <w:rPr>
+                <w:rFonts w:ascii="Times New Roman" w:hAnsi="Times New Roman" w:cs="Times New Roman"/>
+                <w:sz w:val="28"/>
+                <w:szCs w:val="28"/>
+              </w:rPr>
+              <w:t xml:space="preserve"> </w:t>
+            </w:r>
+            <w:proofErr w:type="spellStart"/>
+            <w:r>
+              <w:rPr>
+                <w:rFonts w:ascii="Times New Roman" w:hAnsi="Times New Roman" w:cs="Times New Roman"/>
+                <w:sz w:val="28"/>
+                <w:szCs w:val="28"/>
+              </w:rPr>
+              <w:t>RuBERT</w:t>
+            </w:r>
+            <w:proofErr w:type="spellEnd"/>
           </w:p>
         </w:tc>
       </w:tr>
@@ -15784,6 +16547,7 @@
                 <w:szCs w:val="28"/>
               </w:rPr>
             </w:pPr>
+            <w:proofErr w:type="spellStart"/>
             <w:r>
               <w:rPr>
                 <w:rFonts w:ascii="Times New Roman" w:hAnsi="Times New Roman" w:cs="Times New Roman"/>
@@ -15792,6 +16556,7 @@
               </w:rPr>
               <w:t>RoBERTa</w:t>
             </w:r>
+            <w:proofErr w:type="spellEnd"/>
           </w:p>
         </w:tc>
         <w:tc>
@@ -16437,14 +17202,32 @@
       <w:r>
         <w:t xml:space="preserve"> </w:t>
       </w:r>
-      <w:r>
-        <w:t>Conversational RuBERT</w:t>
-      </w:r>
+      <w:proofErr w:type="spellStart"/>
+      <w:r>
+        <w:t>Conversational</w:t>
+      </w:r>
+      <w:proofErr w:type="spellEnd"/>
       <w:r>
         <w:t xml:space="preserve"> </w:t>
       </w:r>
-      <w:r>
-        <w:t>(ru_conversational_cased_L-12_H-768_A-12). Эта модель специально предобучена на диалогах и неформальных текстах, что соответствует специфике сообщений в корпоративных чатах. Модель обладает оптимальным балансом качества и требований к ресурсам, позволяя развернуть систему на умеренных вычислительных мощностях. Открытая лицензия Apache 2.0 позволяет свободно использовать модель в коммерческих целях.</w:t>
+      <w:proofErr w:type="spellStart"/>
+      <w:r>
+        <w:t>RuBERT</w:t>
+      </w:r>
+      <w:proofErr w:type="spellEnd"/>
+      <w:r>
+        <w:t xml:space="preserve"> </w:t>
+      </w:r>
+      <w:r>
+        <w:t xml:space="preserve">(ru_conversational_cased_L-12_H-768_A-12). Эта модель специально </w:t>
+      </w:r>
+      <w:proofErr w:type="spellStart"/>
+      <w:r>
+        <w:t>предобучена</w:t>
+      </w:r>
+      <w:proofErr w:type="spellEnd"/>
+      <w:r>
+        <w:t xml:space="preserve"> на диалогах и неформальных текстах, что соответствует специфике сообщений в корпоративных чатах. Модель обладает оптимальным балансом качества и требований к ресурсам, позволяя развернуть систему на умеренных вычислительных мощностях. Открытая лицензия Apache 2.0 позволяет свободно использовать модель в коммерческих целях.</w:t>
       </w:r>
     </w:p>
     <w:p>
@@ -16475,7 +17258,15 @@
         <w:pStyle w:val="11"/>
       </w:pPr>
       <w:r>
-        <w:t>Для предобработки текстов необходим набор инструментов токенизации, лемматизации, очистки</w:t>
+        <w:t xml:space="preserve">Для предобработки текстов необходим набор инструментов токенизации, </w:t>
+      </w:r>
+      <w:proofErr w:type="spellStart"/>
+      <w:r>
+        <w:t>лемматизации</w:t>
+      </w:r>
+      <w:proofErr w:type="spellEnd"/>
+      <w:r>
+        <w:t>, очистки</w:t>
       </w:r>
       <w:r>
         <w:t xml:space="preserve"> (табл</w:t>
@@ -16585,6 +17376,7 @@
                 <w:szCs w:val="28"/>
               </w:rPr>
             </w:pPr>
+            <w:proofErr w:type="spellStart"/>
             <w:r>
               <w:rPr>
                 <w:rFonts w:ascii="Times New Roman" w:hAnsi="Times New Roman" w:cs="Times New Roman"/>
@@ -16593,6 +17385,7 @@
               </w:rPr>
               <w:t>Natasha</w:t>
             </w:r>
+            <w:proofErr w:type="spellEnd"/>
           </w:p>
         </w:tc>
         <w:tc>
@@ -16631,13 +17424,41 @@
                 <w:szCs w:val="28"/>
               </w:rPr>
             </w:pPr>
-            <w:r>
-              <w:rPr>
-                <w:rFonts w:ascii="Times New Roman" w:hAnsi="Times New Roman" w:cs="Times New Roman"/>
-                <w:sz w:val="28"/>
-                <w:szCs w:val="28"/>
-              </w:rPr>
-              <w:t>spaCy (ru_core_news)</w:t>
+            <w:proofErr w:type="spellStart"/>
+            <w:r>
+              <w:rPr>
+                <w:rFonts w:ascii="Times New Roman" w:hAnsi="Times New Roman" w:cs="Times New Roman"/>
+                <w:sz w:val="28"/>
+                <w:szCs w:val="28"/>
+              </w:rPr>
+              <w:t>spaCy</w:t>
+            </w:r>
+            <w:proofErr w:type="spellEnd"/>
+            <w:r>
+              <w:rPr>
+                <w:rFonts w:ascii="Times New Roman" w:hAnsi="Times New Roman" w:cs="Times New Roman"/>
+                <w:sz w:val="28"/>
+                <w:szCs w:val="28"/>
+              </w:rPr>
+              <w:t xml:space="preserve"> (</w:t>
+            </w:r>
+            <w:proofErr w:type="spellStart"/>
+            <w:r>
+              <w:rPr>
+                <w:rFonts w:ascii="Times New Roman" w:hAnsi="Times New Roman" w:cs="Times New Roman"/>
+                <w:sz w:val="28"/>
+                <w:szCs w:val="28"/>
+              </w:rPr>
+              <w:t>ru_core_news</w:t>
+            </w:r>
+            <w:proofErr w:type="spellEnd"/>
+            <w:r>
+              <w:rPr>
+                <w:rFonts w:ascii="Times New Roman" w:hAnsi="Times New Roman" w:cs="Times New Roman"/>
+                <w:sz w:val="28"/>
+                <w:szCs w:val="28"/>
+              </w:rPr>
+              <w:t>)</w:t>
             </w:r>
           </w:p>
         </w:tc>
@@ -16677,13 +17498,23 @@
                 <w:szCs w:val="28"/>
               </w:rPr>
             </w:pPr>
-            <w:r>
-              <w:rPr>
-                <w:rFonts w:ascii="Times New Roman" w:hAnsi="Times New Roman" w:cs="Times New Roman"/>
-                <w:sz w:val="28"/>
-                <w:szCs w:val="28"/>
-              </w:rPr>
-              <w:t>Stanza (Stanford NLP)</w:t>
+            <w:proofErr w:type="spellStart"/>
+            <w:r>
+              <w:rPr>
+                <w:rFonts w:ascii="Times New Roman" w:hAnsi="Times New Roman" w:cs="Times New Roman"/>
+                <w:sz w:val="28"/>
+                <w:szCs w:val="28"/>
+              </w:rPr>
+              <w:t>Stanza</w:t>
+            </w:r>
+            <w:proofErr w:type="spellEnd"/>
+            <w:r>
+              <w:rPr>
+                <w:rFonts w:ascii="Times New Roman" w:hAnsi="Times New Roman" w:cs="Times New Roman"/>
+                <w:sz w:val="28"/>
+                <w:szCs w:val="28"/>
+              </w:rPr>
+              <w:t xml:space="preserve"> (Stanford NLP)</w:t>
             </w:r>
           </w:p>
         </w:tc>
@@ -16728,6 +17559,7 @@
                 <w:szCs w:val="28"/>
               </w:rPr>
             </w:pPr>
+            <w:proofErr w:type="spellStart"/>
             <w:r>
               <w:rPr>
                 <w:rFonts w:ascii="Times New Roman" w:hAnsi="Times New Roman" w:cs="Times New Roman"/>
@@ -16752,6 +17584,7 @@
               </w:rPr>
               <w:t>зация</w:t>
             </w:r>
+            <w:proofErr w:type="spellEnd"/>
           </w:p>
         </w:tc>
         <w:tc>
@@ -16910,6 +17743,7 @@
                 <w:szCs w:val="28"/>
               </w:rPr>
             </w:pPr>
+            <w:proofErr w:type="spellStart"/>
             <w:r>
               <w:rPr>
                 <w:rFonts w:ascii="Times New Roman" w:hAnsi="Times New Roman" w:cs="Times New Roman"/>
@@ -16934,6 +17768,7 @@
               </w:rPr>
               <w:t>зация</w:t>
             </w:r>
+            <w:proofErr w:type="spellEnd"/>
           </w:p>
         </w:tc>
         <w:tc>
@@ -17092,6 +17927,7 @@
                 <w:szCs w:val="28"/>
               </w:rPr>
             </w:pPr>
+            <w:proofErr w:type="gramStart"/>
             <w:r>
               <w:rPr>
                 <w:rFonts w:ascii="Times New Roman" w:hAnsi="Times New Roman" w:cs="Times New Roman"/>
@@ -17116,6 +17952,7 @@
               </w:rPr>
               <w:t>логия</w:t>
             </w:r>
+            <w:proofErr w:type="gramEnd"/>
           </w:p>
         </w:tc>
         <w:tc>
@@ -17456,13 +18293,23 @@
               </w:rPr>
               <w:t>-</w:t>
             </w:r>
-            <w:r>
-              <w:rPr>
-                <w:rFonts w:ascii="Times New Roman" w:hAnsi="Times New Roman" w:cs="Times New Roman"/>
-                <w:sz w:val="28"/>
-                <w:szCs w:val="28"/>
-              </w:rPr>
-              <w:t>ция с ML</w:t>
+            <w:proofErr w:type="spellStart"/>
+            <w:r>
+              <w:rPr>
+                <w:rFonts w:ascii="Times New Roman" w:hAnsi="Times New Roman" w:cs="Times New Roman"/>
+                <w:sz w:val="28"/>
+                <w:szCs w:val="28"/>
+              </w:rPr>
+              <w:t>ция</w:t>
+            </w:r>
+            <w:proofErr w:type="spellEnd"/>
+            <w:r>
+              <w:rPr>
+                <w:rFonts w:ascii="Times New Roman" w:hAnsi="Times New Roman" w:cs="Times New Roman"/>
+                <w:sz w:val="28"/>
+                <w:szCs w:val="28"/>
+              </w:rPr>
+              <w:t xml:space="preserve"> с ML</w:t>
             </w:r>
           </w:p>
         </w:tc>
@@ -17601,7 +18448,39 @@
       </w:pPr>
       <w:r>
         <w:lastRenderedPageBreak/>
-        <w:t>Для предобработки русскоязычных текстов используется spaCy с моделью ru_core_news_lg. Библиотека обеспечивает высокую скорость обработки, необходимую для работы в режиме реального времени, включает все необходимые компоненты (токенизация, лемматизация, POS-теги, NER), имеет удобный API и хорошо интегрируется с ML-пайплайнами. Для специфических задач морфологического анализа может дополнительно использоваться pymorphy2.</w:t>
+        <w:t xml:space="preserve">Для предобработки русскоязычных текстов используется </w:t>
+      </w:r>
+      <w:proofErr w:type="spellStart"/>
+      <w:r>
+        <w:t>spaCy</w:t>
+      </w:r>
+      <w:proofErr w:type="spellEnd"/>
+      <w:r>
+        <w:t xml:space="preserve"> с моделью </w:t>
+      </w:r>
+      <w:proofErr w:type="spellStart"/>
+      <w:r>
+        <w:t>ru_core_news_lg</w:t>
+      </w:r>
+      <w:proofErr w:type="spellEnd"/>
+      <w:r>
+        <w:t xml:space="preserve">. Библиотека обеспечивает высокую скорость обработки, необходимую для работы в режиме реального времени, включает все необходимые компоненты (токенизация, </w:t>
+      </w:r>
+      <w:proofErr w:type="spellStart"/>
+      <w:r>
+        <w:t>лемматизация</w:t>
+      </w:r>
+      <w:proofErr w:type="spellEnd"/>
+      <w:r>
+        <w:t>, POS-теги, NER), имеет удобный API и хорошо интегрируется с ML-</w:t>
+      </w:r>
+      <w:proofErr w:type="spellStart"/>
+      <w:r>
+        <w:t>пайплайнами</w:t>
+      </w:r>
+      <w:proofErr w:type="spellEnd"/>
+      <w:r>
+        <w:t>. Для специфических задач морфологического анализа может дополнительно использоваться pymorphy2.</w:t>
       </w:r>
     </w:p>
     <w:p>
@@ -17631,6 +18510,7 @@
       <w:pPr>
         <w:pStyle w:val="11"/>
       </w:pPr>
+      <w:proofErr w:type="spellStart"/>
       <w:r>
         <w:t>Эмбе</w:t>
       </w:r>
@@ -17638,13 +18518,25 @@
         <w:t>д</w:t>
       </w:r>
       <w:r>
-        <w:t>динги (векторные представления) текста являются фундаментом для последующей классификации и анализа. Существует несколько подходов к получению эмбед</w:t>
+        <w:t>динги</w:t>
+      </w:r>
+      <w:proofErr w:type="spellEnd"/>
+      <w:r>
+        <w:t xml:space="preserve"> (векторные представления) текста являются фундаментом для последующей классификации и анализа. Существует несколько подходов к получению </w:t>
+      </w:r>
+      <w:proofErr w:type="spellStart"/>
+      <w:r>
+        <w:t>эмбед</w:t>
       </w:r>
       <w:r>
         <w:t>д</w:t>
       </w:r>
       <w:r>
-        <w:t>ингов.</w:t>
+        <w:t>ингов</w:t>
+      </w:r>
+      <w:proofErr w:type="spellEnd"/>
+      <w:r>
+        <w:t>.</w:t>
       </w:r>
     </w:p>
     <w:p>
@@ -17663,7 +18555,11 @@
         <w:t xml:space="preserve">10 – </w:t>
       </w:r>
       <w:r>
-        <w:t>Сравнение подходов к получению текстовых эмбед</w:t>
+        <w:t xml:space="preserve">Сравнение подходов к получению текстовых </w:t>
+      </w:r>
+      <w:proofErr w:type="spellStart"/>
+      <w:r>
+        <w:t>эмбед</w:t>
       </w:r>
       <w:r>
         <w:t>д</w:t>
@@ -17671,6 +18567,7 @@
       <w:r>
         <w:t>ингов</w:t>
       </w:r>
+      <w:proofErr w:type="spellEnd"/>
     </w:p>
     <w:tbl>
       <w:tblPr>
@@ -17768,6 +18665,7 @@
                 <w:szCs w:val="28"/>
               </w:rPr>
             </w:pPr>
+            <w:proofErr w:type="spellStart"/>
             <w:r>
               <w:rPr>
                 <w:rFonts w:ascii="Times New Roman" w:hAnsi="Times New Roman" w:cs="Times New Roman"/>
@@ -17776,6 +18674,7 @@
               </w:rPr>
               <w:t>Контекстуальность</w:t>
             </w:r>
+            <w:proofErr w:type="spellEnd"/>
           </w:p>
         </w:tc>
         <w:tc>
@@ -17972,8 +18871,18 @@
                 <w:sz w:val="28"/>
                 <w:szCs w:val="28"/>
               </w:rPr>
-              <w:t>Word2Vec / FastText</w:t>
-            </w:r>
+              <w:t xml:space="preserve">Word2Vec / </w:t>
+            </w:r>
+            <w:proofErr w:type="spellStart"/>
+            <w:r>
+              <w:rPr>
+                <w:rFonts w:ascii="Times New Roman" w:hAnsi="Times New Roman" w:cs="Times New Roman"/>
+                <w:sz w:val="28"/>
+                <w:szCs w:val="28"/>
+              </w:rPr>
+              <w:t>FastText</w:t>
+            </w:r>
+            <w:proofErr w:type="spellEnd"/>
           </w:p>
         </w:tc>
         <w:tc>
@@ -18206,7 +19115,43 @@
                 <w:sz w:val="28"/>
                 <w:szCs w:val="28"/>
               </w:rPr>
-              <w:t>BERT embeddings (CLS token)</w:t>
+              <w:t xml:space="preserve">BERT </w:t>
+            </w:r>
+            <w:proofErr w:type="spellStart"/>
+            <w:r>
+              <w:rPr>
+                <w:rFonts w:ascii="Times New Roman" w:hAnsi="Times New Roman" w:cs="Times New Roman"/>
+                <w:sz w:val="28"/>
+                <w:szCs w:val="28"/>
+              </w:rPr>
+              <w:t>embeddings</w:t>
+            </w:r>
+            <w:proofErr w:type="spellEnd"/>
+            <w:r>
+              <w:rPr>
+                <w:rFonts w:ascii="Times New Roman" w:hAnsi="Times New Roman" w:cs="Times New Roman"/>
+                <w:sz w:val="28"/>
+                <w:szCs w:val="28"/>
+              </w:rPr>
+              <w:t xml:space="preserve"> (CLS </w:t>
+            </w:r>
+            <w:proofErr w:type="spellStart"/>
+            <w:r>
+              <w:rPr>
+                <w:rFonts w:ascii="Times New Roman" w:hAnsi="Times New Roman" w:cs="Times New Roman"/>
+                <w:sz w:val="28"/>
+                <w:szCs w:val="28"/>
+              </w:rPr>
+              <w:t>token</w:t>
+            </w:r>
+            <w:proofErr w:type="spellEnd"/>
+            <w:r>
+              <w:rPr>
+                <w:rFonts w:ascii="Times New Roman" w:hAnsi="Times New Roman" w:cs="Times New Roman"/>
+                <w:sz w:val="28"/>
+                <w:szCs w:val="28"/>
+              </w:rPr>
+              <w:t>)</w:t>
             </w:r>
           </w:p>
         </w:tc>
@@ -18323,7 +19268,61 @@
                 <w:sz w:val="28"/>
                 <w:szCs w:val="28"/>
               </w:rPr>
-              <w:t>BERT embeddings (mean pooling)</w:t>
+              <w:t xml:space="preserve">BERT </w:t>
+            </w:r>
+            <w:proofErr w:type="spellStart"/>
+            <w:r>
+              <w:rPr>
+                <w:rFonts w:ascii="Times New Roman" w:hAnsi="Times New Roman" w:cs="Times New Roman"/>
+                <w:sz w:val="28"/>
+                <w:szCs w:val="28"/>
+              </w:rPr>
+              <w:t>embeddings</w:t>
+            </w:r>
+            <w:proofErr w:type="spellEnd"/>
+            <w:r>
+              <w:rPr>
+                <w:rFonts w:ascii="Times New Roman" w:hAnsi="Times New Roman" w:cs="Times New Roman"/>
+                <w:sz w:val="28"/>
+                <w:szCs w:val="28"/>
+              </w:rPr>
+              <w:t xml:space="preserve"> (</w:t>
+            </w:r>
+            <w:proofErr w:type="spellStart"/>
+            <w:r>
+              <w:rPr>
+                <w:rFonts w:ascii="Times New Roman" w:hAnsi="Times New Roman" w:cs="Times New Roman"/>
+                <w:sz w:val="28"/>
+                <w:szCs w:val="28"/>
+              </w:rPr>
+              <w:t>mean</w:t>
+            </w:r>
+            <w:proofErr w:type="spellEnd"/>
+            <w:r>
+              <w:rPr>
+                <w:rFonts w:ascii="Times New Roman" w:hAnsi="Times New Roman" w:cs="Times New Roman"/>
+                <w:sz w:val="28"/>
+                <w:szCs w:val="28"/>
+              </w:rPr>
+              <w:t xml:space="preserve"> </w:t>
+            </w:r>
+            <w:proofErr w:type="spellStart"/>
+            <w:r>
+              <w:rPr>
+                <w:rFonts w:ascii="Times New Roman" w:hAnsi="Times New Roman" w:cs="Times New Roman"/>
+                <w:sz w:val="28"/>
+                <w:szCs w:val="28"/>
+              </w:rPr>
+              <w:t>pooling</w:t>
+            </w:r>
+            <w:proofErr w:type="spellEnd"/>
+            <w:r>
+              <w:rPr>
+                <w:rFonts w:ascii="Times New Roman" w:hAnsi="Times New Roman" w:cs="Times New Roman"/>
+                <w:sz w:val="28"/>
+                <w:szCs w:val="28"/>
+              </w:rPr>
+              <w:t>)</w:t>
             </w:r>
           </w:p>
         </w:tc>
@@ -18406,10 +19405,7 @@
       </w:pPr>
       <w:r>
         <w:lastRenderedPageBreak/>
-        <w:t xml:space="preserve">Окончание табл. </w:t>
-      </w:r>
-      <w:r>
-        <w:t>10</w:t>
+        <w:t>Окончание табл. 10</w:t>
       </w:r>
     </w:p>
     <w:tbl>
@@ -18589,13 +19585,23 @@
                 <w:szCs w:val="28"/>
               </w:rPr>
             </w:pPr>
-            <w:r>
-              <w:rPr>
-                <w:rFonts w:ascii="Times New Roman" w:hAnsi="Times New Roman" w:cs="Times New Roman"/>
-                <w:sz w:val="28"/>
-                <w:szCs w:val="28"/>
-              </w:rPr>
-              <w:t>Sentence-BERT</w:t>
+            <w:proofErr w:type="spellStart"/>
+            <w:r>
+              <w:rPr>
+                <w:rFonts w:ascii="Times New Roman" w:hAnsi="Times New Roman" w:cs="Times New Roman"/>
+                <w:sz w:val="28"/>
+                <w:szCs w:val="28"/>
+              </w:rPr>
+              <w:t>Sentence</w:t>
+            </w:r>
+            <w:proofErr w:type="spellEnd"/>
+            <w:r>
+              <w:rPr>
+                <w:rFonts w:ascii="Times New Roman" w:hAnsi="Times New Roman" w:cs="Times New Roman"/>
+                <w:sz w:val="28"/>
+                <w:szCs w:val="28"/>
+              </w:rPr>
+              <w:t>-BERT</w:t>
             </w:r>
           </w:p>
         </w:tc>
@@ -18712,7 +19718,43 @@
                 <w:sz w:val="28"/>
                 <w:szCs w:val="28"/>
               </w:rPr>
-              <w:t>USE (Universal Sentence Encoder)</w:t>
+              <w:t xml:space="preserve">USE (Universal </w:t>
+            </w:r>
+            <w:proofErr w:type="spellStart"/>
+            <w:r>
+              <w:rPr>
+                <w:rFonts w:ascii="Times New Roman" w:hAnsi="Times New Roman" w:cs="Times New Roman"/>
+                <w:sz w:val="28"/>
+                <w:szCs w:val="28"/>
+              </w:rPr>
+              <w:t>Sentence</w:t>
+            </w:r>
+            <w:proofErr w:type="spellEnd"/>
+            <w:r>
+              <w:rPr>
+                <w:rFonts w:ascii="Times New Roman" w:hAnsi="Times New Roman" w:cs="Times New Roman"/>
+                <w:sz w:val="28"/>
+                <w:szCs w:val="28"/>
+              </w:rPr>
+              <w:t xml:space="preserve"> </w:t>
+            </w:r>
+            <w:proofErr w:type="spellStart"/>
+            <w:r>
+              <w:rPr>
+                <w:rFonts w:ascii="Times New Roman" w:hAnsi="Times New Roman" w:cs="Times New Roman"/>
+                <w:sz w:val="28"/>
+                <w:szCs w:val="28"/>
+              </w:rPr>
+              <w:t>Encoder</w:t>
+            </w:r>
+            <w:proofErr w:type="spellEnd"/>
+            <w:r>
+              <w:rPr>
+                <w:rFonts w:ascii="Times New Roman" w:hAnsi="Times New Roman" w:cs="Times New Roman"/>
+                <w:sz w:val="28"/>
+                <w:szCs w:val="28"/>
+              </w:rPr>
+              <w:t>)</w:t>
             </w:r>
           </w:p>
         </w:tc>
@@ -18797,13 +19839,37 @@
         <w:pStyle w:val="11"/>
       </w:pPr>
       <w:r>
-        <w:t>Для получения векторных представлений сообщений используется подход контекстуальных эмбед</w:t>
+        <w:t xml:space="preserve">Для получения векторных представлений сообщений используется подход контекстуальных </w:t>
+      </w:r>
+      <w:proofErr w:type="spellStart"/>
+      <w:r>
+        <w:t>эмбед</w:t>
       </w:r>
       <w:r>
         <w:t>д</w:t>
       </w:r>
       <w:r>
-        <w:t>ингов на основе BERT с применением mean pooling по всем токенам (усреднение выходов последнего скрытого слоя). Этот метод обеспечивает учет контекста всего сообщения, в отличие от классических методов типа Word2Vec.</w:t>
+        <w:t>ингов</w:t>
+      </w:r>
+      <w:proofErr w:type="spellEnd"/>
+      <w:r>
+        <w:t xml:space="preserve"> на основе BERT с применением </w:t>
+      </w:r>
+      <w:proofErr w:type="spellStart"/>
+      <w:r>
+        <w:t>mean</w:t>
+      </w:r>
+      <w:proofErr w:type="spellEnd"/>
+      <w:r>
+        <w:t xml:space="preserve"> </w:t>
+      </w:r>
+      <w:proofErr w:type="spellStart"/>
+      <w:r>
+        <w:t>pooling</w:t>
+      </w:r>
+      <w:proofErr w:type="spellEnd"/>
+      <w:r>
+        <w:t xml:space="preserve"> по всем токенам (усреднение выходов последнего скрытого слоя). Этот метод обеспечивает учет контекста всего сообщения, в отличие от классических методов типа Word2Vec.</w:t>
       </w:r>
     </w:p>
     <w:p>
@@ -18834,13 +19900,21 @@
         <w:pStyle w:val="11"/>
       </w:pPr>
       <w:r>
-        <w:t>Поверх полученных эмбед</w:t>
+        <w:t xml:space="preserve">Поверх полученных </w:t>
+      </w:r>
+      <w:proofErr w:type="spellStart"/>
+      <w:r>
+        <w:t>эмбед</w:t>
       </w:r>
       <w:r>
         <w:t>д</w:t>
       </w:r>
       <w:r>
-        <w:t>ингов необходимо построить классификационную модель, определяющую признаки выгорания</w:t>
+        <w:t>ингов</w:t>
+      </w:r>
+      <w:proofErr w:type="spellEnd"/>
+      <w:r>
+        <w:t xml:space="preserve"> необходимо построить классификационную модель, определяющую признаки выгорания</w:t>
       </w:r>
       <w:r>
         <w:t xml:space="preserve"> (табл.11)</w:t>
@@ -18877,7 +19951,11 @@
         <w:t xml:space="preserve">11 – </w:t>
       </w:r>
       <w:r>
-        <w:t>Сравнение архитектур для классификации на основе эмбед</w:t>
+        <w:t xml:space="preserve">Сравнение архитектур для классификации на основе </w:t>
+      </w:r>
+      <w:proofErr w:type="spellStart"/>
+      <w:r>
+        <w:t>эмбед</w:t>
       </w:r>
       <w:r>
         <w:t>д</w:t>
@@ -18885,6 +19963,7 @@
       <w:r>
         <w:t>ингов</w:t>
       </w:r>
+      <w:proofErr w:type="spellEnd"/>
     </w:p>
     <w:tbl>
       <w:tblPr>
@@ -19217,14 +20296,34 @@
                 <w:szCs w:val="28"/>
               </w:rPr>
             </w:pPr>
-            <w:r>
-              <w:rPr>
-                <w:rFonts w:ascii="Times New Roman" w:hAnsi="Times New Roman" w:cs="Times New Roman"/>
-                <w:sz w:val="28"/>
-                <w:szCs w:val="28"/>
-              </w:rPr>
-              <w:t>Random Forest</w:t>
-            </w:r>
+            <w:proofErr w:type="spellStart"/>
+            <w:r>
+              <w:rPr>
+                <w:rFonts w:ascii="Times New Roman" w:hAnsi="Times New Roman" w:cs="Times New Roman"/>
+                <w:sz w:val="28"/>
+                <w:szCs w:val="28"/>
+              </w:rPr>
+              <w:t>Random</w:t>
+            </w:r>
+            <w:proofErr w:type="spellEnd"/>
+            <w:r>
+              <w:rPr>
+                <w:rFonts w:ascii="Times New Roman" w:hAnsi="Times New Roman" w:cs="Times New Roman"/>
+                <w:sz w:val="28"/>
+                <w:szCs w:val="28"/>
+              </w:rPr>
+              <w:t xml:space="preserve"> </w:t>
+            </w:r>
+            <w:proofErr w:type="spellStart"/>
+            <w:r>
+              <w:rPr>
+                <w:rFonts w:ascii="Times New Roman" w:hAnsi="Times New Roman" w:cs="Times New Roman"/>
+                <w:sz w:val="28"/>
+                <w:szCs w:val="28"/>
+              </w:rPr>
+              <w:t>Forest</w:t>
+            </w:r>
+            <w:proofErr w:type="spellEnd"/>
           </w:p>
         </w:tc>
         <w:tc>
@@ -19363,7 +20462,61 @@
                 <w:sz w:val="28"/>
                 <w:szCs w:val="28"/>
               </w:rPr>
-              <w:t>Градиентный бустинг (XGBoost, CatBoost)</w:t>
+              <w:t xml:space="preserve">Градиентный </w:t>
+            </w:r>
+            <w:proofErr w:type="spellStart"/>
+            <w:r>
+              <w:rPr>
+                <w:rFonts w:ascii="Times New Roman" w:hAnsi="Times New Roman" w:cs="Times New Roman"/>
+                <w:sz w:val="28"/>
+                <w:szCs w:val="28"/>
+              </w:rPr>
+              <w:t>бустинг</w:t>
+            </w:r>
+            <w:proofErr w:type="spellEnd"/>
+            <w:r>
+              <w:rPr>
+                <w:rFonts w:ascii="Times New Roman" w:hAnsi="Times New Roman" w:cs="Times New Roman"/>
+                <w:sz w:val="28"/>
+                <w:szCs w:val="28"/>
+              </w:rPr>
+              <w:t xml:space="preserve"> (</w:t>
+            </w:r>
+            <w:proofErr w:type="spellStart"/>
+            <w:r>
+              <w:rPr>
+                <w:rFonts w:ascii="Times New Roman" w:hAnsi="Times New Roman" w:cs="Times New Roman"/>
+                <w:sz w:val="28"/>
+                <w:szCs w:val="28"/>
+              </w:rPr>
+              <w:t>XGBoost</w:t>
+            </w:r>
+            <w:proofErr w:type="spellEnd"/>
+            <w:r>
+              <w:rPr>
+                <w:rFonts w:ascii="Times New Roman" w:hAnsi="Times New Roman" w:cs="Times New Roman"/>
+                <w:sz w:val="28"/>
+                <w:szCs w:val="28"/>
+              </w:rPr>
+              <w:t xml:space="preserve">, </w:t>
+            </w:r>
+            <w:proofErr w:type="spellStart"/>
+            <w:r>
+              <w:rPr>
+                <w:rFonts w:ascii="Times New Roman" w:hAnsi="Times New Roman" w:cs="Times New Roman"/>
+                <w:sz w:val="28"/>
+                <w:szCs w:val="28"/>
+              </w:rPr>
+              <w:t>CatBoost</w:t>
+            </w:r>
+            <w:proofErr w:type="spellEnd"/>
+            <w:r>
+              <w:rPr>
+                <w:rFonts w:ascii="Times New Roman" w:hAnsi="Times New Roman" w:cs="Times New Roman"/>
+                <w:sz w:val="28"/>
+                <w:szCs w:val="28"/>
+              </w:rPr>
+              <w:t>)</w:t>
             </w:r>
           </w:p>
         </w:tc>
@@ -19497,13 +20650,23 @@
                 <w:szCs w:val="28"/>
               </w:rPr>
             </w:pPr>
-            <w:r>
-              <w:rPr>
-                <w:rFonts w:ascii="Times New Roman" w:hAnsi="Times New Roman" w:cs="Times New Roman"/>
-                <w:sz w:val="28"/>
-                <w:szCs w:val="28"/>
-              </w:rPr>
-              <w:t>Fully-connected NN (MLP)</w:t>
+            <w:proofErr w:type="spellStart"/>
+            <w:r>
+              <w:rPr>
+                <w:rFonts w:ascii="Times New Roman" w:hAnsi="Times New Roman" w:cs="Times New Roman"/>
+                <w:sz w:val="28"/>
+                <w:szCs w:val="28"/>
+              </w:rPr>
+              <w:t>Fully-connected</w:t>
+            </w:r>
+            <w:proofErr w:type="spellEnd"/>
+            <w:r>
+              <w:rPr>
+                <w:rFonts w:ascii="Times New Roman" w:hAnsi="Times New Roman" w:cs="Times New Roman"/>
+                <w:sz w:val="28"/>
+                <w:szCs w:val="28"/>
+              </w:rPr>
+              <w:t xml:space="preserve"> NN (MLP)</w:t>
             </w:r>
           </w:p>
         </w:tc>
@@ -19643,7 +20806,25 @@
                 <w:sz w:val="28"/>
                 <w:szCs w:val="28"/>
               </w:rPr>
-              <w:t>Fine-tuning BERT</w:t>
+              <w:t>Fine-</w:t>
+            </w:r>
+            <w:proofErr w:type="spellStart"/>
+            <w:r>
+              <w:rPr>
+                <w:rFonts w:ascii="Times New Roman" w:hAnsi="Times New Roman" w:cs="Times New Roman"/>
+                <w:sz w:val="28"/>
+                <w:szCs w:val="28"/>
+              </w:rPr>
+              <w:t>tuning</w:t>
+            </w:r>
+            <w:proofErr w:type="spellEnd"/>
+            <w:r>
+              <w:rPr>
+                <w:rFonts w:ascii="Times New Roman" w:hAnsi="Times New Roman" w:cs="Times New Roman"/>
+                <w:sz w:val="28"/>
+                <w:szCs w:val="28"/>
+              </w:rPr>
+              <w:t xml:space="preserve"> BERT</w:t>
             </w:r>
           </w:p>
         </w:tc>
@@ -19783,8 +20964,18 @@
                 <w:sz w:val="28"/>
                 <w:szCs w:val="28"/>
               </w:rPr>
-              <w:t>LSTM/GRU поверх эмбедингов</w:t>
-            </w:r>
+              <w:t xml:space="preserve">LSTM/GRU поверх </w:t>
+            </w:r>
+            <w:proofErr w:type="spellStart"/>
+            <w:r>
+              <w:rPr>
+                <w:rFonts w:ascii="Times New Roman" w:hAnsi="Times New Roman" w:cs="Times New Roman"/>
+                <w:sz w:val="28"/>
+                <w:szCs w:val="28"/>
+              </w:rPr>
+              <w:t>эмбедингов</w:t>
+            </w:r>
+            <w:proofErr w:type="spellEnd"/>
           </w:p>
         </w:tc>
         <w:tc>
@@ -19899,7 +21090,71 @@
       </w:pPr>
       <w:r>
         <w:lastRenderedPageBreak/>
-        <w:t>Предлагается комбинированный подход сразу с двумя моделями. Fine-tuning предобученной BERT-модели для основной классификации (определение компонентов выгорания: эмоциональное истощение, деперсонализация, редукция достижений). Добавляется классификационная голова (fully-connected слои) поверх предобученной модели, затем вся модель дообучается на размеченных данных. Это обеспечит максимальное качество за счет адаптации всех слоев к специфике задачи. Gradient Boosting (CatBoost) как альтернативная модель для анализа агрегированных признаков на уровне пользователя (частота сообщений, временные паттерны, доля негативных высказываний). Эта модель хорошо работает с табличными данными и обладает высокой интерпретируемостью, что важно для объяснения результатов HR-специалистам.</w:t>
+        <w:t>Предлагается комбинированный подход сразу с двумя моделями. Fine-</w:t>
+      </w:r>
+      <w:proofErr w:type="spellStart"/>
+      <w:r>
+        <w:t>tuning</w:t>
+      </w:r>
+      <w:proofErr w:type="spellEnd"/>
+      <w:r>
+        <w:t xml:space="preserve"> </w:t>
+      </w:r>
+      <w:proofErr w:type="spellStart"/>
+      <w:r>
+        <w:t>предобученной</w:t>
+      </w:r>
+      <w:proofErr w:type="spellEnd"/>
+      <w:r>
+        <w:t xml:space="preserve"> BERT-модели для основной классификации (определение компонентов выгорания: эмоциональное истощение, деперсонализация, редукция достижений). Добавляется классификационная голова (</w:t>
+      </w:r>
+      <w:proofErr w:type="spellStart"/>
+      <w:r>
+        <w:t>fully-connected</w:t>
+      </w:r>
+      <w:proofErr w:type="spellEnd"/>
+      <w:r>
+        <w:t xml:space="preserve"> слои) поверх </w:t>
+      </w:r>
+      <w:proofErr w:type="spellStart"/>
+      <w:r>
+        <w:t>предобученной</w:t>
+      </w:r>
+      <w:proofErr w:type="spellEnd"/>
+      <w:r>
+        <w:t xml:space="preserve"> модели, затем вся модель </w:t>
+      </w:r>
+      <w:proofErr w:type="spellStart"/>
+      <w:r>
+        <w:t>дообучается</w:t>
+      </w:r>
+      <w:proofErr w:type="spellEnd"/>
+      <w:r>
+        <w:t xml:space="preserve"> на размеченных данных. Это обеспечит максимальное качество за счет адаптации всех слоев к специфике задачи. </w:t>
+      </w:r>
+      <w:proofErr w:type="spellStart"/>
+      <w:r>
+        <w:t>Gradient</w:t>
+      </w:r>
+      <w:proofErr w:type="spellEnd"/>
+      <w:r>
+        <w:t xml:space="preserve"> </w:t>
+      </w:r>
+      <w:proofErr w:type="spellStart"/>
+      <w:r>
+        <w:t>Boosting</w:t>
+      </w:r>
+      <w:proofErr w:type="spellEnd"/>
+      <w:r>
+        <w:t xml:space="preserve"> (</w:t>
+      </w:r>
+      <w:proofErr w:type="spellStart"/>
+      <w:r>
+        <w:t>CatBoost</w:t>
+      </w:r>
+      <w:proofErr w:type="spellEnd"/>
+      <w:r>
+        <w:t>) как альтернативная модель для анализа агрегированных признаков на уровне пользователя (частота сообщений, временные паттерны, доля негативных высказываний). Эта модель хорошо работает с табличными данными и обладает высокой интерпретируемостью, что важно для объяснения результатов HR-специалистам.</w:t>
       </w:r>
     </w:p>
     <w:p/>
@@ -19908,7 +21163,23 @@
         <w:pStyle w:val="11"/>
       </w:pPr>
       <w:r>
-        <w:t>Модель будет дообучаться на открытых русскоязычных датасетах с разметкой эмоционального выгорания (RuSentiment, расширенные данные из научных публикаций).</w:t>
+        <w:t xml:space="preserve">Модель будет </w:t>
+      </w:r>
+      <w:proofErr w:type="spellStart"/>
+      <w:r>
+        <w:t>дообучаться</w:t>
+      </w:r>
+      <w:proofErr w:type="spellEnd"/>
+      <w:r>
+        <w:t xml:space="preserve"> на открытых русскоязычных датасетах с разметкой эмоционального выгорания (</w:t>
+      </w:r>
+      <w:proofErr w:type="spellStart"/>
+      <w:r>
+        <w:t>RuSentiment</w:t>
+      </w:r>
+      <w:proofErr w:type="spellEnd"/>
+      <w:r>
+        <w:t>, расширенные данные из научных публикаций).</w:t>
       </w:r>
     </w:p>
     <w:p>
@@ -20040,6 +21311,7 @@
                 <w:szCs w:val="28"/>
               </w:rPr>
             </w:pPr>
+            <w:proofErr w:type="spellStart"/>
             <w:r>
               <w:rPr>
                 <w:rFonts w:ascii="Times New Roman" w:hAnsi="Times New Roman" w:cs="Times New Roman"/>
@@ -20048,6 +21320,7 @@
               </w:rPr>
               <w:t>FastAPI</w:t>
             </w:r>
+            <w:proofErr w:type="spellEnd"/>
           </w:p>
         </w:tc>
         <w:tc>
@@ -20063,6 +21336,7 @@
                 <w:szCs w:val="28"/>
               </w:rPr>
             </w:pPr>
+            <w:proofErr w:type="spellStart"/>
             <w:r>
               <w:rPr>
                 <w:rFonts w:ascii="Times New Roman" w:hAnsi="Times New Roman" w:cs="Times New Roman"/>
@@ -20071,6 +21345,7 @@
               </w:rPr>
               <w:t>Flask</w:t>
             </w:r>
+            <w:proofErr w:type="spellEnd"/>
           </w:p>
         </w:tc>
         <w:tc>
@@ -20086,6 +21361,7 @@
                 <w:szCs w:val="28"/>
               </w:rPr>
             </w:pPr>
+            <w:proofErr w:type="spellStart"/>
             <w:r>
               <w:rPr>
                 <w:rFonts w:ascii="Times New Roman" w:hAnsi="Times New Roman" w:cs="Times New Roman"/>
@@ -20094,6 +21370,7 @@
               </w:rPr>
               <w:t>Django</w:t>
             </w:r>
+            <w:proofErr w:type="spellEnd"/>
           </w:p>
         </w:tc>
         <w:tc>
@@ -20109,6 +21386,7 @@
                 <w:szCs w:val="28"/>
               </w:rPr>
             </w:pPr>
+            <w:proofErr w:type="spellStart"/>
             <w:r>
               <w:rPr>
                 <w:rFonts w:ascii="Times New Roman" w:hAnsi="Times New Roman" w:cs="Times New Roman"/>
@@ -20117,6 +21395,7 @@
               </w:rPr>
               <w:t>Sanic</w:t>
             </w:r>
+            <w:proofErr w:type="spellEnd"/>
           </w:p>
         </w:tc>
       </w:tr>
@@ -20332,6 +21611,7 @@
                 <w:szCs w:val="28"/>
               </w:rPr>
             </w:pPr>
+            <w:proofErr w:type="spellStart"/>
             <w:r>
               <w:rPr>
                 <w:rFonts w:ascii="Times New Roman" w:hAnsi="Times New Roman" w:cs="Times New Roman"/>
@@ -20356,6 +21636,7 @@
               </w:rPr>
               <w:t>реймворк</w:t>
             </w:r>
+            <w:proofErr w:type="spellEnd"/>
           </w:p>
         </w:tc>
         <w:tc>
@@ -20371,6 +21652,7 @@
                 <w:szCs w:val="28"/>
               </w:rPr>
             </w:pPr>
+            <w:proofErr w:type="spellStart"/>
             <w:r>
               <w:rPr>
                 <w:rFonts w:ascii="Times New Roman" w:hAnsi="Times New Roman" w:cs="Times New Roman"/>
@@ -20395,6 +21677,7 @@
               </w:rPr>
               <w:t>реймворк</w:t>
             </w:r>
+            <w:proofErr w:type="spellEnd"/>
           </w:p>
         </w:tc>
         <w:tc>
@@ -20416,8 +21699,18 @@
                 <w:sz w:val="28"/>
                 <w:szCs w:val="28"/>
               </w:rPr>
-              <w:t>Full-stack</w:t>
-            </w:r>
+              <w:t>Full-</w:t>
+            </w:r>
+            <w:proofErr w:type="spellStart"/>
+            <w:r>
+              <w:rPr>
+                <w:rFonts w:ascii="Times New Roman" w:hAnsi="Times New Roman" w:cs="Times New Roman"/>
+                <w:sz w:val="28"/>
+                <w:szCs w:val="28"/>
+              </w:rPr>
+              <w:t>stack</w:t>
+            </w:r>
+            <w:proofErr w:type="spellEnd"/>
           </w:p>
         </w:tc>
         <w:tc>
@@ -20433,6 +21726,7 @@
                 <w:szCs w:val="28"/>
               </w:rPr>
             </w:pPr>
+            <w:proofErr w:type="spellStart"/>
             <w:r>
               <w:rPr>
                 <w:rFonts w:ascii="Times New Roman" w:hAnsi="Times New Roman" w:cs="Times New Roman"/>
@@ -20457,6 +21751,7 @@
               </w:rPr>
               <w:t>реймворк</w:t>
             </w:r>
+            <w:proofErr w:type="spellEnd"/>
           </w:p>
         </w:tc>
       </w:tr>
@@ -20497,6 +21792,7 @@
                 <w:szCs w:val="28"/>
               </w:rPr>
             </w:pPr>
+            <w:proofErr w:type="gramStart"/>
             <w:r>
               <w:rPr>
                 <w:rFonts w:ascii="Times New Roman" w:hAnsi="Times New Roman" w:cs="Times New Roman"/>
@@ -20505,6 +21801,7 @@
               </w:rPr>
               <w:t>Производи-тельность</w:t>
             </w:r>
+            <w:proofErr w:type="gramEnd"/>
           </w:p>
         </w:tc>
         <w:tc>
@@ -20961,6 +22258,7 @@
                 <w:szCs w:val="28"/>
               </w:rPr>
             </w:pPr>
+            <w:proofErr w:type="spellStart"/>
             <w:r>
               <w:rPr>
                 <w:rFonts w:ascii="Times New Roman" w:hAnsi="Times New Roman" w:cs="Times New Roman"/>
@@ -20985,6 +22283,7 @@
               </w:rPr>
               <w:t>ность</w:t>
             </w:r>
+            <w:proofErr w:type="spellEnd"/>
           </w:p>
         </w:tc>
         <w:tc>
@@ -21075,7 +22374,25 @@
                 <w:sz w:val="28"/>
                 <w:szCs w:val="28"/>
               </w:rPr>
-              <w:t>Да (async)</w:t>
+              <w:t>Да (</w:t>
+            </w:r>
+            <w:proofErr w:type="spellStart"/>
+            <w:r>
+              <w:rPr>
+                <w:rFonts w:ascii="Times New Roman" w:hAnsi="Times New Roman" w:cs="Times New Roman"/>
+                <w:sz w:val="28"/>
+                <w:szCs w:val="28"/>
+              </w:rPr>
+              <w:t>async</w:t>
+            </w:r>
+            <w:proofErr w:type="spellEnd"/>
+            <w:r>
+              <w:rPr>
+                <w:rFonts w:ascii="Times New Roman" w:hAnsi="Times New Roman" w:cs="Times New Roman"/>
+                <w:sz w:val="28"/>
+                <w:szCs w:val="28"/>
+              </w:rPr>
+              <w:t>)</w:t>
             </w:r>
           </w:p>
         </w:tc>
@@ -21240,14 +22557,24 @@
       <w:r>
         <w:t xml:space="preserve"> </w:t>
       </w:r>
+      <w:proofErr w:type="spellStart"/>
       <w:r>
         <w:t>FastAPI</w:t>
       </w:r>
+      <w:proofErr w:type="spellEnd"/>
       <w:r>
         <w:t xml:space="preserve"> </w:t>
       </w:r>
       <w:r>
-        <w:t>— современный асинхронный фреймворк, обеспечивающий высокую производительность и автоматическую генерацию документации. Встроенная поддержка Pydantic для валидации данных упрощает разработку надежных API. Асинхронность критична для эффективной обработки параллельных запросов на классификацию.</w:t>
+        <w:t xml:space="preserve">— современный асинхронный фреймворк, обеспечивающий высокую производительность и автоматическую генерацию документации. Встроенная поддержка </w:t>
+      </w:r>
+      <w:proofErr w:type="spellStart"/>
+      <w:r>
+        <w:t>Pydantic</w:t>
+      </w:r>
+      <w:proofErr w:type="spellEnd"/>
+      <w:r>
+        <w:t xml:space="preserve"> для валидации данных упрощает разработку надежных API. Асинхронность критична для эффективной обработки параллельных запросов на классификацию.</w:t>
       </w:r>
     </w:p>
     <w:p>
@@ -21288,6 +22615,34 @@
       </w:r>
       <w:r>
         <w:t>разработки (табл.13).</w:t>
+      </w:r>
+    </w:p>
+    <w:p>
+      <w:pPr>
+        <w:pStyle w:val="11"/>
+      </w:pPr>
+    </w:p>
+    <w:p>
+      <w:pPr>
+        <w:pStyle w:val="11"/>
+      </w:pPr>
+      <w:r>
+        <w:t xml:space="preserve">Таблица </w:t>
+      </w:r>
+      <w:r>
+        <w:t>1</w:t>
+      </w:r>
+      <w:r>
+        <w:t xml:space="preserve">3 </w:t>
+      </w:r>
+      <w:r>
+        <w:t>–</w:t>
+      </w:r>
+      <w:r>
+        <w:t xml:space="preserve"> </w:t>
+      </w:r>
+      <w:r>
+        <w:t>Итоговый стек</w:t>
       </w:r>
     </w:p>
     <w:tbl>
@@ -21583,14 +22938,52 @@
                 <w:szCs w:val="28"/>
               </w:rPr>
             </w:pPr>
-            <w:r>
-              <w:rPr>
-                <w:rFonts w:ascii="Times New Roman" w:hAnsi="Times New Roman" w:cs="Times New Roman"/>
-                <w:sz w:val="28"/>
-                <w:szCs w:val="28"/>
-              </w:rPr>
-              <w:t>Docker, Docker Compose</w:t>
-            </w:r>
+            <w:proofErr w:type="spellStart"/>
+            <w:r>
+              <w:rPr>
+                <w:rFonts w:ascii="Times New Roman" w:hAnsi="Times New Roman" w:cs="Times New Roman"/>
+                <w:sz w:val="28"/>
+                <w:szCs w:val="28"/>
+              </w:rPr>
+              <w:t>Docker</w:t>
+            </w:r>
+            <w:proofErr w:type="spellEnd"/>
+            <w:r>
+              <w:rPr>
+                <w:rFonts w:ascii="Times New Roman" w:hAnsi="Times New Roman" w:cs="Times New Roman"/>
+                <w:sz w:val="28"/>
+                <w:szCs w:val="28"/>
+              </w:rPr>
+              <w:t xml:space="preserve">, </w:t>
+            </w:r>
+            <w:proofErr w:type="spellStart"/>
+            <w:r>
+              <w:rPr>
+                <w:rFonts w:ascii="Times New Roman" w:hAnsi="Times New Roman" w:cs="Times New Roman"/>
+                <w:sz w:val="28"/>
+                <w:szCs w:val="28"/>
+              </w:rPr>
+              <w:t>Docker</w:t>
+            </w:r>
+            <w:proofErr w:type="spellEnd"/>
+            <w:r>
+              <w:rPr>
+                <w:rFonts w:ascii="Times New Roman" w:hAnsi="Times New Roman" w:cs="Times New Roman"/>
+                <w:sz w:val="28"/>
+                <w:szCs w:val="28"/>
+              </w:rPr>
+              <w:t xml:space="preserve"> </w:t>
+            </w:r>
+            <w:proofErr w:type="spellStart"/>
+            <w:r>
+              <w:rPr>
+                <w:rFonts w:ascii="Times New Roman" w:hAnsi="Times New Roman" w:cs="Times New Roman"/>
+                <w:sz w:val="28"/>
+                <w:szCs w:val="28"/>
+              </w:rPr>
+              <w:t>Compose</w:t>
+            </w:r>
+            <w:proofErr w:type="spellEnd"/>
           </w:p>
         </w:tc>
       </w:tr>
@@ -21677,7 +23070,25 @@
                 <w:sz w:val="28"/>
                 <w:szCs w:val="28"/>
               </w:rPr>
-              <w:t>Внутри корпоративного контура компании (on-premise)</w:t>
+              <w:t>Внутри корпоративного контура компании (</w:t>
+            </w:r>
+            <w:proofErr w:type="spellStart"/>
+            <w:r>
+              <w:rPr>
+                <w:rFonts w:ascii="Times New Roman" w:hAnsi="Times New Roman" w:cs="Times New Roman"/>
+                <w:sz w:val="28"/>
+                <w:szCs w:val="28"/>
+              </w:rPr>
+              <w:t>on-premise</w:t>
+            </w:r>
+            <w:proofErr w:type="spellEnd"/>
+            <w:r>
+              <w:rPr>
+                <w:rFonts w:ascii="Times New Roman" w:hAnsi="Times New Roman" w:cs="Times New Roman"/>
+                <w:sz w:val="28"/>
+                <w:szCs w:val="28"/>
+              </w:rPr>
+              <w:t>)</w:t>
             </w:r>
           </w:p>
         </w:tc>
@@ -21792,14 +23203,6 @@
                 <w:szCs w:val="28"/>
               </w:rPr>
             </w:pPr>
-            <w:r>
-              <w:rPr>
-                <w:rFonts w:ascii="Times New Roman" w:hAnsi="Times New Roman" w:cs="Times New Roman"/>
-                <w:sz w:val="28"/>
-                <w:szCs w:val="28"/>
-              </w:rPr>
-              <w:t>4</w:t>
-            </w:r>
           </w:p>
         </w:tc>
         <w:tc>
@@ -21832,14 +23235,6 @@
                 <w:szCs w:val="28"/>
               </w:rPr>
             </w:pPr>
-            <w:r>
-              <w:rPr>
-                <w:rFonts w:ascii="Times New Roman" w:hAnsi="Times New Roman" w:cs="Times New Roman"/>
-                <w:sz w:val="28"/>
-                <w:szCs w:val="28"/>
-              </w:rPr>
-              <w:t>Основной фреймворк для бота</w:t>
-            </w:r>
           </w:p>
         </w:tc>
         <w:tc>
@@ -21855,14 +23250,6 @@
                 <w:szCs w:val="28"/>
               </w:rPr>
             </w:pPr>
-            <w:r>
-              <w:rPr>
-                <w:rFonts w:ascii="Times New Roman" w:hAnsi="Times New Roman" w:cs="Times New Roman"/>
-                <w:sz w:val="28"/>
-                <w:szCs w:val="28"/>
-              </w:rPr>
-              <w:t>python-telegram-bot</w:t>
-            </w:r>
           </w:p>
         </w:tc>
       </w:tr>
@@ -21872,17 +23259,9 @@
         <w:pStyle w:val="11"/>
         <w:jc w:val="right"/>
       </w:pPr>
-    </w:p>
-    <w:p>
-      <w:pPr>
-        <w:pStyle w:val="11"/>
-        <w:jc w:val="right"/>
-      </w:pPr>
-      <w:r>
-        <w:t>Окончание табл. 1</w:t>
-      </w:r>
-      <w:r>
-        <w:t>3</w:t>
+      <w:r>
+        <w:lastRenderedPageBreak/>
+        <w:t>Окончание табл. 13</w:t>
       </w:r>
     </w:p>
     <w:tbl>
@@ -22019,6 +23398,95 @@
                 <w:sz w:val="28"/>
                 <w:szCs w:val="28"/>
               </w:rPr>
+              <w:t>4</w:t>
+            </w:r>
+          </w:p>
+        </w:tc>
+        <w:tc>
+          <w:tcPr>
+            <w:tcW w:w="2151" w:type="dxa"/>
+            <w:vAlign w:val="center"/>
+          </w:tcPr>
+          <w:p>
+            <w:pPr>
+              <w:spacing w:line="360" w:lineRule="auto"/>
+              <w:rPr>
+                <w:rFonts w:ascii="Times New Roman" w:hAnsi="Times New Roman" w:cs="Times New Roman"/>
+                <w:sz w:val="28"/>
+                <w:szCs w:val="28"/>
+              </w:rPr>
+            </w:pPr>
+          </w:p>
+        </w:tc>
+        <w:tc>
+          <w:tcPr>
+            <w:tcW w:w="2495" w:type="dxa"/>
+          </w:tcPr>
+          <w:p>
+            <w:pPr>
+              <w:spacing w:line="360" w:lineRule="auto"/>
+              <w:rPr>
+                <w:rFonts w:ascii="Times New Roman" w:hAnsi="Times New Roman" w:cs="Times New Roman"/>
+                <w:sz w:val="28"/>
+                <w:szCs w:val="28"/>
+              </w:rPr>
+            </w:pPr>
+            <w:r>
+              <w:rPr>
+                <w:rFonts w:ascii="Times New Roman" w:hAnsi="Times New Roman" w:cs="Times New Roman"/>
+                <w:sz w:val="28"/>
+                <w:szCs w:val="28"/>
+              </w:rPr>
+              <w:t>Основной фреймворк для бота</w:t>
+            </w:r>
+          </w:p>
+        </w:tc>
+        <w:tc>
+          <w:tcPr>
+            <w:tcW w:w="3555" w:type="dxa"/>
+          </w:tcPr>
+          <w:p>
+            <w:pPr>
+              <w:spacing w:line="360" w:lineRule="auto"/>
+              <w:rPr>
+                <w:rFonts w:ascii="Times New Roman" w:hAnsi="Times New Roman" w:cs="Times New Roman"/>
+                <w:sz w:val="28"/>
+                <w:szCs w:val="28"/>
+              </w:rPr>
+            </w:pPr>
+            <w:proofErr w:type="spellStart"/>
+            <w:r>
+              <w:rPr>
+                <w:rFonts w:ascii="Times New Roman" w:hAnsi="Times New Roman" w:cs="Times New Roman"/>
+                <w:sz w:val="28"/>
+                <w:szCs w:val="28"/>
+              </w:rPr>
+              <w:t>python-telegram-bot</w:t>
+            </w:r>
+            <w:proofErr w:type="spellEnd"/>
+          </w:p>
+        </w:tc>
+      </w:tr>
+      <w:tr>
+        <w:tc>
+          <w:tcPr>
+            <w:tcW w:w="1008" w:type="dxa"/>
+          </w:tcPr>
+          <w:p>
+            <w:pPr>
+              <w:spacing w:line="360" w:lineRule="auto"/>
+              <w:rPr>
+                <w:rFonts w:ascii="Times New Roman" w:hAnsi="Times New Roman" w:cs="Times New Roman"/>
+                <w:sz w:val="28"/>
+                <w:szCs w:val="28"/>
+              </w:rPr>
+            </w:pPr>
+            <w:r>
+              <w:rPr>
+                <w:rFonts w:ascii="Times New Roman" w:hAnsi="Times New Roman" w:cs="Times New Roman"/>
+                <w:sz w:val="28"/>
+                <w:szCs w:val="28"/>
+              </w:rPr>
               <w:t>5</w:t>
             </w:r>
           </w:p>
@@ -22172,6 +23640,7 @@
                 <w:szCs w:val="28"/>
               </w:rPr>
             </w:pPr>
+            <w:proofErr w:type="spellStart"/>
             <w:r>
               <w:rPr>
                 <w:rFonts w:ascii="Times New Roman" w:hAnsi="Times New Roman" w:cs="Times New Roman"/>
@@ -22180,6 +23649,7 @@
               </w:rPr>
               <w:t>PyTorch</w:t>
             </w:r>
+            <w:proofErr w:type="spellEnd"/>
           </w:p>
         </w:tc>
       </w:tr>
@@ -22260,14 +23730,34 @@
                 <w:szCs w:val="28"/>
               </w:rPr>
             </w:pPr>
-            <w:r>
-              <w:rPr>
-                <w:rFonts w:ascii="Times New Roman" w:hAnsi="Times New Roman" w:cs="Times New Roman"/>
-                <w:sz w:val="28"/>
-                <w:szCs w:val="28"/>
-              </w:rPr>
-              <w:t>Conversational RuBERT</w:t>
-            </w:r>
+            <w:proofErr w:type="spellStart"/>
+            <w:r>
+              <w:rPr>
+                <w:rFonts w:ascii="Times New Roman" w:hAnsi="Times New Roman" w:cs="Times New Roman"/>
+                <w:sz w:val="28"/>
+                <w:szCs w:val="28"/>
+              </w:rPr>
+              <w:t>Conversational</w:t>
+            </w:r>
+            <w:proofErr w:type="spellEnd"/>
+            <w:r>
+              <w:rPr>
+                <w:rFonts w:ascii="Times New Roman" w:hAnsi="Times New Roman" w:cs="Times New Roman"/>
+                <w:sz w:val="28"/>
+                <w:szCs w:val="28"/>
+              </w:rPr>
+              <w:t xml:space="preserve"> </w:t>
+            </w:r>
+            <w:proofErr w:type="spellStart"/>
+            <w:r>
+              <w:rPr>
+                <w:rFonts w:ascii="Times New Roman" w:hAnsi="Times New Roman" w:cs="Times New Roman"/>
+                <w:sz w:val="28"/>
+                <w:szCs w:val="28"/>
+              </w:rPr>
+              <w:t>RuBERT</w:t>
+            </w:r>
+            <w:proofErr w:type="spellEnd"/>
           </w:p>
         </w:tc>
       </w:tr>
@@ -22331,8 +23821,18 @@
                 <w:sz w:val="28"/>
                 <w:szCs w:val="28"/>
               </w:rPr>
-              <w:t>Библиотеки для лингвистического препроцессинга</w:t>
-            </w:r>
+              <w:t xml:space="preserve">Библиотеки для лингвистического </w:t>
+            </w:r>
+            <w:proofErr w:type="spellStart"/>
+            <w:r>
+              <w:rPr>
+                <w:rFonts w:ascii="Times New Roman" w:hAnsi="Times New Roman" w:cs="Times New Roman"/>
+                <w:sz w:val="28"/>
+                <w:szCs w:val="28"/>
+              </w:rPr>
+              <w:t>препроцессинга</w:t>
+            </w:r>
+            <w:proofErr w:type="spellEnd"/>
           </w:p>
         </w:tc>
         <w:tc>
@@ -22348,13 +23848,23 @@
                 <w:szCs w:val="28"/>
               </w:rPr>
             </w:pPr>
-            <w:r>
-              <w:rPr>
-                <w:rFonts w:ascii="Times New Roman" w:hAnsi="Times New Roman" w:cs="Times New Roman"/>
-                <w:sz w:val="28"/>
-                <w:szCs w:val="28"/>
-              </w:rPr>
-              <w:t>spaCy, pymorphy2</w:t>
+            <w:proofErr w:type="spellStart"/>
+            <w:r>
+              <w:rPr>
+                <w:rFonts w:ascii="Times New Roman" w:hAnsi="Times New Roman" w:cs="Times New Roman"/>
+                <w:sz w:val="28"/>
+                <w:szCs w:val="28"/>
+              </w:rPr>
+              <w:t>spaCy</w:t>
+            </w:r>
+            <w:proofErr w:type="spellEnd"/>
+            <w:r>
+              <w:rPr>
+                <w:rFonts w:ascii="Times New Roman" w:hAnsi="Times New Roman" w:cs="Times New Roman"/>
+                <w:sz w:val="28"/>
+                <w:szCs w:val="28"/>
+              </w:rPr>
+              <w:t>, pymorphy2</w:t>
             </w:r>
           </w:p>
         </w:tc>
@@ -22436,14 +23946,34 @@
                 <w:szCs w:val="28"/>
               </w:rPr>
             </w:pPr>
-            <w:r>
-              <w:rPr>
-                <w:rFonts w:ascii="Times New Roman" w:hAnsi="Times New Roman" w:cs="Times New Roman"/>
-                <w:sz w:val="28"/>
-                <w:szCs w:val="28"/>
-              </w:rPr>
-              <w:t>Scikit-learn, CatBoost</w:t>
-            </w:r>
+            <w:proofErr w:type="spellStart"/>
+            <w:r>
+              <w:rPr>
+                <w:rFonts w:ascii="Times New Roman" w:hAnsi="Times New Roman" w:cs="Times New Roman"/>
+                <w:sz w:val="28"/>
+                <w:szCs w:val="28"/>
+              </w:rPr>
+              <w:t>Scikit-learn</w:t>
+            </w:r>
+            <w:proofErr w:type="spellEnd"/>
+            <w:r>
+              <w:rPr>
+                <w:rFonts w:ascii="Times New Roman" w:hAnsi="Times New Roman" w:cs="Times New Roman"/>
+                <w:sz w:val="28"/>
+                <w:szCs w:val="28"/>
+              </w:rPr>
+              <w:t xml:space="preserve">, </w:t>
+            </w:r>
+            <w:proofErr w:type="spellStart"/>
+            <w:r>
+              <w:rPr>
+                <w:rFonts w:ascii="Times New Roman" w:hAnsi="Times New Roman" w:cs="Times New Roman"/>
+                <w:sz w:val="28"/>
+                <w:szCs w:val="28"/>
+              </w:rPr>
+              <w:t>CatBoost</w:t>
+            </w:r>
+            <w:proofErr w:type="spellEnd"/>
           </w:p>
         </w:tc>
       </w:tr>
@@ -22524,6 +24054,7 @@
                 <w:szCs w:val="28"/>
               </w:rPr>
             </w:pPr>
+            <w:proofErr w:type="spellStart"/>
             <w:r>
               <w:rPr>
                 <w:rFonts w:ascii="Times New Roman" w:hAnsi="Times New Roman" w:cs="Times New Roman"/>
@@ -22532,6 +24063,7 @@
               </w:rPr>
               <w:t>FastAPI</w:t>
             </w:r>
+            <w:proofErr w:type="spellEnd"/>
           </w:p>
         </w:tc>
       </w:tr>
@@ -22619,6 +24151,7 @@
                 <w:szCs w:val="28"/>
               </w:rPr>
             </w:pPr>
+            <w:proofErr w:type="spellStart"/>
             <w:r>
               <w:rPr>
                 <w:rFonts w:ascii="Times New Roman" w:hAnsi="Times New Roman" w:cs="Times New Roman"/>
@@ -22627,6 +24160,7 @@
               </w:rPr>
               <w:t>PostgreSQL</w:t>
             </w:r>
+            <w:proofErr w:type="spellEnd"/>
           </w:p>
         </w:tc>
       </w:tr>
@@ -22710,6 +24244,1007 @@
         <w:t xml:space="preserve"> РАСЧЕТ ЭКОНОМИЧЕСКОЙ ЭФФЕКТИВНОСТИ</w:t>
       </w:r>
       <w:bookmarkEnd w:id="23"/>
+    </w:p>
+    <w:p>
+      <w:pPr>
+        <w:rPr>
+          <w:rFonts w:ascii="Times New Roman" w:hAnsi="Times New Roman" w:cs="Times New Roman"/>
+          <w:sz w:val="28"/>
+          <w:szCs w:val="28"/>
+        </w:rPr>
+      </w:pPr>
+    </w:p>
+    <w:p>
+      <w:pPr>
+        <w:pStyle w:val="2"/>
+      </w:pPr>
+      <w:bookmarkStart w:id="24" w:name="_Toc227017211"/>
+      <w:r>
+        <w:t>3.1</w:t>
+      </w:r>
+      <w:r>
+        <w:t>.</w:t>
+      </w:r>
+      <w:r>
+        <w:t xml:space="preserve"> </w:t>
+      </w:r>
+      <w:bookmarkEnd w:id="24"/>
+      <w:r>
+        <w:t>Выявление источников эффектов (эффектообразующих факторов) проектного решения</w:t>
+      </w:r>
+    </w:p>
+    <w:p>
+      <w:pPr>
+        <w:pStyle w:val="11"/>
+      </w:pPr>
+    </w:p>
+    <w:p>
+      <w:pPr>
+        <w:pStyle w:val="3"/>
+      </w:pPr>
+      <w:r>
+        <w:t>3.1.1. Определение ключевых функций проектного решения, реализация которых позволит выявиться эффектообразующие факторы (источники эффективности)</w:t>
+      </w:r>
+    </w:p>
+    <w:p>
+      <w:pPr>
+        <w:pStyle w:val="11"/>
+      </w:pPr>
+    </w:p>
+    <w:p>
+      <w:pPr>
+        <w:pStyle w:val="11"/>
+      </w:pPr>
+      <w:r>
+        <w:t>На основании проведённого анализа требований и функциональной архитектуры модуля выделены четыре ключевые функции, реализация которых обеспечивает достижение целей проектного решения</w:t>
+      </w:r>
+      <w:r>
+        <w:t xml:space="preserve"> (табл.14).</w:t>
+      </w:r>
+    </w:p>
+    <w:p>
+      <w:pPr>
+        <w:pStyle w:val="11"/>
+      </w:pPr>
+    </w:p>
+    <w:p>
+      <w:pPr>
+        <w:pStyle w:val="11"/>
+      </w:pPr>
+      <w:r>
+        <w:t xml:space="preserve">Таблица </w:t>
+      </w:r>
+      <w:r>
+        <w:t>14 –</w:t>
+      </w:r>
+      <w:r>
+        <w:t xml:space="preserve"> </w:t>
+      </w:r>
+      <w:r>
+        <w:t>Ключевые функции проектного решения и их характеристики</w:t>
+      </w:r>
+    </w:p>
+    <w:tbl>
+      <w:tblPr>
+        <w:tblStyle w:val="ae"/>
+        <w:tblW w:w="9351" w:type="dxa"/>
+        <w:tblLayout w:type="fixed"/>
+        <w:tblLook w:val="04A0" w:firstRow="1" w:lastRow="0" w:firstColumn="1" w:lastColumn="0" w:noHBand="0" w:noVBand="1"/>
+      </w:tblPr>
+      <w:tblGrid>
+        <w:gridCol w:w="594"/>
+        <w:gridCol w:w="2822"/>
+        <w:gridCol w:w="3242"/>
+        <w:gridCol w:w="2693"/>
+      </w:tblGrid>
+      <w:tr>
+        <w:tc>
+          <w:tcPr>
+            <w:tcW w:w="594" w:type="dxa"/>
+          </w:tcPr>
+          <w:p>
+            <w:pPr>
+              <w:spacing w:line="360" w:lineRule="auto"/>
+              <w:rPr>
+                <w:rFonts w:ascii="Times New Roman" w:hAnsi="Times New Roman" w:cs="Times New Roman"/>
+                <w:sz w:val="28"/>
+                <w:szCs w:val="28"/>
+              </w:rPr>
+            </w:pPr>
+            <w:r>
+              <w:rPr>
+                <w:rFonts w:ascii="Times New Roman" w:hAnsi="Times New Roman" w:cs="Times New Roman"/>
+                <w:sz w:val="28"/>
+                <w:szCs w:val="28"/>
+              </w:rPr>
+              <w:t>№ п/п</w:t>
+            </w:r>
+          </w:p>
+        </w:tc>
+        <w:tc>
+          <w:tcPr>
+            <w:tcW w:w="2822" w:type="dxa"/>
+          </w:tcPr>
+          <w:p>
+            <w:pPr>
+              <w:spacing w:line="360" w:lineRule="auto"/>
+              <w:rPr>
+                <w:rFonts w:ascii="Times New Roman" w:hAnsi="Times New Roman" w:cs="Times New Roman"/>
+                <w:sz w:val="28"/>
+                <w:szCs w:val="28"/>
+              </w:rPr>
+            </w:pPr>
+            <w:r>
+              <w:rPr>
+                <w:rFonts w:ascii="Times New Roman" w:hAnsi="Times New Roman" w:cs="Times New Roman"/>
+                <w:sz w:val="28"/>
+                <w:szCs w:val="28"/>
+              </w:rPr>
+              <w:t>Функция</w:t>
+            </w:r>
+          </w:p>
+        </w:tc>
+        <w:tc>
+          <w:tcPr>
+            <w:tcW w:w="3242" w:type="dxa"/>
+          </w:tcPr>
+          <w:p>
+            <w:pPr>
+              <w:spacing w:line="360" w:lineRule="auto"/>
+              <w:rPr>
+                <w:rFonts w:ascii="Times New Roman" w:hAnsi="Times New Roman" w:cs="Times New Roman"/>
+                <w:sz w:val="28"/>
+                <w:szCs w:val="28"/>
+              </w:rPr>
+            </w:pPr>
+            <w:r>
+              <w:rPr>
+                <w:rFonts w:ascii="Times New Roman" w:hAnsi="Times New Roman" w:cs="Times New Roman"/>
+                <w:sz w:val="28"/>
+                <w:szCs w:val="28"/>
+              </w:rPr>
+              <w:t>Описание</w:t>
+            </w:r>
+          </w:p>
+        </w:tc>
+        <w:tc>
+          <w:tcPr>
+            <w:tcW w:w="2693" w:type="dxa"/>
+          </w:tcPr>
+          <w:p>
+            <w:pPr>
+              <w:spacing w:line="360" w:lineRule="auto"/>
+              <w:rPr>
+                <w:rFonts w:ascii="Times New Roman" w:hAnsi="Times New Roman" w:cs="Times New Roman"/>
+                <w:sz w:val="28"/>
+                <w:szCs w:val="28"/>
+              </w:rPr>
+            </w:pPr>
+            <w:r>
+              <w:rPr>
+                <w:rFonts w:ascii="Times New Roman" w:hAnsi="Times New Roman" w:cs="Times New Roman"/>
+                <w:sz w:val="28"/>
+                <w:szCs w:val="28"/>
+              </w:rPr>
+              <w:t>Результат</w:t>
+            </w:r>
+          </w:p>
+        </w:tc>
+      </w:tr>
+      <w:tr>
+        <w:tc>
+          <w:tcPr>
+            <w:tcW w:w="594" w:type="dxa"/>
+          </w:tcPr>
+          <w:p>
+            <w:pPr>
+              <w:spacing w:line="360" w:lineRule="auto"/>
+              <w:jc w:val="center"/>
+              <w:rPr>
+                <w:rFonts w:ascii="Times New Roman" w:hAnsi="Times New Roman" w:cs="Times New Roman"/>
+                <w:sz w:val="28"/>
+                <w:szCs w:val="28"/>
+              </w:rPr>
+            </w:pPr>
+            <w:r>
+              <w:rPr>
+                <w:rFonts w:ascii="Times New Roman" w:hAnsi="Times New Roman" w:cs="Times New Roman"/>
+                <w:sz w:val="28"/>
+                <w:szCs w:val="28"/>
+              </w:rPr>
+              <w:t>1</w:t>
+            </w:r>
+          </w:p>
+        </w:tc>
+        <w:tc>
+          <w:tcPr>
+            <w:tcW w:w="2822" w:type="dxa"/>
+          </w:tcPr>
+          <w:p>
+            <w:pPr>
+              <w:spacing w:line="360" w:lineRule="auto"/>
+              <w:jc w:val="center"/>
+              <w:rPr>
+                <w:rFonts w:ascii="Times New Roman" w:hAnsi="Times New Roman" w:cs="Times New Roman"/>
+                <w:sz w:val="28"/>
+                <w:szCs w:val="28"/>
+              </w:rPr>
+            </w:pPr>
+            <w:r>
+              <w:rPr>
+                <w:rFonts w:ascii="Times New Roman" w:hAnsi="Times New Roman" w:cs="Times New Roman"/>
+                <w:sz w:val="28"/>
+                <w:szCs w:val="28"/>
+              </w:rPr>
+              <w:t>2</w:t>
+            </w:r>
+          </w:p>
+        </w:tc>
+        <w:tc>
+          <w:tcPr>
+            <w:tcW w:w="3242" w:type="dxa"/>
+          </w:tcPr>
+          <w:p>
+            <w:pPr>
+              <w:spacing w:line="360" w:lineRule="auto"/>
+              <w:jc w:val="center"/>
+              <w:rPr>
+                <w:rFonts w:ascii="Times New Roman" w:hAnsi="Times New Roman" w:cs="Times New Roman"/>
+                <w:sz w:val="28"/>
+                <w:szCs w:val="28"/>
+              </w:rPr>
+            </w:pPr>
+            <w:r>
+              <w:rPr>
+                <w:rFonts w:ascii="Times New Roman" w:hAnsi="Times New Roman" w:cs="Times New Roman"/>
+                <w:sz w:val="28"/>
+                <w:szCs w:val="28"/>
+              </w:rPr>
+              <w:t>3</w:t>
+            </w:r>
+          </w:p>
+        </w:tc>
+        <w:tc>
+          <w:tcPr>
+            <w:tcW w:w="2693" w:type="dxa"/>
+          </w:tcPr>
+          <w:p>
+            <w:pPr>
+              <w:spacing w:line="360" w:lineRule="auto"/>
+              <w:jc w:val="center"/>
+              <w:rPr>
+                <w:rFonts w:ascii="Times New Roman" w:hAnsi="Times New Roman" w:cs="Times New Roman"/>
+                <w:sz w:val="28"/>
+                <w:szCs w:val="28"/>
+              </w:rPr>
+            </w:pPr>
+            <w:r>
+              <w:rPr>
+                <w:rFonts w:ascii="Times New Roman" w:hAnsi="Times New Roman" w:cs="Times New Roman"/>
+                <w:sz w:val="28"/>
+                <w:szCs w:val="28"/>
+              </w:rPr>
+              <w:t>4</w:t>
+            </w:r>
+          </w:p>
+        </w:tc>
+      </w:tr>
+      <w:tr>
+        <w:tc>
+          <w:tcPr>
+            <w:tcW w:w="594" w:type="dxa"/>
+          </w:tcPr>
+          <w:p>
+            <w:pPr>
+              <w:spacing w:line="360" w:lineRule="auto"/>
+              <w:rPr>
+                <w:rFonts w:ascii="Times New Roman" w:hAnsi="Times New Roman" w:cs="Times New Roman"/>
+                <w:sz w:val="28"/>
+                <w:szCs w:val="28"/>
+              </w:rPr>
+            </w:pPr>
+            <w:r>
+              <w:rPr>
+                <w:rFonts w:ascii="Times New Roman" w:hAnsi="Times New Roman" w:cs="Times New Roman"/>
+                <w:sz w:val="28"/>
+                <w:szCs w:val="28"/>
+              </w:rPr>
+              <w:t>1</w:t>
+            </w:r>
+          </w:p>
+        </w:tc>
+        <w:tc>
+          <w:tcPr>
+            <w:tcW w:w="2822" w:type="dxa"/>
+          </w:tcPr>
+          <w:p>
+            <w:pPr>
+              <w:spacing w:line="360" w:lineRule="auto"/>
+              <w:rPr>
+                <w:rFonts w:ascii="Times New Roman" w:hAnsi="Times New Roman" w:cs="Times New Roman"/>
+                <w:sz w:val="28"/>
+                <w:szCs w:val="28"/>
+              </w:rPr>
+            </w:pPr>
+            <w:r>
+              <w:rPr>
+                <w:rFonts w:ascii="Times New Roman" w:hAnsi="Times New Roman" w:cs="Times New Roman"/>
+                <w:sz w:val="28"/>
+                <w:szCs w:val="28"/>
+              </w:rPr>
+              <w:t>Автоматизированный сбор данных</w:t>
+            </w:r>
+          </w:p>
+        </w:tc>
+        <w:tc>
+          <w:tcPr>
+            <w:tcW w:w="3242" w:type="dxa"/>
+          </w:tcPr>
+          <w:p>
+            <w:pPr>
+              <w:spacing w:line="360" w:lineRule="auto"/>
+              <w:rPr>
+                <w:rFonts w:ascii="Times New Roman" w:hAnsi="Times New Roman" w:cs="Times New Roman"/>
+                <w:sz w:val="28"/>
+                <w:szCs w:val="28"/>
+              </w:rPr>
+            </w:pPr>
+            <w:r>
+              <w:rPr>
+                <w:rFonts w:ascii="Times New Roman" w:hAnsi="Times New Roman" w:cs="Times New Roman"/>
+                <w:sz w:val="28"/>
+                <w:szCs w:val="28"/>
+              </w:rPr>
+              <w:t>Непрерывный сбор текстовых сообщений из корпоративных чатов в режиме реального времени с последующим извлечением лингвистических признаков</w:t>
+            </w:r>
+          </w:p>
+        </w:tc>
+        <w:tc>
+          <w:tcPr>
+            <w:tcW w:w="2693" w:type="dxa"/>
+          </w:tcPr>
+          <w:p>
+            <w:pPr>
+              <w:spacing w:line="360" w:lineRule="auto"/>
+              <w:rPr>
+                <w:rFonts w:ascii="Times New Roman" w:hAnsi="Times New Roman" w:cs="Times New Roman"/>
+                <w:sz w:val="28"/>
+                <w:szCs w:val="28"/>
+              </w:rPr>
+            </w:pPr>
+            <w:r>
+              <w:rPr>
+                <w:rFonts w:ascii="Times New Roman" w:hAnsi="Times New Roman" w:cs="Times New Roman"/>
+                <w:sz w:val="28"/>
+                <w:szCs w:val="28"/>
+              </w:rPr>
+              <w:t>Поток структурированных данных о коммуникативном поведении сотрудников</w:t>
+            </w:r>
+          </w:p>
+        </w:tc>
+      </w:tr>
+    </w:tbl>
+    <w:p/>
+    <w:p/>
+    <w:p/>
+    <w:p/>
+    <w:p>
+      <w:pPr>
+        <w:pStyle w:val="11"/>
+        <w:jc w:val="right"/>
+      </w:pPr>
+      <w:r>
+        <w:lastRenderedPageBreak/>
+        <w:t>Окончание табл. 14</w:t>
+      </w:r>
+    </w:p>
+    <w:tbl>
+      <w:tblPr>
+        <w:tblStyle w:val="ae"/>
+        <w:tblW w:w="9351" w:type="dxa"/>
+        <w:tblLayout w:type="fixed"/>
+        <w:tblLook w:val="04A0" w:firstRow="1" w:lastRow="0" w:firstColumn="1" w:lastColumn="0" w:noHBand="0" w:noVBand="1"/>
+      </w:tblPr>
+      <w:tblGrid>
+        <w:gridCol w:w="594"/>
+        <w:gridCol w:w="2822"/>
+        <w:gridCol w:w="3242"/>
+        <w:gridCol w:w="2693"/>
+      </w:tblGrid>
+      <w:tr>
+        <w:tc>
+          <w:tcPr>
+            <w:tcW w:w="594" w:type="dxa"/>
+            <w:vAlign w:val="center"/>
+          </w:tcPr>
+          <w:p>
+            <w:pPr>
+              <w:spacing w:line="360" w:lineRule="auto"/>
+              <w:jc w:val="center"/>
+              <w:rPr>
+                <w:rFonts w:ascii="Times New Roman" w:hAnsi="Times New Roman" w:cs="Times New Roman"/>
+                <w:sz w:val="28"/>
+                <w:szCs w:val="28"/>
+              </w:rPr>
+            </w:pPr>
+            <w:r>
+              <w:rPr>
+                <w:rFonts w:ascii="Times New Roman" w:hAnsi="Times New Roman" w:cs="Times New Roman"/>
+                <w:sz w:val="28"/>
+                <w:szCs w:val="28"/>
+              </w:rPr>
+              <w:t>1</w:t>
+            </w:r>
+          </w:p>
+        </w:tc>
+        <w:tc>
+          <w:tcPr>
+            <w:tcW w:w="2822" w:type="dxa"/>
+            <w:vAlign w:val="center"/>
+          </w:tcPr>
+          <w:p>
+            <w:pPr>
+              <w:spacing w:line="360" w:lineRule="auto"/>
+              <w:jc w:val="center"/>
+              <w:rPr>
+                <w:rFonts w:ascii="Times New Roman" w:hAnsi="Times New Roman" w:cs="Times New Roman"/>
+                <w:sz w:val="28"/>
+                <w:szCs w:val="28"/>
+              </w:rPr>
+            </w:pPr>
+            <w:r>
+              <w:rPr>
+                <w:rFonts w:ascii="Times New Roman" w:hAnsi="Times New Roman" w:cs="Times New Roman"/>
+                <w:sz w:val="28"/>
+                <w:szCs w:val="28"/>
+              </w:rPr>
+              <w:t>2</w:t>
+            </w:r>
+          </w:p>
+        </w:tc>
+        <w:tc>
+          <w:tcPr>
+            <w:tcW w:w="3242" w:type="dxa"/>
+            <w:vAlign w:val="center"/>
+          </w:tcPr>
+          <w:p>
+            <w:pPr>
+              <w:spacing w:line="360" w:lineRule="auto"/>
+              <w:jc w:val="center"/>
+              <w:rPr>
+                <w:rFonts w:ascii="Times New Roman" w:hAnsi="Times New Roman" w:cs="Times New Roman"/>
+                <w:sz w:val="28"/>
+                <w:szCs w:val="28"/>
+              </w:rPr>
+            </w:pPr>
+            <w:r>
+              <w:rPr>
+                <w:rFonts w:ascii="Times New Roman" w:hAnsi="Times New Roman" w:cs="Times New Roman"/>
+                <w:sz w:val="28"/>
+                <w:szCs w:val="28"/>
+              </w:rPr>
+              <w:t>3</w:t>
+            </w:r>
+          </w:p>
+        </w:tc>
+        <w:tc>
+          <w:tcPr>
+            <w:tcW w:w="2693" w:type="dxa"/>
+            <w:vAlign w:val="center"/>
+          </w:tcPr>
+          <w:p>
+            <w:pPr>
+              <w:spacing w:line="360" w:lineRule="auto"/>
+              <w:jc w:val="center"/>
+              <w:rPr>
+                <w:rFonts w:ascii="Times New Roman" w:hAnsi="Times New Roman" w:cs="Times New Roman"/>
+                <w:sz w:val="28"/>
+                <w:szCs w:val="28"/>
+              </w:rPr>
+            </w:pPr>
+            <w:r>
+              <w:rPr>
+                <w:rFonts w:ascii="Times New Roman" w:hAnsi="Times New Roman" w:cs="Times New Roman"/>
+                <w:sz w:val="28"/>
+                <w:szCs w:val="28"/>
+              </w:rPr>
+              <w:t>4</w:t>
+            </w:r>
+          </w:p>
+        </w:tc>
+      </w:tr>
+      <w:tr>
+        <w:tc>
+          <w:tcPr>
+            <w:tcW w:w="594" w:type="dxa"/>
+          </w:tcPr>
+          <w:p>
+            <w:pPr>
+              <w:spacing w:line="360" w:lineRule="auto"/>
+              <w:rPr>
+                <w:rFonts w:ascii="Times New Roman" w:hAnsi="Times New Roman" w:cs="Times New Roman"/>
+                <w:sz w:val="28"/>
+                <w:szCs w:val="28"/>
+              </w:rPr>
+            </w:pPr>
+            <w:r>
+              <w:rPr>
+                <w:rFonts w:ascii="Times New Roman" w:hAnsi="Times New Roman" w:cs="Times New Roman"/>
+                <w:sz w:val="28"/>
+                <w:szCs w:val="28"/>
+              </w:rPr>
+              <w:t>2</w:t>
+            </w:r>
+          </w:p>
+        </w:tc>
+        <w:tc>
+          <w:tcPr>
+            <w:tcW w:w="2822" w:type="dxa"/>
+          </w:tcPr>
+          <w:p>
+            <w:pPr>
+              <w:spacing w:line="360" w:lineRule="auto"/>
+              <w:rPr>
+                <w:rFonts w:ascii="Times New Roman" w:hAnsi="Times New Roman" w:cs="Times New Roman"/>
+                <w:sz w:val="28"/>
+                <w:szCs w:val="28"/>
+              </w:rPr>
+            </w:pPr>
+            <w:r>
+              <w:rPr>
+                <w:rFonts w:ascii="Times New Roman" w:hAnsi="Times New Roman" w:cs="Times New Roman"/>
+                <w:sz w:val="28"/>
+                <w:szCs w:val="28"/>
+              </w:rPr>
+              <w:t>Анализ данных и классификация уровня выгорания</w:t>
+            </w:r>
+          </w:p>
+        </w:tc>
+        <w:tc>
+          <w:tcPr>
+            <w:tcW w:w="3242" w:type="dxa"/>
+          </w:tcPr>
+          <w:p>
+            <w:pPr>
+              <w:spacing w:line="360" w:lineRule="auto"/>
+              <w:rPr>
+                <w:rFonts w:ascii="Times New Roman" w:hAnsi="Times New Roman" w:cs="Times New Roman"/>
+                <w:sz w:val="28"/>
+                <w:szCs w:val="28"/>
+              </w:rPr>
+            </w:pPr>
+            <w:r>
+              <w:rPr>
+                <w:rFonts w:ascii="Times New Roman" w:hAnsi="Times New Roman" w:cs="Times New Roman"/>
+                <w:sz w:val="28"/>
+                <w:szCs w:val="28"/>
+              </w:rPr>
+              <w:t>Многоуровневый анализ тональности, лексики, коммуникативных паттернов; присвоение уровня выгорания на основе нейросетевой модели</w:t>
+            </w:r>
+          </w:p>
+        </w:tc>
+        <w:tc>
+          <w:tcPr>
+            <w:tcW w:w="2693" w:type="dxa"/>
+          </w:tcPr>
+          <w:p>
+            <w:pPr>
+              <w:spacing w:line="360" w:lineRule="auto"/>
+              <w:rPr>
+                <w:rFonts w:ascii="Times New Roman" w:hAnsi="Times New Roman" w:cs="Times New Roman"/>
+                <w:sz w:val="28"/>
+                <w:szCs w:val="28"/>
+              </w:rPr>
+            </w:pPr>
+            <w:r>
+              <w:rPr>
+                <w:rFonts w:ascii="Times New Roman" w:hAnsi="Times New Roman" w:cs="Times New Roman"/>
+                <w:sz w:val="28"/>
+                <w:szCs w:val="28"/>
+              </w:rPr>
+              <w:t>Классификация текущего состояния сотрудника (низкий/средний/высокий/критический уровень выгорания)</w:t>
+            </w:r>
+          </w:p>
+        </w:tc>
+      </w:tr>
+      <w:tr>
+        <w:tc>
+          <w:tcPr>
+            <w:tcW w:w="594" w:type="dxa"/>
+          </w:tcPr>
+          <w:p>
+            <w:pPr>
+              <w:spacing w:line="360" w:lineRule="auto"/>
+              <w:rPr>
+                <w:rFonts w:ascii="Times New Roman" w:hAnsi="Times New Roman" w:cs="Times New Roman"/>
+                <w:sz w:val="28"/>
+                <w:szCs w:val="28"/>
+              </w:rPr>
+            </w:pPr>
+            <w:r>
+              <w:rPr>
+                <w:rFonts w:ascii="Times New Roman" w:hAnsi="Times New Roman" w:cs="Times New Roman"/>
+                <w:sz w:val="28"/>
+                <w:szCs w:val="28"/>
+              </w:rPr>
+              <w:t>3</w:t>
+            </w:r>
+          </w:p>
+        </w:tc>
+        <w:tc>
+          <w:tcPr>
+            <w:tcW w:w="2822" w:type="dxa"/>
+          </w:tcPr>
+          <w:p>
+            <w:pPr>
+              <w:spacing w:line="360" w:lineRule="auto"/>
+              <w:rPr>
+                <w:rFonts w:ascii="Times New Roman" w:hAnsi="Times New Roman" w:cs="Times New Roman"/>
+                <w:sz w:val="28"/>
+                <w:szCs w:val="28"/>
+              </w:rPr>
+            </w:pPr>
+            <w:r>
+              <w:rPr>
+                <w:rFonts w:ascii="Times New Roman" w:hAnsi="Times New Roman" w:cs="Times New Roman"/>
+                <w:sz w:val="28"/>
+                <w:szCs w:val="28"/>
+              </w:rPr>
+              <w:t>Мониторинг динамики</w:t>
+            </w:r>
+          </w:p>
+        </w:tc>
+        <w:tc>
+          <w:tcPr>
+            <w:tcW w:w="3242" w:type="dxa"/>
+          </w:tcPr>
+          <w:p>
+            <w:pPr>
+              <w:spacing w:line="360" w:lineRule="auto"/>
+              <w:rPr>
+                <w:rFonts w:ascii="Times New Roman" w:hAnsi="Times New Roman" w:cs="Times New Roman"/>
+                <w:sz w:val="28"/>
+                <w:szCs w:val="28"/>
+              </w:rPr>
+            </w:pPr>
+            <w:r>
+              <w:rPr>
+                <w:rFonts w:ascii="Times New Roman" w:hAnsi="Times New Roman" w:cs="Times New Roman"/>
+                <w:sz w:val="28"/>
+                <w:szCs w:val="28"/>
+              </w:rPr>
+              <w:t>Накопление истории оценок, построение временных рядов, выявление трендов изменения состояния</w:t>
+            </w:r>
+          </w:p>
+        </w:tc>
+        <w:tc>
+          <w:tcPr>
+            <w:tcW w:w="2693" w:type="dxa"/>
+          </w:tcPr>
+          <w:p>
+            <w:pPr>
+              <w:spacing w:line="360" w:lineRule="auto"/>
+              <w:rPr>
+                <w:rFonts w:ascii="Times New Roman" w:hAnsi="Times New Roman" w:cs="Times New Roman"/>
+                <w:sz w:val="28"/>
+                <w:szCs w:val="28"/>
+              </w:rPr>
+            </w:pPr>
+            <w:r>
+              <w:rPr>
+                <w:rFonts w:ascii="Times New Roman" w:hAnsi="Times New Roman" w:cs="Times New Roman"/>
+                <w:sz w:val="28"/>
+                <w:szCs w:val="28"/>
+              </w:rPr>
+              <w:t>Прогностические модели развития выгорания, визуализация трендов</w:t>
+            </w:r>
+          </w:p>
+        </w:tc>
+      </w:tr>
+      <w:tr>
+        <w:tc>
+          <w:tcPr>
+            <w:tcW w:w="594" w:type="dxa"/>
+          </w:tcPr>
+          <w:p>
+            <w:pPr>
+              <w:spacing w:line="360" w:lineRule="auto"/>
+              <w:rPr>
+                <w:rFonts w:ascii="Times New Roman" w:hAnsi="Times New Roman" w:cs="Times New Roman"/>
+                <w:sz w:val="28"/>
+                <w:szCs w:val="28"/>
+              </w:rPr>
+            </w:pPr>
+            <w:r>
+              <w:rPr>
+                <w:rFonts w:ascii="Times New Roman" w:hAnsi="Times New Roman" w:cs="Times New Roman"/>
+                <w:sz w:val="28"/>
+                <w:szCs w:val="28"/>
+              </w:rPr>
+              <w:t>4</w:t>
+            </w:r>
+          </w:p>
+        </w:tc>
+        <w:tc>
+          <w:tcPr>
+            <w:tcW w:w="2822" w:type="dxa"/>
+          </w:tcPr>
+          <w:p>
+            <w:pPr>
+              <w:spacing w:line="360" w:lineRule="auto"/>
+              <w:rPr>
+                <w:rFonts w:ascii="Times New Roman" w:hAnsi="Times New Roman" w:cs="Times New Roman"/>
+                <w:sz w:val="28"/>
+                <w:szCs w:val="28"/>
+              </w:rPr>
+            </w:pPr>
+            <w:r>
+              <w:rPr>
+                <w:rFonts w:ascii="Times New Roman" w:hAnsi="Times New Roman" w:cs="Times New Roman"/>
+                <w:sz w:val="28"/>
+                <w:szCs w:val="28"/>
+              </w:rPr>
+              <w:t>Система уведомлений</w:t>
+            </w:r>
+          </w:p>
+        </w:tc>
+        <w:tc>
+          <w:tcPr>
+            <w:tcW w:w="3242" w:type="dxa"/>
+          </w:tcPr>
+          <w:p>
+            <w:pPr>
+              <w:spacing w:line="360" w:lineRule="auto"/>
+              <w:rPr>
+                <w:rFonts w:ascii="Times New Roman" w:hAnsi="Times New Roman" w:cs="Times New Roman"/>
+                <w:sz w:val="28"/>
+                <w:szCs w:val="28"/>
+              </w:rPr>
+            </w:pPr>
+            <w:r>
+              <w:rPr>
+                <w:rFonts w:ascii="Times New Roman" w:hAnsi="Times New Roman" w:cs="Times New Roman"/>
+                <w:sz w:val="28"/>
+                <w:szCs w:val="28"/>
+              </w:rPr>
+              <w:t>Автоматическая генерация оповещений при достижении пороговых значений показателей выгорания</w:t>
+            </w:r>
+          </w:p>
+        </w:tc>
+        <w:tc>
+          <w:tcPr>
+            <w:tcW w:w="2693" w:type="dxa"/>
+          </w:tcPr>
+          <w:p>
+            <w:pPr>
+              <w:spacing w:line="360" w:lineRule="auto"/>
+              <w:rPr>
+                <w:rFonts w:ascii="Times New Roman" w:hAnsi="Times New Roman" w:cs="Times New Roman"/>
+                <w:sz w:val="28"/>
+                <w:szCs w:val="28"/>
+              </w:rPr>
+            </w:pPr>
+            <w:r>
+              <w:rPr>
+                <w:rFonts w:ascii="Times New Roman" w:hAnsi="Times New Roman" w:cs="Times New Roman"/>
+                <w:sz w:val="28"/>
+                <w:szCs w:val="28"/>
+              </w:rPr>
+              <w:t>Своевременное информирование ответственных лиц для принятия превентивных мер</w:t>
+            </w:r>
+          </w:p>
+        </w:tc>
+      </w:tr>
+    </w:tbl>
+    <w:p>
+      <w:pPr>
+        <w:pStyle w:val="11"/>
+      </w:pPr>
+    </w:p>
+    <w:p>
+      <w:pPr>
+        <w:pStyle w:val="11"/>
+      </w:pPr>
+      <w:r>
+        <w:t>Именно эти функции, будучи реализованными в единой системе, обеспечивают переход от реактивного подхода (ежегодный опрос) к проактивному непрерывному мониторингу, что и составляет основу ожидаемого технического и организационного эффекта.</w:t>
+      </w:r>
+    </w:p>
+    <w:p/>
+    <w:p>
+      <w:pPr>
+        <w:pStyle w:val="3"/>
+      </w:pPr>
+      <w:r>
+        <w:t>3.1.2. Выявление основных эффектообразующих факторов (источники эффективности)</w:t>
+      </w:r>
+    </w:p>
+    <w:p/>
+    <w:p>
+      <w:pPr>
+        <w:pStyle w:val="11"/>
+      </w:pPr>
+      <w:r>
+        <w:t xml:space="preserve">На основании проведённого анализа существующей системы управления профессиональным выгоранием в ПАО СК «Росгосстрах» и </w:t>
+      </w:r>
+      <w:r>
+        <w:lastRenderedPageBreak/>
+        <w:t>функциональных возможностей проектируемого модуля были выявлены шесть основных эффектообразующих факторов:</w:t>
+      </w:r>
+    </w:p>
+    <w:p>
+      <w:pPr>
+        <w:pStyle w:val="11"/>
+      </w:pPr>
+    </w:p>
+    <w:p>
+      <w:pPr>
+        <w:pStyle w:val="11"/>
+      </w:pPr>
+      <w:r>
+        <w:t>- с</w:t>
+      </w:r>
+      <w:r>
+        <w:t>воевременное выявление проблемы на ранней стадии – позволяет вмешаться до перехода выгорания в клиническую форму и предотвратить снижение производительности и увольнени</w:t>
+      </w:r>
+      <w:r>
+        <w:t>я;</w:t>
+      </w:r>
+    </w:p>
+    <w:p>
+      <w:pPr>
+        <w:pStyle w:val="11"/>
+      </w:pPr>
+      <w:r>
+        <w:t>- в</w:t>
+      </w:r>
+      <w:r>
+        <w:t>ысвобождение труда специалистов (HR и психологов) за счёт полной автоматизации процесса диагностики – устраняется необходимость ручной обработки тысяч анкет и проведения индивидуальных интервью</w:t>
+      </w:r>
+      <w:r>
+        <w:t>;</w:t>
+      </w:r>
+    </w:p>
+    <w:p>
+      <w:pPr>
+        <w:pStyle w:val="11"/>
+      </w:pPr>
+      <w:r>
+        <w:t>- ш</w:t>
+      </w:r>
+      <w:r>
+        <w:t>ирокий охват персонала – система масштабируема на всю агентскую сеть (более 3</w:t>
+      </w:r>
+      <w:r>
+        <w:t>5</w:t>
+      </w:r>
+      <w:r>
+        <w:t xml:space="preserve"> тыс. человек)</w:t>
+      </w:r>
+      <w:r>
+        <w:t xml:space="preserve"> и штатных сотрудников (около 10 тыс. человек) </w:t>
+      </w:r>
+      <w:r>
+        <w:t>без дополнительных затрат на привлечение внешних экспертов</w:t>
+      </w:r>
+      <w:r>
+        <w:t>;</w:t>
+      </w:r>
+    </w:p>
+    <w:p>
+      <w:pPr>
+        <w:pStyle w:val="11"/>
+      </w:pPr>
+      <w:r>
+        <w:t>- в</w:t>
+      </w:r>
+      <w:r>
+        <w:t>ысокая скорость обработки и принятия решений – анализ происходит в реальном времени, что сокращает лаг между появлением маркеров выгорания и реакцией компании с месяцев до дней или часов</w:t>
+      </w:r>
+      <w:r>
+        <w:t>;</w:t>
+      </w:r>
+    </w:p>
+    <w:p>
+      <w:pPr>
+        <w:pStyle w:val="11"/>
+      </w:pPr>
+      <w:r>
+        <w:t>- с</w:t>
+      </w:r>
+      <w:r>
+        <w:t>нижение уровня текучести кадров</w:t>
+      </w:r>
+      <w:r>
+        <w:t xml:space="preserve"> </w:t>
+      </w:r>
+      <w:r>
+        <w:t>– раннее вмешательство сохраняет ценны</w:t>
+      </w:r>
+      <w:r>
+        <w:t>е кадры</w:t>
+      </w:r>
+      <w:r>
+        <w:t xml:space="preserve"> и снижает затраты на поиск и адаптацию новых</w:t>
+      </w:r>
+      <w:r>
+        <w:t xml:space="preserve"> сотрудников;</w:t>
+      </w:r>
+    </w:p>
+    <w:p>
+      <w:pPr>
+        <w:pStyle w:val="11"/>
+      </w:pPr>
+      <w:r>
+        <w:t>- с</w:t>
+      </w:r>
+      <w:r>
+        <w:t>тандартизация процедуры оценки и устранение субъективности – нейросетевая модель использует единые научно обоснованные критерии, исключая эффект социальной желательности и человеческий фактор.</w:t>
+      </w:r>
+    </w:p>
+    <w:p/>
+    <w:p>
+      <w:pPr>
+        <w:pStyle w:val="3"/>
+      </w:pPr>
+      <w:r>
+        <w:t>3.1.3. Формирование матрицы сопоставления ключевых функций проектного решения с эффектообразующими факторами</w:t>
+      </w:r>
+    </w:p>
+    <w:p>
+      <w:pPr>
+        <w:rPr>
+          <w:rFonts w:ascii="Times New Roman" w:hAnsi="Times New Roman" w:cs="Times New Roman"/>
+          <w:sz w:val="28"/>
+          <w:szCs w:val="28"/>
+        </w:rPr>
+      </w:pPr>
+    </w:p>
+    <w:p>
+      <w:pPr>
+        <w:pStyle w:val="11"/>
+      </w:pPr>
+      <w:r>
+        <w:t>Для наглядного представления взаимосвязей была сформирована матрица распределения составляющих эффективности по функциям проектного решения (табл</w:t>
+      </w:r>
+      <w:r>
+        <w:t>.</w:t>
+      </w:r>
+      <w:r>
+        <w:t xml:space="preserve"> </w:t>
+      </w:r>
+      <w:r>
+        <w:t>15</w:t>
+      </w:r>
+      <w:r>
+        <w:t>).</w:t>
+      </w:r>
+    </w:p>
+    <w:p>
+      <w:pPr>
+        <w:rPr>
+          <w:rFonts w:ascii="Times New Roman" w:hAnsi="Times New Roman" w:cs="Times New Roman"/>
+          <w:sz w:val="28"/>
+          <w:szCs w:val="28"/>
+        </w:rPr>
+      </w:pPr>
+    </w:p>
+    <w:p>
+      <w:pPr>
+        <w:rPr>
+          <w:rFonts w:ascii="Times New Roman" w:hAnsi="Times New Roman" w:cs="Times New Roman"/>
+          <w:sz w:val="28"/>
+          <w:szCs w:val="28"/>
+        </w:rPr>
+      </w:pPr>
+    </w:p>
+    <w:p>
+      <w:pPr>
+        <w:rPr>
+          <w:rFonts w:ascii="Times New Roman" w:hAnsi="Times New Roman" w:cs="Times New Roman"/>
+          <w:sz w:val="28"/>
+          <w:szCs w:val="28"/>
+        </w:rPr>
+      </w:pPr>
     </w:p>
     <w:p>
       <w:pPr>
@@ -22726,55 +25261,95 @@
         </w:sectPr>
       </w:pPr>
     </w:p>
+    <w:p>
+      <w:pPr>
+        <w:rPr>
+          <w:rFonts w:ascii="Times New Roman" w:hAnsi="Times New Roman" w:cs="Times New Roman"/>
+          <w:sz w:val="28"/>
+          <w:szCs w:val="28"/>
+        </w:rPr>
+      </w:pPr>
+      <w:r>
+        <w:rPr>
+          <w:rFonts w:ascii="Times New Roman" w:hAnsi="Times New Roman" w:cs="Times New Roman"/>
+          <w:sz w:val="28"/>
+          <w:szCs w:val="28"/>
+        </w:rPr>
+        <w:lastRenderedPageBreak/>
+        <w:t xml:space="preserve">Таблица </w:t>
+      </w:r>
+      <w:r>
+        <w:rPr>
+          <w:rFonts w:ascii="Times New Roman" w:hAnsi="Times New Roman" w:cs="Times New Roman"/>
+          <w:sz w:val="28"/>
+          <w:szCs w:val="28"/>
+        </w:rPr>
+        <w:t xml:space="preserve">15 </w:t>
+      </w:r>
+      <w:r>
+        <w:rPr>
+          <w:rFonts w:ascii="Times New Roman" w:hAnsi="Times New Roman" w:cs="Times New Roman"/>
+          <w:sz w:val="28"/>
+          <w:szCs w:val="28"/>
+        </w:rPr>
+        <w:t xml:space="preserve">– </w:t>
+      </w:r>
+      <w:r>
+        <w:rPr>
+          <w:rFonts w:ascii="Times New Roman" w:hAnsi="Times New Roman" w:cs="Times New Roman"/>
+          <w:sz w:val="28"/>
+          <w:szCs w:val="28"/>
+        </w:rPr>
+        <w:t>Матрица распределения составляющих эффективности по функциям проектного решения</w:t>
+      </w:r>
+    </w:p>
     <w:tbl>
       <w:tblPr>
         <w:tblStyle w:val="ae"/>
-        <w:tblW w:w="16167" w:type="dxa"/>
-        <w:tblLayout w:type="fixed"/>
+        <w:tblW w:w="0" w:type="auto"/>
+        <w:tblInd w:w="-147" w:type="dxa"/>
         <w:tblLook w:val="04A0" w:firstRow="1" w:lastRow="0" w:firstColumn="1" w:lastColumn="0" w:noHBand="0" w:noVBand="1"/>
       </w:tblPr>
       <w:tblGrid>
-        <w:gridCol w:w="567"/>
-        <w:gridCol w:w="2121"/>
-        <w:gridCol w:w="2126"/>
-        <w:gridCol w:w="2268"/>
-        <w:gridCol w:w="1276"/>
-        <w:gridCol w:w="1276"/>
-        <w:gridCol w:w="1181"/>
-        <w:gridCol w:w="2012"/>
-        <w:gridCol w:w="11"/>
-        <w:gridCol w:w="1414"/>
-        <w:gridCol w:w="1903"/>
-        <w:gridCol w:w="12"/>
+        <w:gridCol w:w="601"/>
+        <w:gridCol w:w="2373"/>
+        <w:gridCol w:w="1486"/>
+        <w:gridCol w:w="1934"/>
+        <w:gridCol w:w="1376"/>
+        <w:gridCol w:w="1488"/>
+        <w:gridCol w:w="1450"/>
+        <w:gridCol w:w="1577"/>
+        <w:gridCol w:w="1140"/>
+        <w:gridCol w:w="1282"/>
       </w:tblGrid>
       <w:tr>
         <w:tc>
           <w:tcPr>
-            <w:tcW w:w="567" w:type="dxa"/>
+            <w:tcW w:w="0" w:type="auto"/>
             <w:vMerge w:val="restart"/>
           </w:tcPr>
           <w:p>
             <w:pPr>
-              <w:rPr>
-                <w:rFonts w:ascii="Times New Roman" w:hAnsi="Times New Roman" w:cs="Times New Roman"/>
-                <w:sz w:val="28"/>
-                <w:szCs w:val="28"/>
-              </w:rPr>
-            </w:pPr>
-            <w:r>
-              <w:rPr>
-                <w:rFonts w:ascii="Times New Roman" w:hAnsi="Times New Roman" w:cs="Times New Roman"/>
-                <w:sz w:val="28"/>
-                <w:szCs w:val="28"/>
-              </w:rPr>
-              <w:lastRenderedPageBreak/>
+              <w:ind w:hanging="113"/>
+              <w:rPr>
+                <w:rFonts w:ascii="Times New Roman" w:hAnsi="Times New Roman" w:cs="Times New Roman"/>
+                <w:sz w:val="28"/>
+                <w:szCs w:val="28"/>
+              </w:rPr>
+            </w:pPr>
+            <w:r>
+              <w:rPr>
+                <w:rFonts w:ascii="Times New Roman" w:hAnsi="Times New Roman" w:cs="Times New Roman"/>
+                <w:sz w:val="28"/>
+                <w:szCs w:val="28"/>
+              </w:rPr>
               <w:t>№ п/п</w:t>
             </w:r>
           </w:p>
         </w:tc>
         <w:tc>
           <w:tcPr>
-            <w:tcW w:w="2121" w:type="dxa"/>
+            <w:tcW w:w="2373" w:type="dxa"/>
             <w:vMerge w:val="restart"/>
           </w:tcPr>
           <w:p>
@@ -22797,8 +25372,8 @@
         </w:tc>
         <w:tc>
           <w:tcPr>
-            <w:tcW w:w="10150" w:type="dxa"/>
-            <w:gridSpan w:val="7"/>
+            <w:tcW w:w="9281" w:type="dxa"/>
+            <w:gridSpan w:val="6"/>
           </w:tcPr>
           <w:p>
             <w:pPr>
@@ -22820,8 +25395,8 @@
         </w:tc>
         <w:tc>
           <w:tcPr>
-            <w:tcW w:w="3329" w:type="dxa"/>
-            <w:gridSpan w:val="3"/>
+            <w:tcW w:w="0" w:type="auto"/>
+            <w:gridSpan w:val="2"/>
           </w:tcPr>
           <w:p>
             <w:pPr>
@@ -22843,13 +25418,9 @@
         </w:tc>
       </w:tr>
       <w:tr>
-        <w:trPr>
-          <w:gridAfter w:val="1"/>
-          <w:wAfter w:w="12" w:type="dxa"/>
-        </w:trPr>
-        <w:tc>
-          <w:tcPr>
-            <w:tcW w:w="567" w:type="dxa"/>
+        <w:tc>
+          <w:tcPr>
+            <w:tcW w:w="0" w:type="auto"/>
             <w:vMerge/>
           </w:tcPr>
           <w:p>
@@ -22864,7 +25435,7 @@
         </w:tc>
         <w:tc>
           <w:tcPr>
-            <w:tcW w:w="2121" w:type="dxa"/>
+            <w:tcW w:w="2373" w:type="dxa"/>
             <w:vMerge/>
           </w:tcPr>
           <w:p>
@@ -22879,51 +25450,121 @@
         </w:tc>
         <w:tc>
           <w:tcPr>
-            <w:tcW w:w="2126" w:type="dxa"/>
-          </w:tcPr>
-          <w:p>
-            <w:pPr>
-              <w:rPr>
-                <w:rFonts w:ascii="Times New Roman" w:hAnsi="Times New Roman" w:cs="Times New Roman"/>
-                <w:sz w:val="28"/>
-                <w:szCs w:val="28"/>
-              </w:rPr>
-            </w:pPr>
-            <w:r>
-              <w:rPr>
-                <w:rFonts w:ascii="Times New Roman" w:hAnsi="Times New Roman" w:cs="Times New Roman"/>
-                <w:sz w:val="28"/>
-                <w:szCs w:val="28"/>
-              </w:rPr>
-              <w:t>Своевременно выявление проблемы</w:t>
-            </w:r>
-          </w:p>
-        </w:tc>
-        <w:tc>
-          <w:tcPr>
-            <w:tcW w:w="2268" w:type="dxa"/>
-          </w:tcPr>
-          <w:p>
-            <w:pPr>
-              <w:rPr>
-                <w:rFonts w:ascii="Times New Roman" w:hAnsi="Times New Roman" w:cs="Times New Roman"/>
-                <w:sz w:val="28"/>
-                <w:szCs w:val="28"/>
-              </w:rPr>
-            </w:pPr>
-            <w:r>
-              <w:rPr>
-                <w:rFonts w:ascii="Times New Roman" w:hAnsi="Times New Roman" w:cs="Times New Roman"/>
-                <w:sz w:val="28"/>
-                <w:szCs w:val="28"/>
-              </w:rPr>
-              <w:t>Высвобождение труда специалистов за счет автоматизации</w:t>
-            </w:r>
-          </w:p>
-        </w:tc>
-        <w:tc>
-          <w:tcPr>
-            <w:tcW w:w="1276" w:type="dxa"/>
+            <w:tcW w:w="1329" w:type="dxa"/>
+          </w:tcPr>
+          <w:p>
+            <w:pPr>
+              <w:rPr>
+                <w:rFonts w:ascii="Times New Roman" w:hAnsi="Times New Roman" w:cs="Times New Roman"/>
+                <w:sz w:val="28"/>
+                <w:szCs w:val="28"/>
+              </w:rPr>
+            </w:pPr>
+            <w:proofErr w:type="spellStart"/>
+            <w:r>
+              <w:rPr>
+                <w:rFonts w:ascii="Times New Roman" w:hAnsi="Times New Roman" w:cs="Times New Roman"/>
+                <w:sz w:val="28"/>
+                <w:szCs w:val="28"/>
+              </w:rPr>
+              <w:t>Своевре</w:t>
+            </w:r>
+            <w:proofErr w:type="spellEnd"/>
+            <w:r>
+              <w:rPr>
+                <w:rFonts w:ascii="Times New Roman" w:hAnsi="Times New Roman" w:cs="Times New Roman"/>
+                <w:sz w:val="28"/>
+                <w:szCs w:val="28"/>
+              </w:rPr>
+              <w:t>-</w:t>
+            </w:r>
+            <w:r>
+              <w:rPr>
+                <w:rFonts w:ascii="Times New Roman" w:hAnsi="Times New Roman" w:cs="Times New Roman"/>
+                <w:sz w:val="28"/>
+                <w:szCs w:val="28"/>
+              </w:rPr>
+              <w:t>менно выявление проблемы</w:t>
+            </w:r>
+          </w:p>
+        </w:tc>
+        <w:tc>
+          <w:tcPr>
+            <w:tcW w:w="0" w:type="auto"/>
+          </w:tcPr>
+          <w:p>
+            <w:pPr>
+              <w:rPr>
+                <w:rFonts w:ascii="Times New Roman" w:hAnsi="Times New Roman" w:cs="Times New Roman"/>
+                <w:sz w:val="28"/>
+                <w:szCs w:val="28"/>
+              </w:rPr>
+            </w:pPr>
+            <w:proofErr w:type="spellStart"/>
+            <w:r>
+              <w:rPr>
+                <w:rFonts w:ascii="Times New Roman" w:hAnsi="Times New Roman" w:cs="Times New Roman"/>
+                <w:sz w:val="28"/>
+                <w:szCs w:val="28"/>
+              </w:rPr>
+              <w:t>Высвобож</w:t>
+            </w:r>
+            <w:r>
+              <w:rPr>
+                <w:rFonts w:ascii="Times New Roman" w:hAnsi="Times New Roman" w:cs="Times New Roman"/>
+                <w:sz w:val="28"/>
+                <w:szCs w:val="28"/>
+              </w:rPr>
+              <w:t>-</w:t>
+            </w:r>
+            <w:r>
+              <w:rPr>
+                <w:rFonts w:ascii="Times New Roman" w:hAnsi="Times New Roman" w:cs="Times New Roman"/>
+                <w:sz w:val="28"/>
+                <w:szCs w:val="28"/>
+              </w:rPr>
+              <w:t>дение</w:t>
+            </w:r>
+            <w:proofErr w:type="spellEnd"/>
+            <w:r>
+              <w:rPr>
+                <w:rFonts w:ascii="Times New Roman" w:hAnsi="Times New Roman" w:cs="Times New Roman"/>
+                <w:sz w:val="28"/>
+                <w:szCs w:val="28"/>
+              </w:rPr>
+              <w:t xml:space="preserve"> труда специалистов за счет </w:t>
+            </w:r>
+            <w:proofErr w:type="spellStart"/>
+            <w:r>
+              <w:rPr>
+                <w:rFonts w:ascii="Times New Roman" w:hAnsi="Times New Roman" w:cs="Times New Roman"/>
+                <w:sz w:val="28"/>
+                <w:szCs w:val="28"/>
+              </w:rPr>
+              <w:t>автомати</w:t>
+            </w:r>
+            <w:r>
+              <w:rPr>
+                <w:rFonts w:ascii="Times New Roman" w:hAnsi="Times New Roman" w:cs="Times New Roman"/>
+                <w:sz w:val="28"/>
+                <w:szCs w:val="28"/>
+              </w:rPr>
+              <w:t>-</w:t>
+            </w:r>
+            <w:r>
+              <w:rPr>
+                <w:rFonts w:ascii="Times New Roman" w:hAnsi="Times New Roman" w:cs="Times New Roman"/>
+                <w:sz w:val="28"/>
+                <w:szCs w:val="28"/>
+              </w:rPr>
+              <w:t>зации</w:t>
+            </w:r>
+            <w:proofErr w:type="spellEnd"/>
+          </w:p>
+        </w:tc>
+        <w:tc>
+          <w:tcPr>
+            <w:tcW w:w="0" w:type="auto"/>
           </w:tcPr>
           <w:p>
             <w:pPr>
@@ -22945,7 +25586,7 @@
         </w:tc>
         <w:tc>
           <w:tcPr>
-            <w:tcW w:w="1276" w:type="dxa"/>
+            <w:tcW w:w="0" w:type="auto"/>
           </w:tcPr>
           <w:p>
             <w:pPr>
@@ -22967,102 +25608,181 @@
         </w:tc>
         <w:tc>
           <w:tcPr>
-            <w:tcW w:w="1181" w:type="dxa"/>
-          </w:tcPr>
-          <w:p>
-            <w:pPr>
-              <w:rPr>
-                <w:rFonts w:ascii="Times New Roman" w:hAnsi="Times New Roman" w:cs="Times New Roman"/>
-                <w:sz w:val="28"/>
-                <w:szCs w:val="28"/>
-              </w:rPr>
-            </w:pPr>
-            <w:r>
-              <w:rPr>
-                <w:rFonts w:ascii="Times New Roman" w:hAnsi="Times New Roman" w:cs="Times New Roman"/>
-                <w:sz w:val="28"/>
-                <w:szCs w:val="28"/>
-              </w:rPr>
-              <w:t>Снижение уровня текучести кадров</w:t>
-            </w:r>
-          </w:p>
-        </w:tc>
-        <w:tc>
-          <w:tcPr>
-            <w:tcW w:w="2012" w:type="dxa"/>
-          </w:tcPr>
-          <w:p>
-            <w:pPr>
-              <w:rPr>
-                <w:rFonts w:ascii="Times New Roman" w:hAnsi="Times New Roman" w:cs="Times New Roman"/>
-                <w:sz w:val="28"/>
-                <w:szCs w:val="28"/>
-              </w:rPr>
-            </w:pPr>
-            <w:r>
-              <w:rPr>
-                <w:rFonts w:ascii="Times New Roman" w:hAnsi="Times New Roman" w:cs="Times New Roman"/>
-                <w:sz w:val="28"/>
-                <w:szCs w:val="28"/>
-              </w:rPr>
-              <w:t>Стандартизация процедуры оценки</w:t>
-            </w:r>
-          </w:p>
-        </w:tc>
-        <w:tc>
-          <w:tcPr>
-            <w:tcW w:w="1425" w:type="dxa"/>
-            <w:gridSpan w:val="2"/>
-          </w:tcPr>
-          <w:p>
-            <w:pPr>
-              <w:rPr>
-                <w:rFonts w:ascii="Times New Roman" w:hAnsi="Times New Roman" w:cs="Times New Roman"/>
-                <w:sz w:val="28"/>
-                <w:szCs w:val="28"/>
-              </w:rPr>
-            </w:pPr>
-            <w:r>
-              <w:rPr>
-                <w:rFonts w:ascii="Times New Roman" w:hAnsi="Times New Roman" w:cs="Times New Roman"/>
-                <w:sz w:val="28"/>
-                <w:szCs w:val="28"/>
-              </w:rPr>
-              <w:t>Ресурсный эффект (экономия расходов)</w:t>
-            </w:r>
-          </w:p>
-        </w:tc>
-        <w:tc>
-          <w:tcPr>
-            <w:tcW w:w="1903" w:type="dxa"/>
-          </w:tcPr>
-          <w:p>
-            <w:pPr>
-              <w:rPr>
-                <w:rFonts w:ascii="Times New Roman" w:hAnsi="Times New Roman" w:cs="Times New Roman"/>
-                <w:sz w:val="28"/>
-                <w:szCs w:val="28"/>
-              </w:rPr>
-            </w:pPr>
-            <w:r>
-              <w:rPr>
-                <w:rFonts w:ascii="Times New Roman" w:hAnsi="Times New Roman" w:cs="Times New Roman"/>
-                <w:sz w:val="28"/>
-                <w:szCs w:val="28"/>
-              </w:rPr>
-              <w:t>Коммерческий эффект (увеличение доходов)</w:t>
+            <w:tcW w:w="0" w:type="auto"/>
+          </w:tcPr>
+          <w:p>
+            <w:pPr>
+              <w:rPr>
+                <w:rFonts w:ascii="Times New Roman" w:hAnsi="Times New Roman" w:cs="Times New Roman"/>
+                <w:sz w:val="28"/>
+                <w:szCs w:val="28"/>
+              </w:rPr>
+            </w:pPr>
+            <w:proofErr w:type="spellStart"/>
+            <w:r>
+              <w:rPr>
+                <w:rFonts w:ascii="Times New Roman" w:hAnsi="Times New Roman" w:cs="Times New Roman"/>
+                <w:sz w:val="28"/>
+                <w:szCs w:val="28"/>
+              </w:rPr>
+              <w:t>Сниже</w:t>
+            </w:r>
+            <w:r>
+              <w:rPr>
+                <w:rFonts w:ascii="Times New Roman" w:hAnsi="Times New Roman" w:cs="Times New Roman"/>
+                <w:sz w:val="28"/>
+                <w:szCs w:val="28"/>
+              </w:rPr>
+              <w:t>-</w:t>
+            </w:r>
+            <w:r>
+              <w:rPr>
+                <w:rFonts w:ascii="Times New Roman" w:hAnsi="Times New Roman" w:cs="Times New Roman"/>
+                <w:sz w:val="28"/>
+                <w:szCs w:val="28"/>
+              </w:rPr>
+              <w:t>ние</w:t>
+            </w:r>
+            <w:proofErr w:type="spellEnd"/>
+            <w:r>
+              <w:rPr>
+                <w:rFonts w:ascii="Times New Roman" w:hAnsi="Times New Roman" w:cs="Times New Roman"/>
+                <w:sz w:val="28"/>
+                <w:szCs w:val="28"/>
+              </w:rPr>
+              <w:t xml:space="preserve"> уровня текучести кадров</w:t>
+            </w:r>
+          </w:p>
+        </w:tc>
+        <w:tc>
+          <w:tcPr>
+            <w:tcW w:w="0" w:type="auto"/>
+          </w:tcPr>
+          <w:p>
+            <w:pPr>
+              <w:rPr>
+                <w:rFonts w:ascii="Times New Roman" w:hAnsi="Times New Roman" w:cs="Times New Roman"/>
+                <w:sz w:val="28"/>
+                <w:szCs w:val="28"/>
+              </w:rPr>
+            </w:pPr>
+            <w:proofErr w:type="spellStart"/>
+            <w:r>
+              <w:rPr>
+                <w:rFonts w:ascii="Times New Roman" w:hAnsi="Times New Roman" w:cs="Times New Roman"/>
+                <w:sz w:val="28"/>
+                <w:szCs w:val="28"/>
+              </w:rPr>
+              <w:t>Стандар</w:t>
+            </w:r>
+            <w:r>
+              <w:rPr>
+                <w:rFonts w:ascii="Times New Roman" w:hAnsi="Times New Roman" w:cs="Times New Roman"/>
+                <w:sz w:val="28"/>
+                <w:szCs w:val="28"/>
+              </w:rPr>
+              <w:t>-</w:t>
+            </w:r>
+            <w:r>
+              <w:rPr>
+                <w:rFonts w:ascii="Times New Roman" w:hAnsi="Times New Roman" w:cs="Times New Roman"/>
+                <w:sz w:val="28"/>
+                <w:szCs w:val="28"/>
+              </w:rPr>
+              <w:t>тизация</w:t>
+            </w:r>
+            <w:proofErr w:type="spellEnd"/>
+            <w:r>
+              <w:rPr>
+                <w:rFonts w:ascii="Times New Roman" w:hAnsi="Times New Roman" w:cs="Times New Roman"/>
+                <w:sz w:val="28"/>
+                <w:szCs w:val="28"/>
+              </w:rPr>
+              <w:t xml:space="preserve"> процедуры оценки</w:t>
+            </w:r>
+          </w:p>
+        </w:tc>
+        <w:tc>
+          <w:tcPr>
+            <w:tcW w:w="0" w:type="auto"/>
+          </w:tcPr>
+          <w:p>
+            <w:pPr>
+              <w:rPr>
+                <w:rFonts w:ascii="Times New Roman" w:hAnsi="Times New Roman" w:cs="Times New Roman"/>
+                <w:sz w:val="28"/>
+                <w:szCs w:val="28"/>
+              </w:rPr>
+            </w:pPr>
+            <w:r>
+              <w:rPr>
+                <w:rFonts w:ascii="Times New Roman" w:hAnsi="Times New Roman" w:cs="Times New Roman"/>
+                <w:sz w:val="28"/>
+                <w:szCs w:val="28"/>
+              </w:rPr>
+              <w:t>Ресурс</w:t>
+            </w:r>
+            <w:r>
+              <w:rPr>
+                <w:rFonts w:ascii="Times New Roman" w:hAnsi="Times New Roman" w:cs="Times New Roman"/>
+                <w:sz w:val="28"/>
+                <w:szCs w:val="28"/>
+              </w:rPr>
+              <w:t>-</w:t>
+            </w:r>
+            <w:r>
+              <w:rPr>
+                <w:rFonts w:ascii="Times New Roman" w:hAnsi="Times New Roman" w:cs="Times New Roman"/>
+                <w:sz w:val="28"/>
+                <w:szCs w:val="28"/>
+              </w:rPr>
+              <w:t xml:space="preserve">ный эффект </w:t>
+            </w:r>
+          </w:p>
+        </w:tc>
+        <w:tc>
+          <w:tcPr>
+            <w:tcW w:w="0" w:type="auto"/>
+          </w:tcPr>
+          <w:p>
+            <w:pPr>
+              <w:rPr>
+                <w:rFonts w:ascii="Times New Roman" w:hAnsi="Times New Roman" w:cs="Times New Roman"/>
+                <w:sz w:val="28"/>
+                <w:szCs w:val="28"/>
+              </w:rPr>
+            </w:pPr>
+            <w:r>
+              <w:rPr>
+                <w:rFonts w:ascii="Times New Roman" w:hAnsi="Times New Roman" w:cs="Times New Roman"/>
+                <w:sz w:val="28"/>
+                <w:szCs w:val="28"/>
+              </w:rPr>
+              <w:t>Коммер</w:t>
+            </w:r>
+            <w:r>
+              <w:rPr>
+                <w:rFonts w:ascii="Times New Roman" w:hAnsi="Times New Roman" w:cs="Times New Roman"/>
+                <w:sz w:val="28"/>
+                <w:szCs w:val="28"/>
+              </w:rPr>
+              <w:t>-</w:t>
+            </w:r>
+            <w:r>
+              <w:rPr>
+                <w:rFonts w:ascii="Times New Roman" w:hAnsi="Times New Roman" w:cs="Times New Roman"/>
+                <w:sz w:val="28"/>
+                <w:szCs w:val="28"/>
+              </w:rPr>
+              <w:t xml:space="preserve">ческий эффект </w:t>
             </w:r>
           </w:p>
         </w:tc>
       </w:tr>
       <w:tr>
-        <w:trPr>
-          <w:gridAfter w:val="1"/>
-          <w:wAfter w:w="12" w:type="dxa"/>
-        </w:trPr>
-        <w:tc>
-          <w:tcPr>
-            <w:tcW w:w="567" w:type="dxa"/>
+        <w:tc>
+          <w:tcPr>
+            <w:tcW w:w="0" w:type="auto"/>
           </w:tcPr>
           <w:p>
             <w:pPr>
@@ -23084,59 +25804,53 @@
         </w:tc>
         <w:tc>
           <w:tcPr>
-            <w:tcW w:w="2121" w:type="dxa"/>
-          </w:tcPr>
-          <w:p>
-            <w:pPr>
-              <w:rPr>
-                <w:rFonts w:ascii="Times New Roman" w:hAnsi="Times New Roman" w:cs="Times New Roman"/>
-                <w:sz w:val="28"/>
-                <w:szCs w:val="28"/>
-              </w:rPr>
-            </w:pPr>
-            <w:r>
-              <w:rPr>
-                <w:rFonts w:ascii="Times New Roman" w:hAnsi="Times New Roman" w:cs="Times New Roman"/>
-                <w:sz w:val="28"/>
-                <w:szCs w:val="28"/>
-              </w:rPr>
-              <w:t>Автоматизи</w:t>
-            </w:r>
-            <w:r>
-              <w:rPr>
-                <w:rFonts w:ascii="Times New Roman" w:hAnsi="Times New Roman" w:cs="Times New Roman"/>
-                <w:sz w:val="28"/>
-                <w:szCs w:val="28"/>
-              </w:rPr>
-              <w:t>-</w:t>
-            </w:r>
-            <w:r>
-              <w:rPr>
-                <w:rFonts w:ascii="Times New Roman" w:hAnsi="Times New Roman" w:cs="Times New Roman"/>
-                <w:sz w:val="28"/>
-                <w:szCs w:val="28"/>
-              </w:rPr>
-              <w:t>рованный сбор данных</w:t>
-            </w:r>
-          </w:p>
-        </w:tc>
-        <w:tc>
-          <w:tcPr>
-            <w:tcW w:w="2126" w:type="dxa"/>
-          </w:tcPr>
-          <w:p>
-            <w:pPr>
-              <w:rPr>
-                <w:rFonts w:ascii="Times New Roman" w:hAnsi="Times New Roman" w:cs="Times New Roman"/>
-                <w:sz w:val="28"/>
-                <w:szCs w:val="28"/>
-              </w:rPr>
-            </w:pPr>
-          </w:p>
-        </w:tc>
-        <w:tc>
-          <w:tcPr>
-            <w:tcW w:w="2268" w:type="dxa"/>
+            <w:tcW w:w="2373" w:type="dxa"/>
+          </w:tcPr>
+          <w:p>
+            <w:pPr>
+              <w:rPr>
+                <w:rFonts w:ascii="Times New Roman" w:hAnsi="Times New Roman" w:cs="Times New Roman"/>
+                <w:sz w:val="28"/>
+                <w:szCs w:val="28"/>
+              </w:rPr>
+            </w:pPr>
+            <w:proofErr w:type="spellStart"/>
+            <w:r>
+              <w:rPr>
+                <w:rFonts w:ascii="Times New Roman" w:hAnsi="Times New Roman" w:cs="Times New Roman"/>
+                <w:sz w:val="28"/>
+                <w:szCs w:val="28"/>
+              </w:rPr>
+              <w:t>Автоматизи-рованный</w:t>
+            </w:r>
+            <w:proofErr w:type="spellEnd"/>
+            <w:r>
+              <w:rPr>
+                <w:rFonts w:ascii="Times New Roman" w:hAnsi="Times New Roman" w:cs="Times New Roman"/>
+                <w:sz w:val="28"/>
+                <w:szCs w:val="28"/>
+              </w:rPr>
+              <w:t xml:space="preserve"> сбор данных</w:t>
+            </w:r>
+          </w:p>
+        </w:tc>
+        <w:tc>
+          <w:tcPr>
+            <w:tcW w:w="1329" w:type="dxa"/>
+          </w:tcPr>
+          <w:p>
+            <w:pPr>
+              <w:rPr>
+                <w:rFonts w:ascii="Times New Roman" w:hAnsi="Times New Roman" w:cs="Times New Roman"/>
+                <w:sz w:val="28"/>
+                <w:szCs w:val="28"/>
+              </w:rPr>
+            </w:pPr>
+          </w:p>
+        </w:tc>
+        <w:tc>
+          <w:tcPr>
+            <w:tcW w:w="0" w:type="auto"/>
           </w:tcPr>
           <w:p>
             <w:pPr>
@@ -23158,7 +25872,7 @@
         </w:tc>
         <w:tc>
           <w:tcPr>
-            <w:tcW w:w="1276" w:type="dxa"/>
+            <w:tcW w:w="0" w:type="auto"/>
           </w:tcPr>
           <w:p>
             <w:pPr>
@@ -23180,50 +25894,35 @@
         </w:tc>
         <w:tc>
           <w:tcPr>
-            <w:tcW w:w="1276" w:type="dxa"/>
-          </w:tcPr>
-          <w:p>
-            <w:pPr>
-              <w:rPr>
-                <w:rFonts w:ascii="Times New Roman" w:hAnsi="Times New Roman" w:cs="Times New Roman"/>
-                <w:sz w:val="28"/>
-                <w:szCs w:val="28"/>
-              </w:rPr>
-            </w:pPr>
-          </w:p>
-        </w:tc>
-        <w:tc>
-          <w:tcPr>
-            <w:tcW w:w="1181" w:type="dxa"/>
-          </w:tcPr>
-          <w:p>
-            <w:pPr>
-              <w:rPr>
-                <w:rFonts w:ascii="Times New Roman" w:hAnsi="Times New Roman" w:cs="Times New Roman"/>
-                <w:sz w:val="28"/>
-                <w:szCs w:val="28"/>
-              </w:rPr>
-            </w:pPr>
-          </w:p>
-        </w:tc>
-        <w:tc>
-          <w:tcPr>
-            <w:tcW w:w="2012" w:type="dxa"/>
-          </w:tcPr>
-          <w:p>
-            <w:pPr>
-              <w:rPr>
-                <w:rFonts w:ascii="Times New Roman" w:hAnsi="Times New Roman" w:cs="Times New Roman"/>
-                <w:sz w:val="28"/>
-                <w:szCs w:val="28"/>
-              </w:rPr>
-            </w:pPr>
-          </w:p>
-        </w:tc>
-        <w:tc>
-          <w:tcPr>
-            <w:tcW w:w="1425" w:type="dxa"/>
-            <w:gridSpan w:val="2"/>
+            <w:tcW w:w="0" w:type="auto"/>
+          </w:tcPr>
+          <w:p>
+            <w:pPr>
+              <w:rPr>
+                <w:rFonts w:ascii="Times New Roman" w:hAnsi="Times New Roman" w:cs="Times New Roman"/>
+                <w:sz w:val="28"/>
+                <w:szCs w:val="28"/>
+              </w:rPr>
+            </w:pPr>
+          </w:p>
+        </w:tc>
+        <w:tc>
+          <w:tcPr>
+            <w:tcW w:w="0" w:type="auto"/>
+          </w:tcPr>
+          <w:p>
+            <w:pPr>
+              <w:rPr>
+                <w:rFonts w:ascii="Times New Roman" w:hAnsi="Times New Roman" w:cs="Times New Roman"/>
+                <w:sz w:val="28"/>
+                <w:szCs w:val="28"/>
+              </w:rPr>
+            </w:pPr>
+          </w:p>
+        </w:tc>
+        <w:tc>
+          <w:tcPr>
+            <w:tcW w:w="0" w:type="auto"/>
           </w:tcPr>
           <w:p>
             <w:pPr>
@@ -23245,7 +25944,29 @@
         </w:tc>
         <w:tc>
           <w:tcPr>
-            <w:tcW w:w="1903" w:type="dxa"/>
+            <w:tcW w:w="0" w:type="auto"/>
+          </w:tcPr>
+          <w:p>
+            <w:pPr>
+              <w:rPr>
+                <w:rFonts w:ascii="Times New Roman" w:hAnsi="Times New Roman" w:cs="Times New Roman"/>
+                <w:sz w:val="28"/>
+                <w:szCs w:val="28"/>
+              </w:rPr>
+            </w:pPr>
+            <w:r>
+              <w:rPr>
+                <w:rFonts w:ascii="Times New Roman" w:hAnsi="Times New Roman" w:cs="Times New Roman"/>
+                <w:sz w:val="28"/>
+                <w:szCs w:val="28"/>
+              </w:rPr>
+              <w:t>+</w:t>
+            </w:r>
+          </w:p>
+        </w:tc>
+        <w:tc>
+          <w:tcPr>
+            <w:tcW w:w="0" w:type="auto"/>
           </w:tcPr>
           <w:p>
             <w:pPr>
@@ -23259,13 +25980,9 @@
         </w:tc>
       </w:tr>
       <w:tr>
-        <w:trPr>
-          <w:gridAfter w:val="1"/>
-          <w:wAfter w:w="12" w:type="dxa"/>
-        </w:trPr>
-        <w:tc>
-          <w:tcPr>
-            <w:tcW w:w="567" w:type="dxa"/>
+        <w:tc>
+          <w:tcPr>
+            <w:tcW w:w="0" w:type="auto"/>
           </w:tcPr>
           <w:p>
             <w:pPr>
@@ -23287,51 +26004,43 @@
         </w:tc>
         <w:tc>
           <w:tcPr>
-            <w:tcW w:w="2121" w:type="dxa"/>
-          </w:tcPr>
-          <w:p>
-            <w:pPr>
-              <w:rPr>
-                <w:rFonts w:ascii="Times New Roman" w:hAnsi="Times New Roman" w:cs="Times New Roman"/>
-                <w:sz w:val="28"/>
-                <w:szCs w:val="28"/>
-              </w:rPr>
-            </w:pPr>
-            <w:r>
-              <w:rPr>
-                <w:rFonts w:ascii="Times New Roman" w:hAnsi="Times New Roman" w:cs="Times New Roman"/>
-                <w:sz w:val="28"/>
-                <w:szCs w:val="28"/>
-              </w:rPr>
-              <w:t>Анализ данных и к</w:t>
-            </w:r>
-            <w:r>
-              <w:rPr>
-                <w:rFonts w:ascii="Times New Roman" w:hAnsi="Times New Roman" w:cs="Times New Roman"/>
-                <w:sz w:val="28"/>
-                <w:szCs w:val="28"/>
-              </w:rPr>
-              <w:t>лассификация уровня выгорания</w:t>
-            </w:r>
-          </w:p>
-        </w:tc>
-        <w:tc>
-          <w:tcPr>
-            <w:tcW w:w="2126" w:type="dxa"/>
-          </w:tcPr>
-          <w:p>
-            <w:pPr>
-              <w:rPr>
-                <w:rFonts w:ascii="Times New Roman" w:hAnsi="Times New Roman" w:cs="Times New Roman"/>
-                <w:sz w:val="28"/>
-                <w:szCs w:val="28"/>
-              </w:rPr>
-            </w:pPr>
-          </w:p>
-        </w:tc>
-        <w:tc>
-          <w:tcPr>
-            <w:tcW w:w="2268" w:type="dxa"/>
+            <w:tcW w:w="2373" w:type="dxa"/>
+          </w:tcPr>
+          <w:p>
+            <w:pPr>
+              <w:rPr>
+                <w:rFonts w:ascii="Times New Roman" w:hAnsi="Times New Roman" w:cs="Times New Roman"/>
+                <w:sz w:val="28"/>
+                <w:szCs w:val="28"/>
+              </w:rPr>
+            </w:pPr>
+            <w:r>
+              <w:rPr>
+                <w:rFonts w:ascii="Times New Roman" w:hAnsi="Times New Roman" w:cs="Times New Roman"/>
+                <w:sz w:val="28"/>
+                <w:szCs w:val="28"/>
+              </w:rPr>
+              <w:t>Анализ данных и классификация уровня выгорания</w:t>
+            </w:r>
+          </w:p>
+        </w:tc>
+        <w:tc>
+          <w:tcPr>
+            <w:tcW w:w="1329" w:type="dxa"/>
+          </w:tcPr>
+          <w:p>
+            <w:pPr>
+              <w:rPr>
+                <w:rFonts w:ascii="Times New Roman" w:hAnsi="Times New Roman" w:cs="Times New Roman"/>
+                <w:sz w:val="28"/>
+                <w:szCs w:val="28"/>
+              </w:rPr>
+            </w:pPr>
+          </w:p>
+        </w:tc>
+        <w:tc>
+          <w:tcPr>
+            <w:tcW w:w="0" w:type="auto"/>
           </w:tcPr>
           <w:p>
             <w:pPr>
@@ -23353,21 +26062,21 @@
         </w:tc>
         <w:tc>
           <w:tcPr>
-            <w:tcW w:w="1276" w:type="dxa"/>
-          </w:tcPr>
-          <w:p>
-            <w:pPr>
-              <w:rPr>
-                <w:rFonts w:ascii="Times New Roman" w:hAnsi="Times New Roman" w:cs="Times New Roman"/>
-                <w:sz w:val="28"/>
-                <w:szCs w:val="28"/>
-              </w:rPr>
-            </w:pPr>
-          </w:p>
-        </w:tc>
-        <w:tc>
-          <w:tcPr>
-            <w:tcW w:w="1276" w:type="dxa"/>
+            <w:tcW w:w="0" w:type="auto"/>
+          </w:tcPr>
+          <w:p>
+            <w:pPr>
+              <w:rPr>
+                <w:rFonts w:ascii="Times New Roman" w:hAnsi="Times New Roman" w:cs="Times New Roman"/>
+                <w:sz w:val="28"/>
+                <w:szCs w:val="28"/>
+              </w:rPr>
+            </w:pPr>
+          </w:p>
+        </w:tc>
+        <w:tc>
+          <w:tcPr>
+            <w:tcW w:w="0" w:type="auto"/>
           </w:tcPr>
           <w:p>
             <w:pPr>
@@ -23389,21 +26098,21 @@
         </w:tc>
         <w:tc>
           <w:tcPr>
-            <w:tcW w:w="1181" w:type="dxa"/>
-          </w:tcPr>
-          <w:p>
-            <w:pPr>
-              <w:rPr>
-                <w:rFonts w:ascii="Times New Roman" w:hAnsi="Times New Roman" w:cs="Times New Roman"/>
-                <w:sz w:val="28"/>
-                <w:szCs w:val="28"/>
-              </w:rPr>
-            </w:pPr>
-          </w:p>
-        </w:tc>
-        <w:tc>
-          <w:tcPr>
-            <w:tcW w:w="2012" w:type="dxa"/>
+            <w:tcW w:w="0" w:type="auto"/>
+          </w:tcPr>
+          <w:p>
+            <w:pPr>
+              <w:rPr>
+                <w:rFonts w:ascii="Times New Roman" w:hAnsi="Times New Roman" w:cs="Times New Roman"/>
+                <w:sz w:val="28"/>
+                <w:szCs w:val="28"/>
+              </w:rPr>
+            </w:pPr>
+          </w:p>
+        </w:tc>
+        <w:tc>
+          <w:tcPr>
+            <w:tcW w:w="0" w:type="auto"/>
           </w:tcPr>
           <w:p>
             <w:pPr>
@@ -23425,8 +26134,7 @@
         </w:tc>
         <w:tc>
           <w:tcPr>
-            <w:tcW w:w="1425" w:type="dxa"/>
-            <w:gridSpan w:val="2"/>
+            <w:tcW w:w="0" w:type="auto"/>
           </w:tcPr>
           <w:p>
             <w:pPr>
@@ -23448,7 +26156,7 @@
         </w:tc>
         <w:tc>
           <w:tcPr>
-            <w:tcW w:w="1903" w:type="dxa"/>
+            <w:tcW w:w="0" w:type="auto"/>
           </w:tcPr>
           <w:p>
             <w:pPr>
@@ -23462,13 +26170,9 @@
         </w:tc>
       </w:tr>
       <w:tr>
-        <w:trPr>
-          <w:gridAfter w:val="1"/>
-          <w:wAfter w:w="12" w:type="dxa"/>
-        </w:trPr>
-        <w:tc>
-          <w:tcPr>
-            <w:tcW w:w="567" w:type="dxa"/>
+        <w:tc>
+          <w:tcPr>
+            <w:tcW w:w="0" w:type="auto"/>
           </w:tcPr>
           <w:p>
             <w:pPr>
@@ -23490,37 +26194,29 @@
         </w:tc>
         <w:tc>
           <w:tcPr>
-            <w:tcW w:w="2121" w:type="dxa"/>
-          </w:tcPr>
-          <w:p>
-            <w:pPr>
-              <w:rPr>
-                <w:rFonts w:ascii="Times New Roman" w:hAnsi="Times New Roman" w:cs="Times New Roman"/>
-                <w:sz w:val="28"/>
-                <w:szCs w:val="28"/>
-              </w:rPr>
-            </w:pPr>
-            <w:r>
-              <w:rPr>
-                <w:rFonts w:ascii="Times New Roman" w:hAnsi="Times New Roman" w:cs="Times New Roman"/>
-                <w:sz w:val="28"/>
-                <w:szCs w:val="28"/>
-              </w:rPr>
-              <w:t>Мониторинг динамики</w:t>
-            </w:r>
-            <w:r>
-              <w:rPr>
-                <w:rFonts w:ascii="Times New Roman" w:hAnsi="Times New Roman" w:cs="Times New Roman"/>
-                <w:sz w:val="28"/>
-                <w:szCs w:val="28"/>
-              </w:rPr>
-              <w:t xml:space="preserve"> </w:t>
-            </w:r>
-          </w:p>
-        </w:tc>
-        <w:tc>
-          <w:tcPr>
-            <w:tcW w:w="2126" w:type="dxa"/>
+            <w:tcW w:w="2373" w:type="dxa"/>
+          </w:tcPr>
+          <w:p>
+            <w:pPr>
+              <w:rPr>
+                <w:rFonts w:ascii="Times New Roman" w:hAnsi="Times New Roman" w:cs="Times New Roman"/>
+                <w:sz w:val="28"/>
+                <w:szCs w:val="28"/>
+              </w:rPr>
+            </w:pPr>
+            <w:r>
+              <w:rPr>
+                <w:rFonts w:ascii="Times New Roman" w:hAnsi="Times New Roman" w:cs="Times New Roman"/>
+                <w:sz w:val="28"/>
+                <w:szCs w:val="28"/>
+              </w:rPr>
+              <w:t xml:space="preserve">Мониторинг динамики </w:t>
+            </w:r>
+          </w:p>
+        </w:tc>
+        <w:tc>
+          <w:tcPr>
+            <w:tcW w:w="1329" w:type="dxa"/>
           </w:tcPr>
           <w:p>
             <w:pPr>
@@ -23542,7 +26238,7 @@
         </w:tc>
         <w:tc>
           <w:tcPr>
-            <w:tcW w:w="2268" w:type="dxa"/>
+            <w:tcW w:w="0" w:type="auto"/>
           </w:tcPr>
           <w:p>
             <w:pPr>
@@ -23564,35 +26260,21 @@
         </w:tc>
         <w:tc>
           <w:tcPr>
-            <w:tcW w:w="1276" w:type="dxa"/>
-          </w:tcPr>
-          <w:p>
-            <w:pPr>
-              <w:rPr>
-                <w:rFonts w:ascii="Times New Roman" w:hAnsi="Times New Roman" w:cs="Times New Roman"/>
-                <w:sz w:val="28"/>
-                <w:szCs w:val="28"/>
-              </w:rPr>
-            </w:pPr>
-          </w:p>
-        </w:tc>
-        <w:tc>
-          <w:tcPr>
-            <w:tcW w:w="1276" w:type="dxa"/>
-          </w:tcPr>
-          <w:p>
-            <w:pPr>
-              <w:rPr>
-                <w:rFonts w:ascii="Times New Roman" w:hAnsi="Times New Roman" w:cs="Times New Roman"/>
-                <w:sz w:val="28"/>
-                <w:szCs w:val="28"/>
-              </w:rPr>
-            </w:pPr>
-          </w:p>
-        </w:tc>
-        <w:tc>
-          <w:tcPr>
-            <w:tcW w:w="1181" w:type="dxa"/>
+            <w:tcW w:w="0" w:type="auto"/>
+          </w:tcPr>
+          <w:p>
+            <w:pPr>
+              <w:rPr>
+                <w:rFonts w:ascii="Times New Roman" w:hAnsi="Times New Roman" w:cs="Times New Roman"/>
+                <w:sz w:val="28"/>
+                <w:szCs w:val="28"/>
+              </w:rPr>
+            </w:pPr>
+          </w:p>
+        </w:tc>
+        <w:tc>
+          <w:tcPr>
+            <w:tcW w:w="0" w:type="auto"/>
           </w:tcPr>
           <w:p>
             <w:pPr>
@@ -23614,22 +26296,7 @@
         </w:tc>
         <w:tc>
           <w:tcPr>
-            <w:tcW w:w="2012" w:type="dxa"/>
-          </w:tcPr>
-          <w:p>
-            <w:pPr>
-              <w:rPr>
-                <w:rFonts w:ascii="Times New Roman" w:hAnsi="Times New Roman" w:cs="Times New Roman"/>
-                <w:sz w:val="28"/>
-                <w:szCs w:val="28"/>
-              </w:rPr>
-            </w:pPr>
-          </w:p>
-        </w:tc>
-        <w:tc>
-          <w:tcPr>
-            <w:tcW w:w="1425" w:type="dxa"/>
-            <w:gridSpan w:val="2"/>
+            <w:tcW w:w="0" w:type="auto"/>
           </w:tcPr>
           <w:p>
             <w:pPr>
@@ -23651,7 +26318,43 @@
         </w:tc>
         <w:tc>
           <w:tcPr>
-            <w:tcW w:w="1903" w:type="dxa"/>
+            <w:tcW w:w="0" w:type="auto"/>
+          </w:tcPr>
+          <w:p>
+            <w:pPr>
+              <w:rPr>
+                <w:rFonts w:ascii="Times New Roman" w:hAnsi="Times New Roman" w:cs="Times New Roman"/>
+                <w:sz w:val="28"/>
+                <w:szCs w:val="28"/>
+              </w:rPr>
+            </w:pPr>
+          </w:p>
+        </w:tc>
+        <w:tc>
+          <w:tcPr>
+            <w:tcW w:w="0" w:type="auto"/>
+          </w:tcPr>
+          <w:p>
+            <w:pPr>
+              <w:rPr>
+                <w:rFonts w:ascii="Times New Roman" w:hAnsi="Times New Roman" w:cs="Times New Roman"/>
+                <w:sz w:val="28"/>
+                <w:szCs w:val="28"/>
+              </w:rPr>
+            </w:pPr>
+            <w:r>
+              <w:rPr>
+                <w:rFonts w:ascii="Times New Roman" w:hAnsi="Times New Roman" w:cs="Times New Roman"/>
+                <w:sz w:val="28"/>
+                <w:szCs w:val="28"/>
+              </w:rPr>
+              <w:t>+</w:t>
+            </w:r>
+          </w:p>
+        </w:tc>
+        <w:tc>
+          <w:tcPr>
+            <w:tcW w:w="0" w:type="auto"/>
           </w:tcPr>
           <w:p>
             <w:pPr>
@@ -23665,13 +26368,9 @@
         </w:tc>
       </w:tr>
       <w:tr>
-        <w:trPr>
-          <w:gridAfter w:val="1"/>
-          <w:wAfter w:w="12" w:type="dxa"/>
-        </w:trPr>
-        <w:tc>
-          <w:tcPr>
-            <w:tcW w:w="567" w:type="dxa"/>
+        <w:tc>
+          <w:tcPr>
+            <w:tcW w:w="0" w:type="auto"/>
           </w:tcPr>
           <w:p>
             <w:pPr>
@@ -23693,7 +26392,7 @@
         </w:tc>
         <w:tc>
           <w:tcPr>
-            <w:tcW w:w="2121" w:type="dxa"/>
+            <w:tcW w:w="2373" w:type="dxa"/>
           </w:tcPr>
           <w:p>
             <w:pPr>
@@ -23715,7 +26414,7 @@
         </w:tc>
         <w:tc>
           <w:tcPr>
-            <w:tcW w:w="2126" w:type="dxa"/>
+            <w:tcW w:w="1329" w:type="dxa"/>
           </w:tcPr>
           <w:p>
             <w:pPr>
@@ -23737,21 +26436,21 @@
         </w:tc>
         <w:tc>
           <w:tcPr>
-            <w:tcW w:w="2268" w:type="dxa"/>
-          </w:tcPr>
-          <w:p>
-            <w:pPr>
-              <w:rPr>
-                <w:rFonts w:ascii="Times New Roman" w:hAnsi="Times New Roman" w:cs="Times New Roman"/>
-                <w:sz w:val="28"/>
-                <w:szCs w:val="28"/>
-              </w:rPr>
-            </w:pPr>
-          </w:p>
-        </w:tc>
-        <w:tc>
-          <w:tcPr>
-            <w:tcW w:w="1276" w:type="dxa"/>
+            <w:tcW w:w="0" w:type="auto"/>
+          </w:tcPr>
+          <w:p>
+            <w:pPr>
+              <w:rPr>
+                <w:rFonts w:ascii="Times New Roman" w:hAnsi="Times New Roman" w:cs="Times New Roman"/>
+                <w:sz w:val="28"/>
+                <w:szCs w:val="28"/>
+              </w:rPr>
+            </w:pPr>
+          </w:p>
+        </w:tc>
+        <w:tc>
+          <w:tcPr>
+            <w:tcW w:w="0" w:type="auto"/>
           </w:tcPr>
           <w:p>
             <w:pPr>
@@ -23773,21 +26472,21 @@
         </w:tc>
         <w:tc>
           <w:tcPr>
-            <w:tcW w:w="1276" w:type="dxa"/>
-          </w:tcPr>
-          <w:p>
-            <w:pPr>
-              <w:rPr>
-                <w:rFonts w:ascii="Times New Roman" w:hAnsi="Times New Roman" w:cs="Times New Roman"/>
-                <w:sz w:val="28"/>
-                <w:szCs w:val="28"/>
-              </w:rPr>
-            </w:pPr>
-          </w:p>
-        </w:tc>
-        <w:tc>
-          <w:tcPr>
-            <w:tcW w:w="1181" w:type="dxa"/>
+            <w:tcW w:w="0" w:type="auto"/>
+          </w:tcPr>
+          <w:p>
+            <w:pPr>
+              <w:rPr>
+                <w:rFonts w:ascii="Times New Roman" w:hAnsi="Times New Roman" w:cs="Times New Roman"/>
+                <w:sz w:val="28"/>
+                <w:szCs w:val="28"/>
+              </w:rPr>
+            </w:pPr>
+          </w:p>
+        </w:tc>
+        <w:tc>
+          <w:tcPr>
+            <w:tcW w:w="0" w:type="auto"/>
           </w:tcPr>
           <w:p>
             <w:pPr>
@@ -23809,22 +26508,21 @@
         </w:tc>
         <w:tc>
           <w:tcPr>
-            <w:tcW w:w="2012" w:type="dxa"/>
-          </w:tcPr>
-          <w:p>
-            <w:pPr>
-              <w:rPr>
-                <w:rFonts w:ascii="Times New Roman" w:hAnsi="Times New Roman" w:cs="Times New Roman"/>
-                <w:sz w:val="28"/>
-                <w:szCs w:val="28"/>
-              </w:rPr>
-            </w:pPr>
-          </w:p>
-        </w:tc>
-        <w:tc>
-          <w:tcPr>
-            <w:tcW w:w="1425" w:type="dxa"/>
-            <w:gridSpan w:val="2"/>
+            <w:tcW w:w="0" w:type="auto"/>
+          </w:tcPr>
+          <w:p>
+            <w:pPr>
+              <w:rPr>
+                <w:rFonts w:ascii="Times New Roman" w:hAnsi="Times New Roman" w:cs="Times New Roman"/>
+                <w:sz w:val="28"/>
+                <w:szCs w:val="28"/>
+              </w:rPr>
+            </w:pPr>
+          </w:p>
+        </w:tc>
+        <w:tc>
+          <w:tcPr>
+            <w:tcW w:w="0" w:type="auto"/>
           </w:tcPr>
           <w:p>
             <w:pPr>
@@ -23846,7 +26544,7 @@
         </w:tc>
         <w:tc>
           <w:tcPr>
-            <w:tcW w:w="1903" w:type="dxa"/>
+            <w:tcW w:w="0" w:type="auto"/>
           </w:tcPr>
           <w:p>
             <w:pPr>
@@ -23877,63 +26575,1485 @@
     </w:p>
     <w:p>
       <w:pPr>
-        <w:rPr>
-          <w:rFonts w:ascii="Times New Roman" w:hAnsi="Times New Roman" w:cs="Times New Roman"/>
-          <w:sz w:val="28"/>
-          <w:szCs w:val="28"/>
-        </w:rPr>
-      </w:pPr>
-    </w:p>
-    <w:p>
-      <w:pPr>
-        <w:rPr>
-          <w:rFonts w:ascii="Times New Roman" w:hAnsi="Times New Roman" w:cs="Times New Roman"/>
-          <w:sz w:val="28"/>
-          <w:szCs w:val="28"/>
-        </w:rPr>
-      </w:pPr>
-      <w:r>
-        <w:rPr>
-          <w:rFonts w:ascii="Times New Roman" w:hAnsi="Times New Roman" w:cs="Times New Roman"/>
-          <w:sz w:val="28"/>
-          <w:szCs w:val="28"/>
-        </w:rPr>
-        <w:t>табл</w:t>
-      </w:r>
-    </w:p>
-    <w:p>
-      <w:pPr>
         <w:pStyle w:val="11"/>
-      </w:pPr>
-    </w:p>
-    <w:p>
-      <w:pPr>
-        <w:pStyle w:val="2"/>
-      </w:pPr>
-      <w:bookmarkStart w:id="24" w:name="_Toc227017211"/>
-    </w:p>
-    <w:p>
-      <w:pPr>
-        <w:pStyle w:val="2"/>
-      </w:pPr>
-      <w:r>
-        <w:t>3.1</w:t>
-      </w:r>
-      <w:r>
-        <w:t>.</w:t>
-      </w:r>
-      <w:r>
-        <w:t xml:space="preserve"> Расчет совокупной стоимости владения (ССВ) проекта</w:t>
-      </w:r>
-      <w:bookmarkEnd w:id="24"/>
-    </w:p>
-    <w:p>
-      <w:pPr>
-        <w:pStyle w:val="2"/>
       </w:pPr>
       <w:bookmarkStart w:id="25" w:name="_Toc136635664"/>
       <w:bookmarkStart w:id="26" w:name="_Toc227017212"/>
       <w:r>
+        <w:lastRenderedPageBreak/>
+        <w:t>П</w:t>
+      </w:r>
+      <w:r>
+        <w:t>остроенная матрица подтверждает комплексный характер проектного решения: каждая функция вносит вклад в формирование нескольких эффектов, а каждый эффект формируется за счёт реализации нескольких функций. Это свидетельствует о сбалансированности функциональной архитектуры модуля и обоснованности выбора состава реализуемых функций.</w:t>
+      </w:r>
+    </w:p>
+    <w:p>
+      <w:pPr>
+        <w:pStyle w:val="11"/>
+        <w:rPr>
+          <w:rStyle w:val="30"/>
+        </w:rPr>
+      </w:pPr>
+    </w:p>
+    <w:p>
+      <w:pPr>
+        <w:pStyle w:val="11"/>
+        <w:rPr>
+          <w:rStyle w:val="30"/>
+        </w:rPr>
+      </w:pPr>
+      <w:r>
+        <w:rPr>
+          <w:rStyle w:val="30"/>
+        </w:rPr>
+        <w:t xml:space="preserve">3.1.4. </w:t>
+      </w:r>
+      <w:r>
+        <w:rPr>
+          <w:rStyle w:val="30"/>
+        </w:rPr>
+        <w:t>Р</w:t>
+      </w:r>
+      <w:r>
+        <w:rPr>
+          <w:rStyle w:val="30"/>
+        </w:rPr>
+        <w:t>асчет технических эффектов</w:t>
+      </w:r>
+    </w:p>
+    <w:p>
+      <w:pPr>
+        <w:pStyle w:val="11"/>
+        <w:rPr>
+          <w:rStyle w:val="30"/>
+        </w:rPr>
+      </w:pPr>
+    </w:p>
+    <w:p>
+      <w:pPr>
+        <w:pStyle w:val="11"/>
+      </w:pPr>
+      <w:r>
+        <w:t xml:space="preserve">Для оценки эффективности проектируемого решения необходимо провести сравнительный анализ </w:t>
+      </w:r>
+      <w:r>
+        <w:t xml:space="preserve">динамики </w:t>
+      </w:r>
+      <w:r>
+        <w:t>ключевых технологических показателей бизнес-процесса управления профессиональным выгоранием в двух состояниях: AS</w:t>
+      </w:r>
+      <w:r>
+        <w:t xml:space="preserve"> </w:t>
+      </w:r>
+      <w:r>
+        <w:t>IS</w:t>
+      </w:r>
+      <w:r>
+        <w:t xml:space="preserve"> (какие решения используются в компании на данный момент)</w:t>
+      </w:r>
+      <w:r>
+        <w:t>, и TO</w:t>
+      </w:r>
+      <w:r>
+        <w:t xml:space="preserve"> </w:t>
+      </w:r>
+      <w:r>
+        <w:t>BE</w:t>
+      </w:r>
+      <w:r>
+        <w:t xml:space="preserve"> (с использованием </w:t>
+      </w:r>
+      <w:r>
+        <w:t>проектируем</w:t>
+      </w:r>
+      <w:r>
+        <w:t>ого модуля</w:t>
+      </w:r>
+      <w:r>
+        <w:t>).</w:t>
+      </w:r>
+    </w:p>
+    <w:p>
+      <w:pPr>
+        <w:pStyle w:val="11"/>
+      </w:pPr>
+      <w:r>
+        <w:t>В качестве базовых показателей для сравнения выбраны следующие технологические параметры бизнес-процесса:</w:t>
+      </w:r>
+    </w:p>
+    <w:p>
+      <w:pPr>
+        <w:pStyle w:val="11"/>
+      </w:pPr>
+    </w:p>
+    <w:p>
+      <w:pPr>
+        <w:pStyle w:val="11"/>
+      </w:pPr>
+      <w:r>
+        <w:t>- частота измерений (количество циклов оценки в год);</w:t>
+      </w:r>
+    </w:p>
+    <w:p>
+      <w:pPr>
+        <w:pStyle w:val="11"/>
+      </w:pPr>
+      <w:r>
+        <w:t xml:space="preserve">- охват </w:t>
+      </w:r>
+      <w:r>
+        <w:t>персонала мониторингом</w:t>
+      </w:r>
+      <w:r>
+        <w:t xml:space="preserve"> </w:t>
+      </w:r>
+      <w:r>
+        <w:t>(доля сотрудников, в отношении которых проводится оценка);</w:t>
+      </w:r>
+    </w:p>
+    <w:p>
+      <w:pPr>
+        <w:pStyle w:val="11"/>
+      </w:pPr>
+      <w:r>
+        <w:t>- время от появления маркеров до реакции компании</w:t>
+      </w:r>
+    </w:p>
+    <w:p>
+      <w:pPr>
+        <w:pStyle w:val="11"/>
+      </w:pPr>
+      <w:r>
+        <w:t>- трудозатраты специалистов на проведение диагностики (чел.-часы на цикл оценки);</w:t>
+      </w:r>
+    </w:p>
+    <w:p>
+      <w:pPr>
+        <w:pStyle w:val="11"/>
+      </w:pPr>
+      <w:r>
+        <w:t>- своевременность выявления проблемы (доля случаев выявления на ранней стадии, %);</w:t>
+      </w:r>
+    </w:p>
+    <w:p>
+      <w:pPr>
+        <w:pStyle w:val="11"/>
+      </w:pPr>
+      <w:r>
+        <w:t>- ожидаемое снижение текучести агентов (через 12 мес. после внедрения)</w:t>
+      </w:r>
+    </w:p>
+    <w:p>
+      <w:pPr>
+        <w:pStyle w:val="11"/>
+      </w:pPr>
+      <w:r>
+        <w:t>- масштабируемость (максимально возможное количество участников без существенного роста затрат).</w:t>
+      </w:r>
+    </w:p>
+    <w:p>
+      <w:pPr>
+        <w:pStyle w:val="11"/>
+      </w:pPr>
+    </w:p>
+    <w:p>
+      <w:pPr>
+        <w:pStyle w:val="11"/>
+        <w:ind w:left="360" w:firstLine="0"/>
+      </w:pPr>
+      <w:r>
+        <w:t xml:space="preserve">Результаты сравнительного анализа представлены в таблице </w:t>
+      </w:r>
+      <w:r>
+        <w:t>16</w:t>
+      </w:r>
+      <w:r>
+        <w:t>.</w:t>
+      </w:r>
+    </w:p>
+    <w:p>
+      <w:pPr>
+        <w:pStyle w:val="11"/>
+        <w:sectPr>
+          <w:pgSz w:w="11906" w:h="16838"/>
+          <w:pgMar w:top="1134" w:right="851" w:bottom="1134" w:left="1701" w:header="709" w:footer="709" w:gutter="0"/>
+          <w:cols w:space="708"/>
+          <w:docGrid w:linePitch="360"/>
+        </w:sectPr>
+      </w:pPr>
+    </w:p>
+    <w:p>
+      <w:pPr>
+        <w:pStyle w:val="11"/>
+      </w:pPr>
+      <w:r>
+        <w:lastRenderedPageBreak/>
+        <w:t xml:space="preserve">Таблица </w:t>
+      </w:r>
+      <w:r>
+        <w:t xml:space="preserve">16 </w:t>
+      </w:r>
+      <w:r>
+        <w:t>– Сравнение технологических показателей бизнес-процесса в состояниях AS-IS и TO-BE</w:t>
+      </w:r>
+    </w:p>
+    <w:tbl>
+      <w:tblPr>
+        <w:tblStyle w:val="ae"/>
+        <w:tblW w:w="14596" w:type="dxa"/>
+        <w:tblLayout w:type="fixed"/>
+        <w:tblLook w:val="04A0" w:firstRow="1" w:lastRow="0" w:firstColumn="1" w:lastColumn="0" w:noHBand="0" w:noVBand="1"/>
+      </w:tblPr>
+      <w:tblGrid>
+        <w:gridCol w:w="846"/>
+        <w:gridCol w:w="3260"/>
+        <w:gridCol w:w="1843"/>
+        <w:gridCol w:w="2551"/>
+        <w:gridCol w:w="3828"/>
+        <w:gridCol w:w="2268"/>
+      </w:tblGrid>
+      <w:tr>
+        <w:trPr>
+          <w:trHeight w:val="795"/>
+        </w:trPr>
+        <w:tc>
+          <w:tcPr>
+            <w:tcW w:w="846" w:type="dxa"/>
+          </w:tcPr>
+          <w:p>
+            <w:pPr>
+              <w:spacing w:line="276" w:lineRule="auto"/>
+              <w:rPr>
+                <w:rFonts w:ascii="Times New Roman" w:hAnsi="Times New Roman" w:cs="Times New Roman"/>
+                <w:sz w:val="28"/>
+                <w:szCs w:val="28"/>
+              </w:rPr>
+            </w:pPr>
+            <w:r>
+              <w:rPr>
+                <w:rFonts w:ascii="Times New Roman" w:hAnsi="Times New Roman" w:cs="Times New Roman"/>
+                <w:sz w:val="28"/>
+                <w:szCs w:val="28"/>
+              </w:rPr>
+              <w:t>№ п/п</w:t>
+            </w:r>
+          </w:p>
+        </w:tc>
+        <w:tc>
+          <w:tcPr>
+            <w:tcW w:w="3260" w:type="dxa"/>
+            <w:noWrap/>
+            <w:hideMark/>
+          </w:tcPr>
+          <w:p>
+            <w:pPr>
+              <w:spacing w:line="276" w:lineRule="auto"/>
+              <w:rPr>
+                <w:rFonts w:ascii="Times New Roman" w:hAnsi="Times New Roman" w:cs="Times New Roman"/>
+                <w:sz w:val="28"/>
+                <w:szCs w:val="28"/>
+              </w:rPr>
+            </w:pPr>
+            <w:r>
+              <w:rPr>
+                <w:rFonts w:ascii="Times New Roman" w:hAnsi="Times New Roman" w:cs="Times New Roman"/>
+                <w:sz w:val="28"/>
+                <w:szCs w:val="28"/>
+              </w:rPr>
+              <w:t>Показатель</w:t>
+            </w:r>
+          </w:p>
+        </w:tc>
+        <w:tc>
+          <w:tcPr>
+            <w:tcW w:w="1843" w:type="dxa"/>
+            <w:noWrap/>
+            <w:hideMark/>
+          </w:tcPr>
+          <w:p>
+            <w:pPr>
+              <w:spacing w:line="276" w:lineRule="auto"/>
+              <w:rPr>
+                <w:rFonts w:ascii="Times New Roman" w:hAnsi="Times New Roman" w:cs="Times New Roman"/>
+                <w:sz w:val="28"/>
+                <w:szCs w:val="28"/>
+              </w:rPr>
+            </w:pPr>
+            <w:r>
+              <w:rPr>
+                <w:rFonts w:ascii="Times New Roman" w:hAnsi="Times New Roman" w:cs="Times New Roman"/>
+                <w:sz w:val="28"/>
+                <w:szCs w:val="28"/>
+              </w:rPr>
+              <w:t>Единица измерения</w:t>
+            </w:r>
+          </w:p>
+        </w:tc>
+        <w:tc>
+          <w:tcPr>
+            <w:tcW w:w="2551" w:type="dxa"/>
+            <w:noWrap/>
+            <w:hideMark/>
+          </w:tcPr>
+          <w:p>
+            <w:pPr>
+              <w:spacing w:line="276" w:lineRule="auto"/>
+              <w:rPr>
+                <w:rFonts w:ascii="Times New Roman" w:hAnsi="Times New Roman" w:cs="Times New Roman"/>
+                <w:sz w:val="28"/>
+                <w:szCs w:val="28"/>
+              </w:rPr>
+            </w:pPr>
+            <w:r>
+              <w:rPr>
+                <w:rFonts w:ascii="Times New Roman" w:hAnsi="Times New Roman" w:cs="Times New Roman"/>
+                <w:sz w:val="28"/>
+                <w:szCs w:val="28"/>
+                <w:lang w:val="en-US"/>
+              </w:rPr>
+              <w:t>AS</w:t>
+            </w:r>
+            <w:r>
+              <w:rPr>
+                <w:rFonts w:ascii="Times New Roman" w:hAnsi="Times New Roman" w:cs="Times New Roman"/>
+                <w:sz w:val="28"/>
+                <w:szCs w:val="28"/>
+              </w:rPr>
+              <w:t xml:space="preserve"> </w:t>
+            </w:r>
+            <w:r>
+              <w:rPr>
+                <w:rFonts w:ascii="Times New Roman" w:hAnsi="Times New Roman" w:cs="Times New Roman"/>
+                <w:sz w:val="28"/>
+                <w:szCs w:val="28"/>
+                <w:lang w:val="en-US"/>
+              </w:rPr>
+              <w:t>IS</w:t>
+            </w:r>
+            <w:r>
+              <w:rPr>
+                <w:rFonts w:ascii="Times New Roman" w:hAnsi="Times New Roman" w:cs="Times New Roman"/>
+                <w:sz w:val="28"/>
+                <w:szCs w:val="28"/>
+              </w:rPr>
+              <w:t xml:space="preserve"> </w:t>
+            </w:r>
+            <w:r>
+              <w:rPr>
+                <w:rFonts w:ascii="Times New Roman" w:hAnsi="Times New Roman" w:cs="Times New Roman"/>
+                <w:sz w:val="28"/>
+                <w:szCs w:val="28"/>
+                <w:lang w:val="en-US"/>
+              </w:rPr>
+              <w:br/>
+            </w:r>
+            <w:r>
+              <w:rPr>
+                <w:rFonts w:ascii="Times New Roman" w:hAnsi="Times New Roman" w:cs="Times New Roman"/>
+                <w:sz w:val="28"/>
+                <w:szCs w:val="28"/>
+              </w:rPr>
+              <w:t>(ежегодный опрос + реактивные меры)</w:t>
+            </w:r>
+          </w:p>
+        </w:tc>
+        <w:tc>
+          <w:tcPr>
+            <w:tcW w:w="3828" w:type="dxa"/>
+            <w:noWrap/>
+            <w:hideMark/>
+          </w:tcPr>
+          <w:p>
+            <w:pPr>
+              <w:pStyle w:val="11"/>
+              <w:spacing w:line="276" w:lineRule="auto"/>
+              <w:ind w:firstLine="0"/>
+              <w:jc w:val="left"/>
+            </w:pPr>
+            <w:r>
+              <w:rPr>
+                <w:lang w:val="en-US"/>
+              </w:rPr>
+              <w:t>TO BE</w:t>
+            </w:r>
+            <w:r>
+              <w:t xml:space="preserve"> (чат-бот)</w:t>
+            </w:r>
+          </w:p>
+        </w:tc>
+        <w:tc>
+          <w:tcPr>
+            <w:tcW w:w="2268" w:type="dxa"/>
+            <w:noWrap/>
+            <w:hideMark/>
+          </w:tcPr>
+          <w:p>
+            <w:pPr>
+              <w:pStyle w:val="11"/>
+              <w:spacing w:line="276" w:lineRule="auto"/>
+              <w:ind w:firstLine="0"/>
+              <w:jc w:val="left"/>
+            </w:pPr>
+            <w:r>
+              <w:t>Динамика, %</w:t>
+            </w:r>
+          </w:p>
+        </w:tc>
+      </w:tr>
+      <w:tr>
+        <w:tc>
+          <w:tcPr>
+            <w:tcW w:w="846" w:type="dxa"/>
+          </w:tcPr>
+          <w:p>
+            <w:pPr>
+              <w:spacing w:line="276" w:lineRule="auto"/>
+              <w:rPr>
+                <w:rFonts w:ascii="Times New Roman" w:hAnsi="Times New Roman" w:cs="Times New Roman"/>
+                <w:sz w:val="28"/>
+                <w:szCs w:val="28"/>
+              </w:rPr>
+            </w:pPr>
+            <w:r>
+              <w:rPr>
+                <w:rFonts w:ascii="Times New Roman" w:hAnsi="Times New Roman" w:cs="Times New Roman"/>
+                <w:sz w:val="28"/>
+                <w:szCs w:val="28"/>
+              </w:rPr>
+              <w:t>1</w:t>
+            </w:r>
+          </w:p>
+        </w:tc>
+        <w:tc>
+          <w:tcPr>
+            <w:tcW w:w="3260" w:type="dxa"/>
+            <w:hideMark/>
+          </w:tcPr>
+          <w:p>
+            <w:pPr>
+              <w:spacing w:line="276" w:lineRule="auto"/>
+              <w:rPr>
+                <w:rFonts w:ascii="Times New Roman" w:hAnsi="Times New Roman" w:cs="Times New Roman"/>
+                <w:sz w:val="28"/>
+                <w:szCs w:val="28"/>
+              </w:rPr>
+            </w:pPr>
+            <w:r>
+              <w:rPr>
+                <w:rFonts w:ascii="Times New Roman" w:hAnsi="Times New Roman" w:cs="Times New Roman"/>
+                <w:sz w:val="28"/>
+                <w:szCs w:val="28"/>
+              </w:rPr>
+              <w:t>Периодичность мониторинга</w:t>
+            </w:r>
+          </w:p>
+        </w:tc>
+        <w:tc>
+          <w:tcPr>
+            <w:tcW w:w="1843" w:type="dxa"/>
+            <w:hideMark/>
+          </w:tcPr>
+          <w:p>
+            <w:pPr>
+              <w:spacing w:line="276" w:lineRule="auto"/>
+              <w:rPr>
+                <w:rFonts w:ascii="Times New Roman" w:hAnsi="Times New Roman" w:cs="Times New Roman"/>
+                <w:sz w:val="28"/>
+                <w:szCs w:val="28"/>
+              </w:rPr>
+            </w:pPr>
+            <w:r>
+              <w:rPr>
+                <w:rFonts w:ascii="Times New Roman" w:hAnsi="Times New Roman" w:cs="Times New Roman"/>
+                <w:sz w:val="28"/>
+                <w:szCs w:val="28"/>
+              </w:rPr>
+              <w:t xml:space="preserve">раз в год </w:t>
+            </w:r>
+          </w:p>
+        </w:tc>
+        <w:tc>
+          <w:tcPr>
+            <w:tcW w:w="2551" w:type="dxa"/>
+            <w:hideMark/>
+          </w:tcPr>
+          <w:p>
+            <w:pPr>
+              <w:spacing w:line="276" w:lineRule="auto"/>
+              <w:rPr>
+                <w:rFonts w:ascii="Times New Roman" w:hAnsi="Times New Roman" w:cs="Times New Roman"/>
+                <w:sz w:val="28"/>
+                <w:szCs w:val="28"/>
+              </w:rPr>
+            </w:pPr>
+            <w:r>
+              <w:rPr>
+                <w:rFonts w:ascii="Times New Roman" w:hAnsi="Times New Roman" w:cs="Times New Roman"/>
+                <w:sz w:val="28"/>
+                <w:szCs w:val="28"/>
+              </w:rPr>
+              <w:t>1 раз в год</w:t>
+            </w:r>
+          </w:p>
+        </w:tc>
+        <w:tc>
+          <w:tcPr>
+            <w:tcW w:w="3828" w:type="dxa"/>
+            <w:hideMark/>
+          </w:tcPr>
+          <w:p>
+            <w:pPr>
+              <w:pStyle w:val="11"/>
+              <w:spacing w:line="276" w:lineRule="auto"/>
+              <w:ind w:firstLine="0"/>
+              <w:jc w:val="left"/>
+            </w:pPr>
+            <w:r>
+              <w:t>Н</w:t>
+            </w:r>
+            <w:r>
+              <w:t>епрерывно</w:t>
+            </w:r>
+          </w:p>
+        </w:tc>
+        <w:tc>
+          <w:tcPr>
+            <w:tcW w:w="2268" w:type="dxa"/>
+            <w:hideMark/>
+          </w:tcPr>
+          <w:p>
+            <w:pPr>
+              <w:pStyle w:val="11"/>
+              <w:spacing w:line="276" w:lineRule="auto"/>
+              <w:ind w:firstLine="0"/>
+              <w:jc w:val="left"/>
+            </w:pPr>
+            <w:r>
+              <w:t>Положительная</w:t>
+            </w:r>
+          </w:p>
+        </w:tc>
+      </w:tr>
+      <w:tr>
+        <w:trPr>
+          <w:trHeight w:val="930"/>
+        </w:trPr>
+        <w:tc>
+          <w:tcPr>
+            <w:tcW w:w="846" w:type="dxa"/>
+          </w:tcPr>
+          <w:p>
+            <w:pPr>
+              <w:spacing w:line="276" w:lineRule="auto"/>
+              <w:rPr>
+                <w:rFonts w:ascii="Times New Roman" w:hAnsi="Times New Roman" w:cs="Times New Roman"/>
+                <w:sz w:val="28"/>
+                <w:szCs w:val="28"/>
+              </w:rPr>
+            </w:pPr>
+            <w:r>
+              <w:rPr>
+                <w:rFonts w:ascii="Times New Roman" w:hAnsi="Times New Roman" w:cs="Times New Roman"/>
+                <w:sz w:val="28"/>
+                <w:szCs w:val="28"/>
+              </w:rPr>
+              <w:t>2</w:t>
+            </w:r>
+          </w:p>
+        </w:tc>
+        <w:tc>
+          <w:tcPr>
+            <w:tcW w:w="3260" w:type="dxa"/>
+            <w:hideMark/>
+          </w:tcPr>
+          <w:p>
+            <w:pPr>
+              <w:spacing w:line="276" w:lineRule="auto"/>
+              <w:rPr>
+                <w:rFonts w:ascii="Times New Roman" w:hAnsi="Times New Roman" w:cs="Times New Roman"/>
+                <w:sz w:val="28"/>
+                <w:szCs w:val="28"/>
+              </w:rPr>
+            </w:pPr>
+            <w:r>
+              <w:rPr>
+                <w:rFonts w:ascii="Times New Roman" w:hAnsi="Times New Roman" w:cs="Times New Roman"/>
+                <w:sz w:val="28"/>
+                <w:szCs w:val="28"/>
+              </w:rPr>
+              <w:t>Охват сотрудников</w:t>
+            </w:r>
+          </w:p>
+        </w:tc>
+        <w:tc>
+          <w:tcPr>
+            <w:tcW w:w="1843" w:type="dxa"/>
+            <w:hideMark/>
+          </w:tcPr>
+          <w:p>
+            <w:pPr>
+              <w:spacing w:line="276" w:lineRule="auto"/>
+              <w:rPr>
+                <w:rFonts w:ascii="Times New Roman" w:hAnsi="Times New Roman" w:cs="Times New Roman"/>
+                <w:sz w:val="28"/>
+                <w:szCs w:val="28"/>
+              </w:rPr>
+            </w:pPr>
+            <w:r>
+              <w:rPr>
+                <w:rFonts w:ascii="Times New Roman" w:hAnsi="Times New Roman" w:cs="Times New Roman"/>
+                <w:sz w:val="28"/>
+                <w:szCs w:val="28"/>
+              </w:rPr>
+              <w:t>% от численности</w:t>
+            </w:r>
+          </w:p>
+        </w:tc>
+        <w:tc>
+          <w:tcPr>
+            <w:tcW w:w="2551" w:type="dxa"/>
+            <w:hideMark/>
+          </w:tcPr>
+          <w:p>
+            <w:pPr>
+              <w:spacing w:line="276" w:lineRule="auto"/>
+              <w:rPr>
+                <w:rFonts w:ascii="Times New Roman" w:hAnsi="Times New Roman" w:cs="Times New Roman"/>
+                <w:sz w:val="28"/>
+                <w:szCs w:val="28"/>
+              </w:rPr>
+            </w:pPr>
+            <w:r>
+              <w:rPr>
+                <w:rFonts w:ascii="Times New Roman" w:hAnsi="Times New Roman" w:cs="Times New Roman"/>
+                <w:sz w:val="28"/>
+                <w:szCs w:val="28"/>
+              </w:rPr>
+              <w:t>~</w:t>
+            </w:r>
+            <w:r>
+              <w:rPr>
+                <w:rFonts w:ascii="Times New Roman" w:hAnsi="Times New Roman" w:cs="Times New Roman"/>
+                <w:sz w:val="28"/>
+                <w:szCs w:val="28"/>
+              </w:rPr>
+              <w:t>40-55</w:t>
+            </w:r>
+            <w:r>
+              <w:rPr>
+                <w:rFonts w:ascii="Times New Roman" w:hAnsi="Times New Roman" w:cs="Times New Roman"/>
+                <w:sz w:val="28"/>
+                <w:szCs w:val="28"/>
+              </w:rPr>
+              <w:t xml:space="preserve"> %</w:t>
+            </w:r>
+          </w:p>
+        </w:tc>
+        <w:tc>
+          <w:tcPr>
+            <w:tcW w:w="3828" w:type="dxa"/>
+            <w:hideMark/>
+          </w:tcPr>
+          <w:p>
+            <w:pPr>
+              <w:pStyle w:val="11"/>
+              <w:spacing w:line="276" w:lineRule="auto"/>
+              <w:ind w:firstLine="0"/>
+              <w:jc w:val="left"/>
+            </w:pPr>
+            <w:r>
+              <w:t>95</w:t>
+            </w:r>
+            <w:r>
+              <w:t>%</w:t>
+            </w:r>
+            <w:r>
+              <w:t xml:space="preserve"> </w:t>
+            </w:r>
+          </w:p>
+        </w:tc>
+        <w:tc>
+          <w:tcPr>
+            <w:tcW w:w="2268" w:type="dxa"/>
+            <w:hideMark/>
+          </w:tcPr>
+          <w:p>
+            <w:pPr>
+              <w:pStyle w:val="11"/>
+              <w:spacing w:line="276" w:lineRule="auto"/>
+              <w:ind w:firstLine="0"/>
+              <w:jc w:val="left"/>
+            </w:pPr>
+            <w:r>
+              <w:t xml:space="preserve">Положительная: </w:t>
+            </w:r>
+            <w:r>
+              <w:t>+4</w:t>
+            </w:r>
+            <w:r>
+              <w:t>5</w:t>
+            </w:r>
+            <w:r>
+              <w:t xml:space="preserve"> %</w:t>
+            </w:r>
+          </w:p>
+        </w:tc>
+      </w:tr>
+      <w:tr>
+        <w:tc>
+          <w:tcPr>
+            <w:tcW w:w="846" w:type="dxa"/>
+          </w:tcPr>
+          <w:p>
+            <w:pPr>
+              <w:spacing w:line="276" w:lineRule="auto"/>
+              <w:rPr>
+                <w:rFonts w:ascii="Times New Roman" w:hAnsi="Times New Roman" w:cs="Times New Roman"/>
+                <w:sz w:val="28"/>
+                <w:szCs w:val="28"/>
+              </w:rPr>
+            </w:pPr>
+            <w:r>
+              <w:rPr>
+                <w:rFonts w:ascii="Times New Roman" w:hAnsi="Times New Roman" w:cs="Times New Roman"/>
+                <w:sz w:val="28"/>
+                <w:szCs w:val="28"/>
+              </w:rPr>
+              <w:t>3</w:t>
+            </w:r>
+          </w:p>
+        </w:tc>
+        <w:tc>
+          <w:tcPr>
+            <w:tcW w:w="3260" w:type="dxa"/>
+            <w:hideMark/>
+          </w:tcPr>
+          <w:p>
+            <w:pPr>
+              <w:spacing w:line="276" w:lineRule="auto"/>
+              <w:rPr>
+                <w:rFonts w:ascii="Times New Roman" w:hAnsi="Times New Roman" w:cs="Times New Roman"/>
+                <w:sz w:val="28"/>
+                <w:szCs w:val="28"/>
+              </w:rPr>
+            </w:pPr>
+            <w:r>
+              <w:rPr>
+                <w:rFonts w:ascii="Times New Roman" w:hAnsi="Times New Roman" w:cs="Times New Roman"/>
+                <w:sz w:val="28"/>
+                <w:szCs w:val="28"/>
+              </w:rPr>
+              <w:t>Время от появления маркеров до реакции компании</w:t>
+            </w:r>
+          </w:p>
+        </w:tc>
+        <w:tc>
+          <w:tcPr>
+            <w:tcW w:w="1843" w:type="dxa"/>
+            <w:hideMark/>
+          </w:tcPr>
+          <w:p>
+            <w:pPr>
+              <w:spacing w:line="276" w:lineRule="auto"/>
+              <w:rPr>
+                <w:rFonts w:ascii="Times New Roman" w:hAnsi="Times New Roman" w:cs="Times New Roman"/>
+                <w:sz w:val="28"/>
+                <w:szCs w:val="28"/>
+              </w:rPr>
+            </w:pPr>
+            <w:r>
+              <w:rPr>
+                <w:rFonts w:ascii="Times New Roman" w:hAnsi="Times New Roman" w:cs="Times New Roman"/>
+                <w:sz w:val="28"/>
+                <w:szCs w:val="28"/>
+              </w:rPr>
+              <w:t>дней</w:t>
+            </w:r>
+          </w:p>
+        </w:tc>
+        <w:tc>
+          <w:tcPr>
+            <w:tcW w:w="2551" w:type="dxa"/>
+            <w:hideMark/>
+          </w:tcPr>
+          <w:p>
+            <w:pPr>
+              <w:spacing w:line="276" w:lineRule="auto"/>
+              <w:rPr>
+                <w:rFonts w:ascii="Times New Roman" w:hAnsi="Times New Roman" w:cs="Times New Roman"/>
+                <w:sz w:val="28"/>
+                <w:szCs w:val="28"/>
+              </w:rPr>
+            </w:pPr>
+            <w:r>
+              <w:rPr>
+                <w:rFonts w:ascii="Times New Roman" w:hAnsi="Times New Roman" w:cs="Times New Roman"/>
+                <w:sz w:val="28"/>
+                <w:szCs w:val="28"/>
+              </w:rPr>
+              <w:t>90–180</w:t>
+            </w:r>
+          </w:p>
+        </w:tc>
+        <w:tc>
+          <w:tcPr>
+            <w:tcW w:w="3828" w:type="dxa"/>
+            <w:hideMark/>
+          </w:tcPr>
+          <w:p>
+            <w:pPr>
+              <w:pStyle w:val="11"/>
+              <w:spacing w:line="276" w:lineRule="auto"/>
+              <w:ind w:firstLine="0"/>
+              <w:jc w:val="left"/>
+            </w:pPr>
+            <w:r>
+              <w:t>Первый год внедрения: 14-21</w:t>
+            </w:r>
+          </w:p>
+          <w:p>
+            <w:pPr>
+              <w:pStyle w:val="11"/>
+              <w:spacing w:line="276" w:lineRule="auto"/>
+              <w:ind w:firstLine="0"/>
+              <w:jc w:val="left"/>
+            </w:pPr>
+            <w:r>
+              <w:t>Через год эксплуатации: 3-7</w:t>
+            </w:r>
+          </w:p>
+        </w:tc>
+        <w:tc>
+          <w:tcPr>
+            <w:tcW w:w="2268" w:type="dxa"/>
+            <w:hideMark/>
+          </w:tcPr>
+          <w:p>
+            <w:pPr>
+              <w:pStyle w:val="11"/>
+              <w:spacing w:line="276" w:lineRule="auto"/>
+              <w:ind w:firstLine="0"/>
+              <w:jc w:val="left"/>
+            </w:pPr>
+            <w:r>
+              <w:t>Положительная</w:t>
+            </w:r>
+          </w:p>
+        </w:tc>
+      </w:tr>
+      <w:tr>
+        <w:trPr>
+          <w:trHeight w:val="822"/>
+        </w:trPr>
+        <w:tc>
+          <w:tcPr>
+            <w:tcW w:w="846" w:type="dxa"/>
+          </w:tcPr>
+          <w:p>
+            <w:pPr>
+              <w:spacing w:line="276" w:lineRule="auto"/>
+              <w:rPr>
+                <w:rFonts w:ascii="Times New Roman" w:hAnsi="Times New Roman" w:cs="Times New Roman"/>
+                <w:sz w:val="28"/>
+                <w:szCs w:val="28"/>
+              </w:rPr>
+            </w:pPr>
+            <w:r>
+              <w:rPr>
+                <w:rFonts w:ascii="Times New Roman" w:hAnsi="Times New Roman" w:cs="Times New Roman"/>
+                <w:sz w:val="28"/>
+                <w:szCs w:val="28"/>
+              </w:rPr>
+              <w:t>4</w:t>
+            </w:r>
+          </w:p>
+        </w:tc>
+        <w:tc>
+          <w:tcPr>
+            <w:tcW w:w="3260" w:type="dxa"/>
+            <w:hideMark/>
+          </w:tcPr>
+          <w:p>
+            <w:pPr>
+              <w:spacing w:line="276" w:lineRule="auto"/>
+              <w:rPr>
+                <w:rFonts w:ascii="Times New Roman" w:hAnsi="Times New Roman" w:cs="Times New Roman"/>
+                <w:sz w:val="28"/>
+                <w:szCs w:val="28"/>
+              </w:rPr>
+            </w:pPr>
+            <w:r>
+              <w:rPr>
+                <w:rFonts w:ascii="Times New Roman" w:hAnsi="Times New Roman" w:cs="Times New Roman"/>
+                <w:sz w:val="28"/>
+                <w:szCs w:val="28"/>
+              </w:rPr>
+              <w:t>Трудозатраты HR на</w:t>
+            </w:r>
+            <w:r>
+              <w:rPr>
+                <w:rFonts w:ascii="Times New Roman" w:hAnsi="Times New Roman" w:cs="Times New Roman"/>
+                <w:sz w:val="28"/>
+                <w:szCs w:val="28"/>
+              </w:rPr>
+              <w:t xml:space="preserve"> цикл оценки</w:t>
+            </w:r>
+          </w:p>
+        </w:tc>
+        <w:tc>
+          <w:tcPr>
+            <w:tcW w:w="1843" w:type="dxa"/>
+            <w:hideMark/>
+          </w:tcPr>
+          <w:p>
+            <w:pPr>
+              <w:spacing w:line="276" w:lineRule="auto"/>
+              <w:rPr>
+                <w:rFonts w:ascii="Times New Roman" w:hAnsi="Times New Roman" w:cs="Times New Roman"/>
+                <w:sz w:val="28"/>
+                <w:szCs w:val="28"/>
+              </w:rPr>
+            </w:pPr>
+            <w:r>
+              <w:rPr>
+                <w:rFonts w:ascii="Times New Roman" w:hAnsi="Times New Roman" w:cs="Times New Roman"/>
+                <w:sz w:val="28"/>
+                <w:szCs w:val="28"/>
+              </w:rPr>
+              <w:t>чел.-часов</w:t>
+            </w:r>
+          </w:p>
+        </w:tc>
+        <w:tc>
+          <w:tcPr>
+            <w:tcW w:w="2551" w:type="dxa"/>
+            <w:hideMark/>
+          </w:tcPr>
+          <w:p>
+            <w:pPr>
+              <w:spacing w:line="276" w:lineRule="auto"/>
+              <w:rPr>
+                <w:rFonts w:ascii="Times New Roman" w:hAnsi="Times New Roman" w:cs="Times New Roman"/>
+                <w:sz w:val="28"/>
+                <w:szCs w:val="28"/>
+              </w:rPr>
+            </w:pPr>
+            <w:r>
+              <w:rPr>
+                <w:rFonts w:ascii="Times New Roman" w:hAnsi="Times New Roman" w:cs="Times New Roman"/>
+                <w:sz w:val="28"/>
+                <w:szCs w:val="28"/>
+              </w:rPr>
+              <w:t xml:space="preserve">0,25 </w:t>
+            </w:r>
+            <w:r>
+              <w:rPr>
+                <w:rFonts w:ascii="Times New Roman" w:hAnsi="Times New Roman" w:cs="Times New Roman"/>
+                <w:sz w:val="28"/>
+                <w:szCs w:val="28"/>
+              </w:rPr>
+              <w:t>на 1 анкету</w:t>
+            </w:r>
+          </w:p>
+        </w:tc>
+        <w:tc>
+          <w:tcPr>
+            <w:tcW w:w="3828" w:type="dxa"/>
+            <w:hideMark/>
+          </w:tcPr>
+          <w:p>
+            <w:pPr>
+              <w:pStyle w:val="11"/>
+              <w:spacing w:line="276" w:lineRule="auto"/>
+              <w:ind w:firstLine="0"/>
+              <w:jc w:val="left"/>
+            </w:pPr>
+            <w:r>
+              <w:t>0,016-0,05 (1-3 мин) на одного пользователя</w:t>
+            </w:r>
+          </w:p>
+        </w:tc>
+        <w:tc>
+          <w:tcPr>
+            <w:tcW w:w="2268" w:type="dxa"/>
+            <w:hideMark/>
+          </w:tcPr>
+          <w:p>
+            <w:pPr>
+              <w:pStyle w:val="11"/>
+              <w:spacing w:line="276" w:lineRule="auto"/>
+              <w:ind w:firstLine="0"/>
+              <w:jc w:val="left"/>
+            </w:pPr>
+            <w:r>
+              <w:t>Положительная</w:t>
+            </w:r>
+            <w:r>
+              <w:t>: в 5 раз быстрее</w:t>
+            </w:r>
+          </w:p>
+        </w:tc>
+      </w:tr>
+      <w:tr>
+        <w:tc>
+          <w:tcPr>
+            <w:tcW w:w="846" w:type="dxa"/>
+          </w:tcPr>
+          <w:p>
+            <w:pPr>
+              <w:spacing w:line="276" w:lineRule="auto"/>
+              <w:rPr>
+                <w:rFonts w:ascii="Times New Roman" w:hAnsi="Times New Roman" w:cs="Times New Roman"/>
+                <w:sz w:val="28"/>
+                <w:szCs w:val="28"/>
+              </w:rPr>
+            </w:pPr>
+            <w:r>
+              <w:rPr>
+                <w:rFonts w:ascii="Times New Roman" w:hAnsi="Times New Roman" w:cs="Times New Roman"/>
+                <w:sz w:val="28"/>
+                <w:szCs w:val="28"/>
+              </w:rPr>
+              <w:t>5</w:t>
+            </w:r>
+          </w:p>
+        </w:tc>
+        <w:tc>
+          <w:tcPr>
+            <w:tcW w:w="3260" w:type="dxa"/>
+            <w:hideMark/>
+          </w:tcPr>
+          <w:p>
+            <w:pPr>
+              <w:spacing w:line="276" w:lineRule="auto"/>
+              <w:rPr>
+                <w:rFonts w:ascii="Times New Roman" w:hAnsi="Times New Roman" w:cs="Times New Roman"/>
+                <w:sz w:val="28"/>
+                <w:szCs w:val="28"/>
+              </w:rPr>
+            </w:pPr>
+            <w:r>
+              <w:rPr>
+                <w:rFonts w:ascii="Times New Roman" w:hAnsi="Times New Roman" w:cs="Times New Roman"/>
+                <w:sz w:val="28"/>
+                <w:szCs w:val="28"/>
+              </w:rPr>
+              <w:t>Доля сотрудников с выявленным выгоранием на ранней стадии</w:t>
+            </w:r>
+          </w:p>
+        </w:tc>
+        <w:tc>
+          <w:tcPr>
+            <w:tcW w:w="1843" w:type="dxa"/>
+            <w:hideMark/>
+          </w:tcPr>
+          <w:p>
+            <w:pPr>
+              <w:spacing w:line="276" w:lineRule="auto"/>
+              <w:rPr>
+                <w:rFonts w:ascii="Times New Roman" w:hAnsi="Times New Roman" w:cs="Times New Roman"/>
+                <w:sz w:val="28"/>
+                <w:szCs w:val="28"/>
+              </w:rPr>
+            </w:pPr>
+            <w:r>
+              <w:rPr>
+                <w:rFonts w:ascii="Times New Roman" w:hAnsi="Times New Roman" w:cs="Times New Roman"/>
+                <w:sz w:val="28"/>
+                <w:szCs w:val="28"/>
+              </w:rPr>
+              <w:t>% от общего числа выявленных</w:t>
+            </w:r>
+          </w:p>
+        </w:tc>
+        <w:tc>
+          <w:tcPr>
+            <w:tcW w:w="2551" w:type="dxa"/>
+            <w:hideMark/>
+          </w:tcPr>
+          <w:p>
+            <w:pPr>
+              <w:spacing w:line="276" w:lineRule="auto"/>
+              <w:rPr>
+                <w:rFonts w:ascii="Times New Roman" w:hAnsi="Times New Roman" w:cs="Times New Roman"/>
+                <w:sz w:val="28"/>
+                <w:szCs w:val="28"/>
+              </w:rPr>
+            </w:pPr>
+            <w:r>
+              <w:rPr>
+                <w:rFonts w:ascii="Times New Roman" w:hAnsi="Times New Roman" w:cs="Times New Roman"/>
+                <w:sz w:val="28"/>
+                <w:szCs w:val="28"/>
+              </w:rPr>
+              <w:t>&lt;15 %</w:t>
+            </w:r>
+          </w:p>
+        </w:tc>
+        <w:tc>
+          <w:tcPr>
+            <w:tcW w:w="3828" w:type="dxa"/>
+            <w:hideMark/>
+          </w:tcPr>
+          <w:p>
+            <w:pPr>
+              <w:pStyle w:val="11"/>
+              <w:spacing w:line="276" w:lineRule="auto"/>
+              <w:ind w:firstLine="0"/>
+              <w:jc w:val="left"/>
+            </w:pPr>
+            <w:r>
+              <w:t>&gt;</w:t>
+            </w:r>
+            <w:r>
+              <w:t>6</w:t>
+            </w:r>
+            <w:r>
+              <w:t>5 %</w:t>
+            </w:r>
+          </w:p>
+        </w:tc>
+        <w:tc>
+          <w:tcPr>
+            <w:tcW w:w="2268" w:type="dxa"/>
+            <w:hideMark/>
+          </w:tcPr>
+          <w:p>
+            <w:pPr>
+              <w:pStyle w:val="11"/>
+              <w:spacing w:line="276" w:lineRule="auto"/>
+              <w:ind w:firstLine="0"/>
+              <w:jc w:val="left"/>
+            </w:pPr>
+            <w:r>
+              <w:t>Положительная:</w:t>
+            </w:r>
+            <w:r>
+              <w:br/>
+            </w:r>
+            <w:r>
+              <w:t>+50%</w:t>
+            </w:r>
+          </w:p>
+        </w:tc>
+      </w:tr>
+      <w:tr>
+        <w:tc>
+          <w:tcPr>
+            <w:tcW w:w="846" w:type="dxa"/>
+          </w:tcPr>
+          <w:p>
+            <w:pPr>
+              <w:spacing w:line="276" w:lineRule="auto"/>
+              <w:rPr>
+                <w:rFonts w:ascii="Times New Roman" w:hAnsi="Times New Roman" w:cs="Times New Roman"/>
+                <w:sz w:val="28"/>
+                <w:szCs w:val="28"/>
+              </w:rPr>
+            </w:pPr>
+            <w:r>
+              <w:rPr>
+                <w:rFonts w:ascii="Times New Roman" w:hAnsi="Times New Roman" w:cs="Times New Roman"/>
+                <w:sz w:val="28"/>
+                <w:szCs w:val="28"/>
+              </w:rPr>
+              <w:t>6</w:t>
+            </w:r>
+          </w:p>
+        </w:tc>
+        <w:tc>
+          <w:tcPr>
+            <w:tcW w:w="3260" w:type="dxa"/>
+            <w:hideMark/>
+          </w:tcPr>
+          <w:p>
+            <w:pPr>
+              <w:spacing w:line="276" w:lineRule="auto"/>
+              <w:rPr>
+                <w:rFonts w:ascii="Times New Roman" w:hAnsi="Times New Roman" w:cs="Times New Roman"/>
+                <w:sz w:val="28"/>
+                <w:szCs w:val="28"/>
+              </w:rPr>
+            </w:pPr>
+            <w:r>
+              <w:rPr>
+                <w:rFonts w:ascii="Times New Roman" w:hAnsi="Times New Roman" w:cs="Times New Roman"/>
+                <w:sz w:val="28"/>
+                <w:szCs w:val="28"/>
+              </w:rPr>
+              <w:t>Ожидаемое снижение текучести агентов (через 12 мес. после внедрения)</w:t>
+            </w:r>
+          </w:p>
+        </w:tc>
+        <w:tc>
+          <w:tcPr>
+            <w:tcW w:w="1843" w:type="dxa"/>
+            <w:hideMark/>
+          </w:tcPr>
+          <w:p>
+            <w:pPr>
+              <w:spacing w:line="276" w:lineRule="auto"/>
+              <w:rPr>
+                <w:rFonts w:ascii="Times New Roman" w:hAnsi="Times New Roman" w:cs="Times New Roman"/>
+                <w:sz w:val="28"/>
+                <w:szCs w:val="28"/>
+              </w:rPr>
+            </w:pPr>
+            <w:r>
+              <w:rPr>
+                <w:rFonts w:ascii="Times New Roman" w:hAnsi="Times New Roman" w:cs="Times New Roman"/>
+                <w:sz w:val="28"/>
+                <w:szCs w:val="28"/>
+              </w:rPr>
+              <w:t>% от численности</w:t>
+            </w:r>
+          </w:p>
+        </w:tc>
+        <w:tc>
+          <w:tcPr>
+            <w:tcW w:w="2551" w:type="dxa"/>
+            <w:hideMark/>
+          </w:tcPr>
+          <w:p>
+            <w:pPr>
+              <w:spacing w:line="276" w:lineRule="auto"/>
+              <w:rPr>
+                <w:rFonts w:ascii="Times New Roman" w:hAnsi="Times New Roman" w:cs="Times New Roman"/>
+                <w:sz w:val="28"/>
+                <w:szCs w:val="28"/>
+              </w:rPr>
+            </w:pPr>
+            <w:r>
+              <w:rPr>
+                <w:rFonts w:ascii="Times New Roman" w:hAnsi="Times New Roman" w:cs="Times New Roman"/>
+                <w:sz w:val="28"/>
+                <w:szCs w:val="28"/>
+              </w:rPr>
+              <w:t>15-25</w:t>
+            </w:r>
+            <w:r>
+              <w:rPr>
+                <w:rFonts w:ascii="Times New Roman" w:hAnsi="Times New Roman" w:cs="Times New Roman"/>
+                <w:sz w:val="28"/>
+                <w:szCs w:val="28"/>
+              </w:rPr>
+              <w:t xml:space="preserve"> %</w:t>
+            </w:r>
+          </w:p>
+        </w:tc>
+        <w:tc>
+          <w:tcPr>
+            <w:tcW w:w="3828" w:type="dxa"/>
+            <w:hideMark/>
+          </w:tcPr>
+          <w:p>
+            <w:pPr>
+              <w:pStyle w:val="11"/>
+              <w:spacing w:line="276" w:lineRule="auto"/>
+              <w:ind w:firstLine="0"/>
+              <w:jc w:val="left"/>
+            </w:pPr>
+            <w:r>
+              <w:t>10-15</w:t>
+            </w:r>
+            <w:r>
+              <w:t>%</w:t>
+            </w:r>
+          </w:p>
+        </w:tc>
+        <w:tc>
+          <w:tcPr>
+            <w:tcW w:w="2268" w:type="dxa"/>
+            <w:hideMark/>
+          </w:tcPr>
+          <w:p>
+            <w:pPr>
+              <w:pStyle w:val="11"/>
+              <w:spacing w:line="276" w:lineRule="auto"/>
+              <w:ind w:firstLine="0"/>
+              <w:jc w:val="left"/>
+            </w:pPr>
+            <w:r>
+              <w:t>Положительная</w:t>
+            </w:r>
+          </w:p>
+        </w:tc>
+      </w:tr>
+      <w:tr>
+        <w:tc>
+          <w:tcPr>
+            <w:tcW w:w="846" w:type="dxa"/>
+          </w:tcPr>
+          <w:p>
+            <w:pPr>
+              <w:spacing w:line="276" w:lineRule="auto"/>
+              <w:rPr>
+                <w:rFonts w:ascii="Times New Roman" w:hAnsi="Times New Roman" w:cs="Times New Roman"/>
+                <w:sz w:val="28"/>
+                <w:szCs w:val="28"/>
+                <w:lang w:val="en-US"/>
+              </w:rPr>
+            </w:pPr>
+            <w:r>
+              <w:rPr>
+                <w:rFonts w:ascii="Times New Roman" w:hAnsi="Times New Roman" w:cs="Times New Roman"/>
+                <w:sz w:val="28"/>
+                <w:szCs w:val="28"/>
+                <w:lang w:val="en-US"/>
+              </w:rPr>
+              <w:t>7</w:t>
+            </w:r>
+          </w:p>
+        </w:tc>
+        <w:tc>
+          <w:tcPr>
+            <w:tcW w:w="3260" w:type="dxa"/>
+          </w:tcPr>
+          <w:p>
+            <w:pPr>
+              <w:spacing w:line="276" w:lineRule="auto"/>
+              <w:rPr>
+                <w:rFonts w:ascii="Times New Roman" w:hAnsi="Times New Roman" w:cs="Times New Roman"/>
+                <w:sz w:val="28"/>
+                <w:szCs w:val="28"/>
+              </w:rPr>
+            </w:pPr>
+            <w:r>
+              <w:rPr>
+                <w:rFonts w:ascii="Times New Roman" w:hAnsi="Times New Roman" w:cs="Times New Roman"/>
+                <w:sz w:val="28"/>
+                <w:szCs w:val="28"/>
+              </w:rPr>
+              <w:t>Масштабируемость</w:t>
+            </w:r>
+          </w:p>
+        </w:tc>
+        <w:tc>
+          <w:tcPr>
+            <w:tcW w:w="1843" w:type="dxa"/>
+          </w:tcPr>
+          <w:p>
+            <w:pPr>
+              <w:spacing w:line="276" w:lineRule="auto"/>
+              <w:rPr>
+                <w:rFonts w:ascii="Times New Roman" w:hAnsi="Times New Roman" w:cs="Times New Roman"/>
+                <w:sz w:val="28"/>
+                <w:szCs w:val="28"/>
+              </w:rPr>
+            </w:pPr>
+            <w:r>
+              <w:rPr>
+                <w:rFonts w:ascii="Times New Roman" w:hAnsi="Times New Roman" w:cs="Times New Roman"/>
+                <w:sz w:val="28"/>
+                <w:szCs w:val="28"/>
+              </w:rPr>
+              <w:t>Кол-во сотрудников</w:t>
+            </w:r>
+          </w:p>
+        </w:tc>
+        <w:tc>
+          <w:tcPr>
+            <w:tcW w:w="2551" w:type="dxa"/>
+          </w:tcPr>
+          <w:p>
+            <w:pPr>
+              <w:spacing w:line="276" w:lineRule="auto"/>
+              <w:rPr>
+                <w:rFonts w:ascii="Times New Roman" w:hAnsi="Times New Roman" w:cs="Times New Roman"/>
+                <w:sz w:val="28"/>
+                <w:szCs w:val="28"/>
+              </w:rPr>
+            </w:pPr>
+            <w:r>
+              <w:rPr>
+                <w:rFonts w:ascii="Times New Roman" w:hAnsi="Times New Roman" w:cs="Times New Roman"/>
+                <w:sz w:val="28"/>
+                <w:szCs w:val="28"/>
+              </w:rPr>
+              <w:t xml:space="preserve">Ограничена ресурсами </w:t>
+            </w:r>
+            <w:r>
+              <w:rPr>
+                <w:rFonts w:ascii="Times New Roman" w:hAnsi="Times New Roman" w:cs="Times New Roman"/>
+                <w:sz w:val="28"/>
+                <w:szCs w:val="28"/>
+                <w:lang w:val="en-US"/>
+              </w:rPr>
+              <w:t>HR</w:t>
+            </w:r>
+          </w:p>
+        </w:tc>
+        <w:tc>
+          <w:tcPr>
+            <w:tcW w:w="3828" w:type="dxa"/>
+          </w:tcPr>
+          <w:p>
+            <w:pPr>
+              <w:pStyle w:val="11"/>
+              <w:spacing w:line="276" w:lineRule="auto"/>
+              <w:ind w:firstLine="0"/>
+              <w:jc w:val="left"/>
+            </w:pPr>
+            <w:r>
+              <w:t>О</w:t>
+            </w:r>
+            <w:r>
+              <w:t xml:space="preserve">граничена только численностью пользователей </w:t>
+            </w:r>
+          </w:p>
+        </w:tc>
+        <w:tc>
+          <w:tcPr>
+            <w:tcW w:w="2268" w:type="dxa"/>
+          </w:tcPr>
+          <w:p>
+            <w:pPr>
+              <w:pStyle w:val="11"/>
+              <w:spacing w:line="276" w:lineRule="auto"/>
+              <w:ind w:firstLine="0"/>
+              <w:jc w:val="left"/>
+            </w:pPr>
+            <w:r>
+              <w:t>Положительная</w:t>
+            </w:r>
+          </w:p>
+        </w:tc>
+      </w:tr>
+    </w:tbl>
+    <w:p>
+      <w:pPr>
+        <w:pStyle w:val="11"/>
+      </w:pPr>
+    </w:p>
+    <w:p>
+      <w:pPr>
+        <w:pStyle w:val="11"/>
+        <w:sectPr>
+          <w:pgSz w:w="16838" w:h="11906" w:orient="landscape"/>
+          <w:pgMar w:top="1701" w:right="1134" w:bottom="851" w:left="1134" w:header="709" w:footer="709" w:gutter="0"/>
+          <w:cols w:space="708"/>
+          <w:docGrid w:linePitch="360"/>
+        </w:sectPr>
+      </w:pPr>
+    </w:p>
+    <w:p>
+      <w:pPr>
+        <w:pStyle w:val="11"/>
+      </w:pPr>
+      <w:r>
+        <w:lastRenderedPageBreak/>
+        <w:t>Таким образом, внедрение чат-бота обеспечивает многократное ускорение, снижение трудозатрат и практически полное устранение финансовых и временных барьеров традиционных методов диагностики. Совокупный технический эффект выражается в переходе от эпизодического, дорогостоящего и низкоэффективного процесса к непрерывному, автоматизированному и профилактически ориентированному механизму управления профессиональным выгоранием, что создаёт устойчивые конкурентные преимущества для ПАО СК «Росгосстрах» в борьбе за удержание ключевого персонала.</w:t>
+      </w:r>
+      <w:r>
+        <w:br w:type="page"/>
+      </w:r>
+    </w:p>
+    <w:p>
+      <w:pPr>
+        <w:pStyle w:val="2"/>
+      </w:pPr>
+      <w:r>
+        <w:lastRenderedPageBreak/>
         <w:t>3.2</w:t>
       </w:r>
       <w:r>
@@ -23943,49 +28063,10 @@
         <w:t> </w:t>
       </w:r>
       <w:bookmarkEnd w:id="25"/>
-      <w:r>
-        <w:t>Расчет себестоимости проекта</w:t>
-      </w:r>
       <w:bookmarkEnd w:id="26"/>
-    </w:p>
-    <w:p>
-      <w:pPr>
-        <w:pStyle w:val="2"/>
-      </w:pPr>
-      <w:bookmarkStart w:id="27" w:name="_Toc136635666"/>
-      <w:bookmarkStart w:id="28" w:name="_Toc227017213"/>
-      <w:r>
-        <w:t>3.3</w:t>
-      </w:r>
-      <w:r>
-        <w:t>.</w:t>
-      </w:r>
-      <w:r>
-        <w:t> Определение источников и условий финансирования ИТ-проекта</w:t>
-      </w:r>
-      <w:bookmarkEnd w:id="27"/>
-      <w:bookmarkEnd w:id="28"/>
-    </w:p>
-    <w:p>
-      <w:pPr>
-        <w:pStyle w:val="2"/>
-      </w:pPr>
-      <w:bookmarkStart w:id="29" w:name="_Toc136635667"/>
-      <w:r>
-        <w:t> </w:t>
-      </w:r>
-      <w:bookmarkStart w:id="30" w:name="_Toc227017214"/>
-      <w:r>
-        <w:t>3.4</w:t>
-      </w:r>
-      <w:r>
-        <w:t>.</w:t>
-      </w:r>
-      <w:r>
-        <w:t xml:space="preserve"> Оценка экономической эффективности внедрения ИТ-проекта</w:t>
-      </w:r>
-      <w:bookmarkEnd w:id="29"/>
-      <w:bookmarkEnd w:id="30"/>
+      <w:r>
+        <w:t>Оценка экономической эффективности внедрения проектного решения</w:t>
+      </w:r>
     </w:p>
     <w:p>
       <w:pPr>
@@ -23994,21 +28075,21 @@
           <w:rStyle w:val="12"/>
         </w:rPr>
       </w:pPr>
-      <w:bookmarkStart w:id="31" w:name="_Toc227017215"/>
+      <w:bookmarkStart w:id="27" w:name="_Toc227017215"/>
       <w:r>
         <w:t>ЗАКЛЮЧЕНИЕ</w:t>
       </w:r>
-      <w:bookmarkEnd w:id="31"/>
+      <w:bookmarkEnd w:id="27"/>
     </w:p>
     <w:p>
       <w:pPr>
         <w:pStyle w:val="1"/>
       </w:pPr>
-      <w:bookmarkStart w:id="32" w:name="_Toc227017216"/>
+      <w:bookmarkStart w:id="28" w:name="_Toc227017216"/>
       <w:r>
         <w:t>СПИСОК ИСПОЛЬЗУЕМЫХ ИСТОЧНИКОВ</w:t>
       </w:r>
-      <w:bookmarkEnd w:id="32"/>
+      <w:bookmarkEnd w:id="28"/>
     </w:p>
     <w:p>
       <w:pPr>
@@ -24270,6 +28351,119 @@
     </w:lvl>
   </w:abstractNum>
   <w:abstractNum w:abstractNumId="1" w15:restartNumberingAfterBreak="0">
+    <w:nsid w:val="14C449AE"/>
+    <w:multiLevelType w:val="hybridMultilevel"/>
+    <w:tmpl w:val="98EE9282"/>
+    <w:lvl w:ilvl="0" w:tplc="36DAAEC6">
+      <w:start w:val="10"/>
+      <w:numFmt w:val="bullet"/>
+      <w:lvlText w:val="-"/>
+      <w:lvlJc w:val="left"/>
+      <w:pPr>
+        <w:ind w:left="1429" w:hanging="360"/>
+      </w:pPr>
+      <w:rPr>
+        <w:rFonts w:ascii="Times New Roman" w:eastAsiaTheme="minorHAnsi" w:hAnsi="Times New Roman" w:cs="Times New Roman" w:hint="default"/>
+      </w:rPr>
+    </w:lvl>
+    <w:lvl w:ilvl="1" w:tplc="04190003" w:tentative="1">
+      <w:start w:val="1"/>
+      <w:numFmt w:val="bullet"/>
+      <w:lvlText w:val="o"/>
+      <w:lvlJc w:val="left"/>
+      <w:pPr>
+        <w:ind w:left="2149" w:hanging="360"/>
+      </w:pPr>
+      <w:rPr>
+        <w:rFonts w:ascii="Courier New" w:hAnsi="Courier New" w:cs="Courier New" w:hint="default"/>
+      </w:rPr>
+    </w:lvl>
+    <w:lvl w:ilvl="2" w:tplc="04190005" w:tentative="1">
+      <w:start w:val="1"/>
+      <w:numFmt w:val="bullet"/>
+      <w:lvlText w:val=""/>
+      <w:lvlJc w:val="left"/>
+      <w:pPr>
+        <w:ind w:left="2869" w:hanging="360"/>
+      </w:pPr>
+      <w:rPr>
+        <w:rFonts w:ascii="Wingdings" w:hAnsi="Wingdings" w:hint="default"/>
+      </w:rPr>
+    </w:lvl>
+    <w:lvl w:ilvl="3" w:tplc="04190001" w:tentative="1">
+      <w:start w:val="1"/>
+      <w:numFmt w:val="bullet"/>
+      <w:lvlText w:val=""/>
+      <w:lvlJc w:val="left"/>
+      <w:pPr>
+        <w:ind w:left="3589" w:hanging="360"/>
+      </w:pPr>
+      <w:rPr>
+        <w:rFonts w:ascii="Symbol" w:hAnsi="Symbol" w:hint="default"/>
+      </w:rPr>
+    </w:lvl>
+    <w:lvl w:ilvl="4" w:tplc="04190003" w:tentative="1">
+      <w:start w:val="1"/>
+      <w:numFmt w:val="bullet"/>
+      <w:lvlText w:val="o"/>
+      <w:lvlJc w:val="left"/>
+      <w:pPr>
+        <w:ind w:left="4309" w:hanging="360"/>
+      </w:pPr>
+      <w:rPr>
+        <w:rFonts w:ascii="Courier New" w:hAnsi="Courier New" w:cs="Courier New" w:hint="default"/>
+      </w:rPr>
+    </w:lvl>
+    <w:lvl w:ilvl="5" w:tplc="04190005" w:tentative="1">
+      <w:start w:val="1"/>
+      <w:numFmt w:val="bullet"/>
+      <w:lvlText w:val=""/>
+      <w:lvlJc w:val="left"/>
+      <w:pPr>
+        <w:ind w:left="5029" w:hanging="360"/>
+      </w:pPr>
+      <w:rPr>
+        <w:rFonts w:ascii="Wingdings" w:hAnsi="Wingdings" w:hint="default"/>
+      </w:rPr>
+    </w:lvl>
+    <w:lvl w:ilvl="6" w:tplc="04190001" w:tentative="1">
+      <w:start w:val="1"/>
+      <w:numFmt w:val="bullet"/>
+      <w:lvlText w:val=""/>
+      <w:lvlJc w:val="left"/>
+      <w:pPr>
+        <w:ind w:left="5749" w:hanging="360"/>
+      </w:pPr>
+      <w:rPr>
+        <w:rFonts w:ascii="Symbol" w:hAnsi="Symbol" w:hint="default"/>
+      </w:rPr>
+    </w:lvl>
+    <w:lvl w:ilvl="7" w:tplc="04190003" w:tentative="1">
+      <w:start w:val="1"/>
+      <w:numFmt w:val="bullet"/>
+      <w:lvlText w:val="o"/>
+      <w:lvlJc w:val="left"/>
+      <w:pPr>
+        <w:ind w:left="6469" w:hanging="360"/>
+      </w:pPr>
+      <w:rPr>
+        <w:rFonts w:ascii="Courier New" w:hAnsi="Courier New" w:cs="Courier New" w:hint="default"/>
+      </w:rPr>
+    </w:lvl>
+    <w:lvl w:ilvl="8" w:tplc="04190005" w:tentative="1">
+      <w:start w:val="1"/>
+      <w:numFmt w:val="bullet"/>
+      <w:lvlText w:val=""/>
+      <w:lvlJc w:val="left"/>
+      <w:pPr>
+        <w:ind w:left="7189" w:hanging="360"/>
+      </w:pPr>
+      <w:rPr>
+        <w:rFonts w:ascii="Wingdings" w:hAnsi="Wingdings" w:hint="default"/>
+      </w:rPr>
+    </w:lvl>
+  </w:abstractNum>
+  <w:abstractNum w:abstractNumId="2" w15:restartNumberingAfterBreak="0">
     <w:nsid w:val="1ABC55D2"/>
     <w:multiLevelType w:val="hybridMultilevel"/>
     <w:tmpl w:val="6388BA2E"/>
@@ -24382,7 +28576,7 @@
       </w:rPr>
     </w:lvl>
   </w:abstractNum>
-  <w:abstractNum w:abstractNumId="2" w15:restartNumberingAfterBreak="0">
+  <w:abstractNum w:abstractNumId="3" w15:restartNumberingAfterBreak="0">
     <w:nsid w:val="200A543B"/>
     <w:multiLevelType w:val="hybridMultilevel"/>
     <w:tmpl w:val="EFBE0C66"/>
@@ -24495,7 +28689,7 @@
       </w:rPr>
     </w:lvl>
   </w:abstractNum>
-  <w:abstractNum w:abstractNumId="3" w15:restartNumberingAfterBreak="0">
+  <w:abstractNum w:abstractNumId="4" w15:restartNumberingAfterBreak="0">
     <w:nsid w:val="3B945503"/>
     <w:multiLevelType w:val="hybridMultilevel"/>
     <w:tmpl w:val="3CE47474"/>
@@ -24608,7 +28802,418 @@
       </w:rPr>
     </w:lvl>
   </w:abstractNum>
-  <w:abstractNum w:abstractNumId="4" w15:restartNumberingAfterBreak="0">
+  <w:abstractNum w:abstractNumId="5" w15:restartNumberingAfterBreak="0">
+    <w:nsid w:val="3C152C98"/>
+    <w:multiLevelType w:val="multilevel"/>
+    <w:tmpl w:val="E32CB728"/>
+    <w:lvl w:ilvl="0">
+      <w:start w:val="1"/>
+      <w:numFmt w:val="bullet"/>
+      <w:lvlText w:val=""/>
+      <w:lvlJc w:val="left"/>
+      <w:pPr>
+        <w:tabs>
+          <w:tab w:val="num" w:pos="720"/>
+        </w:tabs>
+        <w:ind w:left="720" w:hanging="360"/>
+      </w:pPr>
+      <w:rPr>
+        <w:rFonts w:ascii="Symbol" w:hAnsi="Symbol" w:hint="default"/>
+        <w:sz w:val="20"/>
+      </w:rPr>
+    </w:lvl>
+    <w:lvl w:ilvl="1" w:tentative="1">
+      <w:start w:val="1"/>
+      <w:numFmt w:val="bullet"/>
+      <w:lvlText w:val=""/>
+      <w:lvlJc w:val="left"/>
+      <w:pPr>
+        <w:tabs>
+          <w:tab w:val="num" w:pos="1440"/>
+        </w:tabs>
+        <w:ind w:left="1440" w:hanging="360"/>
+      </w:pPr>
+      <w:rPr>
+        <w:rFonts w:ascii="Symbol" w:hAnsi="Symbol" w:hint="default"/>
+        <w:sz w:val="20"/>
+      </w:rPr>
+    </w:lvl>
+    <w:lvl w:ilvl="2" w:tentative="1">
+      <w:start w:val="1"/>
+      <w:numFmt w:val="bullet"/>
+      <w:lvlText w:val=""/>
+      <w:lvlJc w:val="left"/>
+      <w:pPr>
+        <w:tabs>
+          <w:tab w:val="num" w:pos="2160"/>
+        </w:tabs>
+        <w:ind w:left="2160" w:hanging="360"/>
+      </w:pPr>
+      <w:rPr>
+        <w:rFonts w:ascii="Symbol" w:hAnsi="Symbol" w:hint="default"/>
+        <w:sz w:val="20"/>
+      </w:rPr>
+    </w:lvl>
+    <w:lvl w:ilvl="3" w:tentative="1">
+      <w:start w:val="1"/>
+      <w:numFmt w:val="bullet"/>
+      <w:lvlText w:val=""/>
+      <w:lvlJc w:val="left"/>
+      <w:pPr>
+        <w:tabs>
+          <w:tab w:val="num" w:pos="2880"/>
+        </w:tabs>
+        <w:ind w:left="2880" w:hanging="360"/>
+      </w:pPr>
+      <w:rPr>
+        <w:rFonts w:ascii="Symbol" w:hAnsi="Symbol" w:hint="default"/>
+        <w:sz w:val="20"/>
+      </w:rPr>
+    </w:lvl>
+    <w:lvl w:ilvl="4" w:tentative="1">
+      <w:start w:val="1"/>
+      <w:numFmt w:val="bullet"/>
+      <w:lvlText w:val=""/>
+      <w:lvlJc w:val="left"/>
+      <w:pPr>
+        <w:tabs>
+          <w:tab w:val="num" w:pos="3600"/>
+        </w:tabs>
+        <w:ind w:left="3600" w:hanging="360"/>
+      </w:pPr>
+      <w:rPr>
+        <w:rFonts w:ascii="Symbol" w:hAnsi="Symbol" w:hint="default"/>
+        <w:sz w:val="20"/>
+      </w:rPr>
+    </w:lvl>
+    <w:lvl w:ilvl="5" w:tentative="1">
+      <w:start w:val="1"/>
+      <w:numFmt w:val="bullet"/>
+      <w:lvlText w:val=""/>
+      <w:lvlJc w:val="left"/>
+      <w:pPr>
+        <w:tabs>
+          <w:tab w:val="num" w:pos="4320"/>
+        </w:tabs>
+        <w:ind w:left="4320" w:hanging="360"/>
+      </w:pPr>
+      <w:rPr>
+        <w:rFonts w:ascii="Symbol" w:hAnsi="Symbol" w:hint="default"/>
+        <w:sz w:val="20"/>
+      </w:rPr>
+    </w:lvl>
+    <w:lvl w:ilvl="6" w:tentative="1">
+      <w:start w:val="1"/>
+      <w:numFmt w:val="bullet"/>
+      <w:lvlText w:val=""/>
+      <w:lvlJc w:val="left"/>
+      <w:pPr>
+        <w:tabs>
+          <w:tab w:val="num" w:pos="5040"/>
+        </w:tabs>
+        <w:ind w:left="5040" w:hanging="360"/>
+      </w:pPr>
+      <w:rPr>
+        <w:rFonts w:ascii="Symbol" w:hAnsi="Symbol" w:hint="default"/>
+        <w:sz w:val="20"/>
+      </w:rPr>
+    </w:lvl>
+    <w:lvl w:ilvl="7" w:tentative="1">
+      <w:start w:val="1"/>
+      <w:numFmt w:val="bullet"/>
+      <w:lvlText w:val=""/>
+      <w:lvlJc w:val="left"/>
+      <w:pPr>
+        <w:tabs>
+          <w:tab w:val="num" w:pos="5760"/>
+        </w:tabs>
+        <w:ind w:left="5760" w:hanging="360"/>
+      </w:pPr>
+      <w:rPr>
+        <w:rFonts w:ascii="Symbol" w:hAnsi="Symbol" w:hint="default"/>
+        <w:sz w:val="20"/>
+      </w:rPr>
+    </w:lvl>
+    <w:lvl w:ilvl="8" w:tentative="1">
+      <w:start w:val="1"/>
+      <w:numFmt w:val="bullet"/>
+      <w:lvlText w:val=""/>
+      <w:lvlJc w:val="left"/>
+      <w:pPr>
+        <w:tabs>
+          <w:tab w:val="num" w:pos="6480"/>
+        </w:tabs>
+        <w:ind w:left="6480" w:hanging="360"/>
+      </w:pPr>
+      <w:rPr>
+        <w:rFonts w:ascii="Symbol" w:hAnsi="Symbol" w:hint="default"/>
+        <w:sz w:val="20"/>
+      </w:rPr>
+    </w:lvl>
+  </w:abstractNum>
+  <w:abstractNum w:abstractNumId="6" w15:restartNumberingAfterBreak="0">
+    <w:nsid w:val="4A0145AD"/>
+    <w:multiLevelType w:val="multilevel"/>
+    <w:tmpl w:val="99EC7A94"/>
+    <w:lvl w:ilvl="0">
+      <w:start w:val="1"/>
+      <w:numFmt w:val="bullet"/>
+      <w:lvlText w:val=""/>
+      <w:lvlJc w:val="left"/>
+      <w:pPr>
+        <w:tabs>
+          <w:tab w:val="num" w:pos="720"/>
+        </w:tabs>
+        <w:ind w:left="720" w:hanging="360"/>
+      </w:pPr>
+      <w:rPr>
+        <w:rFonts w:ascii="Symbol" w:hAnsi="Symbol" w:hint="default"/>
+        <w:sz w:val="20"/>
+      </w:rPr>
+    </w:lvl>
+    <w:lvl w:ilvl="1" w:tentative="1">
+      <w:start w:val="1"/>
+      <w:numFmt w:val="bullet"/>
+      <w:lvlText w:val=""/>
+      <w:lvlJc w:val="left"/>
+      <w:pPr>
+        <w:tabs>
+          <w:tab w:val="num" w:pos="1440"/>
+        </w:tabs>
+        <w:ind w:left="1440" w:hanging="360"/>
+      </w:pPr>
+      <w:rPr>
+        <w:rFonts w:ascii="Symbol" w:hAnsi="Symbol" w:hint="default"/>
+        <w:sz w:val="20"/>
+      </w:rPr>
+    </w:lvl>
+    <w:lvl w:ilvl="2" w:tentative="1">
+      <w:start w:val="1"/>
+      <w:numFmt w:val="bullet"/>
+      <w:lvlText w:val=""/>
+      <w:lvlJc w:val="left"/>
+      <w:pPr>
+        <w:tabs>
+          <w:tab w:val="num" w:pos="2160"/>
+        </w:tabs>
+        <w:ind w:left="2160" w:hanging="360"/>
+      </w:pPr>
+      <w:rPr>
+        <w:rFonts w:ascii="Symbol" w:hAnsi="Symbol" w:hint="default"/>
+        <w:sz w:val="20"/>
+      </w:rPr>
+    </w:lvl>
+    <w:lvl w:ilvl="3" w:tentative="1">
+      <w:start w:val="1"/>
+      <w:numFmt w:val="bullet"/>
+      <w:lvlText w:val=""/>
+      <w:lvlJc w:val="left"/>
+      <w:pPr>
+        <w:tabs>
+          <w:tab w:val="num" w:pos="2880"/>
+        </w:tabs>
+        <w:ind w:left="2880" w:hanging="360"/>
+      </w:pPr>
+      <w:rPr>
+        <w:rFonts w:ascii="Symbol" w:hAnsi="Symbol" w:hint="default"/>
+        <w:sz w:val="20"/>
+      </w:rPr>
+    </w:lvl>
+    <w:lvl w:ilvl="4" w:tentative="1">
+      <w:start w:val="1"/>
+      <w:numFmt w:val="bullet"/>
+      <w:lvlText w:val=""/>
+      <w:lvlJc w:val="left"/>
+      <w:pPr>
+        <w:tabs>
+          <w:tab w:val="num" w:pos="3600"/>
+        </w:tabs>
+        <w:ind w:left="3600" w:hanging="360"/>
+      </w:pPr>
+      <w:rPr>
+        <w:rFonts w:ascii="Symbol" w:hAnsi="Symbol" w:hint="default"/>
+        <w:sz w:val="20"/>
+      </w:rPr>
+    </w:lvl>
+    <w:lvl w:ilvl="5" w:tentative="1">
+      <w:start w:val="1"/>
+      <w:numFmt w:val="bullet"/>
+      <w:lvlText w:val=""/>
+      <w:lvlJc w:val="left"/>
+      <w:pPr>
+        <w:tabs>
+          <w:tab w:val="num" w:pos="4320"/>
+        </w:tabs>
+        <w:ind w:left="4320" w:hanging="360"/>
+      </w:pPr>
+      <w:rPr>
+        <w:rFonts w:ascii="Symbol" w:hAnsi="Symbol" w:hint="default"/>
+        <w:sz w:val="20"/>
+      </w:rPr>
+    </w:lvl>
+    <w:lvl w:ilvl="6" w:tentative="1">
+      <w:start w:val="1"/>
+      <w:numFmt w:val="bullet"/>
+      <w:lvlText w:val=""/>
+      <w:lvlJc w:val="left"/>
+      <w:pPr>
+        <w:tabs>
+          <w:tab w:val="num" w:pos="5040"/>
+        </w:tabs>
+        <w:ind w:left="5040" w:hanging="360"/>
+      </w:pPr>
+      <w:rPr>
+        <w:rFonts w:ascii="Symbol" w:hAnsi="Symbol" w:hint="default"/>
+        <w:sz w:val="20"/>
+      </w:rPr>
+    </w:lvl>
+    <w:lvl w:ilvl="7" w:tentative="1">
+      <w:start w:val="1"/>
+      <w:numFmt w:val="bullet"/>
+      <w:lvlText w:val=""/>
+      <w:lvlJc w:val="left"/>
+      <w:pPr>
+        <w:tabs>
+          <w:tab w:val="num" w:pos="5760"/>
+        </w:tabs>
+        <w:ind w:left="5760" w:hanging="360"/>
+      </w:pPr>
+      <w:rPr>
+        <w:rFonts w:ascii="Symbol" w:hAnsi="Symbol" w:hint="default"/>
+        <w:sz w:val="20"/>
+      </w:rPr>
+    </w:lvl>
+    <w:lvl w:ilvl="8" w:tentative="1">
+      <w:start w:val="1"/>
+      <w:numFmt w:val="bullet"/>
+      <w:lvlText w:val=""/>
+      <w:lvlJc w:val="left"/>
+      <w:pPr>
+        <w:tabs>
+          <w:tab w:val="num" w:pos="6480"/>
+        </w:tabs>
+        <w:ind w:left="6480" w:hanging="360"/>
+      </w:pPr>
+      <w:rPr>
+        <w:rFonts w:ascii="Symbol" w:hAnsi="Symbol" w:hint="default"/>
+        <w:sz w:val="20"/>
+      </w:rPr>
+    </w:lvl>
+  </w:abstractNum>
+  <w:abstractNum w:abstractNumId="7" w15:restartNumberingAfterBreak="0">
+    <w:nsid w:val="4DBF4C5C"/>
+    <w:multiLevelType w:val="multilevel"/>
+    <w:tmpl w:val="76D4FE62"/>
+    <w:lvl w:ilvl="0">
+      <w:start w:val="1"/>
+      <w:numFmt w:val="decimal"/>
+      <w:lvlText w:val="%1."/>
+      <w:lvlJc w:val="left"/>
+      <w:pPr>
+        <w:tabs>
+          <w:tab w:val="num" w:pos="720"/>
+        </w:tabs>
+        <w:ind w:left="720" w:hanging="360"/>
+      </w:pPr>
+    </w:lvl>
+    <w:lvl w:ilvl="1" w:tentative="1">
+      <w:start w:val="1"/>
+      <w:numFmt w:val="decimal"/>
+      <w:lvlText w:val="%2."/>
+      <w:lvlJc w:val="left"/>
+      <w:pPr>
+        <w:tabs>
+          <w:tab w:val="num" w:pos="1440"/>
+        </w:tabs>
+        <w:ind w:left="1440" w:hanging="360"/>
+      </w:pPr>
+    </w:lvl>
+    <w:lvl w:ilvl="2" w:tentative="1">
+      <w:start w:val="1"/>
+      <w:numFmt w:val="decimal"/>
+      <w:lvlText w:val="%3."/>
+      <w:lvlJc w:val="left"/>
+      <w:pPr>
+        <w:tabs>
+          <w:tab w:val="num" w:pos="2160"/>
+        </w:tabs>
+        <w:ind w:left="2160" w:hanging="360"/>
+      </w:pPr>
+    </w:lvl>
+    <w:lvl w:ilvl="3" w:tentative="1">
+      <w:start w:val="1"/>
+      <w:numFmt w:val="decimal"/>
+      <w:lvlText w:val="%4."/>
+      <w:lvlJc w:val="left"/>
+      <w:pPr>
+        <w:tabs>
+          <w:tab w:val="num" w:pos="2880"/>
+        </w:tabs>
+        <w:ind w:left="2880" w:hanging="360"/>
+      </w:pPr>
+    </w:lvl>
+    <w:lvl w:ilvl="4" w:tentative="1">
+      <w:start w:val="1"/>
+      <w:numFmt w:val="decimal"/>
+      <w:lvlText w:val="%5."/>
+      <w:lvlJc w:val="left"/>
+      <w:pPr>
+        <w:tabs>
+          <w:tab w:val="num" w:pos="3600"/>
+        </w:tabs>
+        <w:ind w:left="3600" w:hanging="360"/>
+      </w:pPr>
+    </w:lvl>
+    <w:lvl w:ilvl="5" w:tentative="1">
+      <w:start w:val="1"/>
+      <w:numFmt w:val="decimal"/>
+      <w:lvlText w:val="%6."/>
+      <w:lvlJc w:val="left"/>
+      <w:pPr>
+        <w:tabs>
+          <w:tab w:val="num" w:pos="4320"/>
+        </w:tabs>
+        <w:ind w:left="4320" w:hanging="360"/>
+      </w:pPr>
+    </w:lvl>
+    <w:lvl w:ilvl="6" w:tentative="1">
+      <w:start w:val="1"/>
+      <w:numFmt w:val="decimal"/>
+      <w:lvlText w:val="%7."/>
+      <w:lvlJc w:val="left"/>
+      <w:pPr>
+        <w:tabs>
+          <w:tab w:val="num" w:pos="5040"/>
+        </w:tabs>
+        <w:ind w:left="5040" w:hanging="360"/>
+      </w:pPr>
+    </w:lvl>
+    <w:lvl w:ilvl="7" w:tentative="1">
+      <w:start w:val="1"/>
+      <w:numFmt w:val="decimal"/>
+      <w:lvlText w:val="%8."/>
+      <w:lvlJc w:val="left"/>
+      <w:pPr>
+        <w:tabs>
+          <w:tab w:val="num" w:pos="5760"/>
+        </w:tabs>
+        <w:ind w:left="5760" w:hanging="360"/>
+      </w:pPr>
+    </w:lvl>
+    <w:lvl w:ilvl="8" w:tentative="1">
+      <w:start w:val="1"/>
+      <w:numFmt w:val="decimal"/>
+      <w:lvlText w:val="%9."/>
+      <w:lvlJc w:val="left"/>
+      <w:pPr>
+        <w:tabs>
+          <w:tab w:val="num" w:pos="6480"/>
+        </w:tabs>
+        <w:ind w:left="6480" w:hanging="360"/>
+      </w:pPr>
+    </w:lvl>
+  </w:abstractNum>
+  <w:abstractNum w:abstractNumId="8" w15:restartNumberingAfterBreak="0">
     <w:nsid w:val="6951091D"/>
     <w:multiLevelType w:val="multilevel"/>
     <w:tmpl w:val="746247A0"/>
@@ -24757,7 +29362,120 @@
       </w:rPr>
     </w:lvl>
   </w:abstractNum>
-  <w:abstractNum w:abstractNumId="5" w15:restartNumberingAfterBreak="0">
+  <w:abstractNum w:abstractNumId="9" w15:restartNumberingAfterBreak="0">
+    <w:nsid w:val="69E13351"/>
+    <w:multiLevelType w:val="hybridMultilevel"/>
+    <w:tmpl w:val="40CC3F4C"/>
+    <w:lvl w:ilvl="0" w:tplc="47063AA6">
+      <w:start w:val="10"/>
+      <w:numFmt w:val="bullet"/>
+      <w:lvlText w:val="-"/>
+      <w:lvlJc w:val="left"/>
+      <w:pPr>
+        <w:ind w:left="1069" w:hanging="360"/>
+      </w:pPr>
+      <w:rPr>
+        <w:rFonts w:ascii="Times New Roman" w:eastAsiaTheme="minorHAnsi" w:hAnsi="Times New Roman" w:cs="Times New Roman" w:hint="default"/>
+      </w:rPr>
+    </w:lvl>
+    <w:lvl w:ilvl="1" w:tplc="04190003" w:tentative="1">
+      <w:start w:val="1"/>
+      <w:numFmt w:val="bullet"/>
+      <w:lvlText w:val="o"/>
+      <w:lvlJc w:val="left"/>
+      <w:pPr>
+        <w:ind w:left="1789" w:hanging="360"/>
+      </w:pPr>
+      <w:rPr>
+        <w:rFonts w:ascii="Courier New" w:hAnsi="Courier New" w:cs="Courier New" w:hint="default"/>
+      </w:rPr>
+    </w:lvl>
+    <w:lvl w:ilvl="2" w:tplc="04190005" w:tentative="1">
+      <w:start w:val="1"/>
+      <w:numFmt w:val="bullet"/>
+      <w:lvlText w:val=""/>
+      <w:lvlJc w:val="left"/>
+      <w:pPr>
+        <w:ind w:left="2509" w:hanging="360"/>
+      </w:pPr>
+      <w:rPr>
+        <w:rFonts w:ascii="Wingdings" w:hAnsi="Wingdings" w:hint="default"/>
+      </w:rPr>
+    </w:lvl>
+    <w:lvl w:ilvl="3" w:tplc="04190001" w:tentative="1">
+      <w:start w:val="1"/>
+      <w:numFmt w:val="bullet"/>
+      <w:lvlText w:val=""/>
+      <w:lvlJc w:val="left"/>
+      <w:pPr>
+        <w:ind w:left="3229" w:hanging="360"/>
+      </w:pPr>
+      <w:rPr>
+        <w:rFonts w:ascii="Symbol" w:hAnsi="Symbol" w:hint="default"/>
+      </w:rPr>
+    </w:lvl>
+    <w:lvl w:ilvl="4" w:tplc="04190003" w:tentative="1">
+      <w:start w:val="1"/>
+      <w:numFmt w:val="bullet"/>
+      <w:lvlText w:val="o"/>
+      <w:lvlJc w:val="left"/>
+      <w:pPr>
+        <w:ind w:left="3949" w:hanging="360"/>
+      </w:pPr>
+      <w:rPr>
+        <w:rFonts w:ascii="Courier New" w:hAnsi="Courier New" w:cs="Courier New" w:hint="default"/>
+      </w:rPr>
+    </w:lvl>
+    <w:lvl w:ilvl="5" w:tplc="04190005" w:tentative="1">
+      <w:start w:val="1"/>
+      <w:numFmt w:val="bullet"/>
+      <w:lvlText w:val=""/>
+      <w:lvlJc w:val="left"/>
+      <w:pPr>
+        <w:ind w:left="4669" w:hanging="360"/>
+      </w:pPr>
+      <w:rPr>
+        <w:rFonts w:ascii="Wingdings" w:hAnsi="Wingdings" w:hint="default"/>
+      </w:rPr>
+    </w:lvl>
+    <w:lvl w:ilvl="6" w:tplc="04190001" w:tentative="1">
+      <w:start w:val="1"/>
+      <w:numFmt w:val="bullet"/>
+      <w:lvlText w:val=""/>
+      <w:lvlJc w:val="left"/>
+      <w:pPr>
+        <w:ind w:left="5389" w:hanging="360"/>
+      </w:pPr>
+      <w:rPr>
+        <w:rFonts w:ascii="Symbol" w:hAnsi="Symbol" w:hint="default"/>
+      </w:rPr>
+    </w:lvl>
+    <w:lvl w:ilvl="7" w:tplc="04190003" w:tentative="1">
+      <w:start w:val="1"/>
+      <w:numFmt w:val="bullet"/>
+      <w:lvlText w:val="o"/>
+      <w:lvlJc w:val="left"/>
+      <w:pPr>
+        <w:ind w:left="6109" w:hanging="360"/>
+      </w:pPr>
+      <w:rPr>
+        <w:rFonts w:ascii="Courier New" w:hAnsi="Courier New" w:cs="Courier New" w:hint="default"/>
+      </w:rPr>
+    </w:lvl>
+    <w:lvl w:ilvl="8" w:tplc="04190005" w:tentative="1">
+      <w:start w:val="1"/>
+      <w:numFmt w:val="bullet"/>
+      <w:lvlText w:val=""/>
+      <w:lvlJc w:val="left"/>
+      <w:pPr>
+        <w:ind w:left="6829" w:hanging="360"/>
+      </w:pPr>
+      <w:rPr>
+        <w:rFonts w:ascii="Wingdings" w:hAnsi="Wingdings" w:hint="default"/>
+      </w:rPr>
+    </w:lvl>
+  </w:abstractNum>
+  <w:abstractNum w:abstractNumId="10" w15:restartNumberingAfterBreak="0">
     <w:nsid w:val="6A976605"/>
     <w:multiLevelType w:val="hybridMultilevel"/>
     <w:tmpl w:val="3586A854"/>
@@ -24870,7 +29588,120 @@
       </w:rPr>
     </w:lvl>
   </w:abstractNum>
-  <w:abstractNum w:abstractNumId="6" w15:restartNumberingAfterBreak="0">
+  <w:abstractNum w:abstractNumId="11" w15:restartNumberingAfterBreak="0">
+    <w:nsid w:val="74E40F14"/>
+    <w:multiLevelType w:val="multilevel"/>
+    <w:tmpl w:val="256CF4DC"/>
+    <w:lvl w:ilvl="0">
+      <w:start w:val="1"/>
+      <w:numFmt w:val="decimal"/>
+      <w:lvlText w:val="%1."/>
+      <w:lvlJc w:val="left"/>
+      <w:pPr>
+        <w:tabs>
+          <w:tab w:val="num" w:pos="720"/>
+        </w:tabs>
+        <w:ind w:left="720" w:hanging="360"/>
+      </w:pPr>
+    </w:lvl>
+    <w:lvl w:ilvl="1" w:tentative="1">
+      <w:start w:val="1"/>
+      <w:numFmt w:val="decimal"/>
+      <w:lvlText w:val="%2."/>
+      <w:lvlJc w:val="left"/>
+      <w:pPr>
+        <w:tabs>
+          <w:tab w:val="num" w:pos="1440"/>
+        </w:tabs>
+        <w:ind w:left="1440" w:hanging="360"/>
+      </w:pPr>
+    </w:lvl>
+    <w:lvl w:ilvl="2" w:tentative="1">
+      <w:start w:val="1"/>
+      <w:numFmt w:val="decimal"/>
+      <w:lvlText w:val="%3."/>
+      <w:lvlJc w:val="left"/>
+      <w:pPr>
+        <w:tabs>
+          <w:tab w:val="num" w:pos="2160"/>
+        </w:tabs>
+        <w:ind w:left="2160" w:hanging="360"/>
+      </w:pPr>
+    </w:lvl>
+    <w:lvl w:ilvl="3" w:tentative="1">
+      <w:start w:val="1"/>
+      <w:numFmt w:val="decimal"/>
+      <w:lvlText w:val="%4."/>
+      <w:lvlJc w:val="left"/>
+      <w:pPr>
+        <w:tabs>
+          <w:tab w:val="num" w:pos="2880"/>
+        </w:tabs>
+        <w:ind w:left="2880" w:hanging="360"/>
+      </w:pPr>
+    </w:lvl>
+    <w:lvl w:ilvl="4" w:tentative="1">
+      <w:start w:val="1"/>
+      <w:numFmt w:val="decimal"/>
+      <w:lvlText w:val="%5."/>
+      <w:lvlJc w:val="left"/>
+      <w:pPr>
+        <w:tabs>
+          <w:tab w:val="num" w:pos="3600"/>
+        </w:tabs>
+        <w:ind w:left="3600" w:hanging="360"/>
+      </w:pPr>
+    </w:lvl>
+    <w:lvl w:ilvl="5" w:tentative="1">
+      <w:start w:val="1"/>
+      <w:numFmt w:val="decimal"/>
+      <w:lvlText w:val="%6."/>
+      <w:lvlJc w:val="left"/>
+      <w:pPr>
+        <w:tabs>
+          <w:tab w:val="num" w:pos="4320"/>
+        </w:tabs>
+        <w:ind w:left="4320" w:hanging="360"/>
+      </w:pPr>
+    </w:lvl>
+    <w:lvl w:ilvl="6" w:tentative="1">
+      <w:start w:val="1"/>
+      <w:numFmt w:val="decimal"/>
+      <w:lvlText w:val="%7."/>
+      <w:lvlJc w:val="left"/>
+      <w:pPr>
+        <w:tabs>
+          <w:tab w:val="num" w:pos="5040"/>
+        </w:tabs>
+        <w:ind w:left="5040" w:hanging="360"/>
+      </w:pPr>
+    </w:lvl>
+    <w:lvl w:ilvl="7" w:tentative="1">
+      <w:start w:val="1"/>
+      <w:numFmt w:val="decimal"/>
+      <w:lvlText w:val="%8."/>
+      <w:lvlJc w:val="left"/>
+      <w:pPr>
+        <w:tabs>
+          <w:tab w:val="num" w:pos="5760"/>
+        </w:tabs>
+        <w:ind w:left="5760" w:hanging="360"/>
+      </w:pPr>
+    </w:lvl>
+    <w:lvl w:ilvl="8" w:tentative="1">
+      <w:start w:val="1"/>
+      <w:numFmt w:val="decimal"/>
+      <w:lvlText w:val="%9."/>
+      <w:lvlJc w:val="left"/>
+      <w:pPr>
+        <w:tabs>
+          <w:tab w:val="num" w:pos="6480"/>
+        </w:tabs>
+        <w:ind w:left="6480" w:hanging="360"/>
+      </w:pPr>
+    </w:lvl>
+  </w:abstractNum>
+  <w:abstractNum w:abstractNumId="12" w15:restartNumberingAfterBreak="0">
     <w:nsid w:val="7C0A6C49"/>
     <w:multiLevelType w:val="hybridMultilevel"/>
     <w:tmpl w:val="D9E8275A"/>
@@ -24983,7 +29814,7 @@
       </w:rPr>
     </w:lvl>
   </w:abstractNum>
-  <w:abstractNum w:abstractNumId="7" w15:restartNumberingAfterBreak="0">
+  <w:abstractNum w:abstractNumId="13" w15:restartNumberingAfterBreak="0">
     <w:nsid w:val="7CBE47F5"/>
     <w:multiLevelType w:val="hybridMultilevel"/>
     <w:tmpl w:val="3880E0A6"/>
@@ -25097,28 +29928,46 @@
     </w:lvl>
   </w:abstractNum>
   <w:num w:numId="1" w16cid:durableId="210848258">
-    <w:abstractNumId w:val="6"/>
+    <w:abstractNumId w:val="12"/>
   </w:num>
   <w:num w:numId="2" w16cid:durableId="2020233622">
+    <w:abstractNumId w:val="3"/>
+  </w:num>
+  <w:num w:numId="3" w16cid:durableId="1458454989">
     <w:abstractNumId w:val="2"/>
   </w:num>
-  <w:num w:numId="3" w16cid:durableId="1458454989">
-    <w:abstractNumId w:val="1"/>
-  </w:num>
   <w:num w:numId="4" w16cid:durableId="599872088">
-    <w:abstractNumId w:val="3"/>
+    <w:abstractNumId w:val="4"/>
   </w:num>
   <w:num w:numId="5" w16cid:durableId="881553679">
-    <w:abstractNumId w:val="7"/>
+    <w:abstractNumId w:val="13"/>
   </w:num>
   <w:num w:numId="6" w16cid:durableId="2053114782">
     <w:abstractNumId w:val="0"/>
   </w:num>
   <w:num w:numId="7" w16cid:durableId="1523517017">
-    <w:abstractNumId w:val="4"/>
+    <w:abstractNumId w:val="8"/>
   </w:num>
   <w:num w:numId="8" w16cid:durableId="136068022">
+    <w:abstractNumId w:val="10"/>
+  </w:num>
+  <w:num w:numId="9" w16cid:durableId="307172685">
+    <w:abstractNumId w:val="11"/>
+  </w:num>
+  <w:num w:numId="10" w16cid:durableId="1480682888">
+    <w:abstractNumId w:val="7"/>
+  </w:num>
+  <w:num w:numId="11" w16cid:durableId="2061899735">
+    <w:abstractNumId w:val="6"/>
+  </w:num>
+  <w:num w:numId="12" w16cid:durableId="130245041">
     <w:abstractNumId w:val="5"/>
+  </w:num>
+  <w:num w:numId="13" w16cid:durableId="165369018">
+    <w:abstractNumId w:val="1"/>
+  </w:num>
+  <w:num w:numId="14" w16cid:durableId="648368957">
+    <w:abstractNumId w:val="9"/>
   </w:num>
 </w:numbering>
 </file>
@@ -26065,6 +30914,7 @@
     <w:name w:val="Стиль1 Знак"/>
     <w:basedOn w:val="a0"/>
     <w:link w:val="11"/>
+    <w:qFormat/>
     <w:rsid w:val="009C3882"/>
     <w:rPr>
       <w:rFonts w:ascii="Times New Roman" w:hAnsi="Times New Roman" w:cs="Times New Roman"/>

--- a/docs/ВКр магистр/13.04...2026_ИЭФ_ЭМС-271_Горбачева_С_З.docx
+++ b/docs/ВКр магистр/13.04...2026_ИЭФ_ЭМС-271_Горбачева_С_З.docx
@@ -22630,13 +22630,7 @@
         <w:t xml:space="preserve">Таблица </w:t>
       </w:r>
       <w:r>
-        <w:t>1</w:t>
-      </w:r>
-      <w:r>
-        <w:t xml:space="preserve">3 </w:t>
-      </w:r>
-      <w:r>
-        <w:t>–</w:t>
+        <w:t>13 –</w:t>
       </w:r>
       <w:r>
         <w:t xml:space="preserve"> </w:t>
@@ -26699,16 +26693,7 @@
         <w:pStyle w:val="11"/>
       </w:pPr>
       <w:r>
-        <w:t xml:space="preserve">- охват </w:t>
-      </w:r>
-      <w:r>
-        <w:t>персонала мониторингом</w:t>
-      </w:r>
-      <w:r>
-        <w:t xml:space="preserve"> </w:t>
-      </w:r>
-      <w:r>
-        <w:t>(доля сотрудников, в отношении которых проводится оценка);</w:t>
+        <w:t>- охват персонала мониторингом (доля сотрудников, в отношении которых проводится оценка);</w:t>
       </w:r>
     </w:p>
     <w:p>
@@ -26943,7 +26928,6 @@
                 <w:rFonts w:ascii="Times New Roman" w:hAnsi="Times New Roman" w:cs="Times New Roman"/>
                 <w:sz w:val="28"/>
                 <w:szCs w:val="28"/>
-                <w:lang w:val="en-US"/>
               </w:rPr>
               <w:br/>
             </w:r>
@@ -28070,19 +28054,3360 @@
     </w:p>
     <w:p>
       <w:pPr>
+        <w:pStyle w:val="11"/>
+      </w:pPr>
+      <w:r>
+        <w:t xml:space="preserve">Экономический эффект </w:t>
+      </w:r>
+      <w:r>
+        <w:t>ра</w:t>
+      </w:r>
+      <w:r>
+        <w:t>зрабатываемого</w:t>
+      </w:r>
+      <w:r>
+        <w:t xml:space="preserve"> проекта </w:t>
+      </w:r>
+      <w:r>
+        <w:t xml:space="preserve">достигается за счет </w:t>
+      </w:r>
+      <w:r>
+        <w:t xml:space="preserve">сокращение расходов на оплату труда </w:t>
+      </w:r>
+      <w:r>
+        <w:rPr>
+          <w:lang w:val="en-US"/>
+        </w:rPr>
+        <w:t>HR</w:t>
+      </w:r>
+      <w:r>
+        <w:t>-</w:t>
+      </w:r>
+      <w:r>
+        <w:t>сотрудников</w:t>
+      </w:r>
+      <w:r>
+        <w:t xml:space="preserve"> </w:t>
+      </w:r>
+      <w:r>
+        <w:t>и общее увеличение производительности труда персонала.</w:t>
+      </w:r>
+    </w:p>
+    <w:p>
+      <w:pPr>
+        <w:pStyle w:val="11"/>
+      </w:pPr>
+      <w:r>
+        <w:t>Оценка экономической эффективности производится с применением метода дисконтирования чистых денежных потоков, который учитывает изменение стоимости денежных средств с течением времени.</w:t>
+      </w:r>
+    </w:p>
+    <w:p>
+      <w:pPr>
+        <w:pStyle w:val="11"/>
+      </w:pPr>
+      <w:r>
+        <w:t>Согласно официальным ценам поставщик</w:t>
+      </w:r>
+      <w:r>
+        <w:t>ов</w:t>
+      </w:r>
+      <w:r>
+        <w:t xml:space="preserve"> программного обеспечения стоимость лицензии</w:t>
+      </w:r>
+      <w:r>
+        <w:t xml:space="preserve"> составит:</w:t>
+      </w:r>
+    </w:p>
+    <w:p>
+      <w:pPr>
+        <w:pStyle w:val="11"/>
+      </w:pPr>
+      <w:r>
+        <w:t>- </w:t>
+      </w:r>
+      <w:proofErr w:type="spellStart"/>
+      <w:r>
+        <w:t>Docker</w:t>
+      </w:r>
+      <w:proofErr w:type="spellEnd"/>
+      <w:r>
+        <w:t xml:space="preserve"> – 1</w:t>
+      </w:r>
+      <w:r>
+        <w:t xml:space="preserve"> </w:t>
+      </w:r>
+      <w:r>
+        <w:t xml:space="preserve">600 рублей </w:t>
+      </w:r>
+      <w:r>
+        <w:t>в месяц</w:t>
+      </w:r>
+      <w:r>
+        <w:t>;</w:t>
+      </w:r>
+    </w:p>
+    <w:p>
+      <w:pPr>
+        <w:pStyle w:val="11"/>
+      </w:pPr>
+      <w:r>
+        <w:rPr>
+          <w:lang w:val="en-US"/>
+        </w:rPr>
+        <w:t>- </w:t>
+      </w:r>
+      <w:r>
+        <w:rPr>
+          <w:lang w:val="en-US"/>
+        </w:rPr>
+        <w:t>Postgre</w:t>
+      </w:r>
+      <w:r>
+        <w:rPr>
+          <w:lang w:val="en-US"/>
+        </w:rPr>
+        <w:t>SQL</w:t>
+      </w:r>
+      <w:r>
+        <w:rPr>
+          <w:lang w:val="en-US"/>
+        </w:rPr>
+        <w:t xml:space="preserve"> Pro Enterprise</w:t>
+      </w:r>
+      <w:r>
+        <w:rPr>
+          <w:lang w:val="en-US"/>
+        </w:rPr>
+        <w:t xml:space="preserve"> – </w:t>
+      </w:r>
+      <w:r>
+        <w:rPr>
+          <w:lang w:val="en-US"/>
+        </w:rPr>
+        <w:t>149</w:t>
+      </w:r>
+      <w:r>
+        <w:rPr>
+          <w:lang w:val="en-US"/>
+        </w:rPr>
+        <w:t> </w:t>
+      </w:r>
+      <w:r>
+        <w:rPr>
+          <w:lang w:val="en-US"/>
+        </w:rPr>
+        <w:t>499</w:t>
+      </w:r>
+      <w:r>
+        <w:rPr>
+          <w:lang w:val="en-US"/>
+        </w:rPr>
+        <w:t xml:space="preserve"> </w:t>
+      </w:r>
+      <w:r>
+        <w:t>рублей</w:t>
+      </w:r>
+      <w:r>
+        <w:rPr>
+          <w:lang w:val="en-US"/>
+        </w:rPr>
+        <w:t xml:space="preserve"> </w:t>
+      </w:r>
+      <w:r>
+        <w:t>в</w:t>
+      </w:r>
+      <w:r>
+        <w:rPr>
+          <w:lang w:val="en-US"/>
+        </w:rPr>
+        <w:t xml:space="preserve"> </w:t>
+      </w:r>
+      <w:r>
+        <w:t>год</w:t>
+      </w:r>
+      <w:r>
+        <w:rPr>
+          <w:lang w:val="en-US"/>
+        </w:rPr>
+        <w:t>.</w:t>
+      </w:r>
+    </w:p>
+    <w:p>
+      <w:pPr>
+        <w:pStyle w:val="11"/>
+      </w:pPr>
+    </w:p>
+    <w:p>
+      <w:pPr>
+        <w:pStyle w:val="11"/>
+      </w:pPr>
+      <w:r>
+        <w:t>Однако стоит отметь, что данные компания, на которую на данный момент ориентирована разработка уже имеет лицензию на использование этих ПО.</w:t>
+      </w:r>
+    </w:p>
+    <w:p>
+      <w:pPr>
+        <w:pStyle w:val="11"/>
+      </w:pPr>
+      <w:r>
+        <w:t xml:space="preserve">Разработка </w:t>
+      </w:r>
+      <w:r>
+        <w:t xml:space="preserve">и внедрение </w:t>
+      </w:r>
+      <w:r>
+        <w:t>проекта</w:t>
+      </w:r>
+      <w:r>
+        <w:t xml:space="preserve"> заняла 2 месяца.</w:t>
+      </w:r>
+      <w:r>
+        <w:t xml:space="preserve"> </w:t>
+      </w:r>
+    </w:p>
+    <w:p>
+      <w:pPr>
+        <w:pStyle w:val="11"/>
+      </w:pPr>
+      <w:r>
+        <w:t>Согласно агрегатору вакансий hh.ru</w:t>
+      </w:r>
+      <w:r>
+        <w:t xml:space="preserve"> </w:t>
+      </w:r>
+      <w:r>
+        <w:t xml:space="preserve">заработная плата программиста </w:t>
+      </w:r>
+      <w:r>
+        <w:rPr>
+          <w:lang w:val="en-US"/>
+        </w:rPr>
+        <w:t>Python</w:t>
+      </w:r>
+      <w:r>
+        <w:t xml:space="preserve"> (который непосредственно занимается разработкой)</w:t>
+      </w:r>
+      <w:r>
+        <w:t xml:space="preserve"> составляет в среднем 1</w:t>
+      </w:r>
+      <w:r>
+        <w:t>7</w:t>
+      </w:r>
+      <w:r>
+        <w:t>0</w:t>
+      </w:r>
+      <w:r>
+        <w:t xml:space="preserve"> </w:t>
+      </w:r>
+      <w:r>
+        <w:t>000 рублей в месяц</w:t>
+      </w:r>
+      <w:r>
+        <w:t>, системного инженера (для сопровождения и развертывая кодовой базы)</w:t>
+      </w:r>
+      <w:r>
+        <w:t xml:space="preserve"> – 180 000 рублей</w:t>
+      </w:r>
+      <w:r>
+        <w:t>.</w:t>
+      </w:r>
+      <w:r>
+        <w:t xml:space="preserve"> +месяц </w:t>
+      </w:r>
+      <w:proofErr w:type="spellStart"/>
+      <w:r>
+        <w:t>прокетирвоания</w:t>
+      </w:r>
+      <w:proofErr w:type="spellEnd"/>
+    </w:p>
+    <w:p>
+      <w:pPr>
+        <w:pStyle w:val="11"/>
+      </w:pPr>
+      <w:r>
+        <w:t xml:space="preserve">Персональный компьютер и периферия к нему будет стоить </w:t>
+      </w:r>
+      <w:r>
+        <w:t>около</w:t>
+      </w:r>
+      <w:r>
+        <w:t xml:space="preserve"> 75</w:t>
+      </w:r>
+      <w:r>
+        <w:t xml:space="preserve"> </w:t>
+      </w:r>
+      <w:r>
+        <w:t>000</w:t>
+      </w:r>
+      <w:r>
+        <w:t xml:space="preserve"> рублей.</w:t>
+      </w:r>
+    </w:p>
+    <w:p>
+      <w:pPr>
+        <w:pStyle w:val="11"/>
+      </w:pPr>
+      <w:r>
+        <w:t>Используя эти данные, можно посчитать, что общая стоимость внедрения без учета активной лицензии в компании</w:t>
+      </w:r>
+      <w:r>
+        <w:t xml:space="preserve"> </w:t>
+      </w:r>
+      <w:r>
+        <w:t>составит</w:t>
+      </w:r>
+      <w:r>
+        <w:t xml:space="preserve"> 1 002 699 </w:t>
+      </w:r>
+      <w:r>
+        <w:t>рублей</w:t>
+      </w:r>
+      <w:r>
+        <w:t xml:space="preserve">, с учетом – </w:t>
+      </w:r>
+      <w:r>
+        <w:t>850</w:t>
+      </w:r>
+      <w:r>
+        <w:t> 000 рублей</w:t>
+      </w:r>
+      <w:r>
+        <w:t>.</w:t>
+      </w:r>
+    </w:p>
+    <w:p>
+      <w:pPr>
+        <w:pStyle w:val="11"/>
+      </w:pPr>
+      <w:r>
+        <w:t>Помимо стоимости внедрения следует рассчитать стоимость сопровождения.</w:t>
+      </w:r>
+      <w:bookmarkStart w:id="27" w:name="_Toc227017215"/>
+    </w:p>
+    <w:p>
+      <w:pPr>
+        <w:pStyle w:val="11"/>
+      </w:pPr>
+      <w:r>
+        <w:t>Затраты на электроэнергию для оборудования в год рассчитываются по формуле (1):</w:t>
+      </w:r>
+    </w:p>
+    <w:p>
+      <w:pPr>
+        <w:jc w:val="center"/>
+        <w:rPr>
+          <w:rFonts w:eastAsiaTheme="minorEastAsia"/>
+          <w:lang w:val="en-US"/>
+        </w:rPr>
+      </w:pPr>
+      <m:oMathPara>
+        <m:oMath>
+          <m:eqArr>
+            <m:eqArrPr>
+              <m:maxDist m:val="1"/>
+              <m:ctrlPr>
+                <w:rPr>
+                  <w:rFonts w:ascii="Cambria Math" w:eastAsiaTheme="minorEastAsia" w:hAnsi="Cambria Math"/>
+                  <w:i/>
+                  <w:lang w:val="en-US"/>
+                </w:rPr>
+              </m:ctrlPr>
+            </m:eqArrPr>
+            <m:e>
+              <m:sSub>
+                <m:sSubPr>
+                  <m:ctrlPr>
+                    <w:rPr>
+                      <w:rStyle w:val="12"/>
+                      <w:rFonts w:ascii="Cambria Math" w:hAnsi="Cambria Math"/>
+                    </w:rPr>
+                  </m:ctrlPr>
+                </m:sSubPr>
+                <m:e>
+                  <m:r>
+                    <w:rPr>
+                      <w:rStyle w:val="12"/>
+                      <w:rFonts w:ascii="Cambria Math" w:hAnsi="Cambria Math"/>
+                    </w:rPr>
+                    <m:t>P</m:t>
+                  </m:r>
+                </m:e>
+                <m:sub>
+                  <m:r>
+                    <w:rPr>
+                      <w:rStyle w:val="12"/>
+                      <w:rFonts w:ascii="Cambria Math" w:hAnsi="Cambria Math"/>
+                    </w:rPr>
+                    <m:t>об</m:t>
+                  </m:r>
+                </m:sub>
+              </m:sSub>
+              <m:r>
+                <w:rPr>
+                  <w:rStyle w:val="12"/>
+                  <w:rFonts w:ascii="Cambria Math" w:hAnsi="Cambria Math"/>
+                </w:rPr>
+                <m:t xml:space="preserve">= </m:t>
+              </m:r>
+              <m:sSub>
+                <m:sSubPr>
+                  <m:ctrlPr>
+                    <w:rPr>
+                      <w:rStyle w:val="12"/>
+                      <w:rFonts w:ascii="Cambria Math" w:hAnsi="Cambria Math"/>
+                      <w:lang w:val="en-US"/>
+                    </w:rPr>
+                  </m:ctrlPr>
+                </m:sSubPr>
+                <m:e>
+                  <m:r>
+                    <w:rPr>
+                      <w:rStyle w:val="12"/>
+                      <w:rFonts w:ascii="Cambria Math" w:hAnsi="Cambria Math"/>
+                    </w:rPr>
+                    <m:t>P</m:t>
+                  </m:r>
+                </m:e>
+                <m:sub>
+                  <m:r>
+                    <w:rPr>
+                      <w:rStyle w:val="12"/>
+                      <w:rFonts w:ascii="Cambria Math" w:hAnsi="Cambria Math"/>
+                    </w:rPr>
+                    <m:t>м</m:t>
+                  </m:r>
+                </m:sub>
+              </m:sSub>
+              <m:r>
+                <w:rPr>
+                  <w:rStyle w:val="12"/>
+                  <w:rFonts w:ascii="Cambria Math" w:hAnsi="Cambria Math"/>
+                </w:rPr>
+                <m:t xml:space="preserve"> ×D × </m:t>
+              </m:r>
+              <m:sSub>
+                <m:sSubPr>
+                  <m:ctrlPr>
+                    <w:rPr>
+                      <w:rStyle w:val="12"/>
+                      <w:rFonts w:ascii="Cambria Math" w:hAnsi="Cambria Math"/>
+                      <w:lang w:val="en-US"/>
+                    </w:rPr>
+                  </m:ctrlPr>
+                </m:sSubPr>
+                <m:e>
+                  <m:r>
+                    <w:rPr>
+                      <w:rStyle w:val="12"/>
+                      <w:rFonts w:ascii="Cambria Math" w:hAnsi="Cambria Math"/>
+                    </w:rPr>
+                    <m:t>F</m:t>
+                  </m:r>
+                </m:e>
+                <m:sub>
+                  <m:r>
+                    <w:rPr>
+                      <w:rStyle w:val="12"/>
+                      <w:rFonts w:ascii="Cambria Math" w:hAnsi="Cambria Math"/>
+                    </w:rPr>
+                    <m:t>доб</m:t>
+                  </m:r>
+                </m:sub>
+              </m:sSub>
+              <m:r>
+                <w:rPr>
+                  <w:rStyle w:val="12"/>
+                  <w:rFonts w:ascii="Cambria Math" w:hAnsi="Cambria Math"/>
+                </w:rPr>
+                <m:t xml:space="preserve">, </m:t>
+              </m:r>
+              <m:d>
+                <m:dPr>
+                  <m:ctrlPr>
+                    <w:rPr>
+                      <w:rStyle w:val="12"/>
+                      <w:rFonts w:ascii="Cambria Math" w:hAnsi="Cambria Math"/>
+                      <w:lang w:val="en-US"/>
+                    </w:rPr>
+                  </m:ctrlPr>
+                </m:dPr>
+                <m:e>
+                  <m:r>
+                    <w:rPr>
+                      <w:rStyle w:val="12"/>
+                      <w:rFonts w:ascii="Cambria Math" w:hAnsi="Cambria Math"/>
+                    </w:rPr>
+                    <m:t>1</m:t>
+                  </m:r>
+                </m:e>
+              </m:d>
+              <m:ctrlPr>
+                <w:rPr>
+                  <w:rFonts w:ascii="Cambria Math" w:hAnsi="Cambria Math"/>
+                  <w:i/>
+                </w:rPr>
+              </m:ctrlPr>
+            </m:e>
+          </m:eqArr>
+        </m:oMath>
+      </m:oMathPara>
+    </w:p>
+    <w:p>
+      <w:pPr>
+        <w:jc w:val="center"/>
+        <w:rPr>
+          <w:rFonts w:eastAsiaTheme="minorEastAsia"/>
+          <w:lang w:val="en-US"/>
+        </w:rPr>
+      </w:pPr>
+    </w:p>
+    <w:p>
+      <w:pPr>
+        <w:pStyle w:val="11"/>
+      </w:pPr>
+      <w:r>
+        <w:t xml:space="preserve">где </w:t>
+      </w:r>
+    </w:p>
+    <w:p>
+      <w:pPr>
+        <w:pStyle w:val="11"/>
+      </w:pPr>
+      <w:r>
+        <w:rPr>
+          <w:lang w:val="en-US"/>
+        </w:rPr>
+        <w:t>P</w:t>
+      </w:r>
+      <w:r>
+        <w:rPr>
+          <w:vertAlign w:val="subscript"/>
+        </w:rPr>
+        <w:t xml:space="preserve">м </w:t>
+      </w:r>
+      <w:r>
+        <w:t>– мощность оборудования, кВт;</w:t>
+      </w:r>
+    </w:p>
+    <w:p>
+      <w:pPr>
+        <w:pStyle w:val="11"/>
+      </w:pPr>
+      <w:r>
+        <w:rPr>
+          <w:lang w:val="en-US"/>
+        </w:rPr>
+        <w:t>D</w:t>
+      </w:r>
+      <w:r>
+        <w:t xml:space="preserve"> – </w:t>
+      </w:r>
+      <w:r>
+        <w:t>стоимость 1 кВт</w:t>
+      </w:r>
+      <w:r>
+        <w:t>/</w:t>
+      </w:r>
+      <w:r>
+        <w:t>ч электроэнергии, рубли;</w:t>
+      </w:r>
+    </w:p>
+    <w:p>
+      <w:pPr>
+        <w:pStyle w:val="11"/>
+      </w:pPr>
+      <w:r>
+        <w:rPr>
+          <w:lang w:val="en-US"/>
+        </w:rPr>
+        <w:t>F</w:t>
+      </w:r>
+      <w:r>
+        <w:rPr>
+          <w:vertAlign w:val="subscript"/>
+        </w:rPr>
+        <w:t>доб</w:t>
+      </w:r>
+      <w:r>
+        <w:rPr>
+          <w:vertAlign w:val="subscript"/>
+        </w:rPr>
+        <w:t xml:space="preserve"> </w:t>
+      </w:r>
+      <w:r>
+        <w:t xml:space="preserve">– </w:t>
+      </w:r>
+      <w:r>
+        <w:t>время работы оборудования, часы;</w:t>
+      </w:r>
+    </w:p>
+    <w:p>
+      <w:pPr>
+        <w:pStyle w:val="11"/>
+      </w:pPr>
+      <w:r>
+        <w:rPr>
+          <w:lang w:val="en-US"/>
+        </w:rPr>
+        <w:t>P</w:t>
+      </w:r>
+      <w:r>
+        <w:rPr>
+          <w:vertAlign w:val="subscript"/>
+        </w:rPr>
+        <w:t>об</w:t>
+      </w:r>
+      <w:r>
+        <w:t xml:space="preserve"> = </w:t>
+      </w:r>
+      <w:r>
+        <w:t>0,3</w:t>
+      </w:r>
+      <w:r>
+        <w:t>*5,5*</w:t>
+      </w:r>
+      <w:r>
+        <w:t>3504</w:t>
+      </w:r>
+      <w:r>
+        <w:t>=</w:t>
+      </w:r>
+      <w:r>
+        <w:t>5781</w:t>
+      </w:r>
+      <w:r>
+        <w:t>,</w:t>
+      </w:r>
+      <w:r>
+        <w:t>6</w:t>
+      </w:r>
+      <w:r>
+        <w:t xml:space="preserve"> рубля в год.</w:t>
+      </w:r>
+    </w:p>
+    <w:p>
+      <w:pPr>
+        <w:pStyle w:val="11"/>
+      </w:pPr>
+      <w:r>
+        <w:t xml:space="preserve">Ежемесячные затраты составят </w:t>
+      </w:r>
+      <w:r>
+        <w:t>481</w:t>
+      </w:r>
+      <w:r>
+        <w:t xml:space="preserve"> рубл</w:t>
+      </w:r>
+      <w:r>
+        <w:t>ь</w:t>
+      </w:r>
+      <w:r>
+        <w:t>.</w:t>
+      </w:r>
+    </w:p>
+    <w:p>
+      <w:pPr>
+        <w:pStyle w:val="11"/>
+      </w:pPr>
+      <w:r>
+        <w:t xml:space="preserve">Затраты на доступ к сети Интернет не учитываются, так как на предприятии уже используется беспроводная сеть </w:t>
+      </w:r>
+      <w:proofErr w:type="spellStart"/>
+      <w:r>
+        <w:t>Wi</w:t>
+      </w:r>
+      <w:proofErr w:type="spellEnd"/>
+      <w:r>
+        <w:t>-Fi.</w:t>
+      </w:r>
+    </w:p>
+    <w:p>
+      <w:pPr>
+        <w:pStyle w:val="11"/>
+      </w:pPr>
+      <w:r>
+        <w:t>Для того, чтобы оценить эффективность использования вложенных в проект средств, необходимо привести будущие платежи и поступления привести в соответствующий вид с учетом влияния фактора времени. Данный пересчет производится с помощью коэффициентов дисконтирования.</w:t>
+      </w:r>
+    </w:p>
+    <w:p>
+      <w:pPr>
+        <w:pStyle w:val="11"/>
+        <w:rPr>
+          <w:lang w:val="en-US"/>
+        </w:rPr>
+      </w:pPr>
+      <m:oMathPara>
+        <m:oMath>
+          <m:eqArr>
+            <m:eqArrPr>
+              <m:maxDist m:val="1"/>
+              <m:ctrlPr>
+                <w:rPr>
+                  <w:rFonts w:ascii="Cambria Math" w:hAnsi="Cambria Math"/>
+                  <w:i/>
+                  <w:lang w:val="en-US"/>
+                </w:rPr>
+              </m:ctrlPr>
+            </m:eqArrPr>
+            <m:e>
+              <m:sSub>
+                <m:sSubPr>
+                  <m:ctrlPr>
+                    <w:rPr>
+                      <w:rFonts w:ascii="Cambria Math" w:hAnsi="Cambria Math"/>
+                      <w:i/>
+                    </w:rPr>
+                  </m:ctrlPr>
+                </m:sSubPr>
+                <m:e>
+                  <m:r>
+                    <w:rPr>
+                      <w:rFonts w:ascii="Cambria Math" w:hAnsi="Cambria Math"/>
+                    </w:rPr>
+                    <m:t>k</m:t>
+                  </m:r>
+                </m:e>
+                <m:sub>
+                  <m:r>
+                    <w:rPr>
+                      <w:rFonts w:ascii="Cambria Math" w:hAnsi="Cambria Math"/>
+                      <w:lang w:val="en-US"/>
+                    </w:rPr>
+                    <m:t>p</m:t>
+                  </m:r>
+                </m:sub>
+              </m:sSub>
+              <m:r>
+                <w:rPr>
+                  <w:rFonts w:ascii="Cambria Math" w:hAnsi="Cambria Math"/>
+                </w:rPr>
+                <m:t>=</m:t>
+              </m:r>
+              <m:f>
+                <m:fPr>
+                  <m:ctrlPr>
+                    <w:rPr>
+                      <w:rFonts w:ascii="Cambria Math" w:hAnsi="Cambria Math"/>
+                      <w:i/>
+                    </w:rPr>
+                  </m:ctrlPr>
+                </m:fPr>
+                <m:num>
+                  <m:r>
+                    <w:rPr>
+                      <w:rFonts w:ascii="Cambria Math" w:hAnsi="Cambria Math"/>
+                    </w:rPr>
+                    <m:t>1</m:t>
+                  </m:r>
+                </m:num>
+                <m:den>
+                  <m:sSup>
+                    <m:sSupPr>
+                      <m:ctrlPr>
+                        <w:rPr>
+                          <w:rFonts w:ascii="Cambria Math" w:hAnsi="Cambria Math"/>
+                          <w:i/>
+                        </w:rPr>
+                      </m:ctrlPr>
+                    </m:sSupPr>
+                    <m:e>
+                      <m:d>
+                        <m:dPr>
+                          <m:ctrlPr>
+                            <w:rPr>
+                              <w:rFonts w:ascii="Cambria Math" w:hAnsi="Cambria Math"/>
+                              <w:i/>
+                            </w:rPr>
+                          </m:ctrlPr>
+                        </m:dPr>
+                        <m:e>
+                          <m:r>
+                            <w:rPr>
+                              <w:rFonts w:ascii="Cambria Math" w:hAnsi="Cambria Math"/>
+                            </w:rPr>
+                            <m:t>1+</m:t>
+                          </m:r>
+                          <m:r>
+                            <w:rPr>
+                              <w:rFonts w:ascii="Cambria Math" w:hAnsi="Cambria Math"/>
+                              <w:lang w:val="en-US"/>
+                            </w:rPr>
+                            <m:t>r</m:t>
+                          </m:r>
+                          <m:ctrlPr>
+                            <w:rPr>
+                              <w:rFonts w:ascii="Cambria Math" w:hAnsi="Cambria Math"/>
+                              <w:i/>
+                              <w:lang w:val="en-US"/>
+                            </w:rPr>
+                          </m:ctrlPr>
+                        </m:e>
+                      </m:d>
+                    </m:e>
+                    <m:sup>
+                      <m:r>
+                        <w:rPr>
+                          <w:rFonts w:ascii="Cambria Math" w:hAnsi="Cambria Math"/>
+                        </w:rPr>
+                        <m:t>t</m:t>
+                      </m:r>
+                    </m:sup>
+                  </m:sSup>
+                </m:den>
+              </m:f>
+              <m:r>
+                <w:rPr>
+                  <w:rFonts w:ascii="Cambria Math" w:hAnsi="Cambria Math"/>
+                </w:rPr>
+                <m:t>,</m:t>
+              </m:r>
+              <m:d>
+                <m:dPr>
+                  <m:ctrlPr>
+                    <w:rPr>
+                      <w:rFonts w:ascii="Cambria Math" w:hAnsi="Cambria Math"/>
+                      <w:i/>
+                      <w:lang w:val="en-US"/>
+                    </w:rPr>
+                  </m:ctrlPr>
+                </m:dPr>
+                <m:e>
+                  <m:r>
+                    <w:rPr>
+                      <w:rFonts w:ascii="Cambria Math" w:hAnsi="Cambria Math"/>
+                      <w:lang w:val="en-US"/>
+                    </w:rPr>
+                    <m:t>2</m:t>
+                  </m:r>
+                </m:e>
+              </m:d>
+              <m:ctrlPr>
+                <w:rPr>
+                  <w:rFonts w:ascii="Cambria Math" w:hAnsi="Cambria Math"/>
+                  <w:i/>
+                </w:rPr>
+              </m:ctrlPr>
+            </m:e>
+          </m:eqArr>
+        </m:oMath>
+      </m:oMathPara>
+    </w:p>
+    <w:p>
+      <w:pPr>
+        <w:pStyle w:val="11"/>
+      </w:pPr>
+      <w:r>
+        <w:t>где</w:t>
+      </w:r>
+    </w:p>
+    <w:p>
+      <w:pPr>
+        <w:pStyle w:val="11"/>
+      </w:pPr>
+      <w:r>
+        <w:rPr>
+          <w:lang w:val="en-US"/>
+        </w:rPr>
+        <w:t>r</w:t>
+      </w:r>
+      <w:r>
+        <w:t xml:space="preserve"> – </w:t>
+      </w:r>
+      <w:r>
+        <w:t>ставка дисконтирования;</w:t>
+      </w:r>
+    </w:p>
+    <w:p>
+      <w:pPr>
+        <w:pStyle w:val="11"/>
+      </w:pPr>
+      <w:r>
+        <w:rPr>
+          <w:lang w:val="en-US"/>
+        </w:rPr>
+        <w:t>t</w:t>
+      </w:r>
+      <w:r>
+        <w:t xml:space="preserve"> – номер периода дисконтирования.</w:t>
+      </w:r>
+    </w:p>
+    <w:p>
+      <w:pPr>
+        <w:pStyle w:val="11"/>
+      </w:pPr>
+      <w:r>
+        <w:t xml:space="preserve">Ставка дисконтирования </w:t>
+      </w:r>
+      <w:r>
+        <w:rPr>
+          <w:lang w:val="en-US"/>
+        </w:rPr>
+        <w:t>r</w:t>
+      </w:r>
+      <w:r>
+        <w:t xml:space="preserve"> </w:t>
+      </w:r>
+      <w:r>
+        <w:t>принимается на уровне ключевой ставки Банка России и составляет 1</w:t>
+      </w:r>
+      <w:r>
+        <w:t>5,0</w:t>
+      </w:r>
+      <w:r>
+        <w:t>%.</w:t>
+      </w:r>
+    </w:p>
+    <w:p>
+      <w:pPr>
+        <w:spacing w:after="0" w:line="360" w:lineRule="auto"/>
+        <w:ind w:firstLine="709"/>
+      </w:pPr>
+    </w:p>
+    <w:p>
+      <w:pPr>
+        <w:pStyle w:val="11"/>
+      </w:pPr>
+      <w:r>
+        <w:t>При оценке экономической эффективности внедрения ИТ-проекта рекомендуется рассчитать ряд показателей, один из которых чистый дисконтированный доход.</w:t>
+      </w:r>
+    </w:p>
+    <w:p>
+      <w:pPr>
+        <w:pStyle w:val="11"/>
+      </w:pPr>
+      <w:r>
+        <w:t xml:space="preserve">Чистый дисконтированный доход (NPV) </w:t>
+      </w:r>
+      <w:r>
+        <w:t xml:space="preserve">– </w:t>
+      </w:r>
+      <w:r>
+        <w:t>это экономический эффект от реализации ИТ-проекта, приведенный по фактору времени к нулевому периоду. Вычисляется он суммированием дисконтированного денежного потока:</w:t>
+      </w:r>
+    </w:p>
+    <w:p>
+      <w:pPr>
+        <w:pStyle w:val="11"/>
+        <w:rPr>
+          <w:rFonts w:eastAsiaTheme="minorEastAsia"/>
+          <w:iCs/>
+          <w:lang w:val="en-US"/>
+        </w:rPr>
+      </w:pPr>
+      <m:oMathPara>
+        <m:oMath>
+          <m:eqArr>
+            <m:eqArrPr>
+              <m:maxDist m:val="1"/>
+              <m:ctrlPr>
+                <w:rPr>
+                  <w:rFonts w:ascii="Cambria Math" w:hAnsi="Cambria Math"/>
+                  <w:i/>
+                  <w:iCs/>
+                  <w:lang w:val="en-US"/>
+                </w:rPr>
+              </m:ctrlPr>
+            </m:eqArrPr>
+            <m:e>
+              <m:r>
+                <w:rPr>
+                  <w:rFonts w:ascii="Cambria Math" w:hAnsi="Cambria Math"/>
+                </w:rPr>
+                <m:t>N</m:t>
+              </m:r>
+              <m:r>
+                <w:rPr>
+                  <w:rFonts w:ascii="Cambria Math" w:hAnsi="Cambria Math"/>
+                  <w:lang w:val="en-US"/>
+                </w:rPr>
+                <m:t xml:space="preserve">PV= </m:t>
+              </m:r>
+              <m:nary>
+                <m:naryPr>
+                  <m:chr m:val="∑"/>
+                  <m:limLoc m:val="undOvr"/>
+                  <m:ctrlPr>
+                    <w:rPr>
+                      <w:rFonts w:ascii="Cambria Math" w:hAnsi="Cambria Math"/>
+                      <w:i/>
+                      <w:iCs/>
+                      <w:lang w:val="en-US"/>
+                    </w:rPr>
+                  </m:ctrlPr>
+                </m:naryPr>
+                <m:sub>
+                  <m:r>
+                    <w:rPr>
+                      <w:rFonts w:ascii="Cambria Math" w:hAnsi="Cambria Math"/>
+                      <w:lang w:val="en-US"/>
+                    </w:rPr>
+                    <m:t>t=0</m:t>
+                  </m:r>
+                </m:sub>
+                <m:sup>
+                  <m:r>
+                    <w:rPr>
+                      <w:rFonts w:ascii="Cambria Math" w:hAnsi="Cambria Math"/>
+                      <w:lang w:val="en-US"/>
+                    </w:rPr>
+                    <m:t>n</m:t>
+                  </m:r>
+                </m:sup>
+                <m:e>
+                  <m:sSub>
+                    <m:sSubPr>
+                      <m:ctrlPr>
+                        <w:rPr>
+                          <w:rFonts w:ascii="Cambria Math" w:hAnsi="Cambria Math"/>
+                          <w:i/>
+                          <w:iCs/>
+                          <w:lang w:val="en-US"/>
+                        </w:rPr>
+                      </m:ctrlPr>
+                    </m:sSubPr>
+                    <m:e>
+                      <m:r>
+                        <w:rPr>
+                          <w:rFonts w:ascii="Cambria Math" w:hAnsi="Cambria Math"/>
+                          <w:lang w:val="en-US"/>
+                        </w:rPr>
+                        <m:t>CF</m:t>
+                      </m:r>
+                    </m:e>
+                    <m:sub>
+                      <m:sSub>
+                        <m:sSubPr>
+                          <m:ctrlPr>
+                            <w:rPr>
+                              <w:rFonts w:ascii="Cambria Math" w:hAnsi="Cambria Math"/>
+                              <w:i/>
+                              <w:iCs/>
+                              <w:lang w:val="en-US"/>
+                            </w:rPr>
+                          </m:ctrlPr>
+                        </m:sSubPr>
+                        <m:e>
+                          <m:r>
+                            <w:rPr>
+                              <w:rFonts w:ascii="Cambria Math" w:hAnsi="Cambria Math"/>
+                              <w:lang w:val="en-US"/>
+                            </w:rPr>
+                            <m:t>D</m:t>
+                          </m:r>
+                        </m:e>
+                        <m:sub>
+                          <m:r>
+                            <w:rPr>
+                              <w:rFonts w:ascii="Cambria Math" w:hAnsi="Cambria Math"/>
+                              <w:lang w:val="en-US"/>
+                            </w:rPr>
+                            <m:t>t</m:t>
+                          </m:r>
+                        </m:sub>
+                      </m:sSub>
+                    </m:sub>
+                  </m:sSub>
+                </m:e>
+              </m:nary>
+              <m:r>
+                <w:rPr>
+                  <w:rFonts w:ascii="Cambria Math" w:hAnsi="Cambria Math"/>
+                  <w:lang w:val="en-US"/>
+                </w:rPr>
+                <m:t>,</m:t>
+              </m:r>
+              <m:r>
+                <w:rPr>
+                  <w:rFonts w:ascii="Cambria Math" w:hAnsi="Cambria Math"/>
+                </w:rPr>
+                <m:t>#</m:t>
+              </m:r>
+              <m:d>
+                <m:dPr>
+                  <m:ctrlPr>
+                    <w:rPr>
+                      <w:rFonts w:ascii="Cambria Math" w:hAnsi="Cambria Math"/>
+                      <w:i/>
+                      <w:iCs/>
+                      <w:lang w:val="en-US"/>
+                    </w:rPr>
+                  </m:ctrlPr>
+                </m:dPr>
+                <m:e>
+                  <m:r>
+                    <w:rPr>
+                      <w:rFonts w:ascii="Cambria Math" w:hAnsi="Cambria Math"/>
+                      <w:lang w:val="en-US"/>
+                    </w:rPr>
+                    <m:t>6</m:t>
+                  </m:r>
+                </m:e>
+              </m:d>
+              <m:ctrlPr>
+                <w:rPr>
+                  <w:rFonts w:ascii="Cambria Math" w:hAnsi="Cambria Math"/>
+                  <w:i/>
+                  <w:iCs/>
+                </w:rPr>
+              </m:ctrlPr>
+            </m:e>
+          </m:eqArr>
+        </m:oMath>
+      </m:oMathPara>
+    </w:p>
+    <w:p>
+      <w:pPr>
+        <w:pStyle w:val="11"/>
+      </w:pPr>
+      <w:r>
+        <w:t xml:space="preserve">где </w:t>
+      </w:r>
+      <w:proofErr w:type="spellStart"/>
+      <w:r>
+        <w:t>CF</w:t>
+      </w:r>
+      <w:r>
+        <w:rPr>
+          <w:vertAlign w:val="subscript"/>
+        </w:rPr>
+        <w:t>D_</w:t>
+      </w:r>
+      <w:proofErr w:type="gramStart"/>
+      <w:r>
+        <w:rPr>
+          <w:vertAlign w:val="subscript"/>
+        </w:rPr>
+        <w:t>t</w:t>
+      </w:r>
+      <w:proofErr w:type="spellEnd"/>
+      <w:r>
+        <w:rPr>
+          <w:vertAlign w:val="subscript"/>
+        </w:rPr>
+        <w:t xml:space="preserve">  </w:t>
+      </w:r>
+      <w:r>
+        <w:t>—</w:t>
+      </w:r>
+      <w:proofErr w:type="gramEnd"/>
+      <w:r>
+        <w:t xml:space="preserve"> дисконтированное значение чистого денежного потока на шаге расчета t.</w:t>
+      </w:r>
+    </w:p>
+    <w:p>
+      <w:pPr>
+        <w:pStyle w:val="11"/>
+      </w:pPr>
+    </w:p>
+    <w:p>
+      <w:pPr>
+        <w:pStyle w:val="11"/>
+      </w:pPr>
+      <w:r>
+        <w:t>Для вычисления срока окупаемости проекта используется следующая формула:</w:t>
+      </w:r>
+    </w:p>
+    <w:p>
+      <w:pPr>
+        <w:pStyle w:val="11"/>
+        <w:rPr>
+          <w:rFonts w:eastAsiaTheme="minorEastAsia"/>
+          <w:lang w:val="en-US"/>
+        </w:rPr>
+      </w:pPr>
+      <m:oMathPara>
+        <m:oMath>
+          <m:eqArr>
+            <m:eqArrPr>
+              <m:maxDist m:val="1"/>
+              <m:ctrlPr>
+                <w:rPr>
+                  <w:rFonts w:ascii="Cambria Math" w:hAnsi="Cambria Math"/>
+                  <w:i/>
+                  <w:lang w:val="en-US"/>
+                </w:rPr>
+              </m:ctrlPr>
+            </m:eqArrPr>
+            <m:e>
+              <m:r>
+                <w:rPr>
+                  <w:rFonts w:ascii="Cambria Math" w:hAnsi="Cambria Math"/>
+                </w:rPr>
+                <m:t>P</m:t>
+              </m:r>
+              <m:r>
+                <w:rPr>
+                  <w:rFonts w:ascii="Cambria Math" w:hAnsi="Cambria Math"/>
+                  <w:lang w:val="en-US"/>
+                </w:rPr>
+                <m:t>Pd</m:t>
+              </m:r>
+              <m:r>
+                <w:rPr>
+                  <w:rFonts w:ascii="Cambria Math" w:hAnsi="Cambria Math"/>
+                </w:rPr>
+                <m:t>=</m:t>
+              </m:r>
+              <m:r>
+                <w:rPr>
+                  <w:rFonts w:ascii="Cambria Math" w:hAnsi="Cambria Math"/>
+                  <w:lang w:val="en-US"/>
+                </w:rPr>
+                <m:t>t</m:t>
+              </m:r>
+              <m:r>
+                <w:rPr>
+                  <w:rFonts w:ascii="Cambria Math" w:hAnsi="Cambria Math"/>
+                </w:rPr>
+                <m:t xml:space="preserve">+ </m:t>
+              </m:r>
+              <m:f>
+                <m:fPr>
+                  <m:ctrlPr>
+                    <w:rPr>
+                      <w:rFonts w:ascii="Cambria Math" w:hAnsi="Cambria Math"/>
+                      <w:i/>
+                      <w:lang w:val="en-US"/>
+                    </w:rPr>
+                  </m:ctrlPr>
+                </m:fPr>
+                <m:num>
+                  <m:r>
+                    <w:rPr>
+                      <w:rFonts w:ascii="Cambria Math" w:hAnsi="Cambria Math"/>
+                    </w:rPr>
+                    <m:t>|</m:t>
+                  </m:r>
+                  <m:sSub>
+                    <m:sSubPr>
+                      <m:ctrlPr>
+                        <w:rPr>
+                          <w:rFonts w:ascii="Cambria Math" w:hAnsi="Cambria Math"/>
+                          <w:i/>
+                          <w:lang w:val="en-US"/>
+                        </w:rPr>
+                      </m:ctrlPr>
+                    </m:sSubPr>
+                    <m:e>
+                      <m:r>
+                        <w:rPr>
+                          <w:rFonts w:ascii="Cambria Math" w:hAnsi="Cambria Math"/>
+                          <w:lang w:val="en-US"/>
+                        </w:rPr>
+                        <m:t>CF</m:t>
+                      </m:r>
+                    </m:e>
+                    <m:sub>
+                      <m:sSub>
+                        <m:sSubPr>
+                          <m:ctrlPr>
+                            <w:rPr>
+                              <w:rFonts w:ascii="Cambria Math" w:hAnsi="Cambria Math"/>
+                              <w:i/>
+                            </w:rPr>
+                          </m:ctrlPr>
+                        </m:sSubPr>
+                        <m:e>
+                          <m:r>
+                            <w:rPr>
+                              <w:rFonts w:ascii="Cambria Math" w:hAnsi="Cambria Math"/>
+                              <w:lang w:val="en-US"/>
+                            </w:rPr>
+                            <m:t>D</m:t>
+                          </m:r>
+                          <m:ctrlPr>
+                            <w:rPr>
+                              <w:rFonts w:ascii="Cambria Math" w:hAnsi="Cambria Math"/>
+                              <w:i/>
+                              <w:lang w:val="en-US"/>
+                            </w:rPr>
+                          </m:ctrlPr>
+                        </m:e>
+                        <m:sub>
+                          <m:sSub>
+                            <m:sSubPr>
+                              <m:ctrlPr>
+                                <w:rPr>
+                                  <w:rFonts w:ascii="Cambria Math" w:hAnsi="Cambria Math"/>
+                                  <w:i/>
+                                </w:rPr>
+                              </m:ctrlPr>
+                            </m:sSubPr>
+                            <m:e>
+                              <m:r>
+                                <w:rPr>
+                                  <w:rFonts w:ascii="Cambria Math" w:hAnsi="Cambria Math"/>
+                                  <w:lang w:val="en-US"/>
+                                </w:rPr>
+                                <m:t>C</m:t>
+                              </m:r>
+                            </m:e>
+                            <m:sub>
+                              <m:r>
+                                <w:rPr>
+                                  <w:rFonts w:ascii="Cambria Math" w:hAnsi="Cambria Math"/>
+                                  <w:lang w:val="en-US"/>
+                                </w:rPr>
+                                <m:t>t</m:t>
+                              </m:r>
+                            </m:sub>
+                          </m:sSub>
+                        </m:sub>
+                      </m:sSub>
+                    </m:sub>
+                  </m:sSub>
+                  <m:r>
+                    <w:rPr>
+                      <w:rFonts w:ascii="Cambria Math" w:hAnsi="Cambria Math"/>
+                      <w:lang w:val="en-US"/>
+                    </w:rPr>
+                    <m:t>|</m:t>
+                  </m:r>
+                </m:num>
+                <m:den>
+                  <m:sSub>
+                    <m:sSubPr>
+                      <m:ctrlPr>
+                        <w:rPr>
+                          <w:rFonts w:ascii="Cambria Math" w:hAnsi="Cambria Math"/>
+                          <w:i/>
+                          <w:lang w:val="en-US"/>
+                        </w:rPr>
+                      </m:ctrlPr>
+                    </m:sSubPr>
+                    <m:e>
+                      <m:r>
+                        <w:rPr>
+                          <w:rFonts w:ascii="Cambria Math" w:hAnsi="Cambria Math"/>
+                          <w:lang w:val="en-US"/>
+                        </w:rPr>
+                        <m:t>CF</m:t>
+                      </m:r>
+                    </m:e>
+                    <m:sub>
+                      <m:sSub>
+                        <m:sSubPr>
+                          <m:ctrlPr>
+                            <w:rPr>
+                              <w:rFonts w:ascii="Cambria Math" w:hAnsi="Cambria Math"/>
+                              <w:i/>
+                            </w:rPr>
+                          </m:ctrlPr>
+                        </m:sSubPr>
+                        <m:e>
+                          <m:r>
+                            <w:rPr>
+                              <w:rFonts w:ascii="Cambria Math" w:hAnsi="Cambria Math"/>
+                              <w:lang w:val="en-US"/>
+                            </w:rPr>
+                            <m:t>D</m:t>
+                          </m:r>
+                          <m:ctrlPr>
+                            <w:rPr>
+                              <w:rFonts w:ascii="Cambria Math" w:hAnsi="Cambria Math"/>
+                              <w:i/>
+                              <w:lang w:val="en-US"/>
+                            </w:rPr>
+                          </m:ctrlPr>
+                        </m:e>
+                        <m:sub>
+                          <m:r>
+                            <w:rPr>
+                              <w:rFonts w:ascii="Cambria Math" w:hAnsi="Cambria Math"/>
+                              <w:lang w:val="en-US"/>
+                            </w:rPr>
+                            <m:t>t</m:t>
+                          </m:r>
+                        </m:sub>
+                      </m:sSub>
+                      <m:r>
+                        <w:rPr>
+                          <w:rFonts w:ascii="Cambria Math" w:hAnsi="Cambria Math"/>
+                        </w:rPr>
+                        <m:t>+1</m:t>
+                      </m:r>
+                    </m:sub>
+                  </m:sSub>
+                </m:den>
+              </m:f>
+              <m:r>
+                <w:rPr>
+                  <w:rFonts w:ascii="Cambria Math" w:hAnsi="Cambria Math"/>
+                  <w:lang w:val="en-US"/>
+                </w:rPr>
+                <m:t>,</m:t>
+              </m:r>
+              <m:r>
+                <w:rPr>
+                  <w:rFonts w:ascii="Cambria Math" w:hAnsi="Cambria Math"/>
+                </w:rPr>
+                <m:t xml:space="preserve"> </m:t>
+              </m:r>
+              <m:d>
+                <m:dPr>
+                  <m:ctrlPr>
+                    <w:rPr>
+                      <w:rFonts w:ascii="Cambria Math" w:hAnsi="Cambria Math"/>
+                      <w:i/>
+                      <w:lang w:val="en-US"/>
+                    </w:rPr>
+                  </m:ctrlPr>
+                </m:dPr>
+                <m:e>
+                  <m:r>
+                    <w:rPr>
+                      <w:rFonts w:ascii="Cambria Math" w:hAnsi="Cambria Math"/>
+                      <w:lang w:val="en-US"/>
+                    </w:rPr>
+                    <m:t>7</m:t>
+                  </m:r>
+                </m:e>
+              </m:d>
+              <m:ctrlPr>
+                <w:rPr>
+                  <w:rFonts w:ascii="Cambria Math" w:hAnsi="Cambria Math"/>
+                  <w:i/>
+                </w:rPr>
+              </m:ctrlPr>
+            </m:e>
+          </m:eqArr>
+        </m:oMath>
+      </m:oMathPara>
+    </w:p>
+    <w:p>
+      <w:pPr>
+        <w:pStyle w:val="11"/>
+        <w:rPr>
+          <w:rFonts w:eastAsiaTheme="minorEastAsia"/>
+          <w:lang w:val="en-US"/>
+        </w:rPr>
+      </w:pPr>
+    </w:p>
+    <w:p>
+      <w:pPr>
+        <w:pStyle w:val="11"/>
+      </w:pPr>
+      <w:r>
+        <w:t>где |</w:t>
+      </w:r>
+      <w:proofErr w:type="spellStart"/>
+      <w:r>
+        <w:t>CF</w:t>
+      </w:r>
+      <w:r>
+        <w:rPr>
+          <w:vertAlign w:val="subscript"/>
+        </w:rPr>
+        <w:t>D_C_t</w:t>
+      </w:r>
+      <w:proofErr w:type="spellEnd"/>
+      <w:r>
+        <w:t xml:space="preserve">|– дисконтированный чистый денежный поток нарастающим итогом шагов расчета t, взятый по модулю. </w:t>
+      </w:r>
+    </w:p>
+    <w:p>
+      <w:pPr>
+        <w:pStyle w:val="11"/>
+      </w:pPr>
+      <w:r>
+        <w:t>CF</w:t>
+      </w:r>
+      <w:r>
+        <w:rPr>
+          <w:vertAlign w:val="subscript"/>
+        </w:rPr>
+        <w:t>D_t+1</w:t>
+      </w:r>
+      <w:r>
+        <w:t xml:space="preserve"> — значение дисконтированного чистого денежного потока на шаге расчета t+1.</w:t>
+      </w:r>
+    </w:p>
+    <w:p>
+      <w:pPr>
+        <w:pStyle w:val="11"/>
+      </w:pPr>
+    </w:p>
+    <w:p>
+      <w:pPr>
+        <w:pStyle w:val="11"/>
+      </w:pPr>
+      <w:r>
+        <w:br w:type="page"/>
+      </w:r>
+      <w:r>
+        <w:lastRenderedPageBreak/>
+        <w:t xml:space="preserve">Расчеты, необходимые для определения указанных показателей, сведены в таблицу 1. </w:t>
+      </w:r>
+    </w:p>
+    <w:p>
+      <w:pPr>
+        <w:pStyle w:val="11"/>
+      </w:pPr>
+    </w:p>
+    <w:p>
+      <w:pPr>
+        <w:pStyle w:val="11"/>
+      </w:pPr>
+      <w:r>
+        <w:t xml:space="preserve">Таблица 1 - Расчет дисконтированных денежных потоков проекта, </w:t>
+      </w:r>
+      <w:proofErr w:type="spellStart"/>
+      <w:r>
+        <w:t>тыс.руб</w:t>
+      </w:r>
+      <w:proofErr w:type="spellEnd"/>
+      <w:r>
+        <w:t>.</w:t>
+      </w:r>
+    </w:p>
+    <w:tbl>
+      <w:tblPr>
+        <w:tblW w:w="9176" w:type="dxa"/>
+        <w:jc w:val="center"/>
+        <w:tblLook w:val="04A0" w:firstRow="1" w:lastRow="0" w:firstColumn="1" w:lastColumn="0" w:noHBand="0" w:noVBand="1"/>
+      </w:tblPr>
+      <w:tblGrid>
+        <w:gridCol w:w="566"/>
+        <w:gridCol w:w="2980"/>
+        <w:gridCol w:w="1126"/>
+        <w:gridCol w:w="1126"/>
+        <w:gridCol w:w="1126"/>
+        <w:gridCol w:w="1126"/>
+        <w:gridCol w:w="1126"/>
+      </w:tblGrid>
+      <w:tr>
+        <w:trPr>
+          <w:trHeight w:val="315"/>
+          <w:jc w:val="center"/>
+        </w:trPr>
+        <w:tc>
+          <w:tcPr>
+            <w:tcW w:w="566" w:type="dxa"/>
+            <w:tcBorders>
+              <w:top w:val="single" w:sz="4" w:space="0" w:color="auto"/>
+              <w:left w:val="single" w:sz="4" w:space="0" w:color="auto"/>
+              <w:bottom w:val="single" w:sz="4" w:space="0" w:color="auto"/>
+              <w:right w:val="single" w:sz="4" w:space="0" w:color="auto"/>
+            </w:tcBorders>
+            <w:noWrap/>
+            <w:vAlign w:val="bottom"/>
+          </w:tcPr>
+          <w:p>
+            <w:pPr>
+              <w:pStyle w:val="11"/>
+              <w:ind w:firstLine="0"/>
+              <w:rPr>
+                <w:color w:val="000000"/>
+              </w:rPr>
+            </w:pPr>
+            <w:r>
+              <w:rPr>
+                <w:color w:val="000000"/>
+              </w:rPr>
+              <w:t>№</w:t>
+            </w:r>
+          </w:p>
+        </w:tc>
+        <w:tc>
+          <w:tcPr>
+            <w:tcW w:w="2980" w:type="dxa"/>
+            <w:tcBorders>
+              <w:top w:val="single" w:sz="4" w:space="0" w:color="auto"/>
+              <w:left w:val="nil"/>
+              <w:bottom w:val="single" w:sz="4" w:space="0" w:color="auto"/>
+              <w:right w:val="single" w:sz="4" w:space="0" w:color="auto"/>
+            </w:tcBorders>
+            <w:noWrap/>
+            <w:vAlign w:val="bottom"/>
+          </w:tcPr>
+          <w:p>
+            <w:pPr>
+              <w:pStyle w:val="11"/>
+              <w:ind w:firstLine="0"/>
+              <w:rPr>
+                <w:color w:val="000000"/>
+              </w:rPr>
+            </w:pPr>
+            <w:r>
+              <w:rPr>
+                <w:color w:val="000000"/>
+              </w:rPr>
+              <w:t>Показатели</w:t>
+            </w:r>
+          </w:p>
+        </w:tc>
+        <w:tc>
+          <w:tcPr>
+            <w:tcW w:w="1126" w:type="dxa"/>
+            <w:tcBorders>
+              <w:top w:val="single" w:sz="4" w:space="0" w:color="auto"/>
+              <w:left w:val="nil"/>
+              <w:bottom w:val="single" w:sz="4" w:space="0" w:color="auto"/>
+              <w:right w:val="single" w:sz="4" w:space="0" w:color="auto"/>
+            </w:tcBorders>
+            <w:noWrap/>
+            <w:vAlign w:val="bottom"/>
+          </w:tcPr>
+          <w:p>
+            <w:pPr>
+              <w:pStyle w:val="11"/>
+              <w:ind w:firstLine="0"/>
+              <w:rPr>
+                <w:color w:val="000000"/>
+              </w:rPr>
+            </w:pPr>
+            <w:r>
+              <w:rPr>
+                <w:color w:val="000000"/>
+              </w:rPr>
+              <w:t>202</w:t>
+            </w:r>
+            <w:r>
+              <w:rPr>
+                <w:color w:val="000000"/>
+              </w:rPr>
+              <w:t>6</w:t>
+            </w:r>
+          </w:p>
+        </w:tc>
+        <w:tc>
+          <w:tcPr>
+            <w:tcW w:w="1126" w:type="dxa"/>
+            <w:tcBorders>
+              <w:top w:val="single" w:sz="4" w:space="0" w:color="auto"/>
+              <w:left w:val="nil"/>
+              <w:bottom w:val="single" w:sz="4" w:space="0" w:color="auto"/>
+              <w:right w:val="single" w:sz="4" w:space="0" w:color="auto"/>
+            </w:tcBorders>
+            <w:noWrap/>
+            <w:vAlign w:val="bottom"/>
+          </w:tcPr>
+          <w:p>
+            <w:pPr>
+              <w:pStyle w:val="11"/>
+              <w:ind w:firstLine="0"/>
+              <w:rPr>
+                <w:color w:val="000000"/>
+              </w:rPr>
+            </w:pPr>
+            <w:r>
+              <w:rPr>
+                <w:color w:val="000000"/>
+              </w:rPr>
+              <w:t>2025</w:t>
+            </w:r>
+          </w:p>
+        </w:tc>
+        <w:tc>
+          <w:tcPr>
+            <w:tcW w:w="1126" w:type="dxa"/>
+            <w:tcBorders>
+              <w:top w:val="single" w:sz="4" w:space="0" w:color="auto"/>
+              <w:left w:val="nil"/>
+              <w:bottom w:val="single" w:sz="4" w:space="0" w:color="auto"/>
+              <w:right w:val="single" w:sz="4" w:space="0" w:color="auto"/>
+            </w:tcBorders>
+            <w:noWrap/>
+            <w:vAlign w:val="bottom"/>
+          </w:tcPr>
+          <w:p>
+            <w:pPr>
+              <w:pStyle w:val="11"/>
+              <w:ind w:firstLine="0"/>
+              <w:rPr>
+                <w:color w:val="000000"/>
+              </w:rPr>
+            </w:pPr>
+            <w:r>
+              <w:rPr>
+                <w:color w:val="000000"/>
+              </w:rPr>
+              <w:t>2026</w:t>
+            </w:r>
+          </w:p>
+        </w:tc>
+        <w:tc>
+          <w:tcPr>
+            <w:tcW w:w="1126" w:type="dxa"/>
+            <w:tcBorders>
+              <w:top w:val="single" w:sz="4" w:space="0" w:color="auto"/>
+              <w:left w:val="nil"/>
+              <w:bottom w:val="single" w:sz="4" w:space="0" w:color="auto"/>
+              <w:right w:val="single" w:sz="4" w:space="0" w:color="auto"/>
+            </w:tcBorders>
+            <w:noWrap/>
+            <w:vAlign w:val="bottom"/>
+          </w:tcPr>
+          <w:p>
+            <w:pPr>
+              <w:pStyle w:val="11"/>
+              <w:ind w:firstLine="0"/>
+              <w:rPr>
+                <w:color w:val="000000"/>
+              </w:rPr>
+            </w:pPr>
+            <w:r>
+              <w:rPr>
+                <w:color w:val="000000"/>
+              </w:rPr>
+              <w:t>2027</w:t>
+            </w:r>
+          </w:p>
+        </w:tc>
+        <w:tc>
+          <w:tcPr>
+            <w:tcW w:w="1126" w:type="dxa"/>
+            <w:tcBorders>
+              <w:top w:val="single" w:sz="4" w:space="0" w:color="auto"/>
+              <w:left w:val="nil"/>
+              <w:bottom w:val="single" w:sz="4" w:space="0" w:color="auto"/>
+              <w:right w:val="single" w:sz="4" w:space="0" w:color="auto"/>
+            </w:tcBorders>
+          </w:tcPr>
+          <w:p>
+            <w:pPr>
+              <w:pStyle w:val="11"/>
+              <w:ind w:firstLine="0"/>
+              <w:rPr>
+                <w:color w:val="000000"/>
+              </w:rPr>
+            </w:pPr>
+            <w:r>
+              <w:rPr>
+                <w:color w:val="000000"/>
+              </w:rPr>
+              <w:t>2028</w:t>
+            </w:r>
+          </w:p>
+        </w:tc>
+      </w:tr>
+      <w:tr>
+        <w:trPr>
+          <w:trHeight w:val="315"/>
+          <w:jc w:val="center"/>
+        </w:trPr>
+        <w:tc>
+          <w:tcPr>
+            <w:tcW w:w="566" w:type="dxa"/>
+            <w:tcBorders>
+              <w:top w:val="nil"/>
+              <w:left w:val="single" w:sz="4" w:space="0" w:color="auto"/>
+              <w:bottom w:val="single" w:sz="4" w:space="0" w:color="auto"/>
+              <w:right w:val="single" w:sz="4" w:space="0" w:color="auto"/>
+            </w:tcBorders>
+            <w:noWrap/>
+          </w:tcPr>
+          <w:p>
+            <w:pPr>
+              <w:pStyle w:val="11"/>
+              <w:ind w:firstLine="0"/>
+              <w:rPr>
+                <w:color w:val="000000"/>
+              </w:rPr>
+            </w:pPr>
+            <w:r>
+              <w:rPr>
+                <w:color w:val="000000"/>
+              </w:rPr>
+              <w:t>1</w:t>
+            </w:r>
+          </w:p>
+        </w:tc>
+        <w:tc>
+          <w:tcPr>
+            <w:tcW w:w="2980" w:type="dxa"/>
+            <w:tcBorders>
+              <w:top w:val="nil"/>
+              <w:left w:val="nil"/>
+              <w:bottom w:val="single" w:sz="4" w:space="0" w:color="auto"/>
+              <w:right w:val="single" w:sz="4" w:space="0" w:color="auto"/>
+            </w:tcBorders>
+            <w:vAlign w:val="center"/>
+          </w:tcPr>
+          <w:p>
+            <w:pPr>
+              <w:pStyle w:val="11"/>
+              <w:ind w:firstLine="0"/>
+              <w:rPr>
+                <w:b/>
+                <w:color w:val="000000"/>
+                <w:lang w:val="en-US"/>
+              </w:rPr>
+            </w:pPr>
+            <w:r>
+              <w:rPr>
+                <w:b/>
+                <w:color w:val="000000"/>
+                <w:lang w:val="en-US"/>
+              </w:rPr>
+              <w:t>t</w:t>
+            </w:r>
+          </w:p>
+        </w:tc>
+        <w:tc>
+          <w:tcPr>
+            <w:tcW w:w="1126" w:type="dxa"/>
+            <w:tcBorders>
+              <w:top w:val="nil"/>
+              <w:left w:val="nil"/>
+              <w:bottom w:val="single" w:sz="4" w:space="0" w:color="auto"/>
+              <w:right w:val="single" w:sz="4" w:space="0" w:color="auto"/>
+            </w:tcBorders>
+            <w:noWrap/>
+            <w:vAlign w:val="bottom"/>
+          </w:tcPr>
+          <w:p>
+            <w:pPr>
+              <w:pStyle w:val="11"/>
+              <w:ind w:firstLine="0"/>
+              <w:rPr>
+                <w:color w:val="000000"/>
+              </w:rPr>
+            </w:pPr>
+            <w:r>
+              <w:rPr>
+                <w:color w:val="000000"/>
+              </w:rPr>
+              <w:t>0</w:t>
+            </w:r>
+          </w:p>
+        </w:tc>
+        <w:tc>
+          <w:tcPr>
+            <w:tcW w:w="1126" w:type="dxa"/>
+            <w:tcBorders>
+              <w:top w:val="nil"/>
+              <w:left w:val="nil"/>
+              <w:bottom w:val="single" w:sz="4" w:space="0" w:color="auto"/>
+              <w:right w:val="single" w:sz="4" w:space="0" w:color="auto"/>
+            </w:tcBorders>
+            <w:noWrap/>
+            <w:vAlign w:val="bottom"/>
+          </w:tcPr>
+          <w:p>
+            <w:pPr>
+              <w:pStyle w:val="11"/>
+              <w:ind w:firstLine="0"/>
+              <w:rPr>
+                <w:color w:val="000000"/>
+              </w:rPr>
+            </w:pPr>
+            <w:r>
+              <w:rPr>
+                <w:color w:val="000000"/>
+              </w:rPr>
+              <w:t>1</w:t>
+            </w:r>
+          </w:p>
+        </w:tc>
+        <w:tc>
+          <w:tcPr>
+            <w:tcW w:w="1126" w:type="dxa"/>
+            <w:tcBorders>
+              <w:top w:val="nil"/>
+              <w:left w:val="nil"/>
+              <w:bottom w:val="single" w:sz="4" w:space="0" w:color="auto"/>
+              <w:right w:val="single" w:sz="4" w:space="0" w:color="auto"/>
+            </w:tcBorders>
+            <w:noWrap/>
+            <w:vAlign w:val="bottom"/>
+          </w:tcPr>
+          <w:p>
+            <w:pPr>
+              <w:pStyle w:val="11"/>
+              <w:ind w:firstLine="0"/>
+              <w:rPr>
+                <w:color w:val="000000"/>
+              </w:rPr>
+            </w:pPr>
+            <w:r>
+              <w:rPr>
+                <w:color w:val="000000"/>
+              </w:rPr>
+              <w:t>2</w:t>
+            </w:r>
+          </w:p>
+        </w:tc>
+        <w:tc>
+          <w:tcPr>
+            <w:tcW w:w="1126" w:type="dxa"/>
+            <w:tcBorders>
+              <w:top w:val="nil"/>
+              <w:left w:val="nil"/>
+              <w:bottom w:val="single" w:sz="4" w:space="0" w:color="auto"/>
+              <w:right w:val="single" w:sz="4" w:space="0" w:color="auto"/>
+            </w:tcBorders>
+            <w:noWrap/>
+            <w:vAlign w:val="bottom"/>
+          </w:tcPr>
+          <w:p>
+            <w:pPr>
+              <w:pStyle w:val="11"/>
+              <w:ind w:firstLine="0"/>
+              <w:rPr>
+                <w:color w:val="000000"/>
+              </w:rPr>
+            </w:pPr>
+            <w:r>
+              <w:rPr>
+                <w:color w:val="000000"/>
+              </w:rPr>
+              <w:t>3</w:t>
+            </w:r>
+          </w:p>
+        </w:tc>
+        <w:tc>
+          <w:tcPr>
+            <w:tcW w:w="1126" w:type="dxa"/>
+            <w:tcBorders>
+              <w:top w:val="nil"/>
+              <w:left w:val="nil"/>
+              <w:bottom w:val="single" w:sz="4" w:space="0" w:color="auto"/>
+              <w:right w:val="single" w:sz="4" w:space="0" w:color="auto"/>
+            </w:tcBorders>
+          </w:tcPr>
+          <w:p>
+            <w:pPr>
+              <w:pStyle w:val="11"/>
+              <w:ind w:firstLine="0"/>
+              <w:rPr>
+                <w:color w:val="000000"/>
+              </w:rPr>
+            </w:pPr>
+            <w:r>
+              <w:rPr>
+                <w:color w:val="000000"/>
+              </w:rPr>
+              <w:t>4</w:t>
+            </w:r>
+          </w:p>
+        </w:tc>
+      </w:tr>
+      <w:tr>
+        <w:trPr>
+          <w:trHeight w:val="315"/>
+          <w:jc w:val="center"/>
+        </w:trPr>
+        <w:tc>
+          <w:tcPr>
+            <w:tcW w:w="566" w:type="dxa"/>
+            <w:tcBorders>
+              <w:top w:val="nil"/>
+              <w:left w:val="single" w:sz="4" w:space="0" w:color="auto"/>
+              <w:bottom w:val="single" w:sz="4" w:space="0" w:color="auto"/>
+              <w:right w:val="single" w:sz="4" w:space="0" w:color="auto"/>
+            </w:tcBorders>
+            <w:noWrap/>
+          </w:tcPr>
+          <w:p>
+            <w:pPr>
+              <w:pStyle w:val="11"/>
+              <w:ind w:firstLine="0"/>
+              <w:rPr>
+                <w:color w:val="000000"/>
+              </w:rPr>
+            </w:pPr>
+            <w:r>
+              <w:rPr>
+                <w:color w:val="000000"/>
+              </w:rPr>
+              <w:t>2</w:t>
+            </w:r>
+          </w:p>
+        </w:tc>
+        <w:tc>
+          <w:tcPr>
+            <w:tcW w:w="2980" w:type="dxa"/>
+            <w:tcBorders>
+              <w:top w:val="nil"/>
+              <w:left w:val="nil"/>
+              <w:bottom w:val="single" w:sz="4" w:space="0" w:color="auto"/>
+              <w:right w:val="single" w:sz="4" w:space="0" w:color="auto"/>
+            </w:tcBorders>
+            <w:vAlign w:val="center"/>
+          </w:tcPr>
+          <w:p>
+            <w:pPr>
+              <w:pStyle w:val="11"/>
+              <w:ind w:firstLine="0"/>
+              <w:rPr>
+                <w:color w:val="000000"/>
+                <w:lang w:val="en-US"/>
+              </w:rPr>
+            </w:pPr>
+            <w:r>
+              <w:rPr>
+                <w:color w:val="000000"/>
+              </w:rPr>
+              <w:t>Стоимость внедрения системы (К</w:t>
+            </w:r>
+            <w:r>
+              <w:rPr>
+                <w:color w:val="000000"/>
+                <w:lang w:val="en-US"/>
+              </w:rPr>
+              <w:t>t)</w:t>
+            </w:r>
+          </w:p>
+        </w:tc>
+        <w:tc>
+          <w:tcPr>
+            <w:tcW w:w="1126" w:type="dxa"/>
+            <w:tcBorders>
+              <w:top w:val="nil"/>
+              <w:left w:val="nil"/>
+              <w:bottom w:val="single" w:sz="4" w:space="0" w:color="auto"/>
+              <w:right w:val="single" w:sz="4" w:space="0" w:color="auto"/>
+            </w:tcBorders>
+            <w:noWrap/>
+          </w:tcPr>
+          <w:p>
+            <w:pPr>
+              <w:pStyle w:val="11"/>
+              <w:ind w:firstLine="0"/>
+            </w:pPr>
+            <w:r>
+              <w:t>237,70</w:t>
+            </w:r>
+          </w:p>
+        </w:tc>
+        <w:tc>
+          <w:tcPr>
+            <w:tcW w:w="1126" w:type="dxa"/>
+            <w:tcBorders>
+              <w:top w:val="nil"/>
+              <w:left w:val="nil"/>
+              <w:bottom w:val="single" w:sz="4" w:space="0" w:color="auto"/>
+              <w:right w:val="single" w:sz="4" w:space="0" w:color="auto"/>
+            </w:tcBorders>
+            <w:noWrap/>
+          </w:tcPr>
+          <w:p>
+            <w:pPr>
+              <w:pStyle w:val="11"/>
+              <w:ind w:firstLine="0"/>
+            </w:pPr>
+          </w:p>
+        </w:tc>
+        <w:tc>
+          <w:tcPr>
+            <w:tcW w:w="1126" w:type="dxa"/>
+            <w:tcBorders>
+              <w:top w:val="nil"/>
+              <w:left w:val="nil"/>
+              <w:bottom w:val="single" w:sz="4" w:space="0" w:color="auto"/>
+              <w:right w:val="single" w:sz="4" w:space="0" w:color="auto"/>
+            </w:tcBorders>
+            <w:noWrap/>
+          </w:tcPr>
+          <w:p>
+            <w:pPr>
+              <w:pStyle w:val="11"/>
+              <w:ind w:firstLine="0"/>
+            </w:pPr>
+          </w:p>
+        </w:tc>
+        <w:tc>
+          <w:tcPr>
+            <w:tcW w:w="1126" w:type="dxa"/>
+            <w:tcBorders>
+              <w:top w:val="nil"/>
+              <w:left w:val="nil"/>
+              <w:bottom w:val="single" w:sz="4" w:space="0" w:color="auto"/>
+              <w:right w:val="single" w:sz="4" w:space="0" w:color="auto"/>
+            </w:tcBorders>
+            <w:noWrap/>
+          </w:tcPr>
+          <w:p>
+            <w:pPr>
+              <w:pStyle w:val="11"/>
+              <w:ind w:firstLine="0"/>
+            </w:pPr>
+          </w:p>
+        </w:tc>
+        <w:tc>
+          <w:tcPr>
+            <w:tcW w:w="1126" w:type="dxa"/>
+            <w:tcBorders>
+              <w:top w:val="nil"/>
+              <w:left w:val="nil"/>
+              <w:bottom w:val="single" w:sz="4" w:space="0" w:color="auto"/>
+              <w:right w:val="single" w:sz="4" w:space="0" w:color="auto"/>
+            </w:tcBorders>
+          </w:tcPr>
+          <w:p>
+            <w:pPr>
+              <w:pStyle w:val="11"/>
+              <w:ind w:firstLine="0"/>
+            </w:pPr>
+          </w:p>
+        </w:tc>
+      </w:tr>
+      <w:tr>
+        <w:trPr>
+          <w:trHeight w:val="315"/>
+          <w:jc w:val="center"/>
+        </w:trPr>
+        <w:tc>
+          <w:tcPr>
+            <w:tcW w:w="566" w:type="dxa"/>
+            <w:tcBorders>
+              <w:top w:val="nil"/>
+              <w:left w:val="single" w:sz="4" w:space="0" w:color="auto"/>
+              <w:bottom w:val="single" w:sz="4" w:space="0" w:color="auto"/>
+              <w:right w:val="single" w:sz="4" w:space="0" w:color="auto"/>
+            </w:tcBorders>
+            <w:noWrap/>
+          </w:tcPr>
+          <w:p>
+            <w:pPr>
+              <w:pStyle w:val="11"/>
+              <w:ind w:firstLine="0"/>
+              <w:rPr>
+                <w:color w:val="000000"/>
+              </w:rPr>
+            </w:pPr>
+            <w:r>
+              <w:rPr>
+                <w:color w:val="000000"/>
+              </w:rPr>
+              <w:t>3</w:t>
+            </w:r>
+          </w:p>
+        </w:tc>
+        <w:tc>
+          <w:tcPr>
+            <w:tcW w:w="2980" w:type="dxa"/>
+            <w:tcBorders>
+              <w:top w:val="nil"/>
+              <w:left w:val="nil"/>
+              <w:bottom w:val="single" w:sz="4" w:space="0" w:color="auto"/>
+              <w:right w:val="single" w:sz="4" w:space="0" w:color="auto"/>
+            </w:tcBorders>
+            <w:vAlign w:val="center"/>
+          </w:tcPr>
+          <w:p>
+            <w:pPr>
+              <w:pStyle w:val="11"/>
+              <w:ind w:firstLine="0"/>
+              <w:rPr>
+                <w:color w:val="000000"/>
+              </w:rPr>
+            </w:pPr>
+            <w:r>
+              <w:rPr>
+                <w:color w:val="000000"/>
+              </w:rPr>
+              <w:t xml:space="preserve">Затраты на </w:t>
+            </w:r>
+            <w:r>
+              <w:rPr>
+                <w:color w:val="000000"/>
+              </w:rPr>
+              <w:t>сопровождение</w:t>
+            </w:r>
+          </w:p>
+        </w:tc>
+        <w:tc>
+          <w:tcPr>
+            <w:tcW w:w="1126" w:type="dxa"/>
+            <w:tcBorders>
+              <w:top w:val="nil"/>
+              <w:left w:val="nil"/>
+              <w:bottom w:val="single" w:sz="4" w:space="0" w:color="auto"/>
+              <w:right w:val="single" w:sz="4" w:space="0" w:color="auto"/>
+            </w:tcBorders>
+            <w:noWrap/>
+          </w:tcPr>
+          <w:p>
+            <w:pPr>
+              <w:pStyle w:val="11"/>
+              <w:ind w:firstLine="0"/>
+            </w:pPr>
+            <w:r>
+              <w:t>6,02</w:t>
+            </w:r>
+          </w:p>
+        </w:tc>
+        <w:tc>
+          <w:tcPr>
+            <w:tcW w:w="1126" w:type="dxa"/>
+            <w:tcBorders>
+              <w:top w:val="nil"/>
+              <w:left w:val="nil"/>
+              <w:bottom w:val="single" w:sz="4" w:space="0" w:color="auto"/>
+              <w:right w:val="single" w:sz="4" w:space="0" w:color="auto"/>
+            </w:tcBorders>
+            <w:noWrap/>
+          </w:tcPr>
+          <w:p>
+            <w:pPr>
+              <w:pStyle w:val="11"/>
+              <w:ind w:firstLine="0"/>
+            </w:pPr>
+            <w:r>
+              <w:t>6,02</w:t>
+            </w:r>
+          </w:p>
+        </w:tc>
+        <w:tc>
+          <w:tcPr>
+            <w:tcW w:w="1126" w:type="dxa"/>
+            <w:tcBorders>
+              <w:top w:val="nil"/>
+              <w:left w:val="nil"/>
+              <w:bottom w:val="single" w:sz="4" w:space="0" w:color="auto"/>
+              <w:right w:val="single" w:sz="4" w:space="0" w:color="auto"/>
+            </w:tcBorders>
+            <w:noWrap/>
+          </w:tcPr>
+          <w:p>
+            <w:pPr>
+              <w:pStyle w:val="11"/>
+              <w:ind w:firstLine="0"/>
+            </w:pPr>
+            <w:r>
+              <w:t>6,02</w:t>
+            </w:r>
+          </w:p>
+        </w:tc>
+        <w:tc>
+          <w:tcPr>
+            <w:tcW w:w="1126" w:type="dxa"/>
+            <w:tcBorders>
+              <w:top w:val="nil"/>
+              <w:left w:val="nil"/>
+              <w:bottom w:val="single" w:sz="4" w:space="0" w:color="auto"/>
+              <w:right w:val="single" w:sz="4" w:space="0" w:color="auto"/>
+            </w:tcBorders>
+            <w:noWrap/>
+          </w:tcPr>
+          <w:p>
+            <w:pPr>
+              <w:pStyle w:val="11"/>
+              <w:ind w:firstLine="0"/>
+            </w:pPr>
+            <w:r>
+              <w:t>6,02</w:t>
+            </w:r>
+          </w:p>
+        </w:tc>
+        <w:tc>
+          <w:tcPr>
+            <w:tcW w:w="1126" w:type="dxa"/>
+            <w:tcBorders>
+              <w:top w:val="nil"/>
+              <w:left w:val="nil"/>
+              <w:bottom w:val="single" w:sz="4" w:space="0" w:color="auto"/>
+              <w:right w:val="single" w:sz="4" w:space="0" w:color="auto"/>
+            </w:tcBorders>
+          </w:tcPr>
+          <w:p>
+            <w:pPr>
+              <w:pStyle w:val="11"/>
+              <w:ind w:firstLine="0"/>
+            </w:pPr>
+            <w:r>
+              <w:t>6,02</w:t>
+            </w:r>
+          </w:p>
+        </w:tc>
+      </w:tr>
+      <w:tr>
+        <w:trPr>
+          <w:trHeight w:val="315"/>
+          <w:jc w:val="center"/>
+        </w:trPr>
+        <w:tc>
+          <w:tcPr>
+            <w:tcW w:w="566" w:type="dxa"/>
+            <w:tcBorders>
+              <w:top w:val="nil"/>
+              <w:left w:val="single" w:sz="4" w:space="0" w:color="auto"/>
+              <w:bottom w:val="single" w:sz="4" w:space="0" w:color="auto"/>
+              <w:right w:val="single" w:sz="4" w:space="0" w:color="auto"/>
+            </w:tcBorders>
+            <w:noWrap/>
+          </w:tcPr>
+          <w:p>
+            <w:pPr>
+              <w:pStyle w:val="11"/>
+              <w:ind w:firstLine="0"/>
+              <w:rPr>
+                <w:color w:val="000000"/>
+              </w:rPr>
+            </w:pPr>
+            <w:r>
+              <w:rPr>
+                <w:color w:val="000000"/>
+              </w:rPr>
+              <w:t>4</w:t>
+            </w:r>
+          </w:p>
+        </w:tc>
+        <w:tc>
+          <w:tcPr>
+            <w:tcW w:w="2980" w:type="dxa"/>
+            <w:tcBorders>
+              <w:top w:val="nil"/>
+              <w:left w:val="nil"/>
+              <w:bottom w:val="single" w:sz="4" w:space="0" w:color="auto"/>
+              <w:right w:val="single" w:sz="4" w:space="0" w:color="auto"/>
+            </w:tcBorders>
+          </w:tcPr>
+          <w:p>
+            <w:pPr>
+              <w:pStyle w:val="11"/>
+              <w:ind w:firstLine="0"/>
+              <w:rPr>
+                <w:color w:val="000000"/>
+              </w:rPr>
+            </w:pPr>
+            <w:r>
+              <w:rPr>
+                <w:color w:val="000000"/>
+              </w:rPr>
+              <w:t>Увеличение чистой прибыли (без учета амортизации)</w:t>
+            </w:r>
+          </w:p>
+        </w:tc>
+        <w:tc>
+          <w:tcPr>
+            <w:tcW w:w="1126" w:type="dxa"/>
+            <w:tcBorders>
+              <w:top w:val="nil"/>
+              <w:left w:val="nil"/>
+              <w:bottom w:val="single" w:sz="4" w:space="0" w:color="auto"/>
+              <w:right w:val="single" w:sz="4" w:space="0" w:color="auto"/>
+            </w:tcBorders>
+            <w:noWrap/>
+          </w:tcPr>
+          <w:p>
+            <w:pPr>
+              <w:pStyle w:val="11"/>
+              <w:ind w:firstLine="0"/>
+            </w:pPr>
+            <w:r>
+              <w:t>176,28</w:t>
+            </w:r>
+          </w:p>
+        </w:tc>
+        <w:tc>
+          <w:tcPr>
+            <w:tcW w:w="1126" w:type="dxa"/>
+            <w:tcBorders>
+              <w:top w:val="nil"/>
+              <w:left w:val="nil"/>
+              <w:bottom w:val="single" w:sz="4" w:space="0" w:color="auto"/>
+              <w:right w:val="single" w:sz="4" w:space="0" w:color="auto"/>
+            </w:tcBorders>
+            <w:noWrap/>
+          </w:tcPr>
+          <w:p>
+            <w:pPr>
+              <w:pStyle w:val="11"/>
+              <w:ind w:firstLine="0"/>
+            </w:pPr>
+            <w:r>
+              <w:t>220,35</w:t>
+            </w:r>
+          </w:p>
+        </w:tc>
+        <w:tc>
+          <w:tcPr>
+            <w:tcW w:w="1126" w:type="dxa"/>
+            <w:tcBorders>
+              <w:top w:val="nil"/>
+              <w:left w:val="nil"/>
+              <w:bottom w:val="single" w:sz="4" w:space="0" w:color="auto"/>
+              <w:right w:val="single" w:sz="4" w:space="0" w:color="auto"/>
+            </w:tcBorders>
+            <w:noWrap/>
+          </w:tcPr>
+          <w:p>
+            <w:pPr>
+              <w:pStyle w:val="11"/>
+              <w:ind w:firstLine="0"/>
+            </w:pPr>
+            <w:r>
+              <w:t>220,35</w:t>
+            </w:r>
+          </w:p>
+        </w:tc>
+        <w:tc>
+          <w:tcPr>
+            <w:tcW w:w="1126" w:type="dxa"/>
+            <w:tcBorders>
+              <w:top w:val="nil"/>
+              <w:left w:val="nil"/>
+              <w:bottom w:val="single" w:sz="4" w:space="0" w:color="auto"/>
+              <w:right w:val="single" w:sz="4" w:space="0" w:color="auto"/>
+            </w:tcBorders>
+            <w:noWrap/>
+          </w:tcPr>
+          <w:p>
+            <w:pPr>
+              <w:pStyle w:val="11"/>
+              <w:ind w:firstLine="0"/>
+            </w:pPr>
+            <w:r>
+              <w:t>220,35</w:t>
+            </w:r>
+          </w:p>
+        </w:tc>
+        <w:tc>
+          <w:tcPr>
+            <w:tcW w:w="1126" w:type="dxa"/>
+            <w:tcBorders>
+              <w:top w:val="nil"/>
+              <w:left w:val="nil"/>
+              <w:bottom w:val="single" w:sz="4" w:space="0" w:color="auto"/>
+              <w:right w:val="single" w:sz="4" w:space="0" w:color="auto"/>
+            </w:tcBorders>
+          </w:tcPr>
+          <w:p>
+            <w:pPr>
+              <w:pStyle w:val="11"/>
+              <w:ind w:firstLine="0"/>
+            </w:pPr>
+            <w:r>
+              <w:t>220,35</w:t>
+            </w:r>
+          </w:p>
+        </w:tc>
+      </w:tr>
+      <w:tr>
+        <w:trPr>
+          <w:trHeight w:val="315"/>
+          <w:jc w:val="center"/>
+        </w:trPr>
+        <w:tc>
+          <w:tcPr>
+            <w:tcW w:w="566" w:type="dxa"/>
+            <w:tcBorders>
+              <w:top w:val="nil"/>
+              <w:left w:val="single" w:sz="4" w:space="0" w:color="auto"/>
+              <w:bottom w:val="single" w:sz="4" w:space="0" w:color="auto"/>
+              <w:right w:val="single" w:sz="4" w:space="0" w:color="auto"/>
+            </w:tcBorders>
+            <w:noWrap/>
+          </w:tcPr>
+          <w:p>
+            <w:pPr>
+              <w:pStyle w:val="11"/>
+              <w:ind w:firstLine="0"/>
+              <w:rPr>
+                <w:color w:val="000000"/>
+              </w:rPr>
+            </w:pPr>
+            <w:r>
+              <w:rPr>
+                <w:color w:val="000000"/>
+              </w:rPr>
+              <w:t>5</w:t>
+            </w:r>
+          </w:p>
+        </w:tc>
+        <w:tc>
+          <w:tcPr>
+            <w:tcW w:w="2980" w:type="dxa"/>
+            <w:tcBorders>
+              <w:top w:val="nil"/>
+              <w:left w:val="nil"/>
+              <w:bottom w:val="single" w:sz="4" w:space="0" w:color="auto"/>
+              <w:right w:val="single" w:sz="4" w:space="0" w:color="auto"/>
+            </w:tcBorders>
+          </w:tcPr>
+          <w:p>
+            <w:pPr>
+              <w:pStyle w:val="11"/>
+              <w:ind w:firstLine="0"/>
+              <w:rPr>
+                <w:color w:val="000000"/>
+              </w:rPr>
+            </w:pPr>
+            <w:r>
+              <w:rPr>
+                <w:color w:val="000000"/>
+              </w:rPr>
+              <w:t>Чистый текущий денежный поток (стр. 4 – стр. 5)</w:t>
+            </w:r>
+          </w:p>
+        </w:tc>
+        <w:tc>
+          <w:tcPr>
+            <w:tcW w:w="1126" w:type="dxa"/>
+            <w:tcBorders>
+              <w:top w:val="nil"/>
+              <w:left w:val="nil"/>
+              <w:bottom w:val="single" w:sz="4" w:space="0" w:color="auto"/>
+              <w:right w:val="single" w:sz="4" w:space="0" w:color="auto"/>
+            </w:tcBorders>
+            <w:noWrap/>
+          </w:tcPr>
+          <w:p>
+            <w:pPr>
+              <w:pStyle w:val="11"/>
+              <w:ind w:firstLine="0"/>
+            </w:pPr>
+            <w:r>
+              <w:t>170,26</w:t>
+            </w:r>
+          </w:p>
+        </w:tc>
+        <w:tc>
+          <w:tcPr>
+            <w:tcW w:w="1126" w:type="dxa"/>
+            <w:tcBorders>
+              <w:top w:val="nil"/>
+              <w:left w:val="nil"/>
+              <w:bottom w:val="single" w:sz="4" w:space="0" w:color="auto"/>
+              <w:right w:val="single" w:sz="4" w:space="0" w:color="auto"/>
+            </w:tcBorders>
+            <w:noWrap/>
+          </w:tcPr>
+          <w:p>
+            <w:pPr>
+              <w:pStyle w:val="11"/>
+              <w:ind w:firstLine="0"/>
+            </w:pPr>
+            <w:r>
+              <w:t>214,32</w:t>
+            </w:r>
+          </w:p>
+        </w:tc>
+        <w:tc>
+          <w:tcPr>
+            <w:tcW w:w="1126" w:type="dxa"/>
+            <w:tcBorders>
+              <w:top w:val="nil"/>
+              <w:left w:val="nil"/>
+              <w:bottom w:val="single" w:sz="4" w:space="0" w:color="auto"/>
+              <w:right w:val="single" w:sz="4" w:space="0" w:color="auto"/>
+            </w:tcBorders>
+            <w:noWrap/>
+          </w:tcPr>
+          <w:p>
+            <w:pPr>
+              <w:pStyle w:val="11"/>
+              <w:ind w:firstLine="0"/>
+            </w:pPr>
+            <w:r>
+              <w:t>214,32</w:t>
+            </w:r>
+          </w:p>
+        </w:tc>
+        <w:tc>
+          <w:tcPr>
+            <w:tcW w:w="1126" w:type="dxa"/>
+            <w:tcBorders>
+              <w:top w:val="nil"/>
+              <w:left w:val="nil"/>
+              <w:bottom w:val="single" w:sz="4" w:space="0" w:color="auto"/>
+              <w:right w:val="single" w:sz="4" w:space="0" w:color="auto"/>
+            </w:tcBorders>
+            <w:noWrap/>
+          </w:tcPr>
+          <w:p>
+            <w:pPr>
+              <w:pStyle w:val="11"/>
+              <w:ind w:firstLine="0"/>
+            </w:pPr>
+            <w:r>
+              <w:t>214,32</w:t>
+            </w:r>
+          </w:p>
+        </w:tc>
+        <w:tc>
+          <w:tcPr>
+            <w:tcW w:w="1126" w:type="dxa"/>
+            <w:tcBorders>
+              <w:top w:val="nil"/>
+              <w:left w:val="nil"/>
+              <w:bottom w:val="single" w:sz="4" w:space="0" w:color="auto"/>
+              <w:right w:val="single" w:sz="4" w:space="0" w:color="auto"/>
+            </w:tcBorders>
+          </w:tcPr>
+          <w:p>
+            <w:pPr>
+              <w:pStyle w:val="11"/>
+              <w:ind w:firstLine="0"/>
+            </w:pPr>
+            <w:r>
+              <w:t>214,32</w:t>
+            </w:r>
+          </w:p>
+        </w:tc>
+      </w:tr>
+      <w:tr>
+        <w:trPr>
+          <w:trHeight w:val="315"/>
+          <w:jc w:val="center"/>
+        </w:trPr>
+        <w:tc>
+          <w:tcPr>
+            <w:tcW w:w="566" w:type="dxa"/>
+            <w:tcBorders>
+              <w:top w:val="nil"/>
+              <w:left w:val="single" w:sz="4" w:space="0" w:color="auto"/>
+              <w:bottom w:val="single" w:sz="4" w:space="0" w:color="auto"/>
+              <w:right w:val="single" w:sz="4" w:space="0" w:color="auto"/>
+            </w:tcBorders>
+            <w:noWrap/>
+          </w:tcPr>
+          <w:p>
+            <w:pPr>
+              <w:pStyle w:val="11"/>
+              <w:ind w:firstLine="0"/>
+              <w:rPr>
+                <w:color w:val="000000"/>
+              </w:rPr>
+            </w:pPr>
+            <w:r>
+              <w:rPr>
+                <w:color w:val="000000"/>
+              </w:rPr>
+              <w:t>6</w:t>
+            </w:r>
+          </w:p>
+        </w:tc>
+        <w:tc>
+          <w:tcPr>
+            <w:tcW w:w="2980" w:type="dxa"/>
+            <w:tcBorders>
+              <w:top w:val="nil"/>
+              <w:left w:val="nil"/>
+              <w:bottom w:val="single" w:sz="4" w:space="0" w:color="auto"/>
+              <w:right w:val="single" w:sz="4" w:space="0" w:color="auto"/>
+            </w:tcBorders>
+          </w:tcPr>
+          <w:p>
+            <w:pPr>
+              <w:pStyle w:val="11"/>
+              <w:ind w:firstLine="0"/>
+              <w:rPr>
+                <w:color w:val="000000"/>
+              </w:rPr>
+            </w:pPr>
+            <w:r>
+              <w:rPr>
+                <w:color w:val="000000"/>
+              </w:rPr>
+              <w:t>Чистый денежный поток (стр. 5 – стр. 2)</w:t>
+            </w:r>
+          </w:p>
+        </w:tc>
+        <w:tc>
+          <w:tcPr>
+            <w:tcW w:w="1126" w:type="dxa"/>
+            <w:tcBorders>
+              <w:top w:val="nil"/>
+              <w:left w:val="nil"/>
+              <w:bottom w:val="single" w:sz="4" w:space="0" w:color="auto"/>
+              <w:right w:val="single" w:sz="4" w:space="0" w:color="auto"/>
+            </w:tcBorders>
+            <w:noWrap/>
+          </w:tcPr>
+          <w:p>
+            <w:pPr>
+              <w:pStyle w:val="11"/>
+              <w:ind w:firstLine="0"/>
+            </w:pPr>
+            <w:r>
+              <w:t>-67,45</w:t>
+            </w:r>
+          </w:p>
+        </w:tc>
+        <w:tc>
+          <w:tcPr>
+            <w:tcW w:w="1126" w:type="dxa"/>
+            <w:tcBorders>
+              <w:top w:val="nil"/>
+              <w:left w:val="nil"/>
+              <w:bottom w:val="single" w:sz="4" w:space="0" w:color="auto"/>
+              <w:right w:val="single" w:sz="4" w:space="0" w:color="auto"/>
+            </w:tcBorders>
+            <w:noWrap/>
+          </w:tcPr>
+          <w:p>
+            <w:pPr>
+              <w:pStyle w:val="11"/>
+              <w:ind w:firstLine="0"/>
+            </w:pPr>
+            <w:r>
+              <w:t>214,32</w:t>
+            </w:r>
+          </w:p>
+        </w:tc>
+        <w:tc>
+          <w:tcPr>
+            <w:tcW w:w="1126" w:type="dxa"/>
+            <w:tcBorders>
+              <w:top w:val="nil"/>
+              <w:left w:val="nil"/>
+              <w:bottom w:val="single" w:sz="4" w:space="0" w:color="auto"/>
+              <w:right w:val="single" w:sz="4" w:space="0" w:color="auto"/>
+            </w:tcBorders>
+            <w:noWrap/>
+          </w:tcPr>
+          <w:p>
+            <w:pPr>
+              <w:pStyle w:val="11"/>
+              <w:ind w:firstLine="0"/>
+            </w:pPr>
+            <w:r>
+              <w:t>214,32</w:t>
+            </w:r>
+          </w:p>
+        </w:tc>
+        <w:tc>
+          <w:tcPr>
+            <w:tcW w:w="1126" w:type="dxa"/>
+            <w:tcBorders>
+              <w:top w:val="nil"/>
+              <w:left w:val="nil"/>
+              <w:bottom w:val="single" w:sz="4" w:space="0" w:color="auto"/>
+              <w:right w:val="single" w:sz="4" w:space="0" w:color="auto"/>
+            </w:tcBorders>
+            <w:noWrap/>
+          </w:tcPr>
+          <w:p>
+            <w:pPr>
+              <w:pStyle w:val="11"/>
+              <w:ind w:firstLine="0"/>
+            </w:pPr>
+            <w:r>
+              <w:t>214,32</w:t>
+            </w:r>
+          </w:p>
+        </w:tc>
+        <w:tc>
+          <w:tcPr>
+            <w:tcW w:w="1126" w:type="dxa"/>
+            <w:tcBorders>
+              <w:top w:val="nil"/>
+              <w:left w:val="nil"/>
+              <w:bottom w:val="single" w:sz="4" w:space="0" w:color="auto"/>
+              <w:right w:val="single" w:sz="4" w:space="0" w:color="auto"/>
+            </w:tcBorders>
+          </w:tcPr>
+          <w:p>
+            <w:pPr>
+              <w:pStyle w:val="11"/>
+              <w:ind w:firstLine="0"/>
+            </w:pPr>
+            <w:r>
+              <w:t>214,32</w:t>
+            </w:r>
+          </w:p>
+        </w:tc>
+      </w:tr>
+      <w:tr>
+        <w:trPr>
+          <w:trHeight w:val="630"/>
+          <w:jc w:val="center"/>
+        </w:trPr>
+        <w:tc>
+          <w:tcPr>
+            <w:tcW w:w="566" w:type="dxa"/>
+            <w:tcBorders>
+              <w:top w:val="nil"/>
+              <w:left w:val="single" w:sz="4" w:space="0" w:color="auto"/>
+              <w:bottom w:val="single" w:sz="4" w:space="0" w:color="auto"/>
+              <w:right w:val="single" w:sz="4" w:space="0" w:color="auto"/>
+            </w:tcBorders>
+            <w:noWrap/>
+          </w:tcPr>
+          <w:p>
+            <w:pPr>
+              <w:pStyle w:val="11"/>
+              <w:ind w:firstLine="0"/>
+              <w:rPr>
+                <w:color w:val="000000"/>
+              </w:rPr>
+            </w:pPr>
+            <w:r>
+              <w:rPr>
+                <w:color w:val="000000"/>
+              </w:rPr>
+              <w:t>7</w:t>
+            </w:r>
+          </w:p>
+        </w:tc>
+        <w:tc>
+          <w:tcPr>
+            <w:tcW w:w="2980" w:type="dxa"/>
+            <w:tcBorders>
+              <w:top w:val="nil"/>
+              <w:left w:val="nil"/>
+              <w:bottom w:val="single" w:sz="4" w:space="0" w:color="auto"/>
+              <w:right w:val="single" w:sz="4" w:space="0" w:color="auto"/>
+            </w:tcBorders>
+            <w:vAlign w:val="center"/>
+          </w:tcPr>
+          <w:p>
+            <w:pPr>
+              <w:pStyle w:val="11"/>
+              <w:ind w:firstLine="0"/>
+              <w:rPr>
+                <w:color w:val="000000"/>
+              </w:rPr>
+            </w:pPr>
+            <w:r>
+              <w:rPr>
+                <w:color w:val="000000"/>
+              </w:rPr>
+              <w:t>Коэффициент дисконтирования</w:t>
+            </w:r>
+          </w:p>
+        </w:tc>
+        <w:tc>
+          <w:tcPr>
+            <w:tcW w:w="1126" w:type="dxa"/>
+            <w:tcBorders>
+              <w:top w:val="nil"/>
+              <w:left w:val="nil"/>
+              <w:bottom w:val="single" w:sz="4" w:space="0" w:color="auto"/>
+              <w:right w:val="single" w:sz="4" w:space="0" w:color="auto"/>
+            </w:tcBorders>
+            <w:noWrap/>
+          </w:tcPr>
+          <w:p>
+            <w:pPr>
+              <w:pStyle w:val="11"/>
+              <w:ind w:firstLine="0"/>
+            </w:pPr>
+            <w:r>
+              <w:t>1,00</w:t>
+            </w:r>
+          </w:p>
+        </w:tc>
+        <w:tc>
+          <w:tcPr>
+            <w:tcW w:w="1126" w:type="dxa"/>
+            <w:tcBorders>
+              <w:top w:val="nil"/>
+              <w:left w:val="nil"/>
+              <w:bottom w:val="single" w:sz="4" w:space="0" w:color="auto"/>
+              <w:right w:val="single" w:sz="4" w:space="0" w:color="auto"/>
+            </w:tcBorders>
+            <w:noWrap/>
+          </w:tcPr>
+          <w:p>
+            <w:pPr>
+              <w:pStyle w:val="11"/>
+              <w:ind w:firstLine="0"/>
+            </w:pPr>
+            <w:r>
+              <w:t>0,86</w:t>
+            </w:r>
+          </w:p>
+        </w:tc>
+        <w:tc>
+          <w:tcPr>
+            <w:tcW w:w="1126" w:type="dxa"/>
+            <w:tcBorders>
+              <w:top w:val="nil"/>
+              <w:left w:val="nil"/>
+              <w:bottom w:val="single" w:sz="4" w:space="0" w:color="auto"/>
+              <w:right w:val="single" w:sz="4" w:space="0" w:color="auto"/>
+            </w:tcBorders>
+            <w:noWrap/>
+          </w:tcPr>
+          <w:p>
+            <w:pPr>
+              <w:pStyle w:val="11"/>
+              <w:ind w:firstLine="0"/>
+            </w:pPr>
+            <w:r>
+              <w:t>0,74</w:t>
+            </w:r>
+          </w:p>
+        </w:tc>
+        <w:tc>
+          <w:tcPr>
+            <w:tcW w:w="1126" w:type="dxa"/>
+            <w:tcBorders>
+              <w:top w:val="nil"/>
+              <w:left w:val="nil"/>
+              <w:bottom w:val="single" w:sz="4" w:space="0" w:color="auto"/>
+              <w:right w:val="single" w:sz="4" w:space="0" w:color="auto"/>
+            </w:tcBorders>
+            <w:noWrap/>
+          </w:tcPr>
+          <w:p>
+            <w:pPr>
+              <w:pStyle w:val="11"/>
+              <w:ind w:firstLine="0"/>
+            </w:pPr>
+            <w:r>
+              <w:t>0,64</w:t>
+            </w:r>
+          </w:p>
+        </w:tc>
+        <w:tc>
+          <w:tcPr>
+            <w:tcW w:w="1126" w:type="dxa"/>
+            <w:tcBorders>
+              <w:top w:val="nil"/>
+              <w:left w:val="nil"/>
+              <w:bottom w:val="single" w:sz="4" w:space="0" w:color="auto"/>
+              <w:right w:val="single" w:sz="4" w:space="0" w:color="auto"/>
+            </w:tcBorders>
+          </w:tcPr>
+          <w:p>
+            <w:pPr>
+              <w:pStyle w:val="11"/>
+              <w:ind w:firstLine="0"/>
+            </w:pPr>
+            <w:r>
+              <w:t>0,55</w:t>
+            </w:r>
+          </w:p>
+        </w:tc>
+      </w:tr>
+      <w:tr>
+        <w:trPr>
+          <w:trHeight w:val="630"/>
+          <w:jc w:val="center"/>
+        </w:trPr>
+        <w:tc>
+          <w:tcPr>
+            <w:tcW w:w="566" w:type="dxa"/>
+            <w:tcBorders>
+              <w:top w:val="nil"/>
+              <w:left w:val="single" w:sz="4" w:space="0" w:color="auto"/>
+              <w:bottom w:val="single" w:sz="4" w:space="0" w:color="auto"/>
+              <w:right w:val="single" w:sz="4" w:space="0" w:color="auto"/>
+            </w:tcBorders>
+            <w:noWrap/>
+          </w:tcPr>
+          <w:p>
+            <w:pPr>
+              <w:pStyle w:val="11"/>
+              <w:ind w:firstLine="0"/>
+              <w:rPr>
+                <w:color w:val="000000"/>
+              </w:rPr>
+            </w:pPr>
+            <w:r>
+              <w:rPr>
+                <w:color w:val="000000"/>
+              </w:rPr>
+              <w:t>8</w:t>
+            </w:r>
+          </w:p>
+        </w:tc>
+        <w:tc>
+          <w:tcPr>
+            <w:tcW w:w="2980" w:type="dxa"/>
+            <w:tcBorders>
+              <w:top w:val="nil"/>
+              <w:left w:val="nil"/>
+              <w:bottom w:val="single" w:sz="4" w:space="0" w:color="auto"/>
+              <w:right w:val="single" w:sz="4" w:space="0" w:color="auto"/>
+            </w:tcBorders>
+            <w:vAlign w:val="center"/>
+          </w:tcPr>
+          <w:p>
+            <w:pPr>
+              <w:pStyle w:val="11"/>
+              <w:ind w:firstLine="0"/>
+              <w:rPr>
+                <w:color w:val="000000"/>
+              </w:rPr>
+            </w:pPr>
+            <w:r>
+              <w:rPr>
+                <w:color w:val="000000"/>
+              </w:rPr>
+              <w:t>Чистый дисконтированный денежный поток</w:t>
+            </w:r>
+          </w:p>
+        </w:tc>
+        <w:tc>
+          <w:tcPr>
+            <w:tcW w:w="1126" w:type="dxa"/>
+            <w:tcBorders>
+              <w:top w:val="nil"/>
+              <w:left w:val="nil"/>
+              <w:bottom w:val="single" w:sz="4" w:space="0" w:color="auto"/>
+              <w:right w:val="single" w:sz="4" w:space="0" w:color="auto"/>
+            </w:tcBorders>
+            <w:noWrap/>
+          </w:tcPr>
+          <w:p>
+            <w:pPr>
+              <w:pStyle w:val="11"/>
+              <w:ind w:firstLine="0"/>
+            </w:pPr>
+            <w:r>
+              <w:t>-67,45</w:t>
+            </w:r>
+          </w:p>
+        </w:tc>
+        <w:tc>
+          <w:tcPr>
+            <w:tcW w:w="1126" w:type="dxa"/>
+            <w:tcBorders>
+              <w:top w:val="nil"/>
+              <w:left w:val="nil"/>
+              <w:bottom w:val="single" w:sz="4" w:space="0" w:color="auto"/>
+              <w:right w:val="single" w:sz="4" w:space="0" w:color="auto"/>
+            </w:tcBorders>
+            <w:noWrap/>
+          </w:tcPr>
+          <w:p>
+            <w:pPr>
+              <w:pStyle w:val="11"/>
+              <w:ind w:firstLine="0"/>
+            </w:pPr>
+            <w:r>
+              <w:t>184,76</w:t>
+            </w:r>
+          </w:p>
+        </w:tc>
+        <w:tc>
+          <w:tcPr>
+            <w:tcW w:w="1126" w:type="dxa"/>
+            <w:tcBorders>
+              <w:top w:val="nil"/>
+              <w:left w:val="nil"/>
+              <w:bottom w:val="single" w:sz="4" w:space="0" w:color="auto"/>
+              <w:right w:val="single" w:sz="4" w:space="0" w:color="auto"/>
+            </w:tcBorders>
+            <w:noWrap/>
+          </w:tcPr>
+          <w:p>
+            <w:pPr>
+              <w:pStyle w:val="11"/>
+              <w:ind w:firstLine="0"/>
+            </w:pPr>
+            <w:r>
+              <w:t>159,28</w:t>
+            </w:r>
+          </w:p>
+        </w:tc>
+        <w:tc>
+          <w:tcPr>
+            <w:tcW w:w="1126" w:type="dxa"/>
+            <w:tcBorders>
+              <w:top w:val="nil"/>
+              <w:left w:val="nil"/>
+              <w:bottom w:val="single" w:sz="4" w:space="0" w:color="auto"/>
+              <w:right w:val="single" w:sz="4" w:space="0" w:color="auto"/>
+            </w:tcBorders>
+            <w:noWrap/>
+          </w:tcPr>
+          <w:p>
+            <w:pPr>
+              <w:pStyle w:val="11"/>
+              <w:ind w:firstLine="0"/>
+            </w:pPr>
+            <w:r>
+              <w:t>137,31</w:t>
+            </w:r>
+          </w:p>
+        </w:tc>
+        <w:tc>
+          <w:tcPr>
+            <w:tcW w:w="1126" w:type="dxa"/>
+            <w:tcBorders>
+              <w:top w:val="nil"/>
+              <w:left w:val="nil"/>
+              <w:bottom w:val="single" w:sz="4" w:space="0" w:color="auto"/>
+              <w:right w:val="single" w:sz="4" w:space="0" w:color="auto"/>
+            </w:tcBorders>
+          </w:tcPr>
+          <w:p>
+            <w:pPr>
+              <w:pStyle w:val="11"/>
+              <w:ind w:firstLine="0"/>
+            </w:pPr>
+            <w:r>
+              <w:t>118,37</w:t>
+            </w:r>
+          </w:p>
+        </w:tc>
+      </w:tr>
+      <w:tr>
+        <w:trPr>
+          <w:trHeight w:val="630"/>
+          <w:jc w:val="center"/>
+        </w:trPr>
+        <w:tc>
+          <w:tcPr>
+            <w:tcW w:w="566" w:type="dxa"/>
+            <w:tcBorders>
+              <w:top w:val="nil"/>
+              <w:left w:val="single" w:sz="4" w:space="0" w:color="auto"/>
+              <w:bottom w:val="single" w:sz="4" w:space="0" w:color="auto"/>
+              <w:right w:val="single" w:sz="4" w:space="0" w:color="auto"/>
+            </w:tcBorders>
+            <w:noWrap/>
+          </w:tcPr>
+          <w:p>
+            <w:pPr>
+              <w:pStyle w:val="11"/>
+              <w:ind w:firstLine="0"/>
+              <w:rPr>
+                <w:color w:val="000000"/>
+              </w:rPr>
+            </w:pPr>
+            <w:r>
+              <w:rPr>
+                <w:color w:val="000000"/>
+              </w:rPr>
+              <w:t>9</w:t>
+            </w:r>
+          </w:p>
+        </w:tc>
+        <w:tc>
+          <w:tcPr>
+            <w:tcW w:w="2980" w:type="dxa"/>
+            <w:tcBorders>
+              <w:top w:val="nil"/>
+              <w:left w:val="nil"/>
+              <w:bottom w:val="single" w:sz="4" w:space="0" w:color="auto"/>
+              <w:right w:val="single" w:sz="4" w:space="0" w:color="auto"/>
+            </w:tcBorders>
+            <w:vAlign w:val="center"/>
+          </w:tcPr>
+          <w:p>
+            <w:pPr>
+              <w:pStyle w:val="11"/>
+              <w:ind w:firstLine="0"/>
+              <w:rPr>
+                <w:color w:val="000000"/>
+              </w:rPr>
+            </w:pPr>
+            <w:r>
+              <w:rPr>
+                <w:color w:val="000000"/>
+              </w:rPr>
+              <w:t>Чистый дисконтированный денежный поток нарастающим итогом</w:t>
+            </w:r>
+          </w:p>
+        </w:tc>
+        <w:tc>
+          <w:tcPr>
+            <w:tcW w:w="1126" w:type="dxa"/>
+            <w:tcBorders>
+              <w:top w:val="nil"/>
+              <w:left w:val="nil"/>
+              <w:bottom w:val="single" w:sz="4" w:space="0" w:color="auto"/>
+              <w:right w:val="single" w:sz="4" w:space="0" w:color="auto"/>
+            </w:tcBorders>
+            <w:noWrap/>
+          </w:tcPr>
+          <w:p>
+            <w:pPr>
+              <w:pStyle w:val="11"/>
+              <w:ind w:firstLine="0"/>
+            </w:pPr>
+            <w:r>
+              <w:t>-67,45</w:t>
+            </w:r>
+          </w:p>
+        </w:tc>
+        <w:tc>
+          <w:tcPr>
+            <w:tcW w:w="1126" w:type="dxa"/>
+            <w:tcBorders>
+              <w:top w:val="nil"/>
+              <w:left w:val="nil"/>
+              <w:bottom w:val="single" w:sz="4" w:space="0" w:color="auto"/>
+              <w:right w:val="single" w:sz="4" w:space="0" w:color="auto"/>
+            </w:tcBorders>
+            <w:noWrap/>
+          </w:tcPr>
+          <w:p>
+            <w:pPr>
+              <w:pStyle w:val="11"/>
+              <w:ind w:firstLine="0"/>
+            </w:pPr>
+            <w:r>
+              <w:t>117,32</w:t>
+            </w:r>
+          </w:p>
+        </w:tc>
+        <w:tc>
+          <w:tcPr>
+            <w:tcW w:w="1126" w:type="dxa"/>
+            <w:tcBorders>
+              <w:top w:val="nil"/>
+              <w:left w:val="nil"/>
+              <w:bottom w:val="single" w:sz="4" w:space="0" w:color="auto"/>
+              <w:right w:val="single" w:sz="4" w:space="0" w:color="auto"/>
+            </w:tcBorders>
+            <w:noWrap/>
+          </w:tcPr>
+          <w:p>
+            <w:pPr>
+              <w:pStyle w:val="11"/>
+              <w:ind w:firstLine="0"/>
+            </w:pPr>
+            <w:r>
+              <w:t>276,59</w:t>
+            </w:r>
+          </w:p>
+        </w:tc>
+        <w:tc>
+          <w:tcPr>
+            <w:tcW w:w="1126" w:type="dxa"/>
+            <w:tcBorders>
+              <w:top w:val="nil"/>
+              <w:left w:val="nil"/>
+              <w:bottom w:val="single" w:sz="4" w:space="0" w:color="auto"/>
+              <w:right w:val="single" w:sz="4" w:space="0" w:color="auto"/>
+            </w:tcBorders>
+            <w:noWrap/>
+          </w:tcPr>
+          <w:p>
+            <w:pPr>
+              <w:pStyle w:val="11"/>
+              <w:ind w:firstLine="0"/>
+            </w:pPr>
+            <w:r>
+              <w:t>413,90</w:t>
+            </w:r>
+          </w:p>
+        </w:tc>
+        <w:tc>
+          <w:tcPr>
+            <w:tcW w:w="1126" w:type="dxa"/>
+            <w:tcBorders>
+              <w:top w:val="nil"/>
+              <w:left w:val="nil"/>
+              <w:bottom w:val="single" w:sz="4" w:space="0" w:color="auto"/>
+              <w:right w:val="single" w:sz="4" w:space="0" w:color="auto"/>
+            </w:tcBorders>
+          </w:tcPr>
+          <w:p>
+            <w:pPr>
+              <w:pStyle w:val="11"/>
+              <w:ind w:firstLine="0"/>
+            </w:pPr>
+            <w:r>
+              <w:t>532,27</w:t>
+            </w:r>
+          </w:p>
+        </w:tc>
+      </w:tr>
+    </w:tbl>
+    <w:p>
+      <w:pPr>
+        <w:pStyle w:val="11"/>
+      </w:pPr>
+    </w:p>
+    <w:p>
+      <w:pPr>
+        <w:pStyle w:val="11"/>
+      </w:pPr>
+      <w:r>
+        <w:lastRenderedPageBreak/>
+        <w:t>Чистый дисконтированный доход за 5 лет составил 532,27 тыс. руб., дисконтированный период окупаемости 1 год 4 месяца.</w:t>
+      </w:r>
+    </w:p>
+    <w:p>
+      <w:pPr>
+        <w:pStyle w:val="11"/>
+      </w:pPr>
+      <w:r>
+        <w:t>Руководствуясь полученными результатами, можно прийти к выводу, что внедрение данной информационной системы будет экономически выгодно предприятию, так как срок окупаемости составляет</w:t>
+      </w:r>
+      <w:r>
+        <w:t xml:space="preserve"> </w:t>
+      </w:r>
+      <w:r>
+        <w:t>менее 1,5 лет. При этом внедрение системы повысит производительность труда и увеличит прибыльность предприятия.</w:t>
+      </w:r>
+    </w:p>
+    <w:p>
+      <w:pPr>
+        <w:rPr>
+          <w:rFonts w:ascii="Times New Roman" w:eastAsiaTheme="majorEastAsia" w:hAnsi="Times New Roman" w:cs="Times New Roman"/>
+          <w:b/>
+          <w:bCs/>
+          <w:sz w:val="28"/>
+          <w:szCs w:val="32"/>
+        </w:rPr>
+      </w:pPr>
+    </w:p>
+    <w:p>
+      <w:pPr>
+        <w:pStyle w:val="1"/>
+      </w:pPr>
+    </w:p>
+    <w:p>
+      <w:pPr>
+        <w:rPr>
+          <w:rFonts w:ascii="Times New Roman" w:eastAsiaTheme="majorEastAsia" w:hAnsi="Times New Roman" w:cs="Times New Roman"/>
+          <w:b/>
+          <w:bCs/>
+          <w:sz w:val="28"/>
+          <w:szCs w:val="32"/>
+        </w:rPr>
+      </w:pPr>
+      <w:r>
+        <w:br w:type="page"/>
+      </w:r>
+    </w:p>
+    <w:p>
+      <w:pPr>
         <w:pStyle w:val="1"/>
         <w:rPr>
-          <w:rStyle w:val="12"/>
+          <w:lang w:val="en-US"/>
         </w:rPr>
       </w:pPr>
-      <w:bookmarkStart w:id="27" w:name="_Toc227017215"/>
-      <w:r>
+      <w:r>
+        <w:lastRenderedPageBreak/>
         <w:t>ЗАКЛЮЧЕНИЕ</w:t>
       </w:r>
       <w:bookmarkEnd w:id="27"/>
     </w:p>
     <w:p>
       <w:pPr>
+        <w:pStyle w:val="11"/>
+        <w:rPr>
+          <w:lang w:val="en-US"/>
+        </w:rPr>
+      </w:pPr>
+    </w:p>
+    <w:p>
+      <w:pPr>
+        <w:pStyle w:val="11"/>
+        <w:rPr>
+          <w:lang w:val="en-US"/>
+        </w:rPr>
+      </w:pPr>
+    </w:p>
+    <w:p>
+      <w:pPr>
+        <w:pStyle w:val="11"/>
+        <w:rPr>
+          <w:lang w:val="en-US"/>
+        </w:rPr>
+      </w:pPr>
+    </w:p>
+    <w:p>
+      <w:pPr>
+        <w:pStyle w:val="11"/>
+        <w:rPr>
+          <w:lang w:val="en-US"/>
+        </w:rPr>
+      </w:pPr>
+    </w:p>
+    <w:p>
+      <w:pPr>
+        <w:pStyle w:val="11"/>
+        <w:rPr>
+          <w:lang w:val="en-US"/>
+        </w:rPr>
+      </w:pPr>
+    </w:p>
+    <w:p>
+      <w:pPr>
         <w:pStyle w:val="1"/>
       </w:pPr>
       <w:bookmarkStart w:id="28" w:name="_Toc227017216"/>
@@ -28094,7 +31419,31 @@
     <w:p>
       <w:pPr>
         <w:pStyle w:val="11"/>
-        <w:ind w:firstLine="0"/>
+      </w:pPr>
+    </w:p>
+    <w:p>
+      <w:pPr>
+        <w:pStyle w:val="11"/>
+      </w:pPr>
+    </w:p>
+    <w:p>
+      <w:pPr>
+        <w:pStyle w:val="11"/>
+      </w:pPr>
+    </w:p>
+    <w:p>
+      <w:pPr>
+        <w:pStyle w:val="11"/>
+      </w:pPr>
+    </w:p>
+    <w:p>
+      <w:pPr>
+        <w:pStyle w:val="11"/>
+      </w:pPr>
+    </w:p>
+    <w:p>
+      <w:pPr>
+        <w:pStyle w:val="11"/>
       </w:pPr>
     </w:p>
     <w:sectPr>
